--- a/CMA_W_B1_Ch04_AnswerKeys.docx
+++ b/CMA_W_B1_Ch04_AnswerKeys.docx
@@ -97,33 +97,66 @@
                 <w:sz w:val="17"/>
                 <w:szCs w:val="17"/>
               </w:rPr>
-              <w:t xml:space="preserve">B</w:t>
-            </w:r>
-          </w:p>
-        </w:tc>
-        <w:tc>
-          <w:tcPr>
-            <w:tcW w:type="pct" w:w="1667"/>
-            <w:tcMar>
-              <w:top w:type="dxa" w:w="40"/>
-              <w:left w:type="dxa" w:w="100"/>
-              <w:bottom w:type="dxa" w:w="40"/>
-              <w:right w:type="dxa" w:w="100"/>
-            </w:tcMar>
-          </w:tcPr>
-          <w:p>
-            <w:pPr>
-              <w:spacing w:before="22" w:after="22"/>
-            </w:pPr>
-            <w:r>
-              <w:rPr>
-                <w:b/>
-                <w:bCs/>
-                <w:color w:val="8186EF"/>
-                <w:sz w:val="16"/>
-                <w:szCs w:val="16"/>
-              </w:rPr>
-              <w:t xml:space="preserve">11  </w:t>
+              <w:t xml:space="preserve">Contributed capital · preferred stock · Treasury stock</w:t>
+            </w:r>
+          </w:p>
+        </w:tc>
+        <w:tc>
+          <w:tcPr>
+            <w:tcW w:type="pct" w:w="1667"/>
+            <w:tcMar>
+              <w:top w:type="dxa" w:w="40"/>
+              <w:left w:type="dxa" w:w="100"/>
+              <w:bottom w:type="dxa" w:w="40"/>
+              <w:right w:type="dxa" w:w="100"/>
+            </w:tcMar>
+          </w:tcPr>
+          <w:p>
+            <w:pPr>
+              <w:spacing w:before="22" w:after="22"/>
+            </w:pPr>
+            <w:r>
+              <w:rPr>
+                <w:b/>
+                <w:bCs/>
+                <w:color w:val="8186EF"/>
+                <w:sz w:val="16"/>
+                <w:szCs w:val="16"/>
+              </w:rPr>
+              <w:t xml:space="preserve">10  </w:t>
+            </w:r>
+            <w:r>
+              <w:rPr>
+                <w:sz w:val="17"/>
+                <w:szCs w:val="17"/>
+              </w:rPr>
+              <w:t xml:space="preserve">F</w:t>
+            </w:r>
+          </w:p>
+        </w:tc>
+        <w:tc>
+          <w:tcPr>
+            <w:tcW w:type="pct" w:w="1667"/>
+            <w:tcMar>
+              <w:top w:type="dxa" w:w="40"/>
+              <w:left w:type="dxa" w:w="100"/>
+              <w:bottom w:type="dxa" w:w="40"/>
+              <w:right w:type="dxa" w:w="100"/>
+            </w:tcMar>
+          </w:tcPr>
+          <w:p>
+            <w:pPr>
+              <w:spacing w:before="22" w:after="22"/>
+            </w:pPr>
+            <w:r>
+              <w:rPr>
+                <w:b/>
+                <w:bCs/>
+                <w:color w:val="8186EF"/>
+                <w:sz w:val="16"/>
+                <w:szCs w:val="16"/>
+              </w:rPr>
+              <w:t xml:space="preserve">19  </w:t>
             </w:r>
             <w:r>
               <w:rPr>
@@ -131,39 +164,6 @@
                 <w:szCs w:val="17"/>
               </w:rPr>
               <w:t xml:space="preserve">C</w:t>
-            </w:r>
-          </w:p>
-        </w:tc>
-        <w:tc>
-          <w:tcPr>
-            <w:tcW w:type="pct" w:w="1667"/>
-            <w:tcMar>
-              <w:top w:type="dxa" w:w="40"/>
-              <w:left w:type="dxa" w:w="100"/>
-              <w:bottom w:type="dxa" w:w="40"/>
-              <w:right w:type="dxa" w:w="100"/>
-            </w:tcMar>
-          </w:tcPr>
-          <w:p>
-            <w:pPr>
-              <w:spacing w:before="22" w:after="22"/>
-            </w:pPr>
-            <w:r>
-              <w:rPr>
-                <w:b/>
-                <w:bCs/>
-                <w:color w:val="8186EF"/>
-                <w:sz w:val="16"/>
-                <w:szCs w:val="16"/>
-              </w:rPr>
-              <w:t xml:space="preserve">21  </w:t>
-            </w:r>
-            <w:r>
-              <w:rPr>
-                <w:sz w:val="17"/>
-                <w:szCs w:val="17"/>
-              </w:rPr>
-              <w:t xml:space="preserve">B</w:t>
             </w:r>
           </w:p>
         </w:tc>
@@ -199,7 +199,7 @@
                 <w:sz w:val="17"/>
                 <w:szCs w:val="17"/>
               </w:rPr>
-              <w:t xml:space="preserve">D</w:t>
+              <w:t xml:space="preserve">Contributed capital · preferred stock</w:t>
             </w:r>
           </w:p>
         </w:tc>
@@ -226,14 +226,14 @@
                 <w:sz w:val="16"/>
                 <w:szCs w:val="16"/>
               </w:rPr>
-              <w:t xml:space="preserve">12  </w:t>
-            </w:r>
-            <w:r>
-              <w:rPr>
-                <w:sz w:val="17"/>
-                <w:szCs w:val="17"/>
-              </w:rPr>
-              <w:t xml:space="preserve">A</w:t>
+              <w:t xml:space="preserve">11  </w:t>
+            </w:r>
+            <w:r>
+              <w:rPr>
+                <w:sz w:val="17"/>
+                <w:szCs w:val="17"/>
+              </w:rPr>
+              <w:t xml:space="preserve">Decreases: Declare a cash dividend, Declare and issue a small stock dividend</w:t>
             </w:r>
           </w:p>
         </w:tc>
@@ -260,14 +260,14 @@
                 <w:sz w:val="16"/>
                 <w:szCs w:val="16"/>
               </w:rPr>
-              <w:t xml:space="preserve">22  </w:t>
-            </w:r>
-            <w:r>
-              <w:rPr>
-                <w:sz w:val="17"/>
-                <w:szCs w:val="17"/>
-              </w:rPr>
-              <w:t xml:space="preserve">D</w:t>
+              <w:t xml:space="preserve">20  </w:t>
+            </w:r>
+            <w:r>
+              <w:rPr>
+                <w:sz w:val="17"/>
+                <w:szCs w:val="17"/>
+              </w:rPr>
+              <w:t xml:space="preserve">T</w:t>
             </w:r>
           </w:p>
         </w:tc>
@@ -302,73 +302,73 @@
                 <w:sz w:val="17"/>
                 <w:szCs w:val="17"/>
               </w:rPr>
-              <w:t xml:space="preserve">B</w:t>
-            </w:r>
-          </w:p>
-        </w:tc>
-        <w:tc>
-          <w:tcPr>
-            <w:tcW w:type="pct" w:w="1667"/>
-            <w:tcMar>
-              <w:top w:type="dxa" w:w="40"/>
-              <w:left w:type="dxa" w:w="100"/>
-              <w:bottom w:type="dxa" w:w="40"/>
-              <w:right w:type="dxa" w:w="100"/>
-            </w:tcMar>
-          </w:tcPr>
-          <w:p>
-            <w:pPr>
-              <w:spacing w:before="22" w:after="22"/>
-            </w:pPr>
-            <w:r>
-              <w:rPr>
-                <w:b/>
-                <w:bCs/>
-                <w:color w:val="8186EF"/>
-                <w:sz w:val="16"/>
-                <w:szCs w:val="16"/>
-              </w:rPr>
-              <w:t xml:space="preserve">13  </w:t>
-            </w:r>
-            <w:r>
-              <w:rPr>
-                <w:sz w:val="17"/>
-                <w:szCs w:val="17"/>
-              </w:rPr>
-              <w:t xml:space="preserve">C</w:t>
-            </w:r>
-          </w:p>
-        </w:tc>
-        <w:tc>
-          <w:tcPr>
-            <w:tcW w:type="pct" w:w="1667"/>
-            <w:tcMar>
-              <w:top w:type="dxa" w:w="40"/>
-              <w:left w:type="dxa" w:w="100"/>
-              <w:bottom w:type="dxa" w:w="40"/>
-              <w:right w:type="dxa" w:w="100"/>
-            </w:tcMar>
-          </w:tcPr>
-          <w:p>
-            <w:pPr>
-              <w:spacing w:before="22" w:after="22"/>
-            </w:pPr>
-            <w:r>
-              <w:rPr>
-                <w:b/>
-                <w:bCs/>
-                <w:color w:val="8186EF"/>
-                <w:sz w:val="16"/>
-                <w:szCs w:val="16"/>
-              </w:rPr>
-              <w:t xml:space="preserve">23  </w:t>
-            </w:r>
-            <w:r>
-              <w:rPr>
-                <w:sz w:val="17"/>
-                <w:szCs w:val="17"/>
-              </w:rPr>
-              <w:t xml:space="preserve">C</w:t>
+              <w:t xml:space="preserve">Contributed capital · preferred stock · Treasury stock</w:t>
+            </w:r>
+          </w:p>
+        </w:tc>
+        <w:tc>
+          <w:tcPr>
+            <w:tcW w:type="pct" w:w="1667"/>
+            <w:tcMar>
+              <w:top w:type="dxa" w:w="40"/>
+              <w:left w:type="dxa" w:w="100"/>
+              <w:bottom w:type="dxa" w:w="40"/>
+              <w:right w:type="dxa" w:w="100"/>
+            </w:tcMar>
+          </w:tcPr>
+          <w:p>
+            <w:pPr>
+              <w:spacing w:before="22" w:after="22"/>
+            </w:pPr>
+            <w:r>
+              <w:rPr>
+                <w:b/>
+                <w:bCs/>
+                <w:color w:val="8186EF"/>
+                <w:sz w:val="16"/>
+                <w:szCs w:val="16"/>
+              </w:rPr>
+              <w:t xml:space="preserve">12  </w:t>
+            </w:r>
+            <w:r>
+              <w:rPr>
+                <w:sz w:val="17"/>
+                <w:szCs w:val="17"/>
+              </w:rPr>
+              <w:t xml:space="preserve">________: Carry out a 2-for-1 stock split, Buy treasury stock, Reissue treasury stock above cost, Correct a prior-year error that overstated expenses</w:t>
+            </w:r>
+          </w:p>
+        </w:tc>
+        <w:tc>
+          <w:tcPr>
+            <w:tcW w:type="pct" w:w="1667"/>
+            <w:tcMar>
+              <w:top w:type="dxa" w:w="40"/>
+              <w:left w:type="dxa" w:w="100"/>
+              <w:bottom w:type="dxa" w:w="40"/>
+              <w:right w:type="dxa" w:w="100"/>
+            </w:tcMar>
+          </w:tcPr>
+          <w:p>
+            <w:pPr>
+              <w:spacing w:before="22" w:after="22"/>
+            </w:pPr>
+            <w:r>
+              <w:rPr>
+                <w:b/>
+                <w:bCs/>
+                <w:color w:val="8186EF"/>
+                <w:sz w:val="16"/>
+                <w:szCs w:val="16"/>
+              </w:rPr>
+              <w:t xml:space="preserve">21  </w:t>
+            </w:r>
+            <w:r>
+              <w:rPr>
+                <w:sz w:val="17"/>
+                <w:szCs w:val="17"/>
+              </w:rPr>
+              <w:t xml:space="preserve">T</w:t>
             </w:r>
           </w:p>
         </w:tc>
@@ -404,7 +404,7 @@
                 <w:sz w:val="17"/>
                 <w:szCs w:val="17"/>
               </w:rPr>
-              <w:t xml:space="preserve">B</w:t>
+              <w:t xml:space="preserve">T</w:t>
             </w:r>
           </w:p>
         </w:tc>
@@ -431,7 +431,41 @@
                 <w:sz w:val="16"/>
                 <w:szCs w:val="16"/>
               </w:rPr>
-              <w:t xml:space="preserve">14  </w:t>
+              <w:t xml:space="preserve">13  </w:t>
+            </w:r>
+            <w:r>
+              <w:rPr>
+                <w:sz w:val="17"/>
+                <w:szCs w:val="17"/>
+              </w:rPr>
+              <w:t xml:space="preserve">Contributed capital · preferred stock</w:t>
+            </w:r>
+          </w:p>
+        </w:tc>
+        <w:tc>
+          <w:tcPr>
+            <w:tcW w:type="pct" w:w="1667"/>
+            <w:shd w:fill="FBFAF6" w:val="clear"/>
+            <w:tcMar>
+              <w:top w:type="dxa" w:w="40"/>
+              <w:left w:type="dxa" w:w="100"/>
+              <w:bottom w:type="dxa" w:w="40"/>
+              <w:right w:type="dxa" w:w="100"/>
+            </w:tcMar>
+          </w:tcPr>
+          <w:p>
+            <w:pPr>
+              <w:spacing w:before="22" w:after="22"/>
+            </w:pPr>
+            <w:r>
+              <w:rPr>
+                <w:b/>
+                <w:bCs/>
+                <w:color w:val="8186EF"/>
+                <w:sz w:val="16"/>
+                <w:szCs w:val="16"/>
+              </w:rPr>
+              <w:t xml:space="preserve">22  </w:t>
             </w:r>
             <w:r>
               <w:rPr>
@@ -439,40 +473,6 @@
                 <w:szCs w:val="17"/>
               </w:rPr>
               <w:t xml:space="preserve">C</w:t>
-            </w:r>
-          </w:p>
-        </w:tc>
-        <w:tc>
-          <w:tcPr>
-            <w:tcW w:type="pct" w:w="1667"/>
-            <w:shd w:fill="FBFAF6" w:val="clear"/>
-            <w:tcMar>
-              <w:top w:type="dxa" w:w="40"/>
-              <w:left w:type="dxa" w:w="100"/>
-              <w:bottom w:type="dxa" w:w="40"/>
-              <w:right w:type="dxa" w:w="100"/>
-            </w:tcMar>
-          </w:tcPr>
-          <w:p>
-            <w:pPr>
-              <w:spacing w:before="22" w:after="22"/>
-            </w:pPr>
-            <w:r>
-              <w:rPr>
-                <w:b/>
-                <w:bCs/>
-                <w:color w:val="8186EF"/>
-                <w:sz w:val="16"/>
-                <w:szCs w:val="16"/>
-              </w:rPr>
-              <w:t xml:space="preserve">24  </w:t>
-            </w:r>
-            <w:r>
-              <w:rPr>
-                <w:sz w:val="17"/>
-                <w:szCs w:val="17"/>
-              </w:rPr>
-              <w:t xml:space="preserve">T</w:t>
             </w:r>
           </w:p>
         </w:tc>
@@ -507,73 +507,73 @@
                 <w:sz w:val="17"/>
                 <w:szCs w:val="17"/>
               </w:rPr>
+              <w:t xml:space="preserve">C</w:t>
+            </w:r>
+          </w:p>
+        </w:tc>
+        <w:tc>
+          <w:tcPr>
+            <w:tcW w:type="pct" w:w="1667"/>
+            <w:tcMar>
+              <w:top w:type="dxa" w:w="40"/>
+              <w:left w:type="dxa" w:w="100"/>
+              <w:bottom w:type="dxa" w:w="40"/>
+              <w:right w:type="dxa" w:w="100"/>
+            </w:tcMar>
+          </w:tcPr>
+          <w:p>
+            <w:pPr>
+              <w:spacing w:before="22" w:after="22"/>
+            </w:pPr>
+            <w:r>
+              <w:rPr>
+                <w:b/>
+                <w:bCs/>
+                <w:color w:val="8186EF"/>
+                <w:sz w:val="16"/>
+                <w:szCs w:val="16"/>
+              </w:rPr>
+              <w:t xml:space="preserve">14  </w:t>
+            </w:r>
+            <w:r>
+              <w:rPr>
+                <w:sz w:val="17"/>
+                <w:szCs w:val="17"/>
+              </w:rPr>
+              <w:t xml:space="preserve">C</w:t>
+            </w:r>
+          </w:p>
+        </w:tc>
+        <w:tc>
+          <w:tcPr>
+            <w:tcW w:type="pct" w:w="1667"/>
+            <w:tcMar>
+              <w:top w:type="dxa" w:w="40"/>
+              <w:left w:type="dxa" w:w="100"/>
+              <w:bottom w:type="dxa" w:w="40"/>
+              <w:right w:type="dxa" w:w="100"/>
+            </w:tcMar>
+          </w:tcPr>
+          <w:p>
+            <w:pPr>
+              <w:spacing w:before="22" w:after="22"/>
+            </w:pPr>
+            <w:r>
+              <w:rPr>
+                <w:b/>
+                <w:bCs/>
+                <w:color w:val="8186EF"/>
+                <w:sz w:val="16"/>
+                <w:szCs w:val="16"/>
+              </w:rPr>
+              <w:t xml:space="preserve">23  </w:t>
+            </w:r>
+            <w:r>
+              <w:rPr>
+                <w:sz w:val="17"/>
+                <w:szCs w:val="17"/>
+              </w:rPr>
               <w:t xml:space="preserve">B</w:t>
-            </w:r>
-          </w:p>
-        </w:tc>
-        <w:tc>
-          <w:tcPr>
-            <w:tcW w:type="pct" w:w="1667"/>
-            <w:tcMar>
-              <w:top w:type="dxa" w:w="40"/>
-              <w:left w:type="dxa" w:w="100"/>
-              <w:bottom w:type="dxa" w:w="40"/>
-              <w:right w:type="dxa" w:w="100"/>
-            </w:tcMar>
-          </w:tcPr>
-          <w:p>
-            <w:pPr>
-              <w:spacing w:before="22" w:after="22"/>
-            </w:pPr>
-            <w:r>
-              <w:rPr>
-                <w:b/>
-                <w:bCs/>
-                <w:color w:val="8186EF"/>
-                <w:sz w:val="16"/>
-                <w:szCs w:val="16"/>
-              </w:rPr>
-              <w:t xml:space="preserve">15  </w:t>
-            </w:r>
-            <w:r>
-              <w:rPr>
-                <w:sz w:val="17"/>
-                <w:szCs w:val="17"/>
-              </w:rPr>
-              <w:t xml:space="preserve">T</w:t>
-            </w:r>
-          </w:p>
-        </w:tc>
-        <w:tc>
-          <w:tcPr>
-            <w:tcW w:type="pct" w:w="1667"/>
-            <w:tcMar>
-              <w:top w:type="dxa" w:w="40"/>
-              <w:left w:type="dxa" w:w="100"/>
-              <w:bottom w:type="dxa" w:w="40"/>
-              <w:right w:type="dxa" w:w="100"/>
-            </w:tcMar>
-          </w:tcPr>
-          <w:p>
-            <w:pPr>
-              <w:spacing w:before="22" w:after="22"/>
-            </w:pPr>
-            <w:r>
-              <w:rPr>
-                <w:b/>
-                <w:bCs/>
-                <w:color w:val="8186EF"/>
-                <w:sz w:val="16"/>
-                <w:szCs w:val="16"/>
-              </w:rPr>
-              <w:t xml:space="preserve">25  </w:t>
-            </w:r>
-            <w:r>
-              <w:rPr>
-                <w:sz w:val="17"/>
-                <w:szCs w:val="17"/>
-              </w:rPr>
-              <w:t xml:space="preserve">T</w:t>
             </w:r>
           </w:p>
         </w:tc>
@@ -609,6 +609,40 @@
                 <w:sz w:val="17"/>
                 <w:szCs w:val="17"/>
               </w:rPr>
+              <w:t xml:space="preserve">A</w:t>
+            </w:r>
+          </w:p>
+        </w:tc>
+        <w:tc>
+          <w:tcPr>
+            <w:tcW w:type="pct" w:w="1667"/>
+            <w:shd w:fill="FBFAF6" w:val="clear"/>
+            <w:tcMar>
+              <w:top w:type="dxa" w:w="40"/>
+              <w:left w:type="dxa" w:w="100"/>
+              <w:bottom w:type="dxa" w:w="40"/>
+              <w:right w:type="dxa" w:w="100"/>
+            </w:tcMar>
+          </w:tcPr>
+          <w:p>
+            <w:pPr>
+              <w:spacing w:before="22" w:after="22"/>
+            </w:pPr>
+            <w:r>
+              <w:rPr>
+                <w:b/>
+                <w:bCs/>
+                <w:color w:val="8186EF"/>
+                <w:sz w:val="16"/>
+                <w:szCs w:val="16"/>
+              </w:rPr>
+              <w:t xml:space="preserve">15  </w:t>
+            </w:r>
+            <w:r>
+              <w:rPr>
+                <w:sz w:val="17"/>
+                <w:szCs w:val="17"/>
+              </w:rPr>
               <w:t xml:space="preserve">C</w:t>
             </w:r>
           </w:p>
@@ -636,48 +670,14 @@
                 <w:sz w:val="16"/>
                 <w:szCs w:val="16"/>
               </w:rPr>
-              <w:t xml:space="preserve">16  </w:t>
-            </w:r>
-            <w:r>
-              <w:rPr>
-                <w:sz w:val="17"/>
-                <w:szCs w:val="17"/>
-              </w:rPr>
-              <w:t xml:space="preserve">F</w:t>
-            </w:r>
-          </w:p>
-        </w:tc>
-        <w:tc>
-          <w:tcPr>
-            <w:tcW w:type="pct" w:w="1667"/>
-            <w:shd w:fill="FBFAF6" w:val="clear"/>
-            <w:tcMar>
-              <w:top w:type="dxa" w:w="40"/>
-              <w:left w:type="dxa" w:w="100"/>
-              <w:bottom w:type="dxa" w:w="40"/>
-              <w:right w:type="dxa" w:w="100"/>
-            </w:tcMar>
-          </w:tcPr>
-          <w:p>
-            <w:pPr>
-              <w:spacing w:before="22" w:after="22"/>
-            </w:pPr>
-            <w:r>
-              <w:rPr>
-                <w:b/>
-                <w:bCs/>
-                <w:color w:val="8186EF"/>
-                <w:sz w:val="16"/>
-                <w:szCs w:val="16"/>
-              </w:rPr>
-              <w:t xml:space="preserve">26  </w:t>
-            </w:r>
-            <w:r>
-              <w:rPr>
-                <w:sz w:val="17"/>
-                <w:szCs w:val="17"/>
-              </w:rPr>
-              <w:t xml:space="preserve">C</w:t>
+              <w:t xml:space="preserve">24  </w:t>
+            </w:r>
+            <w:r>
+              <w:rPr>
+                <w:sz w:val="17"/>
+                <w:szCs w:val="17"/>
+              </w:rPr>
+              <w:t xml:space="preserve">A</w:t>
             </w:r>
           </w:p>
         </w:tc>
@@ -712,6 +712,39 @@
                 <w:sz w:val="17"/>
                 <w:szCs w:val="17"/>
               </w:rPr>
+              <w:t xml:space="preserve">C</w:t>
+            </w:r>
+          </w:p>
+        </w:tc>
+        <w:tc>
+          <w:tcPr>
+            <w:tcW w:type="pct" w:w="1667"/>
+            <w:tcMar>
+              <w:top w:type="dxa" w:w="40"/>
+              <w:left w:type="dxa" w:w="100"/>
+              <w:bottom w:type="dxa" w:w="40"/>
+              <w:right w:type="dxa" w:w="100"/>
+            </w:tcMar>
+          </w:tcPr>
+          <w:p>
+            <w:pPr>
+              <w:spacing w:before="22" w:after="22"/>
+            </w:pPr>
+            <w:r>
+              <w:rPr>
+                <w:b/>
+                <w:bCs/>
+                <w:color w:val="8186EF"/>
+                <w:sz w:val="16"/>
+                <w:szCs w:val="16"/>
+              </w:rPr>
+              <w:t xml:space="preserve">16  </w:t>
+            </w:r>
+            <w:r>
+              <w:rPr>
+                <w:sz w:val="17"/>
+                <w:szCs w:val="17"/>
+              </w:rPr>
               <w:t xml:space="preserve">B</w:t>
             </w:r>
           </w:p>
@@ -738,47 +771,14 @@
                 <w:sz w:val="16"/>
                 <w:szCs w:val="16"/>
               </w:rPr>
-              <w:t xml:space="preserve">17  </w:t>
-            </w:r>
-            <w:r>
-              <w:rPr>
-                <w:sz w:val="17"/>
-                <w:szCs w:val="17"/>
-              </w:rPr>
-              <w:t xml:space="preserve">Decreases: Declare a cash dividend, Declare and issue a small stock dividend</w:t>
-            </w:r>
-          </w:p>
-        </w:tc>
-        <w:tc>
-          <w:tcPr>
-            <w:tcW w:type="pct" w:w="1667"/>
-            <w:tcMar>
-              <w:top w:type="dxa" w:w="40"/>
-              <w:left w:type="dxa" w:w="100"/>
-              <w:bottom w:type="dxa" w:w="40"/>
-              <w:right w:type="dxa" w:w="100"/>
-            </w:tcMar>
-          </w:tcPr>
-          <w:p>
-            <w:pPr>
-              <w:spacing w:before="22" w:after="22"/>
-            </w:pPr>
-            <w:r>
-              <w:rPr>
-                <w:b/>
-                <w:bCs/>
-                <w:color w:val="8186EF"/>
-                <w:sz w:val="16"/>
-                <w:szCs w:val="16"/>
-              </w:rPr>
-              <w:t xml:space="preserve">27  </w:t>
-            </w:r>
-            <w:r>
-              <w:rPr>
-                <w:sz w:val="17"/>
-                <w:szCs w:val="17"/>
-              </w:rPr>
-              <w:t xml:space="preserve">B</w:t>
+              <w:t xml:space="preserve">25  </w:t>
+            </w:r>
+            <w:r>
+              <w:rPr>
+                <w:sz w:val="17"/>
+                <w:szCs w:val="17"/>
+              </w:rPr>
+              <w:t xml:space="preserve">Compare with the model earlier in this handout.</w:t>
             </w:r>
           </w:p>
         </w:tc>
@@ -814,6 +814,40 @@
                 <w:sz w:val="17"/>
                 <w:szCs w:val="17"/>
               </w:rPr>
+              <w:t xml:space="preserve">C</w:t>
+            </w:r>
+          </w:p>
+        </w:tc>
+        <w:tc>
+          <w:tcPr>
+            <w:tcW w:type="pct" w:w="1667"/>
+            <w:shd w:fill="FBFAF6" w:val="clear"/>
+            <w:tcMar>
+              <w:top w:type="dxa" w:w="40"/>
+              <w:left w:type="dxa" w:w="100"/>
+              <w:bottom w:type="dxa" w:w="40"/>
+              <w:right w:type="dxa" w:w="100"/>
+            </w:tcMar>
+          </w:tcPr>
+          <w:p>
+            <w:pPr>
+              <w:spacing w:before="22" w:after="22"/>
+            </w:pPr>
+            <w:r>
+              <w:rPr>
+                <w:b/>
+                <w:bCs/>
+                <w:color w:val="8186EF"/>
+                <w:sz w:val="16"/>
+                <w:szCs w:val="16"/>
+              </w:rPr>
+              <w:t xml:space="preserve">17  </w:t>
+            </w:r>
+            <w:r>
+              <w:rPr>
+                <w:sz w:val="17"/>
+                <w:szCs w:val="17"/>
+              </w:rPr>
               <w:t xml:space="preserve">B</w:t>
             </w:r>
           </w:p>
@@ -841,48 +875,14 @@
                 <w:sz w:val="16"/>
                 <w:szCs w:val="16"/>
               </w:rPr>
-              <w:t xml:space="preserve">18  </w:t>
-            </w:r>
-            <w:r>
-              <w:rPr>
-                <w:sz w:val="17"/>
-                <w:szCs w:val="17"/>
-              </w:rPr>
-              <w:t xml:space="preserve">________: Carry out a 2-for-1 stock split, Buy treasury stock, Reissue treasury stock above cost, Correct a prior-year error that overstated expenses</w:t>
-            </w:r>
-          </w:p>
-        </w:tc>
-        <w:tc>
-          <w:tcPr>
-            <w:tcW w:type="pct" w:w="1667"/>
-            <w:shd w:fill="FBFAF6" w:val="clear"/>
-            <w:tcMar>
-              <w:top w:type="dxa" w:w="40"/>
-              <w:left w:type="dxa" w:w="100"/>
-              <w:bottom w:type="dxa" w:w="40"/>
-              <w:right w:type="dxa" w:w="100"/>
-            </w:tcMar>
-          </w:tcPr>
-          <w:p>
-            <w:pPr>
-              <w:spacing w:before="22" w:after="22"/>
-            </w:pPr>
-            <w:r>
-              <w:rPr>
-                <w:b/>
-                <w:bCs/>
-                <w:color w:val="8186EF"/>
-                <w:sz w:val="16"/>
-                <w:szCs w:val="16"/>
-              </w:rPr>
-              <w:t xml:space="preserve">28  </w:t>
-            </w:r>
-            <w:r>
-              <w:rPr>
-                <w:sz w:val="17"/>
-                <w:szCs w:val="17"/>
-              </w:rPr>
-              <w:t xml:space="preserve">A</w:t>
+              <w:t xml:space="preserve">26  </w:t>
+            </w:r>
+            <w:r>
+              <w:rPr>
+                <w:sz w:val="17"/>
+                <w:szCs w:val="17"/>
+              </w:rPr>
+              <w:t xml:space="preserve">The statement of changes in equity explains why each part of equity changed during the period. It separates two kinds of change. Transactions with owners, such as issuing shares and paying dividends, are one kind. Comprehensive income, which the company earns, is the other.</w:t>
             </w:r>
           </w:p>
         </w:tc>
@@ -917,108 +917,6 @@
                 <w:sz w:val="17"/>
                 <w:szCs w:val="17"/>
               </w:rPr>
-              <w:t xml:space="preserve">A</w:t>
-            </w:r>
-          </w:p>
-        </w:tc>
-        <w:tc>
-          <w:tcPr>
-            <w:tcW w:type="pct" w:w="1667"/>
-            <w:tcMar>
-              <w:top w:type="dxa" w:w="40"/>
-              <w:left w:type="dxa" w:w="100"/>
-              <w:bottom w:type="dxa" w:w="40"/>
-              <w:right w:type="dxa" w:w="100"/>
-            </w:tcMar>
-          </w:tcPr>
-          <w:p>
-            <w:pPr>
-              <w:spacing w:before="22" w:after="22"/>
-            </w:pPr>
-            <w:r>
-              <w:rPr>
-                <w:b/>
-                <w:bCs/>
-                <w:color w:val="8186EF"/>
-                <w:sz w:val="16"/>
-                <w:szCs w:val="16"/>
-              </w:rPr>
-              <w:t xml:space="preserve">19  </w:t>
-            </w:r>
-            <w:r>
-              <w:rPr>
-                <w:sz w:val="17"/>
-                <w:szCs w:val="17"/>
-              </w:rPr>
-              <w:t xml:space="preserve">C</w:t>
-            </w:r>
-          </w:p>
-        </w:tc>
-        <w:tc>
-          <w:tcPr>
-            <w:tcW w:type="pct" w:w="1667"/>
-            <w:tcMar>
-              <w:top w:type="dxa" w:w="40"/>
-              <w:left w:type="dxa" w:w="100"/>
-              <w:bottom w:type="dxa" w:w="40"/>
-              <w:right w:type="dxa" w:w="100"/>
-            </w:tcMar>
-          </w:tcPr>
-          <w:p>
-            <w:pPr>
-              <w:spacing w:before="22" w:after="22"/>
-            </w:pPr>
-            <w:r>
-              <w:rPr>
-                <w:b/>
-                <w:bCs/>
-                <w:color w:val="8186EF"/>
-                <w:sz w:val="16"/>
-                <w:szCs w:val="16"/>
-              </w:rPr>
-              <w:t xml:space="preserve">29  </w:t>
-            </w:r>
-            <w:r>
-              <w:rPr>
-                <w:sz w:val="17"/>
-                <w:szCs w:val="17"/>
-              </w:rPr>
-              <w:t xml:space="preserve">Compare with the model earlier in this handout.</w:t>
-            </w:r>
-          </w:p>
-        </w:tc>
-      </w:tr>
-      <w:tr>
-        <w:tc>
-          <w:tcPr>
-            <w:tcW w:type="pct" w:w="1667"/>
-            <w:shd w:fill="FBFAF6" w:val="clear"/>
-            <w:tcMar>
-              <w:top w:type="dxa" w:w="40"/>
-              <w:left w:type="dxa" w:w="100"/>
-              <w:bottom w:type="dxa" w:w="40"/>
-              <w:right w:type="dxa" w:w="100"/>
-            </w:tcMar>
-          </w:tcPr>
-          <w:p>
-            <w:pPr>
-              <w:spacing w:before="22" w:after="22"/>
-            </w:pPr>
-            <w:r>
-              <w:rPr>
-                <w:b/>
-                <w:bCs/>
-                <w:color w:val="8186EF"/>
-                <w:sz w:val="16"/>
-                <w:szCs w:val="16"/>
-              </w:rPr>
-              <w:t xml:space="preserve">10  </w:t>
-            </w:r>
-            <w:r>
-              <w:rPr>
-                <w:sz w:val="17"/>
-                <w:szCs w:val="17"/>
-              </w:rPr>
               <w:t xml:space="preserve">T</w:t>
             </w:r>
           </w:p>
@@ -1026,74 +924,132 @@
         <w:tc>
           <w:tcPr>
             <w:tcW w:type="pct" w:w="1667"/>
-            <w:shd w:fill="FBFAF6" w:val="clear"/>
-            <w:tcMar>
-              <w:top w:type="dxa" w:w="40"/>
-              <w:left w:type="dxa" w:w="100"/>
-              <w:bottom w:type="dxa" w:w="40"/>
-              <w:right w:type="dxa" w:w="100"/>
-            </w:tcMar>
-          </w:tcPr>
-          <w:p>
-            <w:pPr>
-              <w:spacing w:before="22" w:after="22"/>
-            </w:pPr>
-            <w:r>
-              <w:rPr>
-                <w:b/>
-                <w:bCs/>
-                <w:color w:val="8186EF"/>
-                <w:sz w:val="16"/>
-                <w:szCs w:val="16"/>
-              </w:rPr>
-              <w:t xml:space="preserve">20  </w:t>
-            </w:r>
-            <w:r>
-              <w:rPr>
-                <w:sz w:val="17"/>
-                <w:szCs w:val="17"/>
-              </w:rPr>
-              <w:t xml:space="preserve">B</w:t>
-            </w:r>
-          </w:p>
-        </w:tc>
-        <w:tc>
-          <w:tcPr>
-            <w:tcW w:type="pct" w:w="1667"/>
-            <w:shd w:fill="FBFAF6" w:val="clear"/>
-            <w:tcMar>
-              <w:top w:type="dxa" w:w="40"/>
-              <w:left w:type="dxa" w:w="100"/>
-              <w:bottom w:type="dxa" w:w="40"/>
-              <w:right w:type="dxa" w:w="100"/>
-            </w:tcMar>
-          </w:tcPr>
-          <w:p>
-            <w:pPr>
-              <w:spacing w:before="22" w:after="22"/>
-            </w:pPr>
-            <w:r>
-              <w:rPr>
-                <w:b/>
-                <w:bCs/>
-                <w:color w:val="8186EF"/>
-                <w:sz w:val="16"/>
-                <w:szCs w:val="16"/>
-              </w:rPr>
-              <w:t xml:space="preserve">30  </w:t>
-            </w:r>
-            <w:r>
-              <w:rPr>
-                <w:sz w:val="17"/>
-                <w:szCs w:val="17"/>
-              </w:rPr>
-              <w:t xml:space="preserve">The statement of changes in equity explains why each part of equity changed during the period. It separates two kinds of change. Transactions with owners, such as issuing shares and paying dividends, are one kind. Comprehensive income, which the company earns, is the other.</w:t>
+            <w:tcMar>
+              <w:top w:type="dxa" w:w="40"/>
+              <w:left w:type="dxa" w:w="100"/>
+              <w:bottom w:type="dxa" w:w="40"/>
+              <w:right w:type="dxa" w:w="100"/>
+            </w:tcMar>
+          </w:tcPr>
+          <w:p>
+            <w:pPr>
+              <w:spacing w:before="22" w:after="22"/>
+            </w:pPr>
+            <w:r>
+              <w:rPr>
+                <w:b/>
+                <w:bCs/>
+                <w:color w:val="8186EF"/>
+                <w:sz w:val="16"/>
+                <w:szCs w:val="16"/>
+              </w:rPr>
+              <w:t xml:space="preserve">18  </w:t>
+            </w:r>
+            <w:r>
+              <w:rPr>
+                <w:sz w:val="17"/>
+                <w:szCs w:val="17"/>
+              </w:rPr>
+              <w:t xml:space="preserve">D</w:t>
+            </w:r>
+          </w:p>
+        </w:tc>
+        <w:tc>
+          <w:tcPr>
+            <w:tcW w:type="pct" w:w="1667"/>
+            <w:tcMar>
+              <w:top w:type="dxa" w:w="40"/>
+              <w:left w:type="dxa" w:w="100"/>
+              <w:bottom w:type="dxa" w:w="40"/>
+              <w:right w:type="dxa" w:w="100"/>
+            </w:tcMar>
+          </w:tcPr>
+          <w:p>
+            <w:pPr>
+              <w:spacing w:before="24" w:after="24"/>
+            </w:pPr>
+            <w:r>
+              <w:rPr>
+                <w:sz w:val="16"/>
+                <w:szCs w:val="16"/>
+              </w:rPr>
+              <w:t xml:space="preserve"/>
             </w:r>
           </w:p>
         </w:tc>
       </w:tr>
     </w:tbl>
     <w:p/>
+    <w:tbl>
+      <w:tblPr>
+        <w:tblW w:type="pct" w:w="100%"/>
+        <w:tblLayout w:type="fixed"/>
+        <w:tblBorders>
+          <w:top w:val="single" w:color="1F7A6A" w:sz="8"/>
+          <w:left w:val="single" w:color="1F7A6A" w:sz="8"/>
+          <w:bottom w:val="single" w:color="1F7A6A" w:sz="8"/>
+          <w:right w:val="single" w:color="1F7A6A" w:sz="8"/>
+          <w:insideH w:val="single" w:color="1F7A6A" w:sz="8"/>
+          <w:insideV w:val="single" w:color="1F7A6A" w:sz="8"/>
+        </w:tblBorders>
+      </w:tblPr>
+      <w:tblGrid>
+        <w:gridCol w:w="9600"/>
+      </w:tblGrid>
+      <w:tr>
+        <w:tc>
+          <w:tcPr>
+            <w:tcW w:type="pct" w:w="5000"/>
+            <w:shd w:fill="EEF6F4" w:val="clear"/>
+            <w:tcMar>
+              <w:top w:type="dxa" w:w="70"/>
+              <w:left w:type="dxa" w:w="130"/>
+              <w:bottom w:type="dxa" w:w="70"/>
+              <w:right w:type="dxa" w:w="130"/>
+            </w:tcMar>
+          </w:tcPr>
+          <w:p>
+            <w:pPr>
+              <w:spacing w:before="34" w:after="18"/>
+            </w:pPr>
+            <w:r>
+              <w:rPr>
+                <w:b/>
+                <w:bCs/>
+                <w:color w:val="1F7A6A"/>
+                <w:sz w:val="17"/>
+                <w:szCs w:val="17"/>
+              </w:rPr>
+              <w:t xml:space="preserve">13  </w:t>
+            </w:r>
+            <w:r>
+              <w:rPr>
+                <w:b/>
+                <w:bCs/>
+                <w:color w:val="1F7A6A"/>
+                <w:sz w:val="16"/>
+                <w:szCs w:val="16"/>
+              </w:rPr>
+              <w:t xml:space="preserve">what the book says</w:t>
+            </w:r>
+          </w:p>
+          <w:p>
+            <w:pPr>
+              <w:spacing w:after="34"/>
+              <w:ind w:left="300"/>
+            </w:pPr>
+            <w:r>
+              <w:rPr>
+                <w:sz w:val="17"/>
+                <w:szCs w:val="17"/>
+              </w:rPr>
+              <w:t xml:space="preserve">Contributed capital is what owners have paid in: common stock and preferred stock at par or stated value, plus additional paid-in capital.</w:t>
+            </w:r>
+          </w:p>
+        </w:tc>
+      </w:tr>
+    </w:tbl>
+    <w:p/>
     <w:p>
       <w:pPr>
         <w:spacing w:before="60" w:after="20"/>
@@ -1129,7 +1085,7 @@
           <w:sz w:val="16"/>
           <w:szCs w:val="16"/>
         </w:rPr>
-        <w:t xml:space="preserve">No assets will be paid, so it is equity. A is wrong: Only a cash dividend creates a liability. C is wrong: Nothing is owed to anyone.</w:t>
+        <w:t xml:space="preserve">The book writes: “Contributed capital is what owners have paid in: common stock and preferred stock at par or stated value, plus additional paid-in capital. Earned capital is retained earnings and AOCI. Treasury stock is deducted from the total.”</w:t>
       </w:r>
     </w:p>
     <w:p>
@@ -1152,7 +1108,7 @@
           <w:sz w:val="16"/>
           <w:szCs w:val="16"/>
         </w:rPr>
-        <w:t xml:space="preserve">APIC comes from owners' payments. A is wrong: Retained earnings are earned capital. B is wrong: AOCI is earned capital.</w:t>
+        <w:t xml:space="preserve">The book writes: “Contributed capital is what owners have paid in: common stock and preferred stock at par or stated value, plus additional paid-in capital. Earned capital is retained earnings and AOCI.”</w:t>
       </w:r>
     </w:p>
     <w:p>
@@ -1175,6 +1131,52 @@
           <w:sz w:val="16"/>
           <w:szCs w:val="16"/>
         </w:rPr>
+        <w:t xml:space="preserve">The book writes: “Comprehensive income, which the company earns, is the other. Contributed capital is what owners have paid in: common stock and preferred stock at par or stated value, plus additional paid-in capital. Earned capital is retained earnings and AOCI. Treasury stock is deducted from the total.”</w:t>
+      </w:r>
+    </w:p>
+    <w:p>
+      <w:pPr>
+        <w:spacing w:after="18"/>
+        <w:ind w:left="300" w:hanging="300"/>
+      </w:pPr>
+      <w:r>
+        <w:rPr>
+          <w:b/>
+          <w:bCs/>
+          <w:color w:val="8186EF"/>
+          <w:sz w:val="16"/>
+          <w:szCs w:val="16"/>
+        </w:rPr>
+        <w:t xml:space="preserve">4  </w:t>
+      </w:r>
+      <w:r>
+        <w:rPr>
+          <w:sz w:val="16"/>
+          <w:szCs w:val="16"/>
+        </w:rPr>
+        <w:t xml:space="preserve">The book pairs Declare a cash dividend with “Decreases”.</w:t>
+      </w:r>
+    </w:p>
+    <w:p>
+      <w:pPr>
+        <w:spacing w:after="18"/>
+        <w:ind w:left="300" w:hanging="300"/>
+      </w:pPr>
+      <w:r>
+        <w:rPr>
+          <w:b/>
+          <w:bCs/>
+          <w:color w:val="8186EF"/>
+          <w:sz w:val="16"/>
+          <w:szCs w:val="16"/>
+        </w:rPr>
+        <w:t xml:space="preserve">5  </w:t>
+      </w:r>
+      <w:r>
+        <w:rPr>
+          <w:sz w:val="16"/>
+          <w:szCs w:val="16"/>
+        </w:rPr>
         <w:t xml:space="preserve">The book’s own table pairs Declare a cash dividend with “Decreases”.</w:t>
       </w:r>
     </w:p>
@@ -1191,7 +1193,30 @@
           <w:sz w:val="16"/>
           <w:szCs w:val="16"/>
         </w:rPr>
-        <w:t xml:space="preserve">4  </w:t>
+        <w:t xml:space="preserve">6  </w:t>
+      </w:r>
+      <w:r>
+        <w:rPr>
+          <w:sz w:val="16"/>
+          <w:szCs w:val="16"/>
+        </w:rPr>
+        <w:t xml:space="preserve">The book’s own table pairs Declare and issue a small stock dividend with “Decreases”.</w:t>
+      </w:r>
+    </w:p>
+    <w:p>
+      <w:pPr>
+        <w:spacing w:after="18"/>
+        <w:ind w:left="300" w:hanging="300"/>
+      </w:pPr>
+      <w:r>
+        <w:rPr>
+          <w:b/>
+          <w:bCs/>
+          <w:color w:val="8186EF"/>
+          <w:sz w:val="16"/>
+          <w:szCs w:val="16"/>
+        </w:rPr>
+        <w:t xml:space="preserve">7  </w:t>
       </w:r>
       <w:r>
         <w:rPr>
@@ -1214,75 +1239,6 @@
           <w:sz w:val="16"/>
           <w:szCs w:val="16"/>
         </w:rPr>
-        <w:t xml:space="preserve">5  </w:t>
-      </w:r>
-      <w:r>
-        <w:rPr>
-          <w:sz w:val="16"/>
-          <w:szCs w:val="16"/>
-        </w:rPr>
-        <w:t xml:space="preserve">The book’s own table gives Decreases as the total equity of Declare a cash dividend.</w:t>
-      </w:r>
-    </w:p>
-    <w:p>
-      <w:pPr>
-        <w:spacing w:after="18"/>
-        <w:ind w:left="300" w:hanging="300"/>
-      </w:pPr>
-      <w:r>
-        <w:rPr>
-          <w:b/>
-          <w:bCs/>
-          <w:color w:val="8186EF"/>
-          <w:sz w:val="16"/>
-          <w:szCs w:val="16"/>
-        </w:rPr>
-        <w:t xml:space="preserve">6  </w:t>
-      </w:r>
-      <w:r>
-        <w:rPr>
-          <w:sz w:val="16"/>
-          <w:szCs w:val="16"/>
-        </w:rPr>
-        <w:t xml:space="preserve">The book’s own table gives No change as the total equity of Declare and issue a small stock dividend.</w:t>
-      </w:r>
-    </w:p>
-    <w:p>
-      <w:pPr>
-        <w:spacing w:after="18"/>
-        <w:ind w:left="300" w:hanging="300"/>
-      </w:pPr>
-      <w:r>
-        <w:rPr>
-          <w:b/>
-          <w:bCs/>
-          <w:color w:val="8186EF"/>
-          <w:sz w:val="16"/>
-          <w:szCs w:val="16"/>
-        </w:rPr>
-        <w:t xml:space="preserve">7  </w:t>
-      </w:r>
-      <w:r>
-        <w:rPr>
-          <w:sz w:val="16"/>
-          <w:szCs w:val="16"/>
-        </w:rPr>
-        <w:t xml:space="preserve">The book’s own table gives ________ as the total equity of Carry out a 2-for-1 stock split.</w:t>
-      </w:r>
-    </w:p>
-    <w:p>
-      <w:pPr>
-        <w:spacing w:after="18"/>
-        <w:ind w:left="300" w:hanging="300"/>
-      </w:pPr>
-      <w:r>
-        <w:rPr>
-          <w:b/>
-          <w:bCs/>
-          <w:color w:val="8186EF"/>
-          <w:sz w:val="16"/>
-          <w:szCs w:val="16"/>
-        </w:rPr>
         <w:t xml:space="preserve">8  </w:t>
       </w:r>
       <w:r>
@@ -1290,7 +1246,7 @@
           <w:sz w:val="16"/>
           <w:szCs w:val="16"/>
         </w:rPr>
-        <w:t xml:space="preserve">The book’s own table gives ________ as the total equity of Buy treasury stock.</w:t>
+        <w:t xml:space="preserve">The book’s own table pairs Buy treasury stock with “________”.</w:t>
       </w:r>
     </w:p>
     <w:p>
@@ -1313,7 +1269,7 @@
           <w:sz w:val="16"/>
           <w:szCs w:val="16"/>
         </w:rPr>
-        <w:t xml:space="preserve">The book’s own table gives ________ as the total equity of Reissue treasury stock above cost.</w:t>
+        <w:t xml:space="preserve">The book pairs Declare a cash dividend with “Decreases”.</w:t>
       </w:r>
     </w:p>
     <w:p>
@@ -1336,76 +1292,7 @@
           <w:sz w:val="16"/>
           <w:szCs w:val="16"/>
         </w:rPr>
-        <w:t xml:space="preserve">The book pairs Declare a cash dividend with “Decreases”.</w:t>
-      </w:r>
-    </w:p>
-    <w:p>
-      <w:pPr>
-        <w:spacing w:after="18"/>
-        <w:ind w:left="300" w:hanging="300"/>
-      </w:pPr>
-      <w:r>
-        <w:rPr>
-          <w:b/>
-          <w:bCs/>
-          <w:color w:val="8186EF"/>
-          <w:sz w:val="16"/>
-          <w:szCs w:val="16"/>
-        </w:rPr>
-        <w:t xml:space="preserve">11  </w:t>
-      </w:r>
-      <w:r>
-        <w:rPr>
-          <w:sz w:val="16"/>
-          <w:szCs w:val="16"/>
-        </w:rPr>
-        <w:t xml:space="preserve">The book’s own table pairs Declare a cash dividend with “Decreases”.</w:t>
-      </w:r>
-    </w:p>
-    <w:p>
-      <w:pPr>
-        <w:spacing w:after="18"/>
-        <w:ind w:left="300" w:hanging="300"/>
-      </w:pPr>
-      <w:r>
-        <w:rPr>
-          <w:b/>
-          <w:bCs/>
-          <w:color w:val="8186EF"/>
-          <w:sz w:val="16"/>
-          <w:szCs w:val="16"/>
-        </w:rPr>
-        <w:t xml:space="preserve">12  </w:t>
-      </w:r>
-      <w:r>
-        <w:rPr>
-          <w:sz w:val="16"/>
-          <w:szCs w:val="16"/>
-        </w:rPr>
-        <w:t xml:space="preserve">The book’s own table pairs Declare and issue a small stock dividend with “Decreases”.</w:t>
-      </w:r>
-    </w:p>
-    <w:p>
-      <w:pPr>
-        <w:spacing w:after="18"/>
-        <w:ind w:left="300" w:hanging="300"/>
-      </w:pPr>
-      <w:r>
-        <w:rPr>
-          <w:b/>
-          <w:bCs/>
-          <w:color w:val="8186EF"/>
-          <w:sz w:val="16"/>
-          <w:szCs w:val="16"/>
-        </w:rPr>
-        <w:t xml:space="preserve">13  </w:t>
-      </w:r>
-      <w:r>
-        <w:rPr>
-          <w:sz w:val="16"/>
-          <w:szCs w:val="16"/>
-        </w:rPr>
-        <w:t xml:space="preserve">The book’s own table pairs Carry out a 2-for-1 stock split with “________”.</w:t>
+        <w:t xml:space="preserve">The book pairs Declare and issue a small stock dividend with “No change”, not with “________”.</w:t>
       </w:r>
     </w:p>
     <w:p>
@@ -1428,7 +1315,7 @@
           <w:sz w:val="16"/>
           <w:szCs w:val="16"/>
         </w:rPr>
-        <w:t xml:space="preserve">The book’s own table pairs Buy treasury stock with “________”.</w:t>
+        <w:t xml:space="preserve">The book gives Decreases as the total equity of Declare a cash dividend.</w:t>
       </w:r>
     </w:p>
     <w:p>
@@ -1451,7 +1338,7 @@
           <w:sz w:val="16"/>
           <w:szCs w:val="16"/>
         </w:rPr>
-        <w:t xml:space="preserve">The book pairs Declare a cash dividend with “Decreases”.</w:t>
+        <w:t xml:space="preserve">Dividends are distributions to owners. A is wrong: Net income is earned, not a transaction with owners. B is wrong: OCI is part of comprehensive income.</w:t>
       </w:r>
     </w:p>
     <w:p>
@@ -1474,7 +1361,53 @@
           <w:sz w:val="16"/>
           <w:szCs w:val="16"/>
         </w:rPr>
-        <w:t xml:space="preserve">The book pairs Declare and issue a small stock dividend with “No change”, not with “________”.</w:t>
+        <w:t xml:space="preserve">The retained earnings column shows net income and dividends side by side. A is wrong: The balance sheet shows only the closing balance. C is wrong: Dividends are not on the income statement.</w:t>
+      </w:r>
+    </w:p>
+    <w:p>
+      <w:pPr>
+        <w:spacing w:after="18"/>
+        <w:ind w:left="300" w:hanging="300"/>
+      </w:pPr>
+      <w:r>
+        <w:rPr>
+          <w:b/>
+          <w:bCs/>
+          <w:color w:val="8186EF"/>
+          <w:sz w:val="16"/>
+          <w:szCs w:val="16"/>
+        </w:rPr>
+        <w:t xml:space="preserve">17  </w:t>
+      </w:r>
+      <w:r>
+        <w:rPr>
+          <w:sz w:val="16"/>
+          <w:szCs w:val="16"/>
+        </w:rPr>
+        <w:t xml:space="preserve">S-X 3-04 requires a reconciliation for each period with an income statement. A is wrong: Comparative periods are also reconciled. C is wrong: There is no size threshold.</w:t>
+      </w:r>
+    </w:p>
+    <w:p>
+      <w:pPr>
+        <w:spacing w:after="18"/>
+        <w:ind w:left="300" w:hanging="300"/>
+      </w:pPr>
+      <w:r>
+        <w:rPr>
+          <w:b/>
+          <w:bCs/>
+          <w:color w:val="8186EF"/>
+          <w:sz w:val="16"/>
+          <w:szCs w:val="16"/>
+        </w:rPr>
+        <w:t xml:space="preserve">18  </w:t>
+      </w:r>
+      <w:r>
+        <w:rPr>
+          <w:sz w:val="16"/>
+          <w:szCs w:val="16"/>
+        </w:rPr>
+        <w:t xml:space="preserve">It explains changes over a period. A is wrong: 'As of' is used for the balance sheet. B is wrong: A single date describes a balance sheet.</w:t>
       </w:r>
     </w:p>
     <w:p>
@@ -1520,7 +1453,7 @@
           <w:sz w:val="16"/>
           <w:szCs w:val="16"/>
         </w:rPr>
-        <w:t xml:space="preserve">The retained earnings column shows net income and dividends side by side. A is wrong: The balance sheet shows only the closing balance. C is wrong: Dividends are not on the income statement.</w:t>
+        <w:t xml:space="preserve">CMA questions use exact terms, and one word can change the answer.</w:t>
       </w:r>
     </w:p>
     <w:p>
@@ -1543,7 +1476,7 @@
           <w:sz w:val="16"/>
           <w:szCs w:val="16"/>
         </w:rPr>
-        <w:t xml:space="preserve">S-X 3-04 requires a reconciliation for each period with an income statement. A is wrong: Comparative periods are also reconciled. C is wrong: There is no size threshold.</w:t>
+        <w:t xml:space="preserve">The term tables in each section are the book’s own.</w:t>
       </w:r>
     </w:p>
     <w:p>
@@ -1566,7 +1499,30 @@
           <w:sz w:val="16"/>
           <w:szCs w:val="16"/>
         </w:rPr>
-        <w:t xml:space="preserve">It explains changes over a period. A is wrong: 'As of' is used for the balance sheet. B is wrong: A single date describes a balance sheet.</w:t>
+        <w:t xml:space="preserve">Treasury stock is contra-equity. A is wrong: A company cannot own itself as an asset. B is wrong: Treasury stock is not an investment.</w:t>
+      </w:r>
+    </w:p>
+    <w:p>
+      <w:pPr>
+        <w:spacing w:after="18"/>
+        <w:ind w:left="300" w:hanging="300"/>
+      </w:pPr>
+      <w:r>
+        <w:rPr>
+          <w:b/>
+          <w:bCs/>
+          <w:color w:val="8186EF"/>
+          <w:sz w:val="16"/>
+          <w:szCs w:val="16"/>
+        </w:rPr>
+        <w:t xml:space="preserve">23  </w:t>
+      </w:r>
+      <w:r>
+        <w:rPr>
+          <w:sz w:val="16"/>
+          <w:szCs w:val="16"/>
+        </w:rPr>
+        <w:t xml:space="preserve">Outstanding shares = issued shares − treasury shares. A is wrong: This is the number of treasury shares. C is wrong: This includes treasury shares.</w:t>
       </w:r>
     </w:p>
     <w:p/>
@@ -1676,73 +1632,73 @@
                 <w:sz w:val="17"/>
                 <w:szCs w:val="17"/>
               </w:rPr>
-              <w:t xml:space="preserve">A</w:t>
-            </w:r>
-          </w:p>
-        </w:tc>
-        <w:tc>
-          <w:tcPr>
-            <w:tcW w:type="pct" w:w="1667"/>
-            <w:tcMar>
-              <w:top w:type="dxa" w:w="40"/>
-              <w:left w:type="dxa" w:w="100"/>
-              <w:bottom w:type="dxa" w:w="40"/>
-              <w:right w:type="dxa" w:w="100"/>
-            </w:tcMar>
-          </w:tcPr>
-          <w:p>
-            <w:pPr>
-              <w:spacing w:before="22" w:after="22"/>
-            </w:pPr>
-            <w:r>
-              <w:rPr>
-                <w:b/>
-                <w:bCs/>
-                <w:color w:val="8186EF"/>
-                <w:sz w:val="16"/>
-                <w:szCs w:val="16"/>
-              </w:rPr>
-              <w:t xml:space="preserve">12  </w:t>
-            </w:r>
-            <w:r>
-              <w:rPr>
-                <w:sz w:val="17"/>
-                <w:szCs w:val="17"/>
-              </w:rPr>
-              <w:t xml:space="preserve">C</w:t>
-            </w:r>
-          </w:p>
-        </w:tc>
-        <w:tc>
-          <w:tcPr>
-            <w:tcW w:type="pct" w:w="1667"/>
-            <w:tcMar>
-              <w:top w:type="dxa" w:w="40"/>
-              <w:left w:type="dxa" w:w="100"/>
-              <w:bottom w:type="dxa" w:w="40"/>
-              <w:right w:type="dxa" w:w="100"/>
-            </w:tcMar>
-          </w:tcPr>
-          <w:p>
-            <w:pPr>
-              <w:spacing w:before="22" w:after="22"/>
-            </w:pPr>
-            <w:r>
-              <w:rPr>
-                <w:b/>
-                <w:bCs/>
-                <w:color w:val="8186EF"/>
-                <w:sz w:val="16"/>
-                <w:szCs w:val="16"/>
-              </w:rPr>
-              <w:t xml:space="preserve">23  </w:t>
-            </w:r>
-            <w:r>
-              <w:rPr>
-                <w:sz w:val="17"/>
-                <w:szCs w:val="17"/>
-              </w:rPr>
-              <w:t xml:space="preserve">D</w:t>
+              <w:t xml:space="preserve">Preferred stock · treasury stock · cost method · issued shares · outstanding shares</w:t>
+            </w:r>
+          </w:p>
+        </w:tc>
+        <w:tc>
+          <w:tcPr>
+            <w:tcW w:type="pct" w:w="1667"/>
+            <w:tcMar>
+              <w:top w:type="dxa" w:w="40"/>
+              <w:left w:type="dxa" w:w="100"/>
+              <w:bottom w:type="dxa" w:w="40"/>
+              <w:right w:type="dxa" w:w="100"/>
+            </w:tcMar>
+          </w:tcPr>
+          <w:p>
+            <w:pPr>
+              <w:spacing w:before="22" w:after="22"/>
+            </w:pPr>
+            <w:r>
+              <w:rPr>
+                <w:b/>
+                <w:bCs/>
+                <w:color w:val="8186EF"/>
+                <w:sz w:val="16"/>
+                <w:szCs w:val="16"/>
+              </w:rPr>
+              <w:t xml:space="preserve">10  </w:t>
+            </w:r>
+            <w:r>
+              <w:rPr>
+                <w:sz w:val="17"/>
+                <w:szCs w:val="17"/>
+              </w:rPr>
+              <w:t xml:space="preserve">F</w:t>
+            </w:r>
+          </w:p>
+        </w:tc>
+        <w:tc>
+          <w:tcPr>
+            <w:tcW w:type="pct" w:w="1667"/>
+            <w:tcMar>
+              <w:top w:type="dxa" w:w="40"/>
+              <w:left w:type="dxa" w:w="100"/>
+              <w:bottom w:type="dxa" w:w="40"/>
+              <w:right w:type="dxa" w:w="100"/>
+            </w:tcMar>
+          </w:tcPr>
+          <w:p>
+            <w:pPr>
+              <w:spacing w:before="22" w:after="22"/>
+            </w:pPr>
+            <w:r>
+              <w:rPr>
+                <w:b/>
+                <w:bCs/>
+                <w:color w:val="8186EF"/>
+                <w:sz w:val="16"/>
+                <w:szCs w:val="16"/>
+              </w:rPr>
+              <w:t xml:space="preserve">19  </w:t>
+            </w:r>
+            <w:r>
+              <w:rPr>
+                <w:sz w:val="17"/>
+                <w:szCs w:val="17"/>
+              </w:rPr>
+              <w:t xml:space="preserve">B</w:t>
             </w:r>
           </w:p>
         </w:tc>
@@ -1778,7 +1734,7 @@
                 <w:sz w:val="17"/>
                 <w:szCs w:val="17"/>
               </w:rPr>
-              <w:t xml:space="preserve">D</w:t>
+              <w:t xml:space="preserve">treasury stock · issued shares · outstanding shares · cost method</w:t>
             </w:r>
           </w:p>
         </w:tc>
@@ -1805,14 +1761,14 @@
                 <w:sz w:val="16"/>
                 <w:szCs w:val="16"/>
               </w:rPr>
-              <w:t xml:space="preserve">13  </w:t>
-            </w:r>
-            <w:r>
-              <w:rPr>
-                <w:sz w:val="17"/>
-                <w:szCs w:val="17"/>
-              </w:rPr>
-              <w:t xml:space="preserve">A</w:t>
+              <w:t xml:space="preserve">11  </w:t>
+            </w:r>
+            <w:r>
+              <w:rPr>
+                <w:sz w:val="17"/>
+                <w:szCs w:val="17"/>
+              </w:rPr>
+              <w:t xml:space="preserve">Contributed capital: APIC–treasury stock, Common stock</w:t>
             </w:r>
           </w:p>
         </w:tc>
@@ -1839,14 +1795,14 @@
                 <w:sz w:val="16"/>
                 <w:szCs w:val="16"/>
               </w:rPr>
-              <w:t xml:space="preserve">24  </w:t>
-            </w:r>
-            <w:r>
-              <w:rPr>
-                <w:sz w:val="17"/>
-                <w:szCs w:val="17"/>
-              </w:rPr>
-              <w:t xml:space="preserve">C</w:t>
+              <w:t xml:space="preserve">20  </w:t>
+            </w:r>
+            <w:r>
+              <w:rPr>
+                <w:sz w:val="17"/>
+                <w:szCs w:val="17"/>
+              </w:rPr>
+              <w:t xml:space="preserve">T</w:t>
             </w:r>
           </w:p>
         </w:tc>
@@ -1881,73 +1837,73 @@
                 <w:sz w:val="17"/>
                 <w:szCs w:val="17"/>
               </w:rPr>
-              <w:t xml:space="preserve">C</w:t>
-            </w:r>
-          </w:p>
-        </w:tc>
-        <w:tc>
-          <w:tcPr>
-            <w:tcW w:type="pct" w:w="1667"/>
-            <w:tcMar>
-              <w:top w:type="dxa" w:w="40"/>
-              <w:left w:type="dxa" w:w="100"/>
-              <w:bottom w:type="dxa" w:w="40"/>
-              <w:right w:type="dxa" w:w="100"/>
-            </w:tcMar>
-          </w:tcPr>
-          <w:p>
-            <w:pPr>
-              <w:spacing w:before="22" w:after="22"/>
-            </w:pPr>
-            <w:r>
-              <w:rPr>
-                <w:b/>
-                <w:bCs/>
-                <w:color w:val="8186EF"/>
-                <w:sz w:val="16"/>
-                <w:szCs w:val="16"/>
-              </w:rPr>
-              <w:t xml:space="preserve">14  </w:t>
-            </w:r>
-            <w:r>
-              <w:rPr>
-                <w:sz w:val="17"/>
-                <w:szCs w:val="17"/>
-              </w:rPr>
-              <w:t xml:space="preserve">D</w:t>
-            </w:r>
-          </w:p>
-        </w:tc>
-        <w:tc>
-          <w:tcPr>
-            <w:tcW w:type="pct" w:w="1667"/>
-            <w:tcMar>
-              <w:top w:type="dxa" w:w="40"/>
-              <w:left w:type="dxa" w:w="100"/>
-              <w:bottom w:type="dxa" w:w="40"/>
-              <w:right w:type="dxa" w:w="100"/>
-            </w:tcMar>
-          </w:tcPr>
-          <w:p>
-            <w:pPr>
-              <w:spacing w:before="22" w:after="22"/>
-            </w:pPr>
-            <w:r>
-              <w:rPr>
-                <w:b/>
-                <w:bCs/>
-                <w:color w:val="8186EF"/>
-                <w:sz w:val="16"/>
-                <w:szCs w:val="16"/>
-              </w:rPr>
-              <w:t xml:space="preserve">25  </w:t>
-            </w:r>
-            <w:r>
-              <w:rPr>
-                <w:sz w:val="17"/>
-                <w:szCs w:val="17"/>
-              </w:rPr>
-              <w:t xml:space="preserve">A</w:t>
+              <w:t xml:space="preserve">treasury stock · cost method · issued shares · outstanding shares</w:t>
+            </w:r>
+          </w:p>
+        </w:tc>
+        <w:tc>
+          <w:tcPr>
+            <w:tcW w:type="pct" w:w="1667"/>
+            <w:tcMar>
+              <w:top w:type="dxa" w:w="40"/>
+              <w:left w:type="dxa" w:w="100"/>
+              <w:bottom w:type="dxa" w:w="40"/>
+              <w:right w:type="dxa" w:w="100"/>
+            </w:tcMar>
+          </w:tcPr>
+          <w:p>
+            <w:pPr>
+              <w:spacing w:before="22" w:after="22"/>
+            </w:pPr>
+            <w:r>
+              <w:rPr>
+                <w:b/>
+                <w:bCs/>
+                <w:color w:val="8186EF"/>
+                <w:sz w:val="16"/>
+                <w:szCs w:val="16"/>
+              </w:rPr>
+              <w:t xml:space="preserve">12  </w:t>
+            </w:r>
+            <w:r>
+              <w:rPr>
+                <w:sz w:val="17"/>
+                <w:szCs w:val="17"/>
+              </w:rPr>
+              <w:t xml:space="preserve">Current liability: Dividends payable</w:t>
+            </w:r>
+          </w:p>
+        </w:tc>
+        <w:tc>
+          <w:tcPr>
+            <w:tcW w:type="pct" w:w="1667"/>
+            <w:tcMar>
+              <w:top w:type="dxa" w:w="40"/>
+              <w:left w:type="dxa" w:w="100"/>
+              <w:bottom w:type="dxa" w:w="40"/>
+              <w:right w:type="dxa" w:w="100"/>
+            </w:tcMar>
+          </w:tcPr>
+          <w:p>
+            <w:pPr>
+              <w:spacing w:before="22" w:after="22"/>
+            </w:pPr>
+            <w:r>
+              <w:rPr>
+                <w:b/>
+                <w:bCs/>
+                <w:color w:val="8186EF"/>
+                <w:sz w:val="16"/>
+                <w:szCs w:val="16"/>
+              </w:rPr>
+              <w:t xml:space="preserve">21  </w:t>
+            </w:r>
+            <w:r>
+              <w:rPr>
+                <w:sz w:val="17"/>
+                <w:szCs w:val="17"/>
+              </w:rPr>
+              <w:t xml:space="preserve">T</w:t>
             </w:r>
           </w:p>
         </w:tc>
@@ -1983,7 +1939,7 @@
                 <w:sz w:val="17"/>
                 <w:szCs w:val="17"/>
               </w:rPr>
-              <w:t xml:space="preserve">D</w:t>
+              <w:t xml:space="preserve">T</w:t>
             </w:r>
           </w:p>
         </w:tc>
@@ -2010,14 +1966,14 @@
                 <w:sz w:val="16"/>
                 <w:szCs w:val="16"/>
               </w:rPr>
-              <w:t xml:space="preserve">15  </w:t>
-            </w:r>
-            <w:r>
-              <w:rPr>
-                <w:sz w:val="17"/>
-                <w:szCs w:val="17"/>
-              </w:rPr>
-              <w:t xml:space="preserve">A</w:t>
+              <w:t xml:space="preserve">13  </w:t>
+            </w:r>
+            <w:r>
+              <w:rPr>
+                <w:sz w:val="17"/>
+                <w:szCs w:val="17"/>
+              </w:rPr>
+              <w:t xml:space="preserve">Deduction from equity: Treasury stock</w:t>
             </w:r>
           </w:p>
         </w:tc>
@@ -2044,7 +2000,7 @@
                 <w:sz w:val="16"/>
                 <w:szCs w:val="16"/>
               </w:rPr>
-              <w:t xml:space="preserve">26  </w:t>
+              <w:t xml:space="preserve">22  </w:t>
             </w:r>
             <w:r>
               <w:rPr>
@@ -2086,73 +2042,73 @@
                 <w:sz w:val="17"/>
                 <w:szCs w:val="17"/>
               </w:rPr>
-              <w:t xml:space="preserve">D</w:t>
-            </w:r>
-          </w:p>
-        </w:tc>
-        <w:tc>
-          <w:tcPr>
-            <w:tcW w:type="pct" w:w="1667"/>
-            <w:tcMar>
-              <w:top w:type="dxa" w:w="40"/>
-              <w:left w:type="dxa" w:w="100"/>
-              <w:bottom w:type="dxa" w:w="40"/>
-              <w:right w:type="dxa" w:w="100"/>
-            </w:tcMar>
-          </w:tcPr>
-          <w:p>
-            <w:pPr>
-              <w:spacing w:before="22" w:after="22"/>
-            </w:pPr>
-            <w:r>
-              <w:rPr>
-                <w:b/>
-                <w:bCs/>
-                <w:color w:val="8186EF"/>
-                <w:sz w:val="16"/>
-                <w:szCs w:val="16"/>
-              </w:rPr>
-              <w:t xml:space="preserve">16  </w:t>
-            </w:r>
-            <w:r>
-              <w:rPr>
-                <w:sz w:val="17"/>
-                <w:szCs w:val="17"/>
-              </w:rPr>
-              <w:t xml:space="preserve">T</w:t>
-            </w:r>
-          </w:p>
-        </w:tc>
-        <w:tc>
-          <w:tcPr>
-            <w:tcW w:type="pct" w:w="1667"/>
-            <w:tcMar>
-              <w:top w:type="dxa" w:w="40"/>
-              <w:left w:type="dxa" w:w="100"/>
-              <w:bottom w:type="dxa" w:w="40"/>
-              <w:right w:type="dxa" w:w="100"/>
-            </w:tcMar>
-          </w:tcPr>
-          <w:p>
-            <w:pPr>
-              <w:spacing w:before="22" w:after="22"/>
-            </w:pPr>
-            <w:r>
-              <w:rPr>
-                <w:b/>
-                <w:bCs/>
-                <w:color w:val="8186EF"/>
-                <w:sz w:val="16"/>
-                <w:szCs w:val="16"/>
-              </w:rPr>
-              <w:t xml:space="preserve">27  </w:t>
-            </w:r>
-            <w:r>
-              <w:rPr>
-                <w:sz w:val="17"/>
-                <w:szCs w:val="17"/>
-              </w:rPr>
-              <w:t xml:space="preserve">T</w:t>
+              <w:t xml:space="preserve">C</w:t>
+            </w:r>
+          </w:p>
+        </w:tc>
+        <w:tc>
+          <w:tcPr>
+            <w:tcW w:type="pct" w:w="1667"/>
+            <w:tcMar>
+              <w:top w:type="dxa" w:w="40"/>
+              <w:left w:type="dxa" w:w="100"/>
+              <w:bottom w:type="dxa" w:w="40"/>
+              <w:right w:type="dxa" w:w="100"/>
+            </w:tcMar>
+          </w:tcPr>
+          <w:p>
+            <w:pPr>
+              <w:spacing w:before="22" w:after="22"/>
+            </w:pPr>
+            <w:r>
+              <w:rPr>
+                <w:b/>
+                <w:bCs/>
+                <w:color w:val="8186EF"/>
+                <w:sz w:val="16"/>
+                <w:szCs w:val="16"/>
+              </w:rPr>
+              <w:t xml:space="preserve">14  </w:t>
+            </w:r>
+            <w:r>
+              <w:rPr>
+                <w:sz w:val="17"/>
+                <w:szCs w:val="17"/>
+              </w:rPr>
+              <w:t xml:space="preserve">Earned capital: Retained earnings</w:t>
+            </w:r>
+          </w:p>
+        </w:tc>
+        <w:tc>
+          <w:tcPr>
+            <w:tcW w:type="pct" w:w="1667"/>
+            <w:tcMar>
+              <w:top w:type="dxa" w:w="40"/>
+              <w:left w:type="dxa" w:w="100"/>
+              <w:bottom w:type="dxa" w:w="40"/>
+              <w:right w:type="dxa" w:w="100"/>
+            </w:tcMar>
+          </w:tcPr>
+          <w:p>
+            <w:pPr>
+              <w:spacing w:before="22" w:after="22"/>
+            </w:pPr>
+            <w:r>
+              <w:rPr>
+                <w:b/>
+                <w:bCs/>
+                <w:color w:val="8186EF"/>
+                <w:sz w:val="16"/>
+                <w:szCs w:val="16"/>
+              </w:rPr>
+              <w:t xml:space="preserve">23  </w:t>
+            </w:r>
+            <w:r>
+              <w:rPr>
+                <w:sz w:val="17"/>
+                <w:szCs w:val="17"/>
+              </w:rPr>
+              <w:t xml:space="preserve">C</w:t>
             </w:r>
           </w:p>
         </w:tc>
@@ -2188,7 +2144,7 @@
                 <w:sz w:val="17"/>
                 <w:szCs w:val="17"/>
               </w:rPr>
-              <w:t xml:space="preserve">D</w:t>
+              <w:t xml:space="preserve">A</w:t>
             </w:r>
           </w:p>
         </w:tc>
@@ -2215,14 +2171,14 @@
                 <w:sz w:val="16"/>
                 <w:szCs w:val="16"/>
               </w:rPr>
-              <w:t xml:space="preserve">17  </w:t>
-            </w:r>
-            <w:r>
-              <w:rPr>
-                <w:sz w:val="17"/>
-                <w:szCs w:val="17"/>
-              </w:rPr>
-              <w:t xml:space="preserve">F</w:t>
+              <w:t xml:space="preserve">15  </w:t>
+            </w:r>
+            <w:r>
+              <w:rPr>
+                <w:sz w:val="17"/>
+                <w:szCs w:val="17"/>
+              </w:rPr>
+              <w:t xml:space="preserve">B</w:t>
             </w:r>
           </w:p>
         </w:tc>
@@ -2249,14 +2205,14 @@
                 <w:sz w:val="16"/>
                 <w:szCs w:val="16"/>
               </w:rPr>
-              <w:t xml:space="preserve">28  </w:t>
-            </w:r>
-            <w:r>
-              <w:rPr>
-                <w:sz w:val="17"/>
-                <w:szCs w:val="17"/>
-              </w:rPr>
-              <w:t xml:space="preserve">T</w:t>
+              <w:t xml:space="preserve">24  </w:t>
+            </w:r>
+            <w:r>
+              <w:rPr>
+                <w:sz w:val="17"/>
+                <w:szCs w:val="17"/>
+              </w:rPr>
+              <w:t xml:space="preserve">A</w:t>
             </w:r>
           </w:p>
         </w:tc>
@@ -2291,73 +2247,73 @@
                 <w:sz w:val="17"/>
                 <w:szCs w:val="17"/>
               </w:rPr>
-              <w:t xml:space="preserve">B</w:t>
-            </w:r>
-          </w:p>
-        </w:tc>
-        <w:tc>
-          <w:tcPr>
-            <w:tcW w:type="pct" w:w="1667"/>
-            <w:tcMar>
-              <w:top w:type="dxa" w:w="40"/>
-              <w:left w:type="dxa" w:w="100"/>
-              <w:bottom w:type="dxa" w:w="40"/>
-              <w:right w:type="dxa" w:w="100"/>
-            </w:tcMar>
-          </w:tcPr>
-          <w:p>
-            <w:pPr>
-              <w:spacing w:before="22" w:after="22"/>
-            </w:pPr>
-            <w:r>
-              <w:rPr>
-                <w:b/>
-                <w:bCs/>
-                <w:color w:val="8186EF"/>
-                <w:sz w:val="16"/>
-                <w:szCs w:val="16"/>
-              </w:rPr>
-              <w:t xml:space="preserve">18  </w:t>
-            </w:r>
-            <w:r>
-              <w:rPr>
-                <w:sz w:val="17"/>
-                <w:szCs w:val="17"/>
-              </w:rPr>
-              <w:t xml:space="preserve">Contributed capital: APIC–treasury stock, Common stock</w:t>
-            </w:r>
-          </w:p>
-        </w:tc>
-        <w:tc>
-          <w:tcPr>
-            <w:tcW w:type="pct" w:w="1667"/>
-            <w:tcMar>
-              <w:top w:type="dxa" w:w="40"/>
-              <w:left w:type="dxa" w:w="100"/>
-              <w:bottom w:type="dxa" w:w="40"/>
-              <w:right w:type="dxa" w:w="100"/>
-            </w:tcMar>
-          </w:tcPr>
-          <w:p>
-            <w:pPr>
-              <w:spacing w:before="22" w:after="22"/>
-            </w:pPr>
-            <w:r>
-              <w:rPr>
-                <w:b/>
-                <w:bCs/>
-                <w:color w:val="8186EF"/>
-                <w:sz w:val="16"/>
-                <w:szCs w:val="16"/>
-              </w:rPr>
-              <w:t xml:space="preserve">29  </w:t>
-            </w:r>
-            <w:r>
-              <w:rPr>
-                <w:sz w:val="17"/>
-                <w:szCs w:val="17"/>
-              </w:rPr>
-              <w:t xml:space="preserve">B</w:t>
+              <w:t xml:space="preserve">D</w:t>
+            </w:r>
+          </w:p>
+        </w:tc>
+        <w:tc>
+          <w:tcPr>
+            <w:tcW w:type="pct" w:w="1667"/>
+            <w:tcMar>
+              <w:top w:type="dxa" w:w="40"/>
+              <w:left w:type="dxa" w:w="100"/>
+              <w:bottom w:type="dxa" w:w="40"/>
+              <w:right w:type="dxa" w:w="100"/>
+            </w:tcMar>
+          </w:tcPr>
+          <w:p>
+            <w:pPr>
+              <w:spacing w:before="22" w:after="22"/>
+            </w:pPr>
+            <w:r>
+              <w:rPr>
+                <w:b/>
+                <w:bCs/>
+                <w:color w:val="8186EF"/>
+                <w:sz w:val="16"/>
+                <w:szCs w:val="16"/>
+              </w:rPr>
+              <w:t xml:space="preserve">16  </w:t>
+            </w:r>
+            <w:r>
+              <w:rPr>
+                <w:sz w:val="17"/>
+                <w:szCs w:val="17"/>
+              </w:rPr>
+              <w:t xml:space="preserve">D</w:t>
+            </w:r>
+          </w:p>
+        </w:tc>
+        <w:tc>
+          <w:tcPr>
+            <w:tcW w:type="pct" w:w="1667"/>
+            <w:tcMar>
+              <w:top w:type="dxa" w:w="40"/>
+              <w:left w:type="dxa" w:w="100"/>
+              <w:bottom w:type="dxa" w:w="40"/>
+              <w:right w:type="dxa" w:w="100"/>
+            </w:tcMar>
+          </w:tcPr>
+          <w:p>
+            <w:pPr>
+              <w:spacing w:before="22" w:after="22"/>
+            </w:pPr>
+            <w:r>
+              <w:rPr>
+                <w:b/>
+                <w:bCs/>
+                <w:color w:val="8186EF"/>
+                <w:sz w:val="16"/>
+                <w:szCs w:val="16"/>
+              </w:rPr>
+              <w:t xml:space="preserve">25  </w:t>
+            </w:r>
+            <w:r>
+              <w:rPr>
+                <w:sz w:val="17"/>
+                <w:szCs w:val="17"/>
+              </w:rPr>
+              <w:t xml:space="preserve">Compare with the model earlier in this handout.</w:t>
             </w:r>
           </w:p>
         </w:tc>
@@ -2393,7 +2349,7 @@
                 <w:sz w:val="17"/>
                 <w:szCs w:val="17"/>
               </w:rPr>
-              <w:t xml:space="preserve">T</w:t>
+              <w:t xml:space="preserve">A</w:t>
             </w:r>
           </w:p>
         </w:tc>
@@ -2420,14 +2376,14 @@
                 <w:sz w:val="16"/>
                 <w:szCs w:val="16"/>
               </w:rPr>
-              <w:t xml:space="preserve">19  </w:t>
-            </w:r>
-            <w:r>
-              <w:rPr>
-                <w:sz w:val="17"/>
-                <w:szCs w:val="17"/>
-              </w:rPr>
-              <w:t xml:space="preserve">Current liability: Dividends payable</w:t>
+              <w:t xml:space="preserve">17  </w:t>
+            </w:r>
+            <w:r>
+              <w:rPr>
+                <w:sz w:val="17"/>
+                <w:szCs w:val="17"/>
+              </w:rPr>
+              <w:t xml:space="preserve">C</w:t>
             </w:r>
           </w:p>
         </w:tc>
@@ -2454,14 +2410,14 @@
                 <w:sz w:val="16"/>
                 <w:szCs w:val="16"/>
               </w:rPr>
-              <w:t xml:space="preserve">30  </w:t>
-            </w:r>
-            <w:r>
-              <w:rPr>
-                <w:sz w:val="17"/>
-                <w:szCs w:val="17"/>
-              </w:rPr>
-              <w:t xml:space="preserve">C</w:t>
+              <w:t xml:space="preserve">26  </w:t>
+            </w:r>
+            <w:r>
+              <w:rPr>
+                <w:sz w:val="17"/>
+                <w:szCs w:val="17"/>
+              </w:rPr>
+              <w:t xml:space="preserve">When a company issues shares for cash, it credits common stock with the par value and APIC with the rest. If the shares have no par and no stated value, the whole amount goes to common stock. Direct costs of issuing shares, such as underwriting fees, reduce APIC; they are not expenses.</w:t>
             </w:r>
           </w:p>
         </w:tc>
@@ -2496,66 +2452,33 @@
                 <w:sz w:val="17"/>
                 <w:szCs w:val="17"/>
               </w:rPr>
-              <w:t xml:space="preserve">F</w:t>
-            </w:r>
-          </w:p>
-        </w:tc>
-        <w:tc>
-          <w:tcPr>
-            <w:tcW w:type="pct" w:w="1667"/>
-            <w:tcMar>
-              <w:top w:type="dxa" w:w="40"/>
-              <w:left w:type="dxa" w:w="100"/>
-              <w:bottom w:type="dxa" w:w="40"/>
-              <w:right w:type="dxa" w:w="100"/>
-            </w:tcMar>
-          </w:tcPr>
-          <w:p>
-            <w:pPr>
-              <w:spacing w:before="22" w:after="22"/>
-            </w:pPr>
-            <w:r>
-              <w:rPr>
-                <w:b/>
-                <w:bCs/>
-                <w:color w:val="8186EF"/>
-                <w:sz w:val="16"/>
-                <w:szCs w:val="16"/>
-              </w:rPr>
-              <w:t xml:space="preserve">20  </w:t>
-            </w:r>
-            <w:r>
-              <w:rPr>
-                <w:sz w:val="17"/>
-                <w:szCs w:val="17"/>
-              </w:rPr>
-              <w:t xml:space="preserve">Deduction from equity: Treasury stock</w:t>
-            </w:r>
-          </w:p>
-        </w:tc>
-        <w:tc>
-          <w:tcPr>
-            <w:tcW w:type="pct" w:w="1667"/>
-            <w:tcMar>
-              <w:top w:type="dxa" w:w="40"/>
-              <w:left w:type="dxa" w:w="100"/>
-              <w:bottom w:type="dxa" w:w="40"/>
-              <w:right w:type="dxa" w:w="100"/>
-            </w:tcMar>
-          </w:tcPr>
-          <w:p>
-            <w:pPr>
-              <w:spacing w:before="22" w:after="22"/>
-            </w:pPr>
-            <w:r>
-              <w:rPr>
-                <w:b/>
-                <w:bCs/>
-                <w:color w:val="8186EF"/>
-                <w:sz w:val="16"/>
-                <w:szCs w:val="16"/>
-              </w:rPr>
-              <w:t xml:space="preserve">31  </w:t>
+              <w:t xml:space="preserve">T</w:t>
+            </w:r>
+          </w:p>
+        </w:tc>
+        <w:tc>
+          <w:tcPr>
+            <w:tcW w:type="pct" w:w="1667"/>
+            <w:tcMar>
+              <w:top w:type="dxa" w:w="40"/>
+              <w:left w:type="dxa" w:w="100"/>
+              <w:bottom w:type="dxa" w:w="40"/>
+              <w:right w:type="dxa" w:w="100"/>
+            </w:tcMar>
+          </w:tcPr>
+          <w:p>
+            <w:pPr>
+              <w:spacing w:before="22" w:after="22"/>
+            </w:pPr>
+            <w:r>
+              <w:rPr>
+                <w:b/>
+                <w:bCs/>
+                <w:color w:val="8186EF"/>
+                <w:sz w:val="16"/>
+                <w:szCs w:val="16"/>
+              </w:rPr>
+              <w:t xml:space="preserve">18  </w:t>
             </w:r>
             <w:r>
               <w:rPr>
@@ -2566,208 +2489,26 @@
             </w:r>
           </w:p>
         </w:tc>
-      </w:tr>
-      <w:tr>
-        <w:tc>
-          <w:tcPr>
-            <w:tcW w:type="pct" w:w="1667"/>
-            <w:shd w:fill="FBFAF6" w:val="clear"/>
-            <w:tcMar>
-              <w:top w:type="dxa" w:w="40"/>
-              <w:left w:type="dxa" w:w="100"/>
-              <w:bottom w:type="dxa" w:w="40"/>
-              <w:right w:type="dxa" w:w="100"/>
-            </w:tcMar>
-          </w:tcPr>
-          <w:p>
-            <w:pPr>
-              <w:spacing w:before="22" w:after="22"/>
-            </w:pPr>
-            <w:r>
-              <w:rPr>
-                <w:b/>
-                <w:bCs/>
-                <w:color w:val="8186EF"/>
-                <w:sz w:val="16"/>
-                <w:szCs w:val="16"/>
-              </w:rPr>
-              <w:t xml:space="preserve">10  </w:t>
-            </w:r>
-            <w:r>
-              <w:rPr>
-                <w:sz w:val="17"/>
-                <w:szCs w:val="17"/>
-              </w:rPr>
-              <w:t xml:space="preserve">T</w:t>
-            </w:r>
-          </w:p>
-        </w:tc>
-        <w:tc>
-          <w:tcPr>
-            <w:tcW w:type="pct" w:w="1667"/>
-            <w:shd w:fill="FBFAF6" w:val="clear"/>
-            <w:tcMar>
-              <w:top w:type="dxa" w:w="40"/>
-              <w:left w:type="dxa" w:w="100"/>
-              <w:bottom w:type="dxa" w:w="40"/>
-              <w:right w:type="dxa" w:w="100"/>
-            </w:tcMar>
-          </w:tcPr>
-          <w:p>
-            <w:pPr>
-              <w:spacing w:before="22" w:after="22"/>
-            </w:pPr>
-            <w:r>
-              <w:rPr>
-                <w:b/>
-                <w:bCs/>
-                <w:color w:val="8186EF"/>
-                <w:sz w:val="16"/>
-                <w:szCs w:val="16"/>
-              </w:rPr>
-              <w:t xml:space="preserve">21  </w:t>
-            </w:r>
-            <w:r>
-              <w:rPr>
-                <w:sz w:val="17"/>
-                <w:szCs w:val="17"/>
-              </w:rPr>
-              <w:t xml:space="preserve">Earned capital: Retained earnings</w:t>
-            </w:r>
-          </w:p>
-        </w:tc>
-        <w:tc>
-          <w:tcPr>
-            <w:tcW w:type="pct" w:w="1667"/>
-            <w:shd w:fill="FBFAF6" w:val="clear"/>
-            <w:tcMar>
-              <w:top w:type="dxa" w:w="40"/>
-              <w:left w:type="dxa" w:w="100"/>
-              <w:bottom w:type="dxa" w:w="40"/>
-              <w:right w:type="dxa" w:w="100"/>
-            </w:tcMar>
-          </w:tcPr>
-          <w:p>
-            <w:pPr>
-              <w:spacing w:before="22" w:after="22"/>
-            </w:pPr>
-            <w:r>
-              <w:rPr>
-                <w:b/>
-                <w:bCs/>
-                <w:color w:val="8186EF"/>
-                <w:sz w:val="16"/>
-                <w:szCs w:val="16"/>
-              </w:rPr>
-              <w:t xml:space="preserve">32  </w:t>
-            </w:r>
-            <w:r>
-              <w:rPr>
-                <w:sz w:val="17"/>
-                <w:szCs w:val="17"/>
-              </w:rPr>
-              <w:t xml:space="preserve">Compare with the model earlier in this handout.</w:t>
-            </w:r>
-          </w:p>
-        </w:tc>
-      </w:tr>
-      <w:tr>
-        <w:tc>
-          <w:tcPr>
-            <w:tcW w:type="pct" w:w="1667"/>
-            <w:tcMar>
-              <w:top w:type="dxa" w:w="40"/>
-              <w:left w:type="dxa" w:w="100"/>
-              <w:bottom w:type="dxa" w:w="40"/>
-              <w:right w:type="dxa" w:w="100"/>
-            </w:tcMar>
-          </w:tcPr>
-          <w:p>
-            <w:pPr>
-              <w:spacing w:before="22" w:after="22"/>
-            </w:pPr>
-            <w:r>
-              <w:rPr>
-                <w:b/>
-                <w:bCs/>
-                <w:color w:val="8186EF"/>
-                <w:sz w:val="16"/>
-                <w:szCs w:val="16"/>
-              </w:rPr>
-              <w:t xml:space="preserve">11  </w:t>
-            </w:r>
-            <w:r>
-              <w:rPr>
-                <w:sz w:val="17"/>
-                <w:szCs w:val="17"/>
-              </w:rPr>
-              <w:t xml:space="preserve">T</w:t>
-            </w:r>
-          </w:p>
-        </w:tc>
-        <w:tc>
-          <w:tcPr>
-            <w:tcW w:type="pct" w:w="1667"/>
-            <w:tcMar>
-              <w:top w:type="dxa" w:w="40"/>
-              <w:left w:type="dxa" w:w="100"/>
-              <w:bottom w:type="dxa" w:w="40"/>
-              <w:right w:type="dxa" w:w="100"/>
-            </w:tcMar>
-          </w:tcPr>
-          <w:p>
-            <w:pPr>
-              <w:spacing w:before="22" w:after="22"/>
-            </w:pPr>
-            <w:r>
-              <w:rPr>
-                <w:b/>
-                <w:bCs/>
-                <w:color w:val="8186EF"/>
-                <w:sz w:val="16"/>
-                <w:szCs w:val="16"/>
-              </w:rPr>
-              <w:t xml:space="preserve">22  </w:t>
-            </w:r>
-            <w:r>
-              <w:rPr>
-                <w:sz w:val="17"/>
-                <w:szCs w:val="17"/>
-              </w:rPr>
-              <w:t xml:space="preserve">B</w:t>
-            </w:r>
-          </w:p>
-        </w:tc>
-        <w:tc>
-          <w:tcPr>
-            <w:tcW w:type="pct" w:w="1667"/>
-            <w:tcMar>
-              <w:top w:type="dxa" w:w="40"/>
-              <w:left w:type="dxa" w:w="100"/>
-              <w:bottom w:type="dxa" w:w="40"/>
-              <w:right w:type="dxa" w:w="100"/>
-            </w:tcMar>
-          </w:tcPr>
-          <w:p>
-            <w:pPr>
-              <w:spacing w:before="22" w:after="22"/>
-            </w:pPr>
-            <w:r>
-              <w:rPr>
-                <w:b/>
-                <w:bCs/>
-                <w:color w:val="8186EF"/>
-                <w:sz w:val="16"/>
-                <w:szCs w:val="16"/>
-              </w:rPr>
-              <w:t xml:space="preserve">33  </w:t>
-            </w:r>
-            <w:r>
-              <w:rPr>
-                <w:sz w:val="17"/>
-                <w:szCs w:val="17"/>
-              </w:rPr>
-              <w:t xml:space="preserve">When a company issues shares for cash, it credits common stock with the par value and APIC with the rest. If the shares have no par and no stated value, the whole amount goes to common stock. Direct costs of issuing shares, such as underwriting fees, reduce APIC; they are not expenses.</w:t>
+        <w:tc>
+          <w:tcPr>
+            <w:tcW w:type="pct" w:w="1667"/>
+            <w:tcMar>
+              <w:top w:type="dxa" w:w="40"/>
+              <w:left w:type="dxa" w:w="100"/>
+              <w:bottom w:type="dxa" w:w="40"/>
+              <w:right w:type="dxa" w:w="100"/>
+            </w:tcMar>
+          </w:tcPr>
+          <w:p>
+            <w:pPr>
+              <w:spacing w:before="24" w:after="24"/>
+            </w:pPr>
+            <w:r>
+              <w:rPr>
+                <w:sz w:val="16"/>
+                <w:szCs w:val="16"/>
+              </w:rPr>
+              <w:t xml:space="preserve"/>
             </w:r>
           </w:p>
         </w:tc>
@@ -2809,7 +2550,7 @@
           <w:sz w:val="16"/>
           <w:szCs w:val="16"/>
         </w:rPr>
-        <w:t xml:space="preserve">Transactions in a company's own shares never create income. B is wrong: No gains are recorded on a company's own shares. C is wrong: Retained earnings are not credited for treasury transactions.</w:t>
+        <w:t xml:space="preserve">The book writes: “Preferred stock is recorded in the same way, in its own account. A company may buy back its own shares and hold them as treasury stock. Under the cost method, treasury stock is recorded at the price paid and deducted from equity. Shares held as treasury stock are issued shares but not outstanding shares: they receive no dividends and have no votes.”</w:t>
       </w:r>
     </w:p>
     <w:p>
@@ -2832,7 +2573,7 @@
           <w:sz w:val="16"/>
           <w:szCs w:val="16"/>
         </w:rPr>
-        <w:t xml:space="preserve">Cash falls and equity falls by the same amount through treasury stock. A is wrong: Treasury stock reduces equity. B is wrong: The purchase is recorded in treasury stock, not retained earnings.</w:t>
+        <w:t xml:space="preserve">The book writes: “Shares held as treasury stock are issued shares but not outstanding shares: they receive no dividends and have no votes. A company never records a gain or loss on its own shares in net income. Treasury stock under the cost method: buy back, reissue or retire.”</w:t>
       </w:r>
     </w:p>
     <w:p>
@@ -2855,6 +2596,52 @@
           <w:sz w:val="16"/>
           <w:szCs w:val="16"/>
         </w:rPr>
+        <w:t xml:space="preserve">The book writes: “A company may buy back its own shares and hold them as treasury stock. Under the cost method, treasury stock is recorded at the price paid and deducted from equity. Shares held as treasury stock are issued shares but not outstanding shares: they receive no dividends and have no votes.”</w:t>
+      </w:r>
+    </w:p>
+    <w:p>
+      <w:pPr>
+        <w:spacing w:after="18"/>
+        <w:ind w:left="300" w:hanging="300"/>
+      </w:pPr>
+      <w:r>
+        <w:rPr>
+          <w:b/>
+          <w:bCs/>
+          <w:color w:val="8186EF"/>
+          <w:sz w:val="16"/>
+          <w:szCs w:val="16"/>
+        </w:rPr>
+        <w:t xml:space="preserve">4  </w:t>
+      </w:r>
+      <w:r>
+        <w:rPr>
+          <w:sz w:val="16"/>
+          <w:szCs w:val="16"/>
+        </w:rPr>
+        <w:t xml:space="preserve">The book pairs APIC–treasury stock with “Contributed capital”.</w:t>
+      </w:r>
+    </w:p>
+    <w:p>
+      <w:pPr>
+        <w:spacing w:after="18"/>
+        <w:ind w:left="300" w:hanging="300"/>
+      </w:pPr>
+      <w:r>
+        <w:rPr>
+          <w:b/>
+          <w:bCs/>
+          <w:color w:val="8186EF"/>
+          <w:sz w:val="16"/>
+          <w:szCs w:val="16"/>
+        </w:rPr>
+        <w:t xml:space="preserve">5  </w:t>
+      </w:r>
+      <w:r>
+        <w:rPr>
+          <w:sz w:val="16"/>
+          <w:szCs w:val="16"/>
+        </w:rPr>
         <w:t xml:space="preserve">The book’s own table gives Contributed capital as the category of APIC–treasury stock.</w:t>
       </w:r>
     </w:p>
@@ -2871,7 +2658,7 @@
           <w:sz w:val="16"/>
           <w:szCs w:val="16"/>
         </w:rPr>
-        <w:t xml:space="preserve">4  </w:t>
+        <w:t xml:space="preserve">6  </w:t>
       </w:r>
       <w:r>
         <w:rPr>
@@ -2894,7 +2681,7 @@
           <w:sz w:val="16"/>
           <w:szCs w:val="16"/>
         </w:rPr>
-        <w:t xml:space="preserve">5  </w:t>
+        <w:t xml:space="preserve">7  </w:t>
       </w:r>
       <w:r>
         <w:rPr>
@@ -2917,7 +2704,7 @@
           <w:sz w:val="16"/>
           <w:szCs w:val="16"/>
         </w:rPr>
-        <w:t xml:space="preserve">6  </w:t>
+        <w:t xml:space="preserve">8  </w:t>
       </w:r>
       <w:r>
         <w:rPr>
@@ -2940,30 +2727,7 @@
           <w:sz w:val="16"/>
           <w:szCs w:val="16"/>
         </w:rPr>
-        <w:t xml:space="preserve">7  </w:t>
-      </w:r>
-      <w:r>
-        <w:rPr>
-          <w:sz w:val="16"/>
-          <w:szCs w:val="16"/>
-        </w:rPr>
-        <w:t xml:space="preserve">The book’s own table gives Contributed capital as the category of Common stock.</w:t>
-      </w:r>
-    </w:p>
-    <w:p>
-      <w:pPr>
-        <w:spacing w:after="18"/>
-        <w:ind w:left="300" w:hanging="300"/>
-      </w:pPr>
-      <w:r>
-        <w:rPr>
-          <w:b/>
-          <w:bCs/>
-          <w:color w:val="8186EF"/>
-          <w:sz w:val="16"/>
-          <w:szCs w:val="16"/>
-        </w:rPr>
-        <w:t xml:space="preserve">8  </w:t>
+        <w:t xml:space="preserve">9  </w:t>
       </w:r>
       <w:r>
         <w:rPr>
@@ -2986,29 +2750,6 @@
           <w:sz w:val="16"/>
           <w:szCs w:val="16"/>
         </w:rPr>
-        <w:t xml:space="preserve">9  </w:t>
-      </w:r>
-      <w:r>
-        <w:rPr>
-          <w:sz w:val="16"/>
-          <w:szCs w:val="16"/>
-        </w:rPr>
-        <w:t xml:space="preserve">The book pairs Retained earnings with “Earned capital”, not with “Deduction from equity”.</w:t>
-      </w:r>
-    </w:p>
-    <w:p>
-      <w:pPr>
-        <w:spacing w:after="18"/>
-        <w:ind w:left="300" w:hanging="300"/>
-      </w:pPr>
-      <w:r>
-        <w:rPr>
-          <w:b/>
-          <w:bCs/>
-          <w:color w:val="8186EF"/>
-          <w:sz w:val="16"/>
-          <w:szCs w:val="16"/>
-        </w:rPr>
         <w:t xml:space="preserve">10  </w:t>
       </w:r>
       <w:r>
@@ -3016,99 +2757,7 @@
           <w:sz w:val="16"/>
           <w:szCs w:val="16"/>
         </w:rPr>
-        <w:t xml:space="preserve">The book pairs Treasury stock with “Deduction from equity”.</w:t>
-      </w:r>
-    </w:p>
-    <w:p>
-      <w:pPr>
-        <w:spacing w:after="18"/>
-        <w:ind w:left="300" w:hanging="300"/>
-      </w:pPr>
-      <w:r>
-        <w:rPr>
-          <w:b/>
-          <w:bCs/>
-          <w:color w:val="8186EF"/>
-          <w:sz w:val="16"/>
-          <w:szCs w:val="16"/>
-        </w:rPr>
-        <w:t xml:space="preserve">11  </w:t>
-      </w:r>
-      <w:r>
-        <w:rPr>
-          <w:sz w:val="16"/>
-          <w:szCs w:val="16"/>
-        </w:rPr>
-        <w:t xml:space="preserve">The book pairs APIC–treasury stock with “Contributed capital”.</w:t>
-      </w:r>
-    </w:p>
-    <w:p>
-      <w:pPr>
-        <w:spacing w:after="18"/>
-        <w:ind w:left="300" w:hanging="300"/>
-      </w:pPr>
-      <w:r>
-        <w:rPr>
-          <w:b/>
-          <w:bCs/>
-          <w:color w:val="8186EF"/>
-          <w:sz w:val="16"/>
-          <w:szCs w:val="16"/>
-        </w:rPr>
-        <w:t xml:space="preserve">12  </w:t>
-      </w:r>
-      <w:r>
-        <w:rPr>
-          <w:sz w:val="16"/>
-          <w:szCs w:val="16"/>
-        </w:rPr>
-        <w:t xml:space="preserve">The book’s own table gives Contributed capital as the category of APIC–treasury stock.</w:t>
-      </w:r>
-    </w:p>
-    <w:p>
-      <w:pPr>
-        <w:spacing w:after="18"/>
-        <w:ind w:left="300" w:hanging="300"/>
-      </w:pPr>
-      <w:r>
-        <w:rPr>
-          <w:b/>
-          <w:bCs/>
-          <w:color w:val="8186EF"/>
-          <w:sz w:val="16"/>
-          <w:szCs w:val="16"/>
-        </w:rPr>
-        <w:t xml:space="preserve">13  </w:t>
-      </w:r>
-      <w:r>
-        <w:rPr>
-          <w:sz w:val="16"/>
-          <w:szCs w:val="16"/>
-        </w:rPr>
-        <w:t xml:space="preserve">The book’s own table gives Earned capital as the category of Retained earnings.</w:t>
-      </w:r>
-    </w:p>
-    <w:p>
-      <w:pPr>
-        <w:spacing w:after="18"/>
-        <w:ind w:left="300" w:hanging="300"/>
-      </w:pPr>
-      <w:r>
-        <w:rPr>
-          <w:b/>
-          <w:bCs/>
-          <w:color w:val="8186EF"/>
-          <w:sz w:val="16"/>
-          <w:szCs w:val="16"/>
-        </w:rPr>
-        <w:t xml:space="preserve">14  </w:t>
-      </w:r>
-      <w:r>
-        <w:rPr>
-          <w:sz w:val="16"/>
-          <w:szCs w:val="16"/>
-        </w:rPr>
-        <w:t xml:space="preserve">The book’s own table gives Deduction from equity as the category of Treasury stock.</w:t>
+        <w:t xml:space="preserve">The book pairs Retained earnings with “Earned capital”, not with “Contributed capital”.</w:t>
       </w:r>
     </w:p>
     <w:p>
@@ -3131,7 +2780,7 @@
           <w:sz w:val="16"/>
           <w:szCs w:val="16"/>
         </w:rPr>
-        <w:t xml:space="preserve">The book’s own table gives Current liability as the category of Dividends payable.</w:t>
+        <w:t xml:space="preserve">No assets will be paid, so it is equity. A is wrong: Only a cash dividend creates a liability. C is wrong: Nothing is owed to anyone.</w:t>
       </w:r>
     </w:p>
     <w:p>
@@ -3154,7 +2803,7 @@
           <w:sz w:val="16"/>
           <w:szCs w:val="16"/>
         </w:rPr>
-        <w:t xml:space="preserve">The book pairs APIC–treasury stock with “Contributed capital”.</w:t>
+        <w:t xml:space="preserve">APIC comes from owners' payments. A is wrong: Retained earnings are earned capital. B is wrong: AOCI is earned capital.</w:t>
       </w:r>
     </w:p>
     <w:p>
@@ -3177,7 +2826,99 @@
           <w:sz w:val="16"/>
           <w:szCs w:val="16"/>
         </w:rPr>
-        <w:t xml:space="preserve">The book pairs Retained earnings with “Earned capital”, not with “Contributed capital”.</w:t>
+        <w:t xml:space="preserve">OCI goes to AOCI, not retained earnings. A is wrong: Only net income goes to retained earnings. B is wrong: APIC is for owner contributions.</w:t>
+      </w:r>
+    </w:p>
+    <w:p>
+      <w:pPr>
+        <w:spacing w:after="18"/>
+        <w:ind w:left="300" w:hanging="300"/>
+      </w:pPr>
+      <w:r>
+        <w:rPr>
+          <w:b/>
+          <w:bCs/>
+          <w:color w:val="8186EF"/>
+          <w:sz w:val="16"/>
+          <w:szCs w:val="16"/>
+        </w:rPr>
+        <w:t xml:space="preserve">18  </w:t>
+      </w:r>
+      <w:r>
+        <w:rPr>
+          <w:sz w:val="16"/>
+          <w:szCs w:val="16"/>
+        </w:rPr>
+        <w:t xml:space="preserve">Opening + net income − cash dividends − stock dividend. B is wrong: This leaves out the cash dividend. C is wrong: This leaves out the stock dividend.</w:t>
+      </w:r>
+    </w:p>
+    <w:p>
+      <w:pPr>
+        <w:spacing w:after="18"/>
+        <w:ind w:left="300" w:hanging="300"/>
+      </w:pPr>
+      <w:r>
+        <w:rPr>
+          <w:b/>
+          <w:bCs/>
+          <w:color w:val="8186EF"/>
+          <w:sz w:val="16"/>
+          <w:szCs w:val="16"/>
+        </w:rPr>
+        <w:t xml:space="preserve">19  </w:t>
+      </w:r>
+      <w:r>
+        <w:rPr>
+          <w:sz w:val="16"/>
+          <w:szCs w:val="16"/>
+        </w:rPr>
+        <w:t xml:space="preserve">No assets will be paid, so it is equity. A is wrong: Only a cash dividend creates a liability. C is wrong: Nothing is owed to anyone.</w:t>
+      </w:r>
+    </w:p>
+    <w:p>
+      <w:pPr>
+        <w:spacing w:after="18"/>
+        <w:ind w:left="300" w:hanging="300"/>
+      </w:pPr>
+      <w:r>
+        <w:rPr>
+          <w:b/>
+          <w:bCs/>
+          <w:color w:val="8186EF"/>
+          <w:sz w:val="16"/>
+          <w:szCs w:val="16"/>
+        </w:rPr>
+        <w:t xml:space="preserve">20  </w:t>
+      </w:r>
+      <w:r>
+        <w:rPr>
+          <w:sz w:val="16"/>
+          <w:szCs w:val="16"/>
+        </w:rPr>
+        <w:t xml:space="preserve">CMA questions use exact terms, and one word can change the answer.</w:t>
+      </w:r>
+    </w:p>
+    <w:p>
+      <w:pPr>
+        <w:spacing w:after="18"/>
+        <w:ind w:left="300" w:hanging="300"/>
+      </w:pPr>
+      <w:r>
+        <w:rPr>
+          <w:b/>
+          <w:bCs/>
+          <w:color w:val="8186EF"/>
+          <w:sz w:val="16"/>
+          <w:szCs w:val="16"/>
+        </w:rPr>
+        <w:t xml:space="preserve">21  </w:t>
+      </w:r>
+      <w:r>
+        <w:rPr>
+          <w:sz w:val="16"/>
+          <w:szCs w:val="16"/>
+        </w:rPr>
+        <w:t xml:space="preserve">The term tables in each section are the book’s own.</w:t>
       </w:r>
     </w:p>
     <w:p>
@@ -3200,7 +2941,7 @@
           <w:sz w:val="16"/>
           <w:szCs w:val="16"/>
         </w:rPr>
-        <w:t xml:space="preserve">No assets will be paid, so it is equity. A is wrong: Only a cash dividend creates a liability. C is wrong: Nothing is owed to anyone.</w:t>
+        <w:t xml:space="preserve">Direct equity issuance costs reduce the proceeds, so they reduce APIC. A is wrong: Equity issuance costs are not expensed. C is wrong: They are not an asset.</w:t>
       </w:r>
     </w:p>
     <w:p>
@@ -3223,7 +2964,7 @@
           <w:sz w:val="16"/>
           <w:szCs w:val="16"/>
         </w:rPr>
-        <w:t xml:space="preserve">APIC comes from owners' payments. A is wrong: Retained earnings are earned capital. B is wrong: AOCI is earned capital.</w:t>
+        <w:t xml:space="preserve">Use the more reliable fair value; a traded share price is reliable. A is wrong: Par value is only a legal amount. B is wrong: The seller's book value is not the exchange value.</w:t>
       </w:r>
     </w:p>
     <w:p>
@@ -3246,7 +2987,7 @@
           <w:sz w:val="16"/>
           <w:szCs w:val="16"/>
         </w:rPr>
-        <w:t xml:space="preserve">OCI goes to AOCI, not retained earnings. A is wrong: Only net income goes to retained earnings. B is wrong: APIC is for owner contributions.</w:t>
+        <w:t xml:space="preserve">Every item on a Workshop sheet is settled by something printed on the same sheet.</w:t>
       </w:r>
     </w:p>
     <w:p/>
@@ -3356,66 +3097,66 @@
                 <w:sz w:val="17"/>
                 <w:szCs w:val="17"/>
               </w:rPr>
-              <w:t xml:space="preserve">B</w:t>
-            </w:r>
-          </w:p>
-        </w:tc>
-        <w:tc>
-          <w:tcPr>
-            <w:tcW w:type="pct" w:w="1667"/>
-            <w:tcMar>
-              <w:top w:type="dxa" w:w="40"/>
-              <w:left w:type="dxa" w:w="100"/>
-              <w:bottom w:type="dxa" w:w="40"/>
-              <w:right w:type="dxa" w:w="100"/>
-            </w:tcMar>
-          </w:tcPr>
-          <w:p>
-            <w:pPr>
-              <w:spacing w:before="22" w:after="22"/>
-            </w:pPr>
-            <w:r>
-              <w:rPr>
-                <w:b/>
-                <w:bCs/>
-                <w:color w:val="8186EF"/>
-                <w:sz w:val="16"/>
-                <w:szCs w:val="16"/>
-              </w:rPr>
-              <w:t xml:space="preserve">10  </w:t>
-            </w:r>
-            <w:r>
-              <w:rPr>
-                <w:sz w:val="17"/>
-                <w:szCs w:val="17"/>
-              </w:rPr>
-              <w:t xml:space="preserve">B</w:t>
-            </w:r>
-          </w:p>
-        </w:tc>
-        <w:tc>
-          <w:tcPr>
-            <w:tcW w:type="pct" w:w="1667"/>
-            <w:tcMar>
-              <w:top w:type="dxa" w:w="40"/>
-              <w:left w:type="dxa" w:w="100"/>
-              <w:bottom w:type="dxa" w:w="40"/>
-              <w:right w:type="dxa" w:w="100"/>
-            </w:tcMar>
-          </w:tcPr>
-          <w:p>
-            <w:pPr>
-              <w:spacing w:before="22" w:after="22"/>
-            </w:pPr>
-            <w:r>
-              <w:rPr>
-                <w:b/>
-                <w:bCs/>
-                <w:color w:val="8186EF"/>
-                <w:sz w:val="16"/>
-                <w:szCs w:val="16"/>
-              </w:rPr>
-              <w:t xml:space="preserve">19  </w:t>
+              <w:t xml:space="preserve">declaration date · date of record · property dividend</w:t>
+            </w:r>
+          </w:p>
+        </w:tc>
+        <w:tc>
+          <w:tcPr>
+            <w:tcW w:type="pct" w:w="1667"/>
+            <w:tcMar>
+              <w:top w:type="dxa" w:w="40"/>
+              <w:left w:type="dxa" w:w="100"/>
+              <w:bottom w:type="dxa" w:w="40"/>
+              <w:right w:type="dxa" w:w="100"/>
+            </w:tcMar>
+          </w:tcPr>
+          <w:p>
+            <w:pPr>
+              <w:spacing w:before="22" w:after="22"/>
+            </w:pPr>
+            <w:r>
+              <w:rPr>
+                <w:b/>
+                <w:bCs/>
+                <w:color w:val="8186EF"/>
+                <w:sz w:val="16"/>
+                <w:szCs w:val="16"/>
+              </w:rPr>
+              <w:t xml:space="preserve">9  </w:t>
+            </w:r>
+            <w:r>
+              <w:rPr>
+                <w:sz w:val="17"/>
+                <w:szCs w:val="17"/>
+              </w:rPr>
+              <w:t xml:space="preserve">T</w:t>
+            </w:r>
+          </w:p>
+        </w:tc>
+        <w:tc>
+          <w:tcPr>
+            <w:tcW w:type="pct" w:w="1667"/>
+            <w:tcMar>
+              <w:top w:type="dxa" w:w="40"/>
+              <w:left w:type="dxa" w:w="100"/>
+              <w:bottom w:type="dxa" w:w="40"/>
+              <w:right w:type="dxa" w:w="100"/>
+            </w:tcMar>
+          </w:tcPr>
+          <w:p>
+            <w:pPr>
+              <w:spacing w:before="22" w:after="22"/>
+            </w:pPr>
+            <w:r>
+              <w:rPr>
+                <w:b/>
+                <w:bCs/>
+                <w:color w:val="8186EF"/>
+                <w:sz w:val="16"/>
+                <w:szCs w:val="16"/>
+              </w:rPr>
+              <w:t xml:space="preserve">17  </w:t>
             </w:r>
             <w:r>
               <w:rPr>
@@ -3458,7 +3199,7 @@
                 <w:sz w:val="17"/>
                 <w:szCs w:val="17"/>
               </w:rPr>
-              <w:t xml:space="preserve">B</w:t>
+              <w:t xml:space="preserve">liquidating dividend · contributed capital · stock dividend · outstanding shares</w:t>
             </w:r>
           </w:p>
         </w:tc>
@@ -3485,14 +3226,14 @@
                 <w:sz w:val="16"/>
                 <w:szCs w:val="16"/>
               </w:rPr>
-              <w:t xml:space="preserve">11  </w:t>
-            </w:r>
-            <w:r>
-              <w:rPr>
-                <w:sz w:val="17"/>
-                <w:szCs w:val="17"/>
-              </w:rPr>
-              <w:t xml:space="preserve">A</w:t>
+              <w:t xml:space="preserve">10  </w:t>
+            </w:r>
+            <w:r>
+              <w:rPr>
+                <w:sz w:val="17"/>
+                <w:szCs w:val="17"/>
+              </w:rPr>
+              <w:t xml:space="preserve">F</w:t>
             </w:r>
           </w:p>
         </w:tc>
@@ -3519,7 +3260,7 @@
                 <w:sz w:val="16"/>
                 <w:szCs w:val="16"/>
               </w:rPr>
-              <w:t xml:space="preserve">20  </w:t>
+              <w:t xml:space="preserve">18  </w:t>
             </w:r>
             <w:r>
               <w:rPr>
@@ -3561,66 +3302,66 @@
                 <w:sz w:val="17"/>
                 <w:szCs w:val="17"/>
               </w:rPr>
-              <w:t xml:space="preserve">C</w:t>
-            </w:r>
-          </w:p>
-        </w:tc>
-        <w:tc>
-          <w:tcPr>
-            <w:tcW w:type="pct" w:w="1667"/>
-            <w:tcMar>
-              <w:top w:type="dxa" w:w="40"/>
-              <w:left w:type="dxa" w:w="100"/>
-              <w:bottom w:type="dxa" w:w="40"/>
-              <w:right w:type="dxa" w:w="100"/>
-            </w:tcMar>
-          </w:tcPr>
-          <w:p>
-            <w:pPr>
-              <w:spacing w:before="22" w:after="22"/>
-            </w:pPr>
-            <w:r>
-              <w:rPr>
-                <w:b/>
-                <w:bCs/>
-                <w:color w:val="8186EF"/>
-                <w:sz w:val="16"/>
-                <w:szCs w:val="16"/>
-              </w:rPr>
-              <w:t xml:space="preserve">12  </w:t>
-            </w:r>
-            <w:r>
-              <w:rPr>
-                <w:sz w:val="17"/>
-                <w:szCs w:val="17"/>
-              </w:rPr>
-              <w:t xml:space="preserve">D</w:t>
-            </w:r>
-          </w:p>
-        </w:tc>
-        <w:tc>
-          <w:tcPr>
-            <w:tcW w:type="pct" w:w="1667"/>
-            <w:tcMar>
-              <w:top w:type="dxa" w:w="40"/>
-              <w:left w:type="dxa" w:w="100"/>
-              <w:bottom w:type="dxa" w:w="40"/>
-              <w:right w:type="dxa" w:w="100"/>
-            </w:tcMar>
-          </w:tcPr>
-          <w:p>
-            <w:pPr>
-              <w:spacing w:before="22" w:after="22"/>
-            </w:pPr>
-            <w:r>
-              <w:rPr>
-                <w:b/>
-                <w:bCs/>
-                <w:color w:val="8186EF"/>
-                <w:sz w:val="16"/>
-                <w:szCs w:val="16"/>
-              </w:rPr>
-              <w:t xml:space="preserve">21  </w:t>
+              <w:t xml:space="preserve">stock split · stock dividend</w:t>
+            </w:r>
+          </w:p>
+        </w:tc>
+        <w:tc>
+          <w:tcPr>
+            <w:tcW w:type="pct" w:w="1667"/>
+            <w:tcMar>
+              <w:top w:type="dxa" w:w="40"/>
+              <w:left w:type="dxa" w:w="100"/>
+              <w:bottom w:type="dxa" w:w="40"/>
+              <w:right w:type="dxa" w:w="100"/>
+            </w:tcMar>
+          </w:tcPr>
+          <w:p>
+            <w:pPr>
+              <w:spacing w:before="22" w:after="22"/>
+            </w:pPr>
+            <w:r>
+              <w:rPr>
+                <w:b/>
+                <w:bCs/>
+                <w:color w:val="8186EF"/>
+                <w:sz w:val="16"/>
+                <w:szCs w:val="16"/>
+              </w:rPr>
+              <w:t xml:space="preserve">11  </w:t>
+            </w:r>
+            <w:r>
+              <w:rPr>
+                <w:sz w:val="17"/>
+                <w:szCs w:val="17"/>
+              </w:rPr>
+              <w:t xml:space="preserve">liquidating dividend · contributed capital</w:t>
+            </w:r>
+          </w:p>
+        </w:tc>
+        <w:tc>
+          <w:tcPr>
+            <w:tcW w:type="pct" w:w="1667"/>
+            <w:tcMar>
+              <w:top w:type="dxa" w:w="40"/>
+              <w:left w:type="dxa" w:w="100"/>
+              <w:bottom w:type="dxa" w:w="40"/>
+              <w:right w:type="dxa" w:w="100"/>
+            </w:tcMar>
+          </w:tcPr>
+          <w:p>
+            <w:pPr>
+              <w:spacing w:before="22" w:after="22"/>
+            </w:pPr>
+            <w:r>
+              <w:rPr>
+                <w:b/>
+                <w:bCs/>
+                <w:color w:val="8186EF"/>
+                <w:sz w:val="16"/>
+                <w:szCs w:val="16"/>
+              </w:rPr>
+              <w:t xml:space="preserve">19  </w:t>
             </w:r>
             <w:r>
               <w:rPr>
@@ -3663,7 +3404,7 @@
                 <w:sz w:val="17"/>
                 <w:szCs w:val="17"/>
               </w:rPr>
-              <w:t xml:space="preserve">D</w:t>
+              <w:t xml:space="preserve">T</w:t>
             </w:r>
           </w:p>
         </w:tc>
@@ -3690,14 +3431,14 @@
                 <w:sz w:val="16"/>
                 <w:szCs w:val="16"/>
               </w:rPr>
-              <w:t xml:space="preserve">13  </w:t>
-            </w:r>
-            <w:r>
-              <w:rPr>
-                <w:sz w:val="17"/>
-                <w:szCs w:val="17"/>
-              </w:rPr>
-              <w:t xml:space="preserve">T</w:t>
+              <w:t xml:space="preserve">12  </w:t>
+            </w:r>
+            <w:r>
+              <w:rPr>
+                <w:sz w:val="17"/>
+                <w:szCs w:val="17"/>
+              </w:rPr>
+              <w:t xml:space="preserve">C</w:t>
             </w:r>
           </w:p>
         </w:tc>
@@ -3724,7 +3465,7 @@
                 <w:sz w:val="16"/>
                 <w:szCs w:val="16"/>
               </w:rPr>
-              <w:t xml:space="preserve">22  </w:t>
+              <w:t xml:space="preserve">20  </w:t>
             </w:r>
             <w:r>
               <w:rPr>
@@ -3766,66 +3507,66 @@
                 <w:sz w:val="17"/>
                 <w:szCs w:val="17"/>
               </w:rPr>
-              <w:t xml:space="preserve">B</w:t>
-            </w:r>
-          </w:p>
-        </w:tc>
-        <w:tc>
-          <w:tcPr>
-            <w:tcW w:type="pct" w:w="1667"/>
-            <w:tcMar>
-              <w:top w:type="dxa" w:w="40"/>
-              <w:left w:type="dxa" w:w="100"/>
-              <w:bottom w:type="dxa" w:w="40"/>
-              <w:right w:type="dxa" w:w="100"/>
-            </w:tcMar>
-          </w:tcPr>
-          <w:p>
-            <w:pPr>
-              <w:spacing w:before="22" w:after="22"/>
-            </w:pPr>
-            <w:r>
-              <w:rPr>
-                <w:b/>
-                <w:bCs/>
-                <w:color w:val="8186EF"/>
-                <w:sz w:val="16"/>
-                <w:szCs w:val="16"/>
-              </w:rPr>
-              <w:t xml:space="preserve">14  </w:t>
-            </w:r>
-            <w:r>
-              <w:rPr>
-                <w:sz w:val="17"/>
-                <w:szCs w:val="17"/>
-              </w:rPr>
-              <w:t xml:space="preserve">F</w:t>
-            </w:r>
-          </w:p>
-        </w:tc>
-        <w:tc>
-          <w:tcPr>
-            <w:tcW w:type="pct" w:w="1667"/>
-            <w:tcMar>
-              <w:top w:type="dxa" w:w="40"/>
-              <w:left w:type="dxa" w:w="100"/>
-              <w:bottom w:type="dxa" w:w="40"/>
-              <w:right w:type="dxa" w:w="100"/>
-            </w:tcMar>
-          </w:tcPr>
-          <w:p>
-            <w:pPr>
-              <w:spacing w:before="22" w:after="22"/>
-            </w:pPr>
-            <w:r>
-              <w:rPr>
-                <w:b/>
-                <w:bCs/>
-                <w:color w:val="8186EF"/>
-                <w:sz w:val="16"/>
-                <w:szCs w:val="16"/>
-              </w:rPr>
-              <w:t xml:space="preserve">23  </w:t>
+              <w:t xml:space="preserve">D</w:t>
+            </w:r>
+          </w:p>
+        </w:tc>
+        <w:tc>
+          <w:tcPr>
+            <w:tcW w:type="pct" w:w="1667"/>
+            <w:tcMar>
+              <w:top w:type="dxa" w:w="40"/>
+              <w:left w:type="dxa" w:w="100"/>
+              <w:bottom w:type="dxa" w:w="40"/>
+              <w:right w:type="dxa" w:w="100"/>
+            </w:tcMar>
+          </w:tcPr>
+          <w:p>
+            <w:pPr>
+              <w:spacing w:before="22" w:after="22"/>
+            </w:pPr>
+            <w:r>
+              <w:rPr>
+                <w:b/>
+                <w:bCs/>
+                <w:color w:val="8186EF"/>
+                <w:sz w:val="16"/>
+                <w:szCs w:val="16"/>
+              </w:rPr>
+              <w:t xml:space="preserve">13  </w:t>
+            </w:r>
+            <w:r>
+              <w:rPr>
+                <w:sz w:val="17"/>
+                <w:szCs w:val="17"/>
+              </w:rPr>
+              <w:t xml:space="preserve">A</w:t>
+            </w:r>
+          </w:p>
+        </w:tc>
+        <w:tc>
+          <w:tcPr>
+            <w:tcW w:type="pct" w:w="1667"/>
+            <w:tcMar>
+              <w:top w:type="dxa" w:w="40"/>
+              <w:left w:type="dxa" w:w="100"/>
+              <w:bottom w:type="dxa" w:w="40"/>
+              <w:right w:type="dxa" w:w="100"/>
+            </w:tcMar>
+          </w:tcPr>
+          <w:p>
+            <w:pPr>
+              <w:spacing w:before="22" w:after="22"/>
+            </w:pPr>
+            <w:r>
+              <w:rPr>
+                <w:b/>
+                <w:bCs/>
+                <w:color w:val="8186EF"/>
+                <w:sz w:val="16"/>
+                <w:szCs w:val="16"/>
+              </w:rPr>
+              <w:t xml:space="preserve">21  </w:t>
             </w:r>
             <w:r>
               <w:rPr>
@@ -3895,14 +3636,14 @@
                 <w:sz w:val="16"/>
                 <w:szCs w:val="16"/>
               </w:rPr>
-              <w:t xml:space="preserve">15  </w:t>
-            </w:r>
-            <w:r>
-              <w:rPr>
-                <w:sz w:val="17"/>
-                <w:szCs w:val="17"/>
-              </w:rPr>
-              <w:t xml:space="preserve">A</w:t>
+              <w:t xml:space="preserve">14  </w:t>
+            </w:r>
+            <w:r>
+              <w:rPr>
+                <w:sz w:val="17"/>
+                <w:szCs w:val="17"/>
+              </w:rPr>
+              <w:t xml:space="preserve">D</w:t>
             </w:r>
           </w:p>
         </w:tc>
@@ -3929,7 +3670,7 @@
                 <w:sz w:val="16"/>
                 <w:szCs w:val="16"/>
               </w:rPr>
-              <w:t xml:space="preserve">24  </w:t>
+              <w:t xml:space="preserve">22  </w:t>
             </w:r>
             <w:r>
               <w:rPr>
@@ -3971,66 +3712,66 @@
                 <w:sz w:val="17"/>
                 <w:szCs w:val="17"/>
               </w:rPr>
-              <w:t xml:space="preserve">C</w:t>
-            </w:r>
-          </w:p>
-        </w:tc>
-        <w:tc>
-          <w:tcPr>
-            <w:tcW w:type="pct" w:w="1667"/>
-            <w:tcMar>
-              <w:top w:type="dxa" w:w="40"/>
-              <w:left w:type="dxa" w:w="100"/>
-              <w:bottom w:type="dxa" w:w="40"/>
-              <w:right w:type="dxa" w:w="100"/>
-            </w:tcMar>
-          </w:tcPr>
-          <w:p>
-            <w:pPr>
-              <w:spacing w:before="22" w:after="22"/>
-            </w:pPr>
-            <w:r>
-              <w:rPr>
-                <w:b/>
-                <w:bCs/>
-                <w:color w:val="8186EF"/>
-                <w:sz w:val="16"/>
-                <w:szCs w:val="16"/>
-              </w:rPr>
-              <w:t xml:space="preserve">16  </w:t>
-            </w:r>
-            <w:r>
-              <w:rPr>
-                <w:sz w:val="17"/>
-                <w:szCs w:val="17"/>
-              </w:rPr>
-              <w:t xml:space="preserve">D</w:t>
-            </w:r>
-          </w:p>
-        </w:tc>
-        <w:tc>
-          <w:tcPr>
-            <w:tcW w:type="pct" w:w="1667"/>
-            <w:tcMar>
-              <w:top w:type="dxa" w:w="40"/>
-              <w:left w:type="dxa" w:w="100"/>
-              <w:bottom w:type="dxa" w:w="40"/>
-              <w:right w:type="dxa" w:w="100"/>
-            </w:tcMar>
-          </w:tcPr>
-          <w:p>
-            <w:pPr>
-              <w:spacing w:before="22" w:after="22"/>
-            </w:pPr>
-            <w:r>
-              <w:rPr>
-                <w:b/>
-                <w:bCs/>
-                <w:color w:val="8186EF"/>
-                <w:sz w:val="16"/>
-                <w:szCs w:val="16"/>
-              </w:rPr>
-              <w:t xml:space="preserve">25  </w:t>
+              <w:t xml:space="preserve">A</w:t>
+            </w:r>
+          </w:p>
+        </w:tc>
+        <w:tc>
+          <w:tcPr>
+            <w:tcW w:type="pct" w:w="1667"/>
+            <w:tcMar>
+              <w:top w:type="dxa" w:w="40"/>
+              <w:left w:type="dxa" w:w="100"/>
+              <w:bottom w:type="dxa" w:w="40"/>
+              <w:right w:type="dxa" w:w="100"/>
+            </w:tcMar>
+          </w:tcPr>
+          <w:p>
+            <w:pPr>
+              <w:spacing w:before="22" w:after="22"/>
+            </w:pPr>
+            <w:r>
+              <w:rPr>
+                <w:b/>
+                <w:bCs/>
+                <w:color w:val="8186EF"/>
+                <w:sz w:val="16"/>
+                <w:szCs w:val="16"/>
+              </w:rPr>
+              <w:t xml:space="preserve">15  </w:t>
+            </w:r>
+            <w:r>
+              <w:rPr>
+                <w:sz w:val="17"/>
+                <w:szCs w:val="17"/>
+              </w:rPr>
+              <w:t xml:space="preserve">B</w:t>
+            </w:r>
+          </w:p>
+        </w:tc>
+        <w:tc>
+          <w:tcPr>
+            <w:tcW w:type="pct" w:w="1667"/>
+            <w:tcMar>
+              <w:top w:type="dxa" w:w="40"/>
+              <w:left w:type="dxa" w:w="100"/>
+              <w:bottom w:type="dxa" w:w="40"/>
+              <w:right w:type="dxa" w:w="100"/>
+            </w:tcMar>
+          </w:tcPr>
+          <w:p>
+            <w:pPr>
+              <w:spacing w:before="22" w:after="22"/>
+            </w:pPr>
+            <w:r>
+              <w:rPr>
+                <w:b/>
+                <w:bCs/>
+                <w:color w:val="8186EF"/>
+                <w:sz w:val="16"/>
+                <w:szCs w:val="16"/>
+              </w:rPr>
+              <w:t xml:space="preserve">23  </w:t>
             </w:r>
             <w:r>
               <w:rPr>
@@ -4073,7 +3814,7 @@
                 <w:sz w:val="17"/>
                 <w:szCs w:val="17"/>
               </w:rPr>
-              <w:t xml:space="preserve">T</w:t>
+              <w:t xml:space="preserve">D</w:t>
             </w:r>
           </w:p>
         </w:tc>
@@ -4100,14 +3841,14 @@
                 <w:sz w:val="16"/>
                 <w:szCs w:val="16"/>
               </w:rPr>
-              <w:t xml:space="preserve">17  </w:t>
-            </w:r>
-            <w:r>
-              <w:rPr>
-                <w:sz w:val="17"/>
-                <w:szCs w:val="17"/>
-              </w:rPr>
-              <w:t xml:space="preserve">B</w:t>
+              <w:t xml:space="preserve">16  </w:t>
+            </w:r>
+            <w:r>
+              <w:rPr>
+                <w:sz w:val="17"/>
+                <w:szCs w:val="17"/>
+              </w:rPr>
+              <w:t xml:space="preserve">A</w:t>
             </w:r>
           </w:p>
         </w:tc>
@@ -4134,7 +3875,7 @@
                 <w:sz w:val="16"/>
                 <w:szCs w:val="16"/>
               </w:rPr>
-              <w:t xml:space="preserve">26  </w:t>
+              <w:t xml:space="preserve">24  </w:t>
             </w:r>
             <w:r>
               <w:rPr>
@@ -4142,103 +3883,82 @@
                 <w:szCs w:val="17"/>
               </w:rPr>
               <w:t xml:space="preserve">A cash dividend has three dates. On the declaration date the company debits retained earnings and credits dividends payable, a current liability. On the date of record no entry is made; it only decides who is paid. On the payment date the liability is paid. Orontes declared $400,000 in December 2025, so that amount is still payable at year-end.</w:t>
-            </w:r>
-          </w:p>
-        </w:tc>
-      </w:tr>
-      <w:tr>
-        <w:tc>
-          <w:tcPr>
-            <w:tcW w:type="pct" w:w="1667"/>
-            <w:tcMar>
-              <w:top w:type="dxa" w:w="40"/>
-              <w:left w:type="dxa" w:w="100"/>
-              <w:bottom w:type="dxa" w:w="40"/>
-              <w:right w:type="dxa" w:w="100"/>
-            </w:tcMar>
-          </w:tcPr>
-          <w:p>
-            <w:pPr>
-              <w:spacing w:before="22" w:after="22"/>
-            </w:pPr>
-            <w:r>
-              <w:rPr>
-                <w:b/>
-                <w:bCs/>
-                <w:color w:val="8186EF"/>
-                <w:sz w:val="16"/>
-                <w:szCs w:val="16"/>
-              </w:rPr>
-              <w:t xml:space="preserve">9  </w:t>
-            </w:r>
-            <w:r>
-              <w:rPr>
-                <w:sz w:val="17"/>
-                <w:szCs w:val="17"/>
-              </w:rPr>
-              <w:t xml:space="preserve">D</w:t>
-            </w:r>
-          </w:p>
-        </w:tc>
-        <w:tc>
-          <w:tcPr>
-            <w:tcW w:type="pct" w:w="1667"/>
-            <w:tcMar>
-              <w:top w:type="dxa" w:w="40"/>
-              <w:left w:type="dxa" w:w="100"/>
-              <w:bottom w:type="dxa" w:w="40"/>
-              <w:right w:type="dxa" w:w="100"/>
-            </w:tcMar>
-          </w:tcPr>
-          <w:p>
-            <w:pPr>
-              <w:spacing w:before="22" w:after="22"/>
-            </w:pPr>
-            <w:r>
-              <w:rPr>
-                <w:b/>
-                <w:bCs/>
-                <w:color w:val="8186EF"/>
-                <w:sz w:val="16"/>
-                <w:szCs w:val="16"/>
-              </w:rPr>
-              <w:t xml:space="preserve">18  </w:t>
-            </w:r>
-            <w:r>
-              <w:rPr>
-                <w:sz w:val="17"/>
-                <w:szCs w:val="17"/>
-              </w:rPr>
-              <w:t xml:space="preserve">A</w:t>
-            </w:r>
-          </w:p>
-        </w:tc>
-        <w:tc>
-          <w:tcPr>
-            <w:tcW w:type="pct" w:w="1667"/>
-            <w:tcMar>
-              <w:top w:type="dxa" w:w="40"/>
-              <w:left w:type="dxa" w:w="100"/>
-              <w:bottom w:type="dxa" w:w="40"/>
-              <w:right w:type="dxa" w:w="100"/>
-            </w:tcMar>
-          </w:tcPr>
-          <w:p>
-            <w:pPr>
-              <w:spacing w:before="24" w:after="24"/>
-            </w:pPr>
-            <w:r>
-              <w:rPr>
-                <w:sz w:val="16"/>
-                <w:szCs w:val="16"/>
-              </w:rPr>
-              <w:t xml:space="preserve"/>
             </w:r>
           </w:p>
         </w:tc>
       </w:tr>
     </w:tbl>
     <w:p/>
+    <w:tbl>
+      <w:tblPr>
+        <w:tblW w:type="pct" w:w="100%"/>
+        <w:tblLayout w:type="fixed"/>
+        <w:tblBorders>
+          <w:top w:val="single" w:color="1F7A6A" w:sz="8"/>
+          <w:left w:val="single" w:color="1F7A6A" w:sz="8"/>
+          <w:bottom w:val="single" w:color="1F7A6A" w:sz="8"/>
+          <w:right w:val="single" w:color="1F7A6A" w:sz="8"/>
+          <w:insideH w:val="single" w:color="1F7A6A" w:sz="8"/>
+          <w:insideV w:val="single" w:color="1F7A6A" w:sz="8"/>
+        </w:tblBorders>
+      </w:tblPr>
+      <w:tblGrid>
+        <w:gridCol w:w="9600"/>
+      </w:tblGrid>
+      <w:tr>
+        <w:tc>
+          <w:tcPr>
+            <w:tcW w:type="pct" w:w="5000"/>
+            <w:shd w:fill="EEF6F4" w:val="clear"/>
+            <w:tcMar>
+              <w:top w:type="dxa" w:w="70"/>
+              <w:left w:type="dxa" w:w="130"/>
+              <w:bottom w:type="dxa" w:w="70"/>
+              <w:right w:type="dxa" w:w="130"/>
+            </w:tcMar>
+          </w:tcPr>
+          <w:p>
+            <w:pPr>
+              <w:spacing w:before="34" w:after="18"/>
+            </w:pPr>
+            <w:r>
+              <w:rPr>
+                <w:b/>
+                <w:bCs/>
+                <w:color w:val="1F7A6A"/>
+                <w:sz w:val="17"/>
+                <w:szCs w:val="17"/>
+              </w:rPr>
+              <w:t xml:space="preserve">11  </w:t>
+            </w:r>
+            <w:r>
+              <w:rPr>
+                <w:b/>
+                <w:bCs/>
+                <w:color w:val="1F7A6A"/>
+                <w:sz w:val="16"/>
+                <w:szCs w:val="16"/>
+              </w:rPr>
+              <w:t xml:space="preserve">what the book says</w:t>
+            </w:r>
+          </w:p>
+          <w:p>
+            <w:pPr>
+              <w:spacing w:after="34"/>
+              <w:ind w:left="300"/>
+            </w:pPr>
+            <w:r>
+              <w:rPr>
+                <w:sz w:val="17"/>
+                <w:szCs w:val="17"/>
+              </w:rPr>
+              <w:t xml:space="preserve">A liquidating dividend returns contributed capital, so it reduces APIC rather than retained earnings.</w:t>
+            </w:r>
+          </w:p>
+        </w:tc>
+      </w:tr>
+    </w:tbl>
+    <w:p/>
     <w:p>
       <w:pPr>
         <w:spacing w:before="60" w:after="20"/>
@@ -4274,7 +3994,7 @@
           <w:sz w:val="16"/>
           <w:szCs w:val="16"/>
         </w:rPr>
-        <w:t xml:space="preserve">Stock dividends are based on outstanding shares. A is wrong: This applies the rate to the treasury shares only. C is wrong: This includes the treasury shares.</w:t>
+        <w:t xml:space="preserve">The book writes: “On the declaration date the company debits retained earnings and credits dividends payable, a current liability. On the date of record no entry is made; it only decides who is paid. On the payment date the liability is paid. A property dividend is paid with a noncash asset.”</w:t>
       </w:r>
     </w:p>
     <w:p>
@@ -4297,7 +4017,7 @@
           <w:sz w:val="16"/>
           <w:szCs w:val="16"/>
         </w:rPr>
-        <w:t xml:space="preserve">A cash dividend creates a liability, so equity falls. A is wrong: A stock dividend moves amounts within equity. C is wrong: A split changes only the number of shares.</w:t>
+        <w:t xml:space="preserve">The book writes: “A liquidating dividend returns contributed capital, so it reduces APIC rather than retained earnings. A stock dividend gives shareholders more shares instead of cash. For a small stock dividend, below about 20% to 25% of the outstanding shares, the company moves the fair value of the new shares from retained earnings to common stock and APIC.”</w:t>
       </w:r>
     </w:p>
     <w:p>
@@ -4320,6 +4040,52 @@
           <w:sz w:val="16"/>
           <w:szCs w:val="16"/>
         </w:rPr>
+        <w:t xml:space="preserve">The book writes: “A stock split increases the number of shares and reduces the par value per share in proportion. Total equity never changes: only the labels inside equity move. Small stock dividend at fair value; large stock dividend at par.”</w:t>
+      </w:r>
+    </w:p>
+    <w:p>
+      <w:pPr>
+        <w:spacing w:after="18"/>
+        <w:ind w:left="300" w:hanging="300"/>
+      </w:pPr>
+      <w:r>
+        <w:rPr>
+          <w:b/>
+          <w:bCs/>
+          <w:color w:val="8186EF"/>
+          <w:sz w:val="16"/>
+          <w:szCs w:val="16"/>
+        </w:rPr>
+        <w:t xml:space="preserve">4  </w:t>
+      </w:r>
+      <w:r>
+        <w:rPr>
+          <w:sz w:val="16"/>
+          <w:szCs w:val="16"/>
+        </w:rPr>
+        <w:t xml:space="preserve">The book pairs Cash dividend with “Amount declared”.</w:t>
+      </w:r>
+    </w:p>
+    <w:p>
+      <w:pPr>
+        <w:spacing w:after="18"/>
+        <w:ind w:left="300" w:hanging="300"/>
+      </w:pPr>
+      <w:r>
+        <w:rPr>
+          <w:b/>
+          <w:bCs/>
+          <w:color w:val="8186EF"/>
+          <w:sz w:val="16"/>
+          <w:szCs w:val="16"/>
+        </w:rPr>
+        <w:t xml:space="preserve">5  </w:t>
+      </w:r>
+      <w:r>
+        <w:rPr>
+          <w:sz w:val="16"/>
+          <w:szCs w:val="16"/>
+        </w:rPr>
         <w:t xml:space="preserve">The book’s own table pairs Cash dividend with “Amount declared”.</w:t>
       </w:r>
     </w:p>
@@ -4336,7 +4102,7 @@
           <w:sz w:val="16"/>
           <w:szCs w:val="16"/>
         </w:rPr>
-        <w:t xml:space="preserve">4  </w:t>
+        <w:t xml:space="preserve">6  </w:t>
       </w:r>
       <w:r>
         <w:rPr>
@@ -4359,7 +4125,7 @@
           <w:sz w:val="16"/>
           <w:szCs w:val="16"/>
         </w:rPr>
-        <w:t xml:space="preserve">5  </w:t>
+        <w:t xml:space="preserve">7  </w:t>
       </w:r>
       <w:r>
         <w:rPr>
@@ -4382,7 +4148,7 @@
           <w:sz w:val="16"/>
           <w:szCs w:val="16"/>
         </w:rPr>
-        <w:t xml:space="preserve">6  </w:t>
+        <w:t xml:space="preserve">8  </w:t>
       </w:r>
       <w:r>
         <w:rPr>
@@ -4405,52 +4171,6 @@
           <w:sz w:val="16"/>
           <w:szCs w:val="16"/>
         </w:rPr>
-        <w:t xml:space="preserve">7  </w:t>
-      </w:r>
-      <w:r>
-        <w:rPr>
-          <w:sz w:val="16"/>
-          <w:szCs w:val="16"/>
-        </w:rPr>
-        <w:t xml:space="preserve">The book’s own table pairs Small stock dividend (below about 20–25%) with “Fair value of the shares”.</w:t>
-      </w:r>
-    </w:p>
-    <w:p>
-      <w:pPr>
-        <w:spacing w:after="18"/>
-        <w:ind w:left="300" w:hanging="300"/>
-      </w:pPr>
-      <w:r>
-        <w:rPr>
-          <w:b/>
-          <w:bCs/>
-          <w:color w:val="8186EF"/>
-          <w:sz w:val="16"/>
-          <w:szCs w:val="16"/>
-        </w:rPr>
-        <w:t xml:space="preserve">8  </w:t>
-      </w:r>
-      <w:r>
-        <w:rPr>
-          <w:sz w:val="16"/>
-          <w:szCs w:val="16"/>
-        </w:rPr>
-        <w:t xml:space="preserve">The book pairs Cash dividend with “Amount declared”.</w:t>
-      </w:r>
-    </w:p>
-    <w:p>
-      <w:pPr>
-        <w:spacing w:after="18"/>
-        <w:ind w:left="300" w:hanging="300"/>
-      </w:pPr>
-      <w:r>
-        <w:rPr>
-          <w:b/>
-          <w:bCs/>
-          <w:color w:val="8186EF"/>
-          <w:sz w:val="16"/>
-          <w:szCs w:val="16"/>
-        </w:rPr>
         <w:t xml:space="preserve">9  </w:t>
       </w:r>
       <w:r>
@@ -4458,7 +4178,7 @@
           <w:sz w:val="16"/>
           <w:szCs w:val="16"/>
         </w:rPr>
-        <w:t xml:space="preserve">The book’s own table pairs Cash dividend with “Amount declared”.</w:t>
+        <w:t xml:space="preserve">The book pairs Cash dividend with “Decreases (a liability arises)”.</w:t>
       </w:r>
     </w:p>
     <w:p>
@@ -4481,30 +4201,7 @@
           <w:sz w:val="16"/>
           <w:szCs w:val="16"/>
         </w:rPr>
-        <w:t xml:space="preserve">The book’s own table pairs Property dividend with “Fair value of the asset (gain or loss on remeasurement first)”.</w:t>
-      </w:r>
-    </w:p>
-    <w:p>
-      <w:pPr>
-        <w:spacing w:after="18"/>
-        <w:ind w:left="300" w:hanging="300"/>
-      </w:pPr>
-      <w:r>
-        <w:rPr>
-          <w:b/>
-          <w:bCs/>
-          <w:color w:val="8186EF"/>
-          <w:sz w:val="16"/>
-          <w:szCs w:val="16"/>
-        </w:rPr>
-        <w:t xml:space="preserve">11  </w:t>
-      </w:r>
-      <w:r>
-        <w:rPr>
-          <w:sz w:val="16"/>
-          <w:szCs w:val="16"/>
-        </w:rPr>
-        <w:t xml:space="preserve">The book’s own table pairs Scrip dividend with “Face value of the note”.</w:t>
+        <w:t xml:space="preserve">The book pairs Property dividend with “Decreases”, not with “No change”.</w:t>
       </w:r>
     </w:p>
     <w:p>
@@ -4527,7 +4224,7 @@
           <w:sz w:val="16"/>
           <w:szCs w:val="16"/>
         </w:rPr>
-        <w:t xml:space="preserve">The book’s own table pairs Liquidating dividend with “Amount beyond retained earnings”.</w:t>
+        <w:t xml:space="preserve">The book gives Decreases (a liability arises) as the total equity of Cash dividend.</w:t>
       </w:r>
     </w:p>
     <w:p>
@@ -4550,7 +4247,7 @@
           <w:sz w:val="16"/>
           <w:szCs w:val="16"/>
         </w:rPr>
-        <w:t xml:space="preserve">The book pairs Cash dividend with “Decreases (a liability arises)”.</w:t>
+        <w:t xml:space="preserve">Transactions in a company's own shares never create income. B is wrong: No gains are recorded on a company's own shares. C is wrong: Retained earnings are not credited for treasury transactions.</w:t>
       </w:r>
     </w:p>
     <w:p>
@@ -4573,7 +4270,7 @@
           <w:sz w:val="16"/>
           <w:szCs w:val="16"/>
         </w:rPr>
-        <w:t xml:space="preserve">The book pairs Property dividend with “Decreases”, not with “No change”.</w:t>
+        <w:t xml:space="preserve">Cash falls and equity falls by the same amount through treasury stock. A is wrong: Treasury stock reduces equity. B is wrong: The purchase is recorded in treasury stock, not retained earnings.</w:t>
       </w:r>
     </w:p>
     <w:p>
@@ -4596,6 +4293,52 @@
           <w:sz w:val="16"/>
           <w:szCs w:val="16"/>
         </w:rPr>
+        <w:t xml:space="preserve">Remeasure the land to fair value first, then distribute it at fair value. A is wrong: The asset must be remeasured to fair value. C is wrong: The gain is only the increase over carrying amount.</w:t>
+      </w:r>
+    </w:p>
+    <w:p>
+      <w:pPr>
+        <w:spacing w:after="18"/>
+        <w:ind w:left="300" w:hanging="300"/>
+      </w:pPr>
+      <w:r>
+        <w:rPr>
+          <w:b/>
+          <w:bCs/>
+          <w:color w:val="8186EF"/>
+          <w:sz w:val="16"/>
+          <w:szCs w:val="16"/>
+        </w:rPr>
+        <w:t xml:space="preserve">16  </w:t>
+      </w:r>
+      <w:r>
+        <w:rPr>
+          <w:sz w:val="16"/>
+          <w:szCs w:val="16"/>
+        </w:rPr>
+        <w:t xml:space="preserve">The date of record only decides who will be paid. B is wrong: This is the declaration-date entry. C is wrong: This is the payment-date entry.</w:t>
+      </w:r>
+    </w:p>
+    <w:p>
+      <w:pPr>
+        <w:spacing w:after="18"/>
+        <w:ind w:left="300" w:hanging="300"/>
+      </w:pPr>
+      <w:r>
+        <w:rPr>
+          <w:b/>
+          <w:bCs/>
+          <w:color w:val="8186EF"/>
+          <w:sz w:val="16"/>
+          <w:szCs w:val="16"/>
+        </w:rPr>
+        <w:t xml:space="preserve">17  </w:t>
+      </w:r>
+      <w:r>
+        <w:rPr>
+          <w:sz w:val="16"/>
+          <w:szCs w:val="16"/>
+        </w:rPr>
         <w:t xml:space="preserve">Transactions in a company's own shares never create income. B is wrong: No gains are recorded on a company's own shares. C is wrong: Retained earnings are not credited for treasury transactions.</w:t>
       </w:r>
     </w:p>
@@ -4612,52 +4355,6 @@
           <w:sz w:val="16"/>
           <w:szCs w:val="16"/>
         </w:rPr>
-        <w:t xml:space="preserve">16  </w:t>
-      </w:r>
-      <w:r>
-        <w:rPr>
-          <w:sz w:val="16"/>
-          <w:szCs w:val="16"/>
-        </w:rPr>
-        <w:t xml:space="preserve">Cash falls and equity falls by the same amount through treasury stock. A is wrong: Treasury stock reduces equity. B is wrong: The purchase is recorded in treasury stock, not retained earnings.</w:t>
-      </w:r>
-    </w:p>
-    <w:p>
-      <w:pPr>
-        <w:spacing w:after="18"/>
-        <w:ind w:left="300" w:hanging="300"/>
-      </w:pPr>
-      <w:r>
-        <w:rPr>
-          <w:b/>
-          <w:bCs/>
-          <w:color w:val="8186EF"/>
-          <w:sz w:val="16"/>
-          <w:szCs w:val="16"/>
-        </w:rPr>
-        <w:t xml:space="preserve">17  </w:t>
-      </w:r>
-      <w:r>
-        <w:rPr>
-          <w:sz w:val="16"/>
-          <w:szCs w:val="16"/>
-        </w:rPr>
-        <w:t xml:space="preserve">Remeasure the land to fair value first, then distribute it at fair value. A is wrong: The asset must be remeasured to fair value. C is wrong: The gain is only the increase over carrying amount.</w:t>
-      </w:r>
-    </w:p>
-    <w:p>
-      <w:pPr>
-        <w:spacing w:after="18"/>
-        <w:ind w:left="300" w:hanging="300"/>
-      </w:pPr>
-      <w:r>
-        <w:rPr>
-          <w:b/>
-          <w:bCs/>
-          <w:color w:val="8186EF"/>
-          <w:sz w:val="16"/>
-          <w:szCs w:val="16"/>
-        </w:rPr>
         <w:t xml:space="preserve">18  </w:t>
       </w:r>
       <w:r>
@@ -4665,7 +4362,7 @@
           <w:sz w:val="16"/>
           <w:szCs w:val="16"/>
         </w:rPr>
-        <w:t xml:space="preserve">The date of record only decides who will be paid. B is wrong: This is the declaration-date entry. C is wrong: This is the payment-date entry.</w:t>
+        <w:t xml:space="preserve">CMA questions use exact terms, and one word can change the answer.</w:t>
       </w:r>
     </w:p>
     <w:p>
@@ -4688,7 +4385,7 @@
           <w:sz w:val="16"/>
           <w:szCs w:val="16"/>
         </w:rPr>
-        <w:t xml:space="preserve">Transactions in a company's own shares never create income. B is wrong: No gains are recorded on a company's own shares. C is wrong: Retained earnings are not credited for treasury transactions.</w:t>
+        <w:t xml:space="preserve">The term tables in each section are the book’s own.</w:t>
       </w:r>
     </w:p>
     <w:p>
@@ -4711,7 +4408,30 @@
           <w:sz w:val="16"/>
           <w:szCs w:val="16"/>
         </w:rPr>
-        <w:t xml:space="preserve">CMA questions use exact terms, and one word can change the answer.</w:t>
+        <w:t xml:space="preserve">A split changes the number of shares and the par per share only. A is wrong: A split does not move retained earnings. B is wrong: Common stock stays the same in total.</w:t>
+      </w:r>
+    </w:p>
+    <w:p>
+      <w:pPr>
+        <w:spacing w:after="18"/>
+        <w:ind w:left="300" w:hanging="300"/>
+      </w:pPr>
+      <w:r>
+        <w:rPr>
+          <w:b/>
+          <w:bCs/>
+          <w:color w:val="8186EF"/>
+          <w:sz w:val="16"/>
+          <w:szCs w:val="16"/>
+        </w:rPr>
+        <w:t xml:space="preserve">21  </w:t>
+      </w:r>
+      <w:r>
+        <w:rPr>
+          <w:sz w:val="16"/>
+          <w:szCs w:val="16"/>
+        </w:rPr>
+        <w:t xml:space="preserve">A large stock dividend moves only par: 4,050,000 shares × $1. A is wrong: A large stock dividend is still recorded; only a split has no entry. C is wrong: This is the small stock dividend.</w:t>
       </w:r>
     </w:p>
     <w:p/>
@@ -4821,73 +4541,73 @@
                 <w:sz w:val="17"/>
                 <w:szCs w:val="17"/>
               </w:rPr>
-              <w:t xml:space="preserve">C</w:t>
-            </w:r>
-          </w:p>
-        </w:tc>
-        <w:tc>
-          <w:tcPr>
-            <w:tcW w:type="pct" w:w="1667"/>
-            <w:tcMar>
-              <w:top w:type="dxa" w:w="40"/>
-              <w:left w:type="dxa" w:w="100"/>
-              <w:bottom w:type="dxa" w:w="40"/>
-              <w:right w:type="dxa" w:w="100"/>
-            </w:tcMar>
-          </w:tcPr>
-          <w:p>
-            <w:pPr>
-              <w:spacing w:before="22" w:after="22"/>
-            </w:pPr>
-            <w:r>
-              <w:rPr>
-                <w:b/>
-                <w:bCs/>
-                <w:color w:val="8186EF"/>
-                <w:sz w:val="16"/>
-                <w:szCs w:val="16"/>
-              </w:rPr>
-              <w:t xml:space="preserve">11  </w:t>
-            </w:r>
-            <w:r>
-              <w:rPr>
-                <w:sz w:val="17"/>
-                <w:szCs w:val="17"/>
-              </w:rPr>
-              <w:t xml:space="preserve">A</w:t>
-            </w:r>
-          </w:p>
-        </w:tc>
-        <w:tc>
-          <w:tcPr>
-            <w:tcW w:type="pct" w:w="1667"/>
-            <w:tcMar>
-              <w:top w:type="dxa" w:w="40"/>
-              <w:left w:type="dxa" w:w="100"/>
-              <w:bottom w:type="dxa" w:w="40"/>
-              <w:right w:type="dxa" w:w="100"/>
-            </w:tcMar>
-          </w:tcPr>
-          <w:p>
-            <w:pPr>
-              <w:spacing w:before="22" w:after="22"/>
-            </w:pPr>
-            <w:r>
-              <w:rPr>
-                <w:b/>
-                <w:bCs/>
-                <w:color w:val="8186EF"/>
-                <w:sz w:val="16"/>
-                <w:szCs w:val="16"/>
-              </w:rPr>
-              <w:t xml:space="preserve">21  </w:t>
-            </w:r>
-            <w:r>
-              <w:rPr>
-                <w:sz w:val="17"/>
-                <w:szCs w:val="17"/>
-              </w:rPr>
-              <w:t xml:space="preserve">C</w:t>
+              <w:t xml:space="preserve">appropriated retained earnings · prior-period adjustment</w:t>
+            </w:r>
+          </w:p>
+        </w:tc>
+        <w:tc>
+          <w:tcPr>
+            <w:tcW w:type="pct" w:w="1667"/>
+            <w:tcMar>
+              <w:top w:type="dxa" w:w="40"/>
+              <w:left w:type="dxa" w:w="100"/>
+              <w:bottom w:type="dxa" w:w="40"/>
+              <w:right w:type="dxa" w:w="100"/>
+            </w:tcMar>
+          </w:tcPr>
+          <w:p>
+            <w:pPr>
+              <w:spacing w:before="22" w:after="22"/>
+            </w:pPr>
+            <w:r>
+              <w:rPr>
+                <w:b/>
+                <w:bCs/>
+                <w:color w:val="8186EF"/>
+                <w:sz w:val="16"/>
+                <w:szCs w:val="16"/>
+              </w:rPr>
+              <w:t xml:space="preserve">9  </w:t>
+            </w:r>
+            <w:r>
+              <w:rPr>
+                <w:sz w:val="17"/>
+                <w:szCs w:val="17"/>
+              </w:rPr>
+              <w:t xml:space="preserve">F</w:t>
+            </w:r>
+          </w:p>
+        </w:tc>
+        <w:tc>
+          <w:tcPr>
+            <w:tcW w:type="pct" w:w="1667"/>
+            <w:tcMar>
+              <w:top w:type="dxa" w:w="40"/>
+              <w:left w:type="dxa" w:w="100"/>
+              <w:bottom w:type="dxa" w:w="40"/>
+              <w:right w:type="dxa" w:w="100"/>
+            </w:tcMar>
+          </w:tcPr>
+          <w:p>
+            <w:pPr>
+              <w:spacing w:before="22" w:after="22"/>
+            </w:pPr>
+            <w:r>
+              <w:rPr>
+                <w:b/>
+                <w:bCs/>
+                <w:color w:val="8186EF"/>
+                <w:sz w:val="16"/>
+                <w:szCs w:val="16"/>
+              </w:rPr>
+              <w:t xml:space="preserve">17  </w:t>
+            </w:r>
+            <w:r>
+              <w:rPr>
+                <w:sz w:val="17"/>
+                <w:szCs w:val="17"/>
+              </w:rPr>
+              <w:t xml:space="preserve">T</w:t>
             </w:r>
           </w:p>
         </w:tc>
@@ -4923,6 +4643,40 @@
                 <w:sz w:val="17"/>
                 <w:szCs w:val="17"/>
               </w:rPr>
+              <w:t xml:space="preserve">appropriated retained earnings · prior-period adjustment</w:t>
+            </w:r>
+          </w:p>
+        </w:tc>
+        <w:tc>
+          <w:tcPr>
+            <w:tcW w:type="pct" w:w="1667"/>
+            <w:shd w:fill="FBFAF6" w:val="clear"/>
+            <w:tcMar>
+              <w:top w:type="dxa" w:w="40"/>
+              <w:left w:type="dxa" w:w="100"/>
+              <w:bottom w:type="dxa" w:w="40"/>
+              <w:right w:type="dxa" w:w="100"/>
+            </w:tcMar>
+          </w:tcPr>
+          <w:p>
+            <w:pPr>
+              <w:spacing w:before="22" w:after="22"/>
+            </w:pPr>
+            <w:r>
+              <w:rPr>
+                <w:b/>
+                <w:bCs/>
+                <w:color w:val="8186EF"/>
+                <w:sz w:val="16"/>
+                <w:szCs w:val="16"/>
+              </w:rPr>
+              <w:t xml:space="preserve">10  </w:t>
+            </w:r>
+            <w:r>
+              <w:rPr>
+                <w:sz w:val="17"/>
+                <w:szCs w:val="17"/>
+              </w:rPr>
               <w:t xml:space="preserve">B</w:t>
             </w:r>
           </w:p>
@@ -4950,41 +4704,7 @@
                 <w:sz w:val="16"/>
                 <w:szCs w:val="16"/>
               </w:rPr>
-              <w:t xml:space="preserve">12  </w:t>
-            </w:r>
-            <w:r>
-              <w:rPr>
-                <w:sz w:val="17"/>
-                <w:szCs w:val="17"/>
-              </w:rPr>
-              <w:t xml:space="preserve">B</w:t>
-            </w:r>
-          </w:p>
-        </w:tc>
-        <w:tc>
-          <w:tcPr>
-            <w:tcW w:type="pct" w:w="1667"/>
-            <w:shd w:fill="FBFAF6" w:val="clear"/>
-            <w:tcMar>
-              <w:top w:type="dxa" w:w="40"/>
-              <w:left w:type="dxa" w:w="100"/>
-              <w:bottom w:type="dxa" w:w="40"/>
-              <w:right w:type="dxa" w:w="100"/>
-            </w:tcMar>
-          </w:tcPr>
-          <w:p>
-            <w:pPr>
-              <w:spacing w:before="22" w:after="22"/>
-            </w:pPr>
-            <w:r>
-              <w:rPr>
-                <w:b/>
-                <w:bCs/>
-                <w:color w:val="8186EF"/>
-                <w:sz w:val="16"/>
-                <w:szCs w:val="16"/>
-              </w:rPr>
-              <w:t xml:space="preserve">22  </w:t>
+              <w:t xml:space="preserve">18  </w:t>
             </w:r>
             <w:r>
               <w:rPr>
@@ -5026,73 +4746,73 @@
                 <w:sz w:val="17"/>
                 <w:szCs w:val="17"/>
               </w:rPr>
-              <w:t xml:space="preserve">B</w:t>
-            </w:r>
-          </w:p>
-        </w:tc>
-        <w:tc>
-          <w:tcPr>
-            <w:tcW w:type="pct" w:w="1667"/>
-            <w:tcMar>
-              <w:top w:type="dxa" w:w="40"/>
-              <w:left w:type="dxa" w:w="100"/>
-              <w:bottom w:type="dxa" w:w="40"/>
-              <w:right w:type="dxa" w:w="100"/>
-            </w:tcMar>
-          </w:tcPr>
-          <w:p>
-            <w:pPr>
-              <w:spacing w:before="22" w:after="22"/>
-            </w:pPr>
-            <w:r>
-              <w:rPr>
-                <w:b/>
-                <w:bCs/>
-                <w:color w:val="8186EF"/>
-                <w:sz w:val="16"/>
-                <w:szCs w:val="16"/>
-              </w:rPr>
-              <w:t xml:space="preserve">13  </w:t>
-            </w:r>
-            <w:r>
-              <w:rPr>
-                <w:sz w:val="17"/>
-                <w:szCs w:val="17"/>
-              </w:rPr>
-              <w:t xml:space="preserve">T</w:t>
-            </w:r>
-          </w:p>
-        </w:tc>
-        <w:tc>
-          <w:tcPr>
-            <w:tcW w:type="pct" w:w="1667"/>
-            <w:tcMar>
-              <w:top w:type="dxa" w:w="40"/>
-              <w:left w:type="dxa" w:w="100"/>
-              <w:bottom w:type="dxa" w:w="40"/>
-              <w:right w:type="dxa" w:w="100"/>
-            </w:tcMar>
-          </w:tcPr>
-          <w:p>
-            <w:pPr>
-              <w:spacing w:before="22" w:after="22"/>
-            </w:pPr>
-            <w:r>
-              <w:rPr>
-                <w:b/>
-                <w:bCs/>
-                <w:color w:val="8186EF"/>
-                <w:sz w:val="16"/>
-                <w:szCs w:val="16"/>
-              </w:rPr>
-              <w:t xml:space="preserve">23  </w:t>
-            </w:r>
-            <w:r>
-              <w:rPr>
-                <w:sz w:val="17"/>
-                <w:szCs w:val="17"/>
-              </w:rPr>
-              <w:t xml:space="preserve">T</w:t>
+              <w:t xml:space="preserve">appropriated retained earnings · prior-period adjustment</w:t>
+            </w:r>
+          </w:p>
+        </w:tc>
+        <w:tc>
+          <w:tcPr>
+            <w:tcW w:type="pct" w:w="1667"/>
+            <w:tcMar>
+              <w:top w:type="dxa" w:w="40"/>
+              <w:left w:type="dxa" w:w="100"/>
+              <w:bottom w:type="dxa" w:w="40"/>
+              <w:right w:type="dxa" w:w="100"/>
+            </w:tcMar>
+          </w:tcPr>
+          <w:p>
+            <w:pPr>
+              <w:spacing w:before="22" w:after="22"/>
+            </w:pPr>
+            <w:r>
+              <w:rPr>
+                <w:b/>
+                <w:bCs/>
+                <w:color w:val="8186EF"/>
+                <w:sz w:val="16"/>
+                <w:szCs w:val="16"/>
+              </w:rPr>
+              <w:t xml:space="preserve">11  </w:t>
+            </w:r>
+            <w:r>
+              <w:rPr>
+                <w:sz w:val="17"/>
+                <w:szCs w:val="17"/>
+              </w:rPr>
+              <w:t xml:space="preserve">C</w:t>
+            </w:r>
+          </w:p>
+        </w:tc>
+        <w:tc>
+          <w:tcPr>
+            <w:tcW w:type="pct" w:w="1667"/>
+            <w:tcMar>
+              <w:top w:type="dxa" w:w="40"/>
+              <w:left w:type="dxa" w:w="100"/>
+              <w:bottom w:type="dxa" w:w="40"/>
+              <w:right w:type="dxa" w:w="100"/>
+            </w:tcMar>
+          </w:tcPr>
+          <w:p>
+            <w:pPr>
+              <w:spacing w:before="22" w:after="22"/>
+            </w:pPr>
+            <w:r>
+              <w:rPr>
+                <w:b/>
+                <w:bCs/>
+                <w:color w:val="8186EF"/>
+                <w:sz w:val="16"/>
+                <w:szCs w:val="16"/>
+              </w:rPr>
+              <w:t xml:space="preserve">19  </w:t>
+            </w:r>
+            <w:r>
+              <w:rPr>
+                <w:sz w:val="17"/>
+                <w:szCs w:val="17"/>
+              </w:rPr>
+              <w:t xml:space="preserve">C</w:t>
             </w:r>
           </w:p>
         </w:tc>
@@ -5128,6 +4848,40 @@
                 <w:sz w:val="17"/>
                 <w:szCs w:val="17"/>
               </w:rPr>
+              <w:t xml:space="preserve">T</w:t>
+            </w:r>
+          </w:p>
+        </w:tc>
+        <w:tc>
+          <w:tcPr>
+            <w:tcW w:type="pct" w:w="1667"/>
+            <w:shd w:fill="FBFAF6" w:val="clear"/>
+            <w:tcMar>
+              <w:top w:type="dxa" w:w="40"/>
+              <w:left w:type="dxa" w:w="100"/>
+              <w:bottom w:type="dxa" w:w="40"/>
+              <w:right w:type="dxa" w:w="100"/>
+            </w:tcMar>
+          </w:tcPr>
+          <w:p>
+            <w:pPr>
+              <w:spacing w:before="22" w:after="22"/>
+            </w:pPr>
+            <w:r>
+              <w:rPr>
+                <w:b/>
+                <w:bCs/>
+                <w:color w:val="8186EF"/>
+                <w:sz w:val="16"/>
+                <w:szCs w:val="16"/>
+              </w:rPr>
+              <w:t xml:space="preserve">12  </w:t>
+            </w:r>
+            <w:r>
+              <w:rPr>
+                <w:sz w:val="17"/>
+                <w:szCs w:val="17"/>
+              </w:rPr>
               <w:t xml:space="preserve">B</w:t>
             </w:r>
           </w:p>
@@ -5155,48 +4909,14 @@
                 <w:sz w:val="16"/>
                 <w:szCs w:val="16"/>
               </w:rPr>
-              <w:t xml:space="preserve">14  </w:t>
-            </w:r>
-            <w:r>
-              <w:rPr>
-                <w:sz w:val="17"/>
-                <w:szCs w:val="17"/>
-              </w:rPr>
-              <w:t xml:space="preserve">F</w:t>
-            </w:r>
-          </w:p>
-        </w:tc>
-        <w:tc>
-          <w:tcPr>
-            <w:tcW w:type="pct" w:w="1667"/>
-            <w:shd w:fill="FBFAF6" w:val="clear"/>
-            <w:tcMar>
-              <w:top w:type="dxa" w:w="40"/>
-              <w:left w:type="dxa" w:w="100"/>
-              <w:bottom w:type="dxa" w:w="40"/>
-              <w:right w:type="dxa" w:w="100"/>
-            </w:tcMar>
-          </w:tcPr>
-          <w:p>
-            <w:pPr>
-              <w:spacing w:before="22" w:after="22"/>
-            </w:pPr>
-            <w:r>
-              <w:rPr>
-                <w:b/>
-                <w:bCs/>
-                <w:color w:val="8186EF"/>
-                <w:sz w:val="16"/>
-                <w:szCs w:val="16"/>
-              </w:rPr>
-              <w:t xml:space="preserve">24  </w:t>
-            </w:r>
-            <w:r>
-              <w:rPr>
-                <w:sz w:val="17"/>
-                <w:szCs w:val="17"/>
-              </w:rPr>
-              <w:t xml:space="preserve">C</w:t>
+              <w:t xml:space="preserve">20  </w:t>
+            </w:r>
+            <w:r>
+              <w:rPr>
+                <w:sz w:val="17"/>
+                <w:szCs w:val="17"/>
+              </w:rPr>
+              <w:t xml:space="preserve">B</w:t>
             </w:r>
           </w:p>
         </w:tc>
@@ -5231,39 +4951,6 @@
                 <w:sz w:val="17"/>
                 <w:szCs w:val="17"/>
               </w:rPr>
-              <w:t xml:space="preserve">T</w:t>
-            </w:r>
-          </w:p>
-        </w:tc>
-        <w:tc>
-          <w:tcPr>
-            <w:tcW w:type="pct" w:w="1667"/>
-            <w:tcMar>
-              <w:top w:type="dxa" w:w="40"/>
-              <w:left w:type="dxa" w:w="100"/>
-              <w:bottom w:type="dxa" w:w="40"/>
-              <w:right w:type="dxa" w:w="100"/>
-            </w:tcMar>
-          </w:tcPr>
-          <w:p>
-            <w:pPr>
-              <w:spacing w:before="22" w:after="22"/>
-            </w:pPr>
-            <w:r>
-              <w:rPr>
-                <w:b/>
-                <w:bCs/>
-                <w:color w:val="8186EF"/>
-                <w:sz w:val="16"/>
-                <w:szCs w:val="16"/>
-              </w:rPr>
-              <w:t xml:space="preserve">15  </w:t>
-            </w:r>
-            <w:r>
-              <w:rPr>
-                <w:sz w:val="17"/>
-                <w:szCs w:val="17"/>
-              </w:rPr>
               <w:t xml:space="preserve">B</w:t>
             </w:r>
           </w:p>
@@ -5290,7 +4977,7 @@
                 <w:sz w:val="16"/>
                 <w:szCs w:val="16"/>
               </w:rPr>
-              <w:t xml:space="preserve">25  </w:t>
+              <w:t xml:space="preserve">13  </w:t>
             </w:r>
             <w:r>
               <w:rPr>
@@ -5298,6 +4985,39 @@
                 <w:szCs w:val="17"/>
               </w:rPr>
               <w:t xml:space="preserve">B</w:t>
+            </w:r>
+          </w:p>
+        </w:tc>
+        <w:tc>
+          <w:tcPr>
+            <w:tcW w:type="pct" w:w="1667"/>
+            <w:tcMar>
+              <w:top w:type="dxa" w:w="40"/>
+              <w:left w:type="dxa" w:w="100"/>
+              <w:bottom w:type="dxa" w:w="40"/>
+              <w:right w:type="dxa" w:w="100"/>
+            </w:tcMar>
+          </w:tcPr>
+          <w:p>
+            <w:pPr>
+              <w:spacing w:before="22" w:after="22"/>
+            </w:pPr>
+            <w:r>
+              <w:rPr>
+                <w:b/>
+                <w:bCs/>
+                <w:color w:val="8186EF"/>
+                <w:sz w:val="16"/>
+                <w:szCs w:val="16"/>
+              </w:rPr>
+              <w:t xml:space="preserve">21  </w:t>
+            </w:r>
+            <w:r>
+              <w:rPr>
+                <w:sz w:val="17"/>
+                <w:szCs w:val="17"/>
+              </w:rPr>
+              <w:t xml:space="preserve">A</w:t>
             </w:r>
           </w:p>
         </w:tc>
@@ -5333,7 +5053,7 @@
                 <w:sz w:val="17"/>
                 <w:szCs w:val="17"/>
               </w:rPr>
-              <w:t xml:space="preserve">F</w:t>
+              <w:t xml:space="preserve">A</w:t>
             </w:r>
           </w:p>
         </w:tc>
@@ -5360,14 +5080,14 @@
                 <w:sz w:val="16"/>
                 <w:szCs w:val="16"/>
               </w:rPr>
-              <w:t xml:space="preserve">16  </w:t>
-            </w:r>
-            <w:r>
-              <w:rPr>
-                <w:sz w:val="17"/>
-                <w:szCs w:val="17"/>
-              </w:rPr>
-              <w:t xml:space="preserve">C</w:t>
+              <w:t xml:space="preserve">14  </w:t>
+            </w:r>
+            <w:r>
+              <w:rPr>
+                <w:sz w:val="17"/>
+                <w:szCs w:val="17"/>
+              </w:rPr>
+              <w:t xml:space="preserve">D</w:t>
             </w:r>
           </w:p>
         </w:tc>
@@ -5394,7 +5114,7 @@
                 <w:sz w:val="16"/>
                 <w:szCs w:val="16"/>
               </w:rPr>
-              <w:t xml:space="preserve">26  </w:t>
+              <w:t xml:space="preserve">22  </w:t>
             </w:r>
             <w:r>
               <w:rPr>
@@ -5436,39 +5156,6 @@
                 <w:sz w:val="17"/>
                 <w:szCs w:val="17"/>
               </w:rPr>
-              <w:t xml:space="preserve">C</w:t>
-            </w:r>
-          </w:p>
-        </w:tc>
-        <w:tc>
-          <w:tcPr>
-            <w:tcW w:type="pct" w:w="1667"/>
-            <w:tcMar>
-              <w:top w:type="dxa" w:w="40"/>
-              <w:left w:type="dxa" w:w="100"/>
-              <w:bottom w:type="dxa" w:w="40"/>
-              <w:right w:type="dxa" w:w="100"/>
-            </w:tcMar>
-          </w:tcPr>
-          <w:p>
-            <w:pPr>
-              <w:spacing w:before="22" w:after="22"/>
-            </w:pPr>
-            <w:r>
-              <w:rPr>
-                <w:b/>
-                <w:bCs/>
-                <w:color w:val="8186EF"/>
-                <w:sz w:val="16"/>
-                <w:szCs w:val="16"/>
-              </w:rPr>
-              <w:t xml:space="preserve">17  </w:t>
-            </w:r>
-            <w:r>
-              <w:rPr>
-                <w:sz w:val="17"/>
-                <w:szCs w:val="17"/>
-              </w:rPr>
               <w:t xml:space="preserve">B</w:t>
             </w:r>
           </w:p>
@@ -5495,7 +5182,7 @@
                 <w:sz w:val="16"/>
                 <w:szCs w:val="16"/>
               </w:rPr>
-              <w:t xml:space="preserve">27  </w:t>
+              <w:t xml:space="preserve">15  </w:t>
             </w:r>
             <w:r>
               <w:rPr>
@@ -5503,6 +5190,39 @@
                 <w:szCs w:val="17"/>
               </w:rPr>
               <w:t xml:space="preserve">A</w:t>
+            </w:r>
+          </w:p>
+        </w:tc>
+        <w:tc>
+          <w:tcPr>
+            <w:tcW w:type="pct" w:w="1667"/>
+            <w:tcMar>
+              <w:top w:type="dxa" w:w="40"/>
+              <w:left w:type="dxa" w:w="100"/>
+              <w:bottom w:type="dxa" w:w="40"/>
+              <w:right w:type="dxa" w:w="100"/>
+            </w:tcMar>
+          </w:tcPr>
+          <w:p>
+            <w:pPr>
+              <w:spacing w:before="22" w:after="22"/>
+            </w:pPr>
+            <w:r>
+              <w:rPr>
+                <w:b/>
+                <w:bCs/>
+                <w:color w:val="8186EF"/>
+                <w:sz w:val="16"/>
+                <w:szCs w:val="16"/>
+              </w:rPr>
+              <w:t xml:space="preserve">23  </w:t>
+            </w:r>
+            <w:r>
+              <w:rPr>
+                <w:sz w:val="17"/>
+                <w:szCs w:val="17"/>
+              </w:rPr>
+              <w:t xml:space="preserve">Compare with the model earlier in this handout.</w:t>
             </w:r>
           </w:p>
         </w:tc>
@@ -5538,6 +5258,40 @@
                 <w:sz w:val="17"/>
                 <w:szCs w:val="17"/>
               </w:rPr>
+              <w:t xml:space="preserve">T</w:t>
+            </w:r>
+          </w:p>
+        </w:tc>
+        <w:tc>
+          <w:tcPr>
+            <w:tcW w:type="pct" w:w="1667"/>
+            <w:shd w:fill="FBFAF6" w:val="clear"/>
+            <w:tcMar>
+              <w:top w:type="dxa" w:w="40"/>
+              <w:left w:type="dxa" w:w="100"/>
+              <w:bottom w:type="dxa" w:w="40"/>
+              <w:right w:type="dxa" w:w="100"/>
+            </w:tcMar>
+          </w:tcPr>
+          <w:p>
+            <w:pPr>
+              <w:spacing w:before="22" w:after="22"/>
+            </w:pPr>
+            <w:r>
+              <w:rPr>
+                <w:b/>
+                <w:bCs/>
+                <w:color w:val="8186EF"/>
+                <w:sz w:val="16"/>
+                <w:szCs w:val="16"/>
+              </w:rPr>
+              <w:t xml:space="preserve">16  </w:t>
+            </w:r>
+            <w:r>
+              <w:rPr>
+                <w:sz w:val="17"/>
+                <w:szCs w:val="17"/>
+              </w:rPr>
               <w:t xml:space="preserve">C</w:t>
             </w:r>
           </w:p>
@@ -5565,142 +5319,7 @@
                 <w:sz w:val="16"/>
                 <w:szCs w:val="16"/>
               </w:rPr>
-              <w:t xml:space="preserve">18  </w:t>
-            </w:r>
-            <w:r>
-              <w:rPr>
-                <w:sz w:val="17"/>
-                <w:szCs w:val="17"/>
-              </w:rPr>
-              <w:t xml:space="preserve">B</w:t>
-            </w:r>
-          </w:p>
-        </w:tc>
-        <w:tc>
-          <w:tcPr>
-            <w:tcW w:type="pct" w:w="1667"/>
-            <w:shd w:fill="FBFAF6" w:val="clear"/>
-            <w:tcMar>
-              <w:top w:type="dxa" w:w="40"/>
-              <w:left w:type="dxa" w:w="100"/>
-              <w:bottom w:type="dxa" w:w="40"/>
-              <w:right w:type="dxa" w:w="100"/>
-            </w:tcMar>
-          </w:tcPr>
-          <w:p>
-            <w:pPr>
-              <w:spacing w:before="22" w:after="22"/>
-            </w:pPr>
-            <w:r>
-              <w:rPr>
-                <w:b/>
-                <w:bCs/>
-                <w:color w:val="8186EF"/>
-                <w:sz w:val="16"/>
-                <w:szCs w:val="16"/>
-              </w:rPr>
-              <w:t xml:space="preserve">28  </w:t>
-            </w:r>
-            <w:r>
-              <w:rPr>
-                <w:sz w:val="17"/>
-                <w:szCs w:val="17"/>
-              </w:rPr>
-              <w:t xml:space="preserve">Compare with the model earlier in this handout.</w:t>
-            </w:r>
-          </w:p>
-        </w:tc>
-      </w:tr>
-      <w:tr>
-        <w:tc>
-          <w:tcPr>
-            <w:tcW w:type="pct" w:w="1667"/>
-            <w:tcMar>
-              <w:top w:type="dxa" w:w="40"/>
-              <w:left w:type="dxa" w:w="100"/>
-              <w:bottom w:type="dxa" w:w="40"/>
-              <w:right w:type="dxa" w:w="100"/>
-            </w:tcMar>
-          </w:tcPr>
-          <w:p>
-            <w:pPr>
-              <w:spacing w:before="22" w:after="22"/>
-            </w:pPr>
-            <w:r>
-              <w:rPr>
-                <w:b/>
-                <w:bCs/>
-                <w:color w:val="8186EF"/>
-                <w:sz w:val="16"/>
-                <w:szCs w:val="16"/>
-              </w:rPr>
-              <w:t xml:space="preserve">9  </w:t>
-            </w:r>
-            <w:r>
-              <w:rPr>
-                <w:sz w:val="17"/>
-                <w:szCs w:val="17"/>
-              </w:rPr>
-              <w:t xml:space="preserve">T</w:t>
-            </w:r>
-          </w:p>
-        </w:tc>
-        <w:tc>
-          <w:tcPr>
-            <w:tcW w:type="pct" w:w="1667"/>
-            <w:tcMar>
-              <w:top w:type="dxa" w:w="40"/>
-              <w:left w:type="dxa" w:w="100"/>
-              <w:bottom w:type="dxa" w:w="40"/>
-              <w:right w:type="dxa" w:w="100"/>
-            </w:tcMar>
-          </w:tcPr>
-          <w:p>
-            <w:pPr>
-              <w:spacing w:before="22" w:after="22"/>
-            </w:pPr>
-            <w:r>
-              <w:rPr>
-                <w:b/>
-                <w:bCs/>
-                <w:color w:val="8186EF"/>
-                <w:sz w:val="16"/>
-                <w:szCs w:val="16"/>
-              </w:rPr>
-              <w:t xml:space="preserve">19  </w:t>
-            </w:r>
-            <w:r>
-              <w:rPr>
-                <w:sz w:val="17"/>
-                <w:szCs w:val="17"/>
-              </w:rPr>
-              <w:t xml:space="preserve">D</w:t>
-            </w:r>
-          </w:p>
-        </w:tc>
-        <w:tc>
-          <w:tcPr>
-            <w:tcW w:type="pct" w:w="1667"/>
-            <w:tcMar>
-              <w:top w:type="dxa" w:w="40"/>
-              <w:left w:type="dxa" w:w="100"/>
-              <w:bottom w:type="dxa" w:w="40"/>
-              <w:right w:type="dxa" w:w="100"/>
-            </w:tcMar>
-          </w:tcPr>
-          <w:p>
-            <w:pPr>
-              <w:spacing w:before="22" w:after="22"/>
-            </w:pPr>
-            <w:r>
-              <w:rPr>
-                <w:b/>
-                <w:bCs/>
-                <w:color w:val="8186EF"/>
-                <w:sz w:val="16"/>
-                <w:szCs w:val="16"/>
-              </w:rPr>
-              <w:t xml:space="preserve">29  </w:t>
+              <w:t xml:space="preserve">24  </w:t>
             </w:r>
             <w:r>
               <w:rPr>
@@ -5708,100 +5327,6 @@
                 <w:szCs w:val="17"/>
               </w:rPr>
               <w:t xml:space="preserve">Retained earnings are the profits a company has kept since it began, less the dividends it has declared. A board may set part of retained earnings aside, for example for a new plant. These appropriated retained earnings stay within equity; no costs are ever charged to them.</w:t>
-            </w:r>
-          </w:p>
-        </w:tc>
-      </w:tr>
-      <w:tr>
-        <w:tc>
-          <w:tcPr>
-            <w:tcW w:type="pct" w:w="1667"/>
-            <w:shd w:fill="FBFAF6" w:val="clear"/>
-            <w:tcMar>
-              <w:top w:type="dxa" w:w="40"/>
-              <w:left w:type="dxa" w:w="100"/>
-              <w:bottom w:type="dxa" w:w="40"/>
-              <w:right w:type="dxa" w:w="100"/>
-            </w:tcMar>
-          </w:tcPr>
-          <w:p>
-            <w:pPr>
-              <w:spacing w:before="22" w:after="22"/>
-            </w:pPr>
-            <w:r>
-              <w:rPr>
-                <w:b/>
-                <w:bCs/>
-                <w:color w:val="8186EF"/>
-                <w:sz w:val="16"/>
-                <w:szCs w:val="16"/>
-              </w:rPr>
-              <w:t xml:space="preserve">10  </w:t>
-            </w:r>
-            <w:r>
-              <w:rPr>
-                <w:sz w:val="17"/>
-                <w:szCs w:val="17"/>
-              </w:rPr>
-              <w:t xml:space="preserve">B</w:t>
-            </w:r>
-          </w:p>
-        </w:tc>
-        <w:tc>
-          <w:tcPr>
-            <w:tcW w:type="pct" w:w="1667"/>
-            <w:shd w:fill="FBFAF6" w:val="clear"/>
-            <w:tcMar>
-              <w:top w:type="dxa" w:w="40"/>
-              <w:left w:type="dxa" w:w="100"/>
-              <w:bottom w:type="dxa" w:w="40"/>
-              <w:right w:type="dxa" w:w="100"/>
-            </w:tcMar>
-          </w:tcPr>
-          <w:p>
-            <w:pPr>
-              <w:spacing w:before="22" w:after="22"/>
-            </w:pPr>
-            <w:r>
-              <w:rPr>
-                <w:b/>
-                <w:bCs/>
-                <w:color w:val="8186EF"/>
-                <w:sz w:val="16"/>
-                <w:szCs w:val="16"/>
-              </w:rPr>
-              <w:t xml:space="preserve">20  </w:t>
-            </w:r>
-            <w:r>
-              <w:rPr>
-                <w:sz w:val="17"/>
-                <w:szCs w:val="17"/>
-              </w:rPr>
-              <w:t xml:space="preserve">A</w:t>
-            </w:r>
-          </w:p>
-        </w:tc>
-        <w:tc>
-          <w:tcPr>
-            <w:tcW w:type="pct" w:w="1667"/>
-            <w:shd w:fill="FBFAF6" w:val="clear"/>
-            <w:tcMar>
-              <w:top w:type="dxa" w:w="40"/>
-              <w:left w:type="dxa" w:w="100"/>
-              <w:bottom w:type="dxa" w:w="40"/>
-              <w:right w:type="dxa" w:w="100"/>
-            </w:tcMar>
-          </w:tcPr>
-          <w:p>
-            <w:pPr>
-              <w:spacing w:before="24" w:after="24"/>
-            </w:pPr>
-            <w:r>
-              <w:rPr>
-                <w:sz w:val="16"/>
-                <w:szCs w:val="16"/>
-              </w:rPr>
-              <w:t xml:space="preserve"/>
             </w:r>
           </w:p>
         </w:tc>
@@ -5843,7 +5368,7 @@
           <w:sz w:val="16"/>
           <w:szCs w:val="16"/>
         </w:rPr>
-        <w:t xml:space="preserve">The small/large distinction is U.S. GAAP only. A is wrong: IFRS does not require fair value for bonus issues. B is wrong: IFRS has no rule that fixes par.</w:t>
+        <w:t xml:space="preserve">The book writes: “These appropriated retained earnings stay within equity; no costs are ever charged to them. If a company finds an error in earlier financial statements, it does not correct it through this year's net income. It makes a prior-period adjustment: it restates the earlier years and adjusts the opening balance of retained earnings, net of tax.”</w:t>
       </w:r>
     </w:p>
     <w:p>
@@ -5866,6 +5391,75 @@
           <w:sz w:val="16"/>
           <w:szCs w:val="16"/>
         </w:rPr>
+        <w:t xml:space="preserve">The book writes: “These appropriated retained earnings stay within equity; no costs are ever charged to them. If a company finds an error in earlier financial statements, it does not correct it through this year's net income. It makes a prior-period adjustment: it restates the earlier years and adjusts the opening balance of retained earnings, net of tax. Retained earnings may also be restricted by law or by loan covenants.”</w:t>
+      </w:r>
+    </w:p>
+    <w:p>
+      <w:pPr>
+        <w:spacing w:after="18"/>
+        <w:ind w:left="300" w:hanging="300"/>
+      </w:pPr>
+      <w:r>
+        <w:rPr>
+          <w:b/>
+          <w:bCs/>
+          <w:color w:val="8186EF"/>
+          <w:sz w:val="16"/>
+          <w:szCs w:val="16"/>
+        </w:rPr>
+        <w:t xml:space="preserve">3  </w:t>
+      </w:r>
+      <w:r>
+        <w:rPr>
+          <w:sz w:val="16"/>
+          <w:szCs w:val="16"/>
+        </w:rPr>
+        <w:t xml:space="preserve">The book writes: “A board may set part of retained earnings aside, for example for a new plant. These appropriated retained earnings stay within equity; no costs are ever charged to them. If a company finds an error in earlier financial statements, it does not correct it through this year's net income. It makes a prior-period adjustment: it restates the earlier years and adjusts the opening balance of retained earnings, net of tax.”</w:t>
+      </w:r>
+    </w:p>
+    <w:p>
+      <w:pPr>
+        <w:spacing w:after="18"/>
+        <w:ind w:left="300" w:hanging="300"/>
+      </w:pPr>
+      <w:r>
+        <w:rPr>
+          <w:b/>
+          <w:bCs/>
+          <w:color w:val="8186EF"/>
+          <w:sz w:val="16"/>
+          <w:szCs w:val="16"/>
+        </w:rPr>
+        <w:t xml:space="preserve">4  </w:t>
+      </w:r>
+      <w:r>
+        <w:rPr>
+          <w:sz w:val="16"/>
+          <w:szCs w:val="16"/>
+        </w:rPr>
+        <w:t xml:space="preserve">The book pairs 2-for-1 stock split with “Retained earnings: no change. Total equity: no change (no entry is made).”.</w:t>
+      </w:r>
+    </w:p>
+    <w:p>
+      <w:pPr>
+        <w:spacing w:after="18"/>
+        <w:ind w:left="300" w:hanging="300"/>
+      </w:pPr>
+      <w:r>
+        <w:rPr>
+          <w:b/>
+          <w:bCs/>
+          <w:color w:val="8186EF"/>
+          <w:sz w:val="16"/>
+          <w:szCs w:val="16"/>
+        </w:rPr>
+        <w:t xml:space="preserve">5  </w:t>
+      </w:r>
+      <w:r>
+        <w:rPr>
+          <w:sz w:val="16"/>
+          <w:szCs w:val="16"/>
+        </w:rPr>
         <w:t xml:space="preserve">The book’s own table gives Retained earnings: no change. Total equity: no change (no entry is made). as the answer of 2-for-1 stock split.</w:t>
       </w:r>
     </w:p>
@@ -5882,7 +5476,7 @@
           <w:sz w:val="16"/>
           <w:szCs w:val="16"/>
         </w:rPr>
-        <w:t xml:space="preserve">3  </w:t>
+        <w:t xml:space="preserve">6  </w:t>
       </w:r>
       <w:r>
         <w:rPr>
@@ -5905,7 +5499,7 @@
           <w:sz w:val="16"/>
           <w:szCs w:val="16"/>
         </w:rPr>
-        <w:t xml:space="preserve">4  </w:t>
+        <w:t xml:space="preserve">7  </w:t>
       </w:r>
       <w:r>
         <w:rPr>
@@ -5928,7 +5522,7 @@
           <w:sz w:val="16"/>
           <w:szCs w:val="16"/>
         </w:rPr>
-        <w:t xml:space="preserve">5  </w:t>
+        <w:t xml:space="preserve">8  </w:t>
       </w:r>
       <w:r>
         <w:rPr>
@@ -5951,7 +5545,7 @@
           <w:sz w:val="16"/>
           <w:szCs w:val="16"/>
         </w:rPr>
-        <w:t xml:space="preserve">6  </w:t>
+        <w:t xml:space="preserve">9  </w:t>
       </w:r>
       <w:r>
         <w:rPr>
@@ -5974,7 +5568,145 @@
           <w:sz w:val="16"/>
           <w:szCs w:val="16"/>
         </w:rPr>
-        <w:t xml:space="preserve">7  </w:t>
+        <w:t xml:space="preserve">10  </w:t>
+      </w:r>
+      <w:r>
+        <w:rPr>
+          <w:sz w:val="16"/>
+          <w:szCs w:val="16"/>
+        </w:rPr>
+        <w:t xml:space="preserve">The shortfall of $60,000 first uses APIC–treasury stock of $40,000. A is wrong: APIC–treasury stock is not large enough to absorb the whole shortfall. C is wrong: This is the APIC–treasury stock balance used, not the charge to retained earnings.</w:t>
+      </w:r>
+    </w:p>
+    <w:p>
+      <w:pPr>
+        <w:spacing w:after="18"/>
+        <w:ind w:left="300" w:hanging="300"/>
+      </w:pPr>
+      <w:r>
+        <w:rPr>
+          <w:b/>
+          <w:bCs/>
+          <w:color w:val="8186EF"/>
+          <w:sz w:val="16"/>
+          <w:szCs w:val="16"/>
+        </w:rPr>
+        <w:t xml:space="preserve">11  </w:t>
+      </w:r>
+      <w:r>
+        <w:rPr>
+          <w:sz w:val="16"/>
+          <w:szCs w:val="16"/>
+        </w:rPr>
+        <w:t xml:space="preserve">A small stock dividend is measured at fair value. A is wrong: Par value is used for large stock dividends. B is wrong: No entry is made only for a stock split.</w:t>
+      </w:r>
+    </w:p>
+    <w:p>
+      <w:pPr>
+        <w:spacing w:after="18"/>
+        <w:ind w:left="300" w:hanging="300"/>
+      </w:pPr>
+      <w:r>
+        <w:rPr>
+          <w:b/>
+          <w:bCs/>
+          <w:color w:val="8186EF"/>
+          <w:sz w:val="16"/>
+          <w:szCs w:val="16"/>
+        </w:rPr>
+        <w:t xml:space="preserve">12  </w:t>
+      </w:r>
+      <w:r>
+        <w:rPr>
+          <w:sz w:val="16"/>
+          <w:szCs w:val="16"/>
+        </w:rPr>
+        <w:t xml:space="preserve">Stock dividends are based on outstanding shares. A is wrong: This applies the rate to the treasury shares only. C is wrong: This includes the treasury shares.</w:t>
+      </w:r>
+    </w:p>
+    <w:p>
+      <w:pPr>
+        <w:spacing w:after="18"/>
+        <w:ind w:left="300" w:hanging="300"/>
+      </w:pPr>
+      <w:r>
+        <w:rPr>
+          <w:b/>
+          <w:bCs/>
+          <w:color w:val="8186EF"/>
+          <w:sz w:val="16"/>
+          <w:szCs w:val="16"/>
+        </w:rPr>
+        <w:t xml:space="preserve">13  </w:t>
+      </w:r>
+      <w:r>
+        <w:rPr>
+          <w:sz w:val="16"/>
+          <w:szCs w:val="16"/>
+        </w:rPr>
+        <w:t xml:space="preserve">A cash dividend creates a liability, so equity falls. A is wrong: A stock dividend moves amounts within equity. C is wrong: A split changes only the number of shares.</w:t>
+      </w:r>
+    </w:p>
+    <w:p>
+      <w:pPr>
+        <w:spacing w:after="18"/>
+        <w:ind w:left="300" w:hanging="300"/>
+      </w:pPr>
+      <w:r>
+        <w:rPr>
+          <w:b/>
+          <w:bCs/>
+          <w:color w:val="8186EF"/>
+          <w:sz w:val="16"/>
+          <w:szCs w:val="16"/>
+        </w:rPr>
+        <w:t xml:space="preserve">14  </w:t>
+      </w:r>
+      <w:r>
+        <w:rPr>
+          <w:sz w:val="16"/>
+          <w:szCs w:val="16"/>
+        </w:rPr>
+        <w:t xml:space="preserve">Historical cost measures limit what equity tells users. A is wrong: Internally built intangibles are not recorded. B is wrong: Equity is a book amount.</w:t>
+      </w:r>
+    </w:p>
+    <w:p>
+      <w:pPr>
+        <w:spacing w:after="18"/>
+        <w:ind w:left="300" w:hanging="300"/>
+      </w:pPr>
+      <w:r>
+        <w:rPr>
+          <w:b/>
+          <w:bCs/>
+          <w:color w:val="8186EF"/>
+          <w:sz w:val="16"/>
+          <w:szCs w:val="16"/>
+        </w:rPr>
+        <w:t xml:space="preserve">15  </w:t>
+      </w:r>
+      <w:r>
+        <w:rPr>
+          <w:sz w:val="16"/>
+          <w:szCs w:val="16"/>
+        </w:rPr>
+        <w:t xml:space="preserve">Restrictions are disclosed, not deducted from the balance. B is wrong: Share premium is APIC, not retained earnings. C is wrong: Retained earnings are not a fair value.</w:t>
+      </w:r>
+    </w:p>
+    <w:p>
+      <w:pPr>
+        <w:spacing w:after="18"/>
+        <w:ind w:left="300" w:hanging="300"/>
+      </w:pPr>
+      <w:r>
+        <w:rPr>
+          <w:b/>
+          <w:bCs/>
+          <w:color w:val="8186EF"/>
+          <w:sz w:val="16"/>
+          <w:szCs w:val="16"/>
+        </w:rPr>
+        <w:t xml:space="preserve">16  </w:t>
       </w:r>
       <w:r>
         <w:rPr>
@@ -5997,7 +5729,53 @@
           <w:sz w:val="16"/>
           <w:szCs w:val="16"/>
         </w:rPr>
-        <w:t xml:space="preserve">8  </w:t>
+        <w:t xml:space="preserve">17  </w:t>
+      </w:r>
+      <w:r>
+        <w:rPr>
+          <w:sz w:val="16"/>
+          <w:szCs w:val="16"/>
+        </w:rPr>
+        <w:t xml:space="preserve">CMA questions use exact terms, and one word can change the answer.</w:t>
+      </w:r>
+    </w:p>
+    <w:p>
+      <w:pPr>
+        <w:spacing w:after="18"/>
+        <w:ind w:left="300" w:hanging="300"/>
+      </w:pPr>
+      <w:r>
+        <w:rPr>
+          <w:b/>
+          <w:bCs/>
+          <w:color w:val="8186EF"/>
+          <w:sz w:val="16"/>
+          <w:szCs w:val="16"/>
+        </w:rPr>
+        <w:t xml:space="preserve">18  </w:t>
+      </w:r>
+      <w:r>
+        <w:rPr>
+          <w:sz w:val="16"/>
+          <w:szCs w:val="16"/>
+        </w:rPr>
+        <w:t xml:space="preserve">The term tables in each section are the book’s own.</w:t>
+      </w:r>
+    </w:p>
+    <w:p>
+      <w:pPr>
+        <w:spacing w:after="18"/>
+        <w:ind w:left="300" w:hanging="300"/>
+      </w:pPr>
+      <w:r>
+        <w:rPr>
+          <w:b/>
+          <w:bCs/>
+          <w:color w:val="8186EF"/>
+          <w:sz w:val="16"/>
+          <w:szCs w:val="16"/>
+        </w:rPr>
+        <w:t xml:space="preserve">19  </w:t>
       </w:r>
       <w:r>
         <w:rPr>
@@ -6020,259 +5798,6 @@
           <w:sz w:val="16"/>
           <w:szCs w:val="16"/>
         </w:rPr>
-        <w:t xml:space="preserve">9  </w:t>
-      </w:r>
-      <w:r>
-        <w:rPr>
-          <w:sz w:val="16"/>
-          <w:szCs w:val="16"/>
-        </w:rPr>
-        <w:t xml:space="preserve">The book pairs 2-for-1 stock split with “Retained earnings: no change. Total equity: no change (no entry is made).”.</w:t>
-      </w:r>
-    </w:p>
-    <w:p>
-      <w:pPr>
-        <w:spacing w:after="18"/>
-        <w:ind w:left="300" w:hanging="300"/>
-      </w:pPr>
-      <w:r>
-        <w:rPr>
-          <w:b/>
-          <w:bCs/>
-          <w:color w:val="8186EF"/>
-          <w:sz w:val="16"/>
-          <w:szCs w:val="16"/>
-        </w:rPr>
-        <w:t xml:space="preserve">10  </w:t>
-      </w:r>
-      <w:r>
-        <w:rPr>
-          <w:sz w:val="16"/>
-          <w:szCs w:val="16"/>
-        </w:rPr>
-        <w:t xml:space="preserve">The book’s own table gives Retained earnings: no change. Total equity: no change (no entry is made). as the answer of 2-for-1 stock split.</w:t>
-      </w:r>
-    </w:p>
-    <w:p>
-      <w:pPr>
-        <w:spacing w:after="18"/>
-        <w:ind w:left="300" w:hanging="300"/>
-      </w:pPr>
-      <w:r>
-        <w:rPr>
-          <w:b/>
-          <w:bCs/>
-          <w:color w:val="8186EF"/>
-          <w:sz w:val="16"/>
-          <w:szCs w:val="16"/>
-        </w:rPr>
-        <w:t xml:space="preserve">11  </w:t>
-      </w:r>
-      <w:r>
-        <w:rPr>
-          <w:sz w:val="16"/>
-          <w:szCs w:val="16"/>
-        </w:rPr>
-        <w:t xml:space="preserve">The book’s own table gives Retained earnings: no change. Total equity: decreases by the cost. as the answer of Buy treasury stock.</w:t>
-      </w:r>
-    </w:p>
-    <w:p>
-      <w:pPr>
-        <w:spacing w:after="18"/>
-        <w:ind w:left="300" w:hanging="300"/>
-      </w:pPr>
-      <w:r>
-        <w:rPr>
-          <w:b/>
-          <w:bCs/>
-          <w:color w:val="8186EF"/>
-          <w:sz w:val="16"/>
-          <w:szCs w:val="16"/>
-        </w:rPr>
-        <w:t xml:space="preserve">12  </w:t>
-      </w:r>
-      <w:r>
-        <w:rPr>
-          <w:sz w:val="16"/>
-          <w:szCs w:val="16"/>
-        </w:rPr>
-        <w:t xml:space="preserve">The book’s own table gives Retained earnings: opening balance increases, net of tax. Total equity: increases. as the answer of Correct an error that overstated expenses.</w:t>
-      </w:r>
-    </w:p>
-    <w:p>
-      <w:pPr>
-        <w:spacing w:after="18"/>
-        <w:ind w:left="300" w:hanging="300"/>
-      </w:pPr>
-      <w:r>
-        <w:rPr>
-          <w:b/>
-          <w:bCs/>
-          <w:color w:val="8186EF"/>
-          <w:sz w:val="16"/>
-          <w:szCs w:val="16"/>
-        </w:rPr>
-        <w:t xml:space="preserve">13  </w:t>
-      </w:r>
-      <w:r>
-        <w:rPr>
-          <w:sz w:val="16"/>
-          <w:szCs w:val="16"/>
-        </w:rPr>
-        <w:t xml:space="preserve">The book pairs 2-for-1 stock split with “Retained earnings: no change. Total equity: no change (no entry is made).”.</w:t>
-      </w:r>
-    </w:p>
-    <w:p>
-      <w:pPr>
-        <w:spacing w:after="18"/>
-        <w:ind w:left="300" w:hanging="300"/>
-      </w:pPr>
-      <w:r>
-        <w:rPr>
-          <w:b/>
-          <w:bCs/>
-          <w:color w:val="8186EF"/>
-          <w:sz w:val="16"/>
-          <w:szCs w:val="16"/>
-        </w:rPr>
-        <w:t xml:space="preserve">14  </w:t>
-      </w:r>
-      <w:r>
-        <w:rPr>
-          <w:sz w:val="16"/>
-          <w:szCs w:val="16"/>
-        </w:rPr>
-        <w:t xml:space="preserve">The book pairs Buy treasury stock with “Retained earnings: no change. Total equity: decreases by the cost.”, not with “Retained earnings: opening balance increases, net of tax. Total equity: increases.”.</w:t>
-      </w:r>
-    </w:p>
-    <w:p>
-      <w:pPr>
-        <w:spacing w:after="18"/>
-        <w:ind w:left="300" w:hanging="300"/>
-      </w:pPr>
-      <w:r>
-        <w:rPr>
-          <w:b/>
-          <w:bCs/>
-          <w:color w:val="8186EF"/>
-          <w:sz w:val="16"/>
-          <w:szCs w:val="16"/>
-        </w:rPr>
-        <w:t xml:space="preserve">15  </w:t>
-      </w:r>
-      <w:r>
-        <w:rPr>
-          <w:sz w:val="16"/>
-          <w:szCs w:val="16"/>
-        </w:rPr>
-        <w:t xml:space="preserve">The shortfall of $60,000 first uses APIC–treasury stock of $40,000. A is wrong: APIC–treasury stock is not large enough to absorb the whole shortfall. C is wrong: This is the APIC–treasury stock balance used, not the charge to retained earnings.</w:t>
-      </w:r>
-    </w:p>
-    <w:p>
-      <w:pPr>
-        <w:spacing w:after="18"/>
-        <w:ind w:left="300" w:hanging="300"/>
-      </w:pPr>
-      <w:r>
-        <w:rPr>
-          <w:b/>
-          <w:bCs/>
-          <w:color w:val="8186EF"/>
-          <w:sz w:val="16"/>
-          <w:szCs w:val="16"/>
-        </w:rPr>
-        <w:t xml:space="preserve">16  </w:t>
-      </w:r>
-      <w:r>
-        <w:rPr>
-          <w:sz w:val="16"/>
-          <w:szCs w:val="16"/>
-        </w:rPr>
-        <w:t xml:space="preserve">A small stock dividend is measured at fair value. A is wrong: Par value is used for large stock dividends. B is wrong: No entry is made only for a stock split.</w:t>
-      </w:r>
-    </w:p>
-    <w:p>
-      <w:pPr>
-        <w:spacing w:after="18"/>
-        <w:ind w:left="300" w:hanging="300"/>
-      </w:pPr>
-      <w:r>
-        <w:rPr>
-          <w:b/>
-          <w:bCs/>
-          <w:color w:val="8186EF"/>
-          <w:sz w:val="16"/>
-          <w:szCs w:val="16"/>
-        </w:rPr>
-        <w:t xml:space="preserve">17  </w:t>
-      </w:r>
-      <w:r>
-        <w:rPr>
-          <w:sz w:val="16"/>
-          <w:szCs w:val="16"/>
-        </w:rPr>
-        <w:t xml:space="preserve">Stock dividends are based on outstanding shares. A is wrong: This applies the rate to the treasury shares only. C is wrong: This includes the treasury shares.</w:t>
-      </w:r>
-    </w:p>
-    <w:p>
-      <w:pPr>
-        <w:spacing w:after="18"/>
-        <w:ind w:left="300" w:hanging="300"/>
-      </w:pPr>
-      <w:r>
-        <w:rPr>
-          <w:b/>
-          <w:bCs/>
-          <w:color w:val="8186EF"/>
-          <w:sz w:val="16"/>
-          <w:szCs w:val="16"/>
-        </w:rPr>
-        <w:t xml:space="preserve">18  </w:t>
-      </w:r>
-      <w:r>
-        <w:rPr>
-          <w:sz w:val="16"/>
-          <w:szCs w:val="16"/>
-        </w:rPr>
-        <w:t xml:space="preserve">A cash dividend creates a liability, so equity falls. A is wrong: A stock dividend moves amounts within equity. C is wrong: A split changes only the number of shares.</w:t>
-      </w:r>
-    </w:p>
-    <w:p>
-      <w:pPr>
-        <w:spacing w:after="18"/>
-        <w:ind w:left="300" w:hanging="300"/>
-      </w:pPr>
-      <w:r>
-        <w:rPr>
-          <w:b/>
-          <w:bCs/>
-          <w:color w:val="8186EF"/>
-          <w:sz w:val="16"/>
-          <w:szCs w:val="16"/>
-        </w:rPr>
-        <w:t xml:space="preserve">19  </w:t>
-      </w:r>
-      <w:r>
-        <w:rPr>
-          <w:sz w:val="16"/>
-          <w:szCs w:val="16"/>
-        </w:rPr>
-        <w:t xml:space="preserve">Historical cost measures limit what equity tells users. A is wrong: Internally built intangibles are not recorded. B is wrong: Equity is a book amount.</w:t>
-      </w:r>
-    </w:p>
-    <w:p>
-      <w:pPr>
-        <w:spacing w:after="18"/>
-        <w:ind w:left="300" w:hanging="300"/>
-      </w:pPr>
-      <w:r>
-        <w:rPr>
-          <w:b/>
-          <w:bCs/>
-          <w:color w:val="8186EF"/>
-          <w:sz w:val="16"/>
-          <w:szCs w:val="16"/>
-        </w:rPr>
         <w:t xml:space="preserve">20  </w:t>
       </w:r>
       <w:r>
@@ -6280,7 +5805,7 @@
           <w:sz w:val="16"/>
           <w:szCs w:val="16"/>
         </w:rPr>
-        <w:t xml:space="preserve">Restrictions are disclosed, not deducted from the balance. B is wrong: Share premium is APIC, not retained earnings. C is wrong: Retained earnings are not a fair value.</w:t>
+        <w:t xml:space="preserve">Amounts beyond retained earnings return contributed capital. A is wrong: Dividends are never expenses. C is wrong: Treasury stock is not involved.</w:t>
       </w:r>
     </w:p>
     <w:p/>
@@ -6390,6 +5915,39 @@
                 <w:sz w:val="17"/>
                 <w:szCs w:val="17"/>
               </w:rPr>
+              <w:t xml:space="preserve">Treasury stock · statement of changes in equity</w:t>
+            </w:r>
+          </w:p>
+        </w:tc>
+        <w:tc>
+          <w:tcPr>
+            <w:tcW w:type="pct" w:w="1667"/>
+            <w:tcMar>
+              <w:top w:type="dxa" w:w="40"/>
+              <w:left w:type="dxa" w:w="100"/>
+              <w:bottom w:type="dxa" w:w="40"/>
+              <w:right w:type="dxa" w:w="100"/>
+            </w:tcMar>
+          </w:tcPr>
+          <w:p>
+            <w:pPr>
+              <w:spacing w:before="22" w:after="22"/>
+            </w:pPr>
+            <w:r>
+              <w:rPr>
+                <w:b/>
+                <w:bCs/>
+                <w:color w:val="8186EF"/>
+                <w:sz w:val="16"/>
+                <w:szCs w:val="16"/>
+              </w:rPr>
+              <w:t xml:space="preserve">7  </w:t>
+            </w:r>
+            <w:r>
+              <w:rPr>
+                <w:sz w:val="17"/>
+                <w:szCs w:val="17"/>
+              </w:rPr>
               <w:t xml:space="preserve">D</w:t>
             </w:r>
           </w:p>
@@ -6416,47 +5974,14 @@
                 <w:sz w:val="16"/>
                 <w:szCs w:val="16"/>
               </w:rPr>
-              <w:t xml:space="preserve">8  </w:t>
-            </w:r>
-            <w:r>
-              <w:rPr>
-                <w:sz w:val="17"/>
-                <w:szCs w:val="17"/>
-              </w:rPr>
-              <w:t xml:space="preserve">C</w:t>
-            </w:r>
-          </w:p>
-        </w:tc>
-        <w:tc>
-          <w:tcPr>
-            <w:tcW w:type="pct" w:w="1667"/>
-            <w:tcMar>
-              <w:top w:type="dxa" w:w="40"/>
-              <w:left w:type="dxa" w:w="100"/>
-              <w:bottom w:type="dxa" w:w="40"/>
-              <w:right w:type="dxa" w:w="100"/>
-            </w:tcMar>
-          </w:tcPr>
-          <w:p>
-            <w:pPr>
-              <w:spacing w:before="22" w:after="22"/>
-            </w:pPr>
-            <w:r>
-              <w:rPr>
-                <w:b/>
-                <w:bCs/>
-                <w:color w:val="8186EF"/>
-                <w:sz w:val="16"/>
-                <w:szCs w:val="16"/>
-              </w:rPr>
-              <w:t xml:space="preserve">15  </w:t>
-            </w:r>
-            <w:r>
-              <w:rPr>
-                <w:sz w:val="17"/>
-                <w:szCs w:val="17"/>
-              </w:rPr>
-              <w:t xml:space="preserve">C</w:t>
+              <w:t xml:space="preserve">13  </w:t>
+            </w:r>
+            <w:r>
+              <w:rPr>
+                <w:sz w:val="17"/>
+                <w:szCs w:val="17"/>
+              </w:rPr>
+              <w:t xml:space="preserve">T</w:t>
             </w:r>
           </w:p>
         </w:tc>
@@ -6492,7 +6017,7 @@
                 <w:sz w:val="17"/>
                 <w:szCs w:val="17"/>
               </w:rPr>
-              <w:t xml:space="preserve">D</w:t>
+              <w:t xml:space="preserve">Treasury · today's · distribute</w:t>
             </w:r>
           </w:p>
         </w:tc>
@@ -6519,14 +6044,14 @@
                 <w:sz w:val="16"/>
                 <w:szCs w:val="16"/>
               </w:rPr>
-              <w:t xml:space="preserve">9  </w:t>
-            </w:r>
-            <w:r>
-              <w:rPr>
-                <w:sz w:val="17"/>
-                <w:szCs w:val="17"/>
-              </w:rPr>
-              <w:t xml:space="preserve">T</w:t>
+              <w:t xml:space="preserve">8  </w:t>
+            </w:r>
+            <w:r>
+              <w:rPr>
+                <w:sz w:val="17"/>
+                <w:szCs w:val="17"/>
+              </w:rPr>
+              <w:t xml:space="preserve">A</w:t>
             </w:r>
           </w:p>
         </w:tc>
@@ -6553,14 +6078,14 @@
                 <w:sz w:val="16"/>
                 <w:szCs w:val="16"/>
               </w:rPr>
-              <w:t xml:space="preserve">16  </w:t>
-            </w:r>
-            <w:r>
-              <w:rPr>
-                <w:sz w:val="17"/>
-                <w:szCs w:val="17"/>
-              </w:rPr>
-              <w:t xml:space="preserve">T</w:t>
+              <w:t xml:space="preserve">14  </w:t>
+            </w:r>
+            <w:r>
+              <w:rPr>
+                <w:sz w:val="17"/>
+                <w:szCs w:val="17"/>
+              </w:rPr>
+              <w:t xml:space="preserve">A</w:t>
             </w:r>
           </w:p>
         </w:tc>
@@ -6595,73 +6120,73 @@
                 <w:sz w:val="17"/>
                 <w:szCs w:val="17"/>
               </w:rPr>
-              <w:t xml:space="preserve">D</w:t>
-            </w:r>
-          </w:p>
-        </w:tc>
-        <w:tc>
-          <w:tcPr>
-            <w:tcW w:type="pct" w:w="1667"/>
-            <w:tcMar>
-              <w:top w:type="dxa" w:w="40"/>
-              <w:left w:type="dxa" w:w="100"/>
-              <w:bottom w:type="dxa" w:w="40"/>
-              <w:right w:type="dxa" w:w="100"/>
-            </w:tcMar>
-          </w:tcPr>
-          <w:p>
-            <w:pPr>
-              <w:spacing w:before="22" w:after="22"/>
-            </w:pPr>
-            <w:r>
-              <w:rPr>
-                <w:b/>
-                <w:bCs/>
-                <w:color w:val="8186EF"/>
-                <w:sz w:val="16"/>
-                <w:szCs w:val="16"/>
-              </w:rPr>
-              <w:t xml:space="preserve">10  </w:t>
-            </w:r>
-            <w:r>
-              <w:rPr>
-                <w:sz w:val="17"/>
-                <w:szCs w:val="17"/>
-              </w:rPr>
-              <w:t xml:space="preserve">D</w:t>
-            </w:r>
-          </w:p>
-        </w:tc>
-        <w:tc>
-          <w:tcPr>
-            <w:tcW w:type="pct" w:w="1667"/>
-            <w:tcMar>
-              <w:top w:type="dxa" w:w="40"/>
-              <w:left w:type="dxa" w:w="100"/>
-              <w:bottom w:type="dxa" w:w="40"/>
-              <w:right w:type="dxa" w:w="100"/>
-            </w:tcMar>
-          </w:tcPr>
-          <w:p>
-            <w:pPr>
-              <w:spacing w:before="22" w:after="22"/>
-            </w:pPr>
-            <w:r>
-              <w:rPr>
-                <w:b/>
-                <w:bCs/>
-                <w:color w:val="8186EF"/>
-                <w:sz w:val="16"/>
-                <w:szCs w:val="16"/>
-              </w:rPr>
-              <w:t xml:space="preserve">17  </w:t>
-            </w:r>
-            <w:r>
-              <w:rPr>
-                <w:sz w:val="17"/>
-                <w:szCs w:val="17"/>
-              </w:rPr>
-              <w:t xml:space="preserve">T</w:t>
+              <w:t xml:space="preserve">statement · comprehensive · transactions</w:t>
+            </w:r>
+          </w:p>
+        </w:tc>
+        <w:tc>
+          <w:tcPr>
+            <w:tcW w:type="pct" w:w="1667"/>
+            <w:tcMar>
+              <w:top w:type="dxa" w:w="40"/>
+              <w:left w:type="dxa" w:w="100"/>
+              <w:bottom w:type="dxa" w:w="40"/>
+              <w:right w:type="dxa" w:w="100"/>
+            </w:tcMar>
+          </w:tcPr>
+          <w:p>
+            <w:pPr>
+              <w:spacing w:before="22" w:after="22"/>
+            </w:pPr>
+            <w:r>
+              <w:rPr>
+                <w:b/>
+                <w:bCs/>
+                <w:color w:val="8186EF"/>
+                <w:sz w:val="16"/>
+                <w:szCs w:val="16"/>
+              </w:rPr>
+              <w:t xml:space="preserve">9  </w:t>
+            </w:r>
+            <w:r>
+              <w:rPr>
+                <w:sz w:val="17"/>
+                <w:szCs w:val="17"/>
+              </w:rPr>
+              <w:t xml:space="preserve">C</w:t>
+            </w:r>
+          </w:p>
+        </w:tc>
+        <w:tc>
+          <w:tcPr>
+            <w:tcW w:type="pct" w:w="1667"/>
+            <w:tcMar>
+              <w:top w:type="dxa" w:w="40"/>
+              <w:left w:type="dxa" w:w="100"/>
+              <w:bottom w:type="dxa" w:w="40"/>
+              <w:right w:type="dxa" w:w="100"/>
+            </w:tcMar>
+          </w:tcPr>
+          <w:p>
+            <w:pPr>
+              <w:spacing w:before="22" w:after="22"/>
+            </w:pPr>
+            <w:r>
+              <w:rPr>
+                <w:b/>
+                <w:bCs/>
+                <w:color w:val="8186EF"/>
+                <w:sz w:val="16"/>
+                <w:szCs w:val="16"/>
+              </w:rPr>
+              <w:t xml:space="preserve">15  </w:t>
+            </w:r>
+            <w:r>
+              <w:rPr>
+                <w:sz w:val="17"/>
+                <w:szCs w:val="17"/>
+              </w:rPr>
+              <w:t xml:space="preserve">Compare with the model earlier in this handout.</w:t>
             </w:r>
           </w:p>
         </w:tc>
@@ -6697,7 +6222,7 @@
                 <w:sz w:val="17"/>
                 <w:szCs w:val="17"/>
               </w:rPr>
-              <w:t xml:space="preserve">A</w:t>
+              <w:t xml:space="preserve">T</w:t>
             </w:r>
           </w:p>
         </w:tc>
@@ -6724,14 +6249,14 @@
                 <w:sz w:val="16"/>
                 <w:szCs w:val="16"/>
               </w:rPr>
-              <w:t xml:space="preserve">11  </w:t>
-            </w:r>
-            <w:r>
-              <w:rPr>
-                <w:sz w:val="17"/>
-                <w:szCs w:val="17"/>
-              </w:rPr>
-              <w:t xml:space="preserve">D</w:t>
+              <w:t xml:space="preserve">10  </w:t>
+            </w:r>
+            <w:r>
+              <w:rPr>
+                <w:sz w:val="17"/>
+                <w:szCs w:val="17"/>
+              </w:rPr>
+              <w:t xml:space="preserve">C</w:t>
             </w:r>
           </w:p>
         </w:tc>
@@ -6758,14 +6283,14 @@
                 <w:sz w:val="16"/>
                 <w:szCs w:val="16"/>
               </w:rPr>
-              <w:t xml:space="preserve">18  </w:t>
-            </w:r>
-            <w:r>
-              <w:rPr>
-                <w:sz w:val="17"/>
-                <w:szCs w:val="17"/>
-              </w:rPr>
-              <w:t xml:space="preserve">T</w:t>
+              <w:t xml:space="preserve">16  </w:t>
+            </w:r>
+            <w:r>
+              <w:rPr>
+                <w:sz w:val="17"/>
+                <w:szCs w:val="17"/>
+              </w:rPr>
+              <w:t xml:space="preserve">Total equity is a book value: assets minus liabilities, as measured by the accounting rules. It is not what the company is worth. Most assets are at historical cost, and internally built brands and know-how are not recorded.</w:t>
             </w:r>
           </w:p>
         </w:tc>
@@ -6800,39 +6325,6 @@
                 <w:sz w:val="17"/>
                 <w:szCs w:val="17"/>
               </w:rPr>
-              <w:t xml:space="preserve">B</w:t>
-            </w:r>
-          </w:p>
-        </w:tc>
-        <w:tc>
-          <w:tcPr>
-            <w:tcW w:type="pct" w:w="1667"/>
-            <w:tcMar>
-              <w:top w:type="dxa" w:w="40"/>
-              <w:left w:type="dxa" w:w="100"/>
-              <w:bottom w:type="dxa" w:w="40"/>
-              <w:right w:type="dxa" w:w="100"/>
-            </w:tcMar>
-          </w:tcPr>
-          <w:p>
-            <w:pPr>
-              <w:spacing w:before="22" w:after="22"/>
-            </w:pPr>
-            <w:r>
-              <w:rPr>
-                <w:b/>
-                <w:bCs/>
-                <w:color w:val="8186EF"/>
-                <w:sz w:val="16"/>
-                <w:szCs w:val="16"/>
-              </w:rPr>
-              <w:t xml:space="preserve">12  </w:t>
-            </w:r>
-            <w:r>
-              <w:rPr>
-                <w:sz w:val="17"/>
-                <w:szCs w:val="17"/>
-              </w:rPr>
               <w:t xml:space="preserve">D</w:t>
             </w:r>
           </w:p>
@@ -6859,14 +6351,37 @@
                 <w:sz w:val="16"/>
                 <w:szCs w:val="16"/>
               </w:rPr>
-              <w:t xml:space="preserve">19  </w:t>
-            </w:r>
-            <w:r>
-              <w:rPr>
-                <w:sz w:val="17"/>
-                <w:szCs w:val="17"/>
-              </w:rPr>
-              <w:t xml:space="preserve">A</w:t>
+              <w:t xml:space="preserve">11  </w:t>
+            </w:r>
+            <w:r>
+              <w:rPr>
+                <w:sz w:val="17"/>
+                <w:szCs w:val="17"/>
+              </w:rPr>
+              <w:t xml:space="preserve">T</w:t>
+            </w:r>
+          </w:p>
+        </w:tc>
+        <w:tc>
+          <w:tcPr>
+            <w:tcW w:type="pct" w:w="1667"/>
+            <w:tcMar>
+              <w:top w:type="dxa" w:w="40"/>
+              <w:left w:type="dxa" w:w="100"/>
+              <w:bottom w:type="dxa" w:w="40"/>
+              <w:right w:type="dxa" w:w="100"/>
+            </w:tcMar>
+          </w:tcPr>
+          <w:p>
+            <w:pPr>
+              <w:spacing w:before="24" w:after="24"/>
+            </w:pPr>
+            <w:r>
+              <w:rPr>
+                <w:sz w:val="16"/>
+                <w:szCs w:val="16"/>
+              </w:rPr>
+              <w:t xml:space="preserve"/>
             </w:r>
           </w:p>
         </w:tc>
@@ -6902,7 +6417,7 @@
                 <w:sz w:val="17"/>
                 <w:szCs w:val="17"/>
               </w:rPr>
-              <w:t xml:space="preserve">C</w:t>
+              <w:t xml:space="preserve">D</w:t>
             </w:r>
           </w:p>
         </w:tc>
@@ -6929,14 +6444,14 @@
                 <w:sz w:val="16"/>
                 <w:szCs w:val="16"/>
               </w:rPr>
-              <w:t xml:space="preserve">13  </w:t>
-            </w:r>
-            <w:r>
-              <w:rPr>
-                <w:sz w:val="17"/>
-                <w:szCs w:val="17"/>
-              </w:rPr>
-              <w:t xml:space="preserve">A</w:t>
+              <w:t xml:space="preserve">12  </w:t>
+            </w:r>
+            <w:r>
+              <w:rPr>
+                <w:sz w:val="17"/>
+                <w:szCs w:val="17"/>
+              </w:rPr>
+              <w:t xml:space="preserve">T</w:t>
             </w:r>
           </w:p>
         </w:tc>
@@ -6953,125 +6468,14 @@
           </w:tcPr>
           <w:p>
             <w:pPr>
-              <w:spacing w:before="22" w:after="22"/>
-            </w:pPr>
-            <w:r>
-              <w:rPr>
-                <w:b/>
-                <w:bCs/>
-                <w:color w:val="8186EF"/>
-                <w:sz w:val="16"/>
-                <w:szCs w:val="16"/>
-              </w:rPr>
-              <w:t xml:space="preserve">20  </w:t>
-            </w:r>
-            <w:r>
-              <w:rPr>
-                <w:sz w:val="17"/>
-                <w:szCs w:val="17"/>
-              </w:rPr>
-              <w:t xml:space="preserve">Compare with the model earlier in this handout.</w:t>
-            </w:r>
-          </w:p>
-        </w:tc>
-      </w:tr>
-      <w:tr>
-        <w:tc>
-          <w:tcPr>
-            <w:tcW w:type="pct" w:w="1667"/>
-            <w:tcMar>
-              <w:top w:type="dxa" w:w="40"/>
-              <w:left w:type="dxa" w:w="100"/>
-              <w:bottom w:type="dxa" w:w="40"/>
-              <w:right w:type="dxa" w:w="100"/>
-            </w:tcMar>
-          </w:tcPr>
-          <w:p>
-            <w:pPr>
-              <w:spacing w:before="22" w:after="22"/>
-            </w:pPr>
-            <w:r>
-              <w:rPr>
-                <w:b/>
-                <w:bCs/>
-                <w:color w:val="8186EF"/>
-                <w:sz w:val="16"/>
-                <w:szCs w:val="16"/>
-              </w:rPr>
-              <w:t xml:space="preserve">7  </w:t>
-            </w:r>
-            <w:r>
-              <w:rPr>
-                <w:sz w:val="17"/>
-                <w:szCs w:val="17"/>
-              </w:rPr>
-              <w:t xml:space="preserve">C</w:t>
-            </w:r>
-          </w:p>
-        </w:tc>
-        <w:tc>
-          <w:tcPr>
-            <w:tcW w:type="pct" w:w="1667"/>
-            <w:tcMar>
-              <w:top w:type="dxa" w:w="40"/>
-              <w:left w:type="dxa" w:w="100"/>
-              <w:bottom w:type="dxa" w:w="40"/>
-              <w:right w:type="dxa" w:w="100"/>
-            </w:tcMar>
-          </w:tcPr>
-          <w:p>
-            <w:pPr>
-              <w:spacing w:before="22" w:after="22"/>
-            </w:pPr>
-            <w:r>
-              <w:rPr>
-                <w:b/>
-                <w:bCs/>
-                <w:color w:val="8186EF"/>
-                <w:sz w:val="16"/>
-                <w:szCs w:val="16"/>
-              </w:rPr>
-              <w:t xml:space="preserve">14  </w:t>
-            </w:r>
-            <w:r>
-              <w:rPr>
-                <w:sz w:val="17"/>
-                <w:szCs w:val="17"/>
-              </w:rPr>
-              <w:t xml:space="preserve">C</w:t>
-            </w:r>
-          </w:p>
-        </w:tc>
-        <w:tc>
-          <w:tcPr>
-            <w:tcW w:type="pct" w:w="1667"/>
-            <w:tcMar>
-              <w:top w:type="dxa" w:w="40"/>
-              <w:left w:type="dxa" w:w="100"/>
-              <w:bottom w:type="dxa" w:w="40"/>
-              <w:right w:type="dxa" w:w="100"/>
-            </w:tcMar>
-          </w:tcPr>
-          <w:p>
-            <w:pPr>
-              <w:spacing w:before="22" w:after="22"/>
-            </w:pPr>
-            <w:r>
-              <w:rPr>
-                <w:b/>
-                <w:bCs/>
-                <w:color w:val="8186EF"/>
-                <w:sz w:val="16"/>
-                <w:szCs w:val="16"/>
-              </w:rPr>
-              <w:t xml:space="preserve">21  </w:t>
-            </w:r>
-            <w:r>
-              <w:rPr>
-                <w:sz w:val="17"/>
-                <w:szCs w:val="17"/>
-              </w:rPr>
-              <w:t xml:space="preserve">Total equity is a book value: assets minus liabilities, as measured by the accounting rules. It is not what the company is worth. Most assets are at historical cost, and internally built brands and know-how are not recorded.</w:t>
+              <w:spacing w:before="24" w:after="24"/>
+            </w:pPr>
+            <w:r>
+              <w:rPr>
+                <w:sz w:val="16"/>
+                <w:szCs w:val="16"/>
+              </w:rPr>
+              <w:t xml:space="preserve"/>
             </w:r>
           </w:p>
         </w:tc>
@@ -7113,6 +6517,98 @@
           <w:sz w:val="16"/>
           <w:szCs w:val="16"/>
         </w:rPr>
+        <w:t xml:space="preserve">The book writes: “Treasury stock is shown at the price paid, not at today's share price. Legal capital rules also differ from state to state, so equity does not show exactly how much a company may legally distribute. The statement of changes in equity takes net income and OCI from the statement of comprehensive income, and dividends and share issues from the company's owner transactions.”</w:t>
+      </w:r>
+    </w:p>
+    <w:p>
+      <w:pPr>
+        <w:spacing w:after="18"/>
+        <w:ind w:left="300" w:hanging="300"/>
+      </w:pPr>
+      <w:r>
+        <w:rPr>
+          <w:b/>
+          <w:bCs/>
+          <w:color w:val="8186EF"/>
+          <w:sz w:val="16"/>
+          <w:szCs w:val="16"/>
+        </w:rPr>
+        <w:t xml:space="preserve">2  </w:t>
+      </w:r>
+      <w:r>
+        <w:rPr>
+          <w:sz w:val="16"/>
+          <w:szCs w:val="16"/>
+        </w:rPr>
+        <w:t xml:space="preserve">The book writes: “Treasury stock is shown at the price paid, not at today's share price. Legal capital rules also differ from state to state, so equity does not show exactly how much a company may legally distribute.”</w:t>
+      </w:r>
+    </w:p>
+    <w:p>
+      <w:pPr>
+        <w:spacing w:after="18"/>
+        <w:ind w:left="300" w:hanging="300"/>
+      </w:pPr>
+      <w:r>
+        <w:rPr>
+          <w:b/>
+          <w:bCs/>
+          <w:color w:val="8186EF"/>
+          <w:sz w:val="16"/>
+          <w:szCs w:val="16"/>
+        </w:rPr>
+        <w:t xml:space="preserve">3  </w:t>
+      </w:r>
+      <w:r>
+        <w:rPr>
+          <w:sz w:val="16"/>
+          <w:szCs w:val="16"/>
+        </w:rPr>
+        <w:t xml:space="preserve">The book writes: “The statement of changes in equity takes net income and OCI from the statement of comprehensive income, and dividends and share issues from the company's owner transactions. Its closing balances are the equity section of the balance sheet. Chapter 5 shows how the cash parts of these transactions appear in the financing section.”</w:t>
+      </w:r>
+    </w:p>
+    <w:p>
+      <w:pPr>
+        <w:spacing w:after="18"/>
+        <w:ind w:left="300" w:hanging="300"/>
+      </w:pPr>
+      <w:r>
+        <w:rPr>
+          <w:b/>
+          <w:bCs/>
+          <w:color w:val="8186EF"/>
+          <w:sz w:val="16"/>
+          <w:szCs w:val="16"/>
+        </w:rPr>
+        <w:t xml:space="preserve">4  </w:t>
+      </w:r>
+      <w:r>
+        <w:rPr>
+          <w:sz w:val="16"/>
+          <w:szCs w:val="16"/>
+        </w:rPr>
+        <w:t xml:space="preserve">The framework defines the elements, and every amount belongs to one of them.</w:t>
+      </w:r>
+    </w:p>
+    <w:p>
+      <w:pPr>
+        <w:spacing w:after="18"/>
+        <w:ind w:left="300" w:hanging="300"/>
+      </w:pPr>
+      <w:r>
+        <w:rPr>
+          <w:b/>
+          <w:bCs/>
+          <w:color w:val="8186EF"/>
+          <w:sz w:val="16"/>
+          <w:szCs w:val="16"/>
+        </w:rPr>
+        <w:t xml:space="preserve">5  </w:t>
+      </w:r>
+      <w:r>
+        <w:rPr>
+          <w:sz w:val="16"/>
+          <w:szCs w:val="16"/>
+        </w:rPr>
         <w:t xml:space="preserve">The book numbers “Components of equity and the statement of changes in equity” as section 4.1.</w:t>
       </w:r>
     </w:p>
@@ -7129,7 +6625,7 @@
           <w:sz w:val="16"/>
           <w:szCs w:val="16"/>
         </w:rPr>
-        <w:t xml:space="preserve">2  </w:t>
+        <w:t xml:space="preserve">6  </w:t>
       </w:r>
       <w:r>
         <w:rPr>
@@ -7152,7 +6648,7 @@
           <w:sz w:val="16"/>
           <w:szCs w:val="16"/>
         </w:rPr>
-        <w:t xml:space="preserve">3  </w:t>
+        <w:t xml:space="preserve">7  </w:t>
       </w:r>
       <w:r>
         <w:rPr>
@@ -7175,7 +6671,7 @@
           <w:sz w:val="16"/>
           <w:szCs w:val="16"/>
         </w:rPr>
-        <w:t xml:space="preserve">4  </w:t>
+        <w:t xml:space="preserve">8  </w:t>
       </w:r>
       <w:r>
         <w:rPr>
@@ -7198,98 +6694,6 @@
           <w:sz w:val="16"/>
           <w:szCs w:val="16"/>
         </w:rPr>
-        <w:t xml:space="preserve">5  </w:t>
-      </w:r>
-      <w:r>
-        <w:rPr>
-          <w:sz w:val="16"/>
-          <w:szCs w:val="16"/>
-        </w:rPr>
-        <w:t xml:space="preserve">The book numbers “Limitations and links to the other statements” as section 4.5.</w:t>
-      </w:r>
-    </w:p>
-    <w:p>
-      <w:pPr>
-        <w:spacing w:after="18"/>
-        <w:ind w:left="300" w:hanging="300"/>
-      </w:pPr>
-      <w:r>
-        <w:rPr>
-          <w:b/>
-          <w:bCs/>
-          <w:color w:val="8186EF"/>
-          <w:sz w:val="16"/>
-          <w:szCs w:val="16"/>
-        </w:rPr>
-        <w:t xml:space="preserve">6  </w:t>
-      </w:r>
-      <w:r>
-        <w:rPr>
-          <w:sz w:val="16"/>
-          <w:szCs w:val="16"/>
-        </w:rPr>
-        <w:t xml:space="preserve">The book’s own table gives Decreases as the total equity of Declare a cash dividend.</w:t>
-      </w:r>
-    </w:p>
-    <w:p>
-      <w:pPr>
-        <w:spacing w:after="18"/>
-        <w:ind w:left="300" w:hanging="300"/>
-      </w:pPr>
-      <w:r>
-        <w:rPr>
-          <w:b/>
-          <w:bCs/>
-          <w:color w:val="8186EF"/>
-          <w:sz w:val="16"/>
-          <w:szCs w:val="16"/>
-        </w:rPr>
-        <w:t xml:space="preserve">7  </w:t>
-      </w:r>
-      <w:r>
-        <w:rPr>
-          <w:sz w:val="16"/>
-          <w:szCs w:val="16"/>
-        </w:rPr>
-        <w:t xml:space="preserve">The book’s own table gives No change as the total equity of Declare and issue a small stock dividend.</w:t>
-      </w:r>
-    </w:p>
-    <w:p>
-      <w:pPr>
-        <w:spacing w:after="18"/>
-        <w:ind w:left="300" w:hanging="300"/>
-      </w:pPr>
-      <w:r>
-        <w:rPr>
-          <w:b/>
-          <w:bCs/>
-          <w:color w:val="8186EF"/>
-          <w:sz w:val="16"/>
-          <w:szCs w:val="16"/>
-        </w:rPr>
-        <w:t xml:space="preserve">8  </w:t>
-      </w:r>
-      <w:r>
-        <w:rPr>
-          <w:sz w:val="16"/>
-          <w:szCs w:val="16"/>
-        </w:rPr>
-        <w:t xml:space="preserve">The book’s own table gives ________ as the total equity of Carry out a 2-for-1 stock split.</w:t>
-      </w:r>
-    </w:p>
-    <w:p>
-      <w:pPr>
-        <w:spacing w:after="18"/>
-        <w:ind w:left="300" w:hanging="300"/>
-      </w:pPr>
-      <w:r>
-        <w:rPr>
-          <w:b/>
-          <w:bCs/>
-          <w:color w:val="8186EF"/>
-          <w:sz w:val="16"/>
-          <w:szCs w:val="16"/>
-        </w:rPr>
         <w:t xml:space="preserve">9  </w:t>
       </w:r>
       <w:r>
@@ -7297,7 +6701,7 @@
           <w:sz w:val="16"/>
           <w:szCs w:val="16"/>
         </w:rPr>
-        <w:t xml:space="preserve">The framework defines the elements, and every amount belongs to one of them.</w:t>
+        <w:t xml:space="preserve">The small/large distinction is U.S. GAAP only. A is wrong: IFRS does not require fair value for bonus issues. B is wrong: IFRS has no rule that fixes par.</w:t>
       </w:r>
     </w:p>
     <w:p>
@@ -7320,7 +6724,7 @@
           <w:sz w:val="16"/>
           <w:szCs w:val="16"/>
         </w:rPr>
-        <w:t xml:space="preserve">The book numbers “Components of equity and the statement of changes in equity” as section 4.1.</w:t>
+        <w:t xml:space="preserve">The small/large distinction is U.S. GAAP only. A is wrong: IFRS does not require fair value for bonus issues. B is wrong: IFRS has no rule that fixes par.</w:t>
       </w:r>
     </w:p>
     <w:p>
@@ -7343,7 +6747,7 @@
           <w:sz w:val="16"/>
           <w:szCs w:val="16"/>
         </w:rPr>
-        <w:t xml:space="preserve">The book numbers “Issuing and buying back shares” as section 4.2.</w:t>
+        <w:t xml:space="preserve">CMA questions use exact terms, and one word can change the answer.</w:t>
       </w:r>
     </w:p>
     <w:p>
@@ -7366,7 +6770,7 @@
           <w:sz w:val="16"/>
           <w:szCs w:val="16"/>
         </w:rPr>
-        <w:t xml:space="preserve">The book numbers “Dividends, stock dividends and stock splits” as section 4.3.</w:t>
+        <w:t xml:space="preserve">The term tables in each section are the book’s own.</w:t>
       </w:r>
     </w:p>
     <w:p>
@@ -7389,7 +6793,7 @@
           <w:sz w:val="16"/>
           <w:szCs w:val="16"/>
         </w:rPr>
-        <w:t xml:space="preserve">The book numbers “Retained earnings” as section 4.4.</w:t>
+        <w:t xml:space="preserve">The exam marks the term, so the English word is the answer.</w:t>
       </w:r>
     </w:p>
     <w:p>
@@ -7406,121 +6810,6 @@
           <w:szCs w:val="16"/>
         </w:rPr>
         <w:t xml:space="preserve">14  </w:t>
-      </w:r>
-      <w:r>
-        <w:rPr>
-          <w:sz w:val="16"/>
-          <w:szCs w:val="16"/>
-        </w:rPr>
-        <w:t xml:space="preserve">The small/large distinction is U.S. GAAP only. A is wrong: IFRS does not require fair value for bonus issues. B is wrong: IFRS has no rule that fixes par.</w:t>
-      </w:r>
-    </w:p>
-    <w:p>
-      <w:pPr>
-        <w:spacing w:after="18"/>
-        <w:ind w:left="300" w:hanging="300"/>
-      </w:pPr>
-      <w:r>
-        <w:rPr>
-          <w:b/>
-          <w:bCs/>
-          <w:color w:val="8186EF"/>
-          <w:sz w:val="16"/>
-          <w:szCs w:val="16"/>
-        </w:rPr>
-        <w:t xml:space="preserve">15  </w:t>
-      </w:r>
-      <w:r>
-        <w:rPr>
-          <w:sz w:val="16"/>
-          <w:szCs w:val="16"/>
-        </w:rPr>
-        <w:t xml:space="preserve">The small/large distinction is U.S. GAAP only. A is wrong: IFRS does not require fair value for bonus issues. B is wrong: IFRS has no rule that fixes par.</w:t>
-      </w:r>
-    </w:p>
-    <w:p>
-      <w:pPr>
-        <w:spacing w:after="18"/>
-        <w:ind w:left="300" w:hanging="300"/>
-      </w:pPr>
-      <w:r>
-        <w:rPr>
-          <w:b/>
-          <w:bCs/>
-          <w:color w:val="8186EF"/>
-          <w:sz w:val="16"/>
-          <w:szCs w:val="16"/>
-        </w:rPr>
-        <w:t xml:space="preserve">16  </w:t>
-      </w:r>
-      <w:r>
-        <w:rPr>
-          <w:sz w:val="16"/>
-          <w:szCs w:val="16"/>
-        </w:rPr>
-        <w:t xml:space="preserve">CMA questions use exact terms, and one word can change the answer.</w:t>
-      </w:r>
-    </w:p>
-    <w:p>
-      <w:pPr>
-        <w:spacing w:after="18"/>
-        <w:ind w:left="300" w:hanging="300"/>
-      </w:pPr>
-      <w:r>
-        <w:rPr>
-          <w:b/>
-          <w:bCs/>
-          <w:color w:val="8186EF"/>
-          <w:sz w:val="16"/>
-          <w:szCs w:val="16"/>
-        </w:rPr>
-        <w:t xml:space="preserve">17  </w:t>
-      </w:r>
-      <w:r>
-        <w:rPr>
-          <w:sz w:val="16"/>
-          <w:szCs w:val="16"/>
-        </w:rPr>
-        <w:t xml:space="preserve">The term tables in each section are the book’s own.</w:t>
-      </w:r>
-    </w:p>
-    <w:p>
-      <w:pPr>
-        <w:spacing w:after="18"/>
-        <w:ind w:left="300" w:hanging="300"/>
-      </w:pPr>
-      <w:r>
-        <w:rPr>
-          <w:b/>
-          <w:bCs/>
-          <w:color w:val="8186EF"/>
-          <w:sz w:val="16"/>
-          <w:szCs w:val="16"/>
-        </w:rPr>
-        <w:t xml:space="preserve">18  </w:t>
-      </w:r>
-      <w:r>
-        <w:rPr>
-          <w:sz w:val="16"/>
-          <w:szCs w:val="16"/>
-        </w:rPr>
-        <w:t xml:space="preserve">The exam marks the term, so the English word is the answer.</w:t>
-      </w:r>
-    </w:p>
-    <w:p>
-      <w:pPr>
-        <w:spacing w:after="18"/>
-        <w:ind w:left="300" w:hanging="300"/>
-      </w:pPr>
-      <w:r>
-        <w:rPr>
-          <w:b/>
-          <w:bCs/>
-          <w:color w:val="8186EF"/>
-          <w:sz w:val="16"/>
-          <w:szCs w:val="16"/>
-        </w:rPr>
-        <w:t xml:space="preserve">19  </w:t>
       </w:r>
       <w:r>
         <w:rPr>
@@ -7637,6 +6926,39 @@
                 <w:sz w:val="17"/>
                 <w:szCs w:val="17"/>
               </w:rPr>
+              <w:t xml:space="preserve">Preferred stock · treasury stock · cost method · issued shares · outstanding shares</w:t>
+            </w:r>
+          </w:p>
+        </w:tc>
+        <w:tc>
+          <w:tcPr>
+            <w:tcW w:type="pct" w:w="1667"/>
+            <w:tcMar>
+              <w:top w:type="dxa" w:w="40"/>
+              <w:left w:type="dxa" w:w="100"/>
+              <w:bottom w:type="dxa" w:w="40"/>
+              <w:right w:type="dxa" w:w="100"/>
+            </w:tcMar>
+          </w:tcPr>
+          <w:p>
+            <w:pPr>
+              <w:spacing w:before="22" w:after="22"/>
+            </w:pPr>
+            <w:r>
+              <w:rPr>
+                <w:b/>
+                <w:bCs/>
+                <w:color w:val="8186EF"/>
+                <w:sz w:val="16"/>
+                <w:szCs w:val="16"/>
+              </w:rPr>
+              <w:t xml:space="preserve">10  </w:t>
+            </w:r>
+            <w:r>
+              <w:rPr>
+                <w:sz w:val="17"/>
+                <w:szCs w:val="17"/>
+              </w:rPr>
               <w:t xml:space="preserve">C</w:t>
             </w:r>
           </w:p>
@@ -7663,47 +6985,14 @@
                 <w:sz w:val="16"/>
                 <w:szCs w:val="16"/>
               </w:rPr>
-              <w:t xml:space="preserve">11  </w:t>
-            </w:r>
-            <w:r>
-              <w:rPr>
-                <w:sz w:val="17"/>
-                <w:szCs w:val="17"/>
-              </w:rPr>
-              <w:t xml:space="preserve">B</w:t>
-            </w:r>
-          </w:p>
-        </w:tc>
-        <w:tc>
-          <w:tcPr>
-            <w:tcW w:type="pct" w:w="1667"/>
-            <w:tcMar>
-              <w:top w:type="dxa" w:w="40"/>
-              <w:left w:type="dxa" w:w="100"/>
-              <w:bottom w:type="dxa" w:w="40"/>
-              <w:right w:type="dxa" w:w="100"/>
-            </w:tcMar>
-          </w:tcPr>
-          <w:p>
-            <w:pPr>
-              <w:spacing w:before="22" w:after="22"/>
-            </w:pPr>
-            <w:r>
-              <w:rPr>
-                <w:b/>
-                <w:bCs/>
-                <w:color w:val="8186EF"/>
-                <w:sz w:val="16"/>
-                <w:szCs w:val="16"/>
-              </w:rPr>
-              <w:t xml:space="preserve">21  </w:t>
-            </w:r>
-            <w:r>
-              <w:rPr>
-                <w:sz w:val="17"/>
-                <w:szCs w:val="17"/>
-              </w:rPr>
-              <w:t xml:space="preserve">C</w:t>
+              <w:t xml:space="preserve">19  </w:t>
+            </w:r>
+            <w:r>
+              <w:rPr>
+                <w:sz w:val="17"/>
+                <w:szCs w:val="17"/>
+              </w:rPr>
+              <w:t xml:space="preserve">D</w:t>
             </w:r>
           </w:p>
         </w:tc>
@@ -7739,6 +7028,40 @@
                 <w:sz w:val="17"/>
                 <w:szCs w:val="17"/>
               </w:rPr>
+              <w:t xml:space="preserve">liquidating dividend · contributed capital · stock dividend · outstanding shares</w:t>
+            </w:r>
+          </w:p>
+        </w:tc>
+        <w:tc>
+          <w:tcPr>
+            <w:tcW w:type="pct" w:w="1667"/>
+            <w:shd w:fill="FBFAF6" w:val="clear"/>
+            <w:tcMar>
+              <w:top w:type="dxa" w:w="40"/>
+              <w:left w:type="dxa" w:w="100"/>
+              <w:bottom w:type="dxa" w:w="40"/>
+              <w:right w:type="dxa" w:w="100"/>
+            </w:tcMar>
+          </w:tcPr>
+          <w:p>
+            <w:pPr>
+              <w:spacing w:before="22" w:after="22"/>
+            </w:pPr>
+            <w:r>
+              <w:rPr>
+                <w:b/>
+                <w:bCs/>
+                <w:color w:val="8186EF"/>
+                <w:sz w:val="16"/>
+                <w:szCs w:val="16"/>
+              </w:rPr>
+              <w:t xml:space="preserve">11  </w:t>
+            </w:r>
+            <w:r>
+              <w:rPr>
+                <w:sz w:val="17"/>
+                <w:szCs w:val="17"/>
+              </w:rPr>
               <w:t xml:space="preserve">D</w:t>
             </w:r>
           </w:p>
@@ -7766,7 +7089,7 @@
                 <w:sz w:val="16"/>
                 <w:szCs w:val="16"/>
               </w:rPr>
-              <w:t xml:space="preserve">12  </w:t>
+              <w:t xml:space="preserve">20  </w:t>
             </w:r>
             <w:r>
               <w:rPr>
@@ -7774,40 +7097,6 @@
                 <w:szCs w:val="17"/>
               </w:rPr>
               <w:t xml:space="preserve">A</w:t>
-            </w:r>
-          </w:p>
-        </w:tc>
-        <w:tc>
-          <w:tcPr>
-            <w:tcW w:type="pct" w:w="1667"/>
-            <w:shd w:fill="FBFAF6" w:val="clear"/>
-            <w:tcMar>
-              <w:top w:type="dxa" w:w="40"/>
-              <w:left w:type="dxa" w:w="100"/>
-              <w:bottom w:type="dxa" w:w="40"/>
-              <w:right w:type="dxa" w:w="100"/>
-            </w:tcMar>
-          </w:tcPr>
-          <w:p>
-            <w:pPr>
-              <w:spacing w:before="22" w:after="22"/>
-            </w:pPr>
-            <w:r>
-              <w:rPr>
-                <w:b/>
-                <w:bCs/>
-                <w:color w:val="8186EF"/>
-                <w:sz w:val="16"/>
-                <w:szCs w:val="16"/>
-              </w:rPr>
-              <w:t xml:space="preserve">22  </w:t>
-            </w:r>
-            <w:r>
-              <w:rPr>
-                <w:sz w:val="17"/>
-                <w:szCs w:val="17"/>
-              </w:rPr>
-              <w:t xml:space="preserve">B</w:t>
             </w:r>
           </w:p>
         </w:tc>
@@ -7842,73 +7131,73 @@
                 <w:sz w:val="17"/>
                 <w:szCs w:val="17"/>
               </w:rPr>
+              <w:t xml:space="preserve">stock dividend · appropriated retained earnings</w:t>
+            </w:r>
+          </w:p>
+        </w:tc>
+        <w:tc>
+          <w:tcPr>
+            <w:tcW w:type="pct" w:w="1667"/>
+            <w:tcMar>
+              <w:top w:type="dxa" w:w="40"/>
+              <w:left w:type="dxa" w:w="100"/>
+              <w:bottom w:type="dxa" w:w="40"/>
+              <w:right w:type="dxa" w:w="100"/>
+            </w:tcMar>
+          </w:tcPr>
+          <w:p>
+            <w:pPr>
+              <w:spacing w:before="22" w:after="22"/>
+            </w:pPr>
+            <w:r>
+              <w:rPr>
+                <w:b/>
+                <w:bCs/>
+                <w:color w:val="8186EF"/>
+                <w:sz w:val="16"/>
+                <w:szCs w:val="16"/>
+              </w:rPr>
+              <w:t xml:space="preserve">12  </w:t>
+            </w:r>
+            <w:r>
+              <w:rPr>
+                <w:sz w:val="17"/>
+                <w:szCs w:val="17"/>
+              </w:rPr>
+              <w:t xml:space="preserve">E</w:t>
+            </w:r>
+          </w:p>
+        </w:tc>
+        <w:tc>
+          <w:tcPr>
+            <w:tcW w:type="pct" w:w="1667"/>
+            <w:tcMar>
+              <w:top w:type="dxa" w:w="40"/>
+              <w:left w:type="dxa" w:w="100"/>
+              <w:bottom w:type="dxa" w:w="40"/>
+              <w:right w:type="dxa" w:w="100"/>
+            </w:tcMar>
+          </w:tcPr>
+          <w:p>
+            <w:pPr>
+              <w:spacing w:before="22" w:after="22"/>
+            </w:pPr>
+            <w:r>
+              <w:rPr>
+                <w:b/>
+                <w:bCs/>
+                <w:color w:val="8186EF"/>
+                <w:sz w:val="16"/>
+                <w:szCs w:val="16"/>
+              </w:rPr>
+              <w:t xml:space="preserve">21  </w:t>
+            </w:r>
+            <w:r>
+              <w:rPr>
+                <w:sz w:val="17"/>
+                <w:szCs w:val="17"/>
+              </w:rPr>
               <w:t xml:space="preserve">B</w:t>
-            </w:r>
-          </w:p>
-        </w:tc>
-        <w:tc>
-          <w:tcPr>
-            <w:tcW w:type="pct" w:w="1667"/>
-            <w:tcMar>
-              <w:top w:type="dxa" w:w="40"/>
-              <w:left w:type="dxa" w:w="100"/>
-              <w:bottom w:type="dxa" w:w="40"/>
-              <w:right w:type="dxa" w:w="100"/>
-            </w:tcMar>
-          </w:tcPr>
-          <w:p>
-            <w:pPr>
-              <w:spacing w:before="22" w:after="22"/>
-            </w:pPr>
-            <w:r>
-              <w:rPr>
-                <w:b/>
-                <w:bCs/>
-                <w:color w:val="8186EF"/>
-                <w:sz w:val="16"/>
-                <w:szCs w:val="16"/>
-              </w:rPr>
-              <w:t xml:space="preserve">13  </w:t>
-            </w:r>
-            <w:r>
-              <w:rPr>
-                <w:sz w:val="17"/>
-                <w:szCs w:val="17"/>
-              </w:rPr>
-              <w:t xml:space="preserve">B</w:t>
-            </w:r>
-          </w:p>
-        </w:tc>
-        <w:tc>
-          <w:tcPr>
-            <w:tcW w:type="pct" w:w="1667"/>
-            <w:tcMar>
-              <w:top w:type="dxa" w:w="40"/>
-              <w:left w:type="dxa" w:w="100"/>
-              <w:bottom w:type="dxa" w:w="40"/>
-              <w:right w:type="dxa" w:w="100"/>
-            </w:tcMar>
-          </w:tcPr>
-          <w:p>
-            <w:pPr>
-              <w:spacing w:before="22" w:after="22"/>
-            </w:pPr>
-            <w:r>
-              <w:rPr>
-                <w:b/>
-                <w:bCs/>
-                <w:color w:val="8186EF"/>
-                <w:sz w:val="16"/>
-                <w:szCs w:val="16"/>
-              </w:rPr>
-              <w:t xml:space="preserve">23  </w:t>
-            </w:r>
-            <w:r>
-              <w:rPr>
-                <w:sz w:val="17"/>
-                <w:szCs w:val="17"/>
-              </w:rPr>
-              <w:t xml:space="preserve">D</w:t>
             </w:r>
           </w:p>
         </w:tc>
@@ -7944,6 +7233,40 @@
                 <w:sz w:val="17"/>
                 <w:szCs w:val="17"/>
               </w:rPr>
+              <w:t xml:space="preserve">T</w:t>
+            </w:r>
+          </w:p>
+        </w:tc>
+        <w:tc>
+          <w:tcPr>
+            <w:tcW w:type="pct" w:w="1667"/>
+            <w:shd w:fill="FBFAF6" w:val="clear"/>
+            <w:tcMar>
+              <w:top w:type="dxa" w:w="40"/>
+              <w:left w:type="dxa" w:w="100"/>
+              <w:bottom w:type="dxa" w:w="40"/>
+              <w:right w:type="dxa" w:w="100"/>
+            </w:tcMar>
+          </w:tcPr>
+          <w:p>
+            <w:pPr>
+              <w:spacing w:before="22" w:after="22"/>
+            </w:pPr>
+            <w:r>
+              <w:rPr>
+                <w:b/>
+                <w:bCs/>
+                <w:color w:val="8186EF"/>
+                <w:sz w:val="16"/>
+                <w:szCs w:val="16"/>
+              </w:rPr>
+              <w:t xml:space="preserve">13  </w:t>
+            </w:r>
+            <w:r>
+              <w:rPr>
+                <w:sz w:val="17"/>
+                <w:szCs w:val="17"/>
+              </w:rPr>
               <w:t xml:space="preserve">D</w:t>
             </w:r>
           </w:p>
@@ -7971,7 +7294,7 @@
                 <w:sz w:val="16"/>
                 <w:szCs w:val="16"/>
               </w:rPr>
-              <w:t xml:space="preserve">14  </w:t>
+              <w:t xml:space="preserve">22  </w:t>
             </w:r>
             <w:r>
               <w:rPr>
@@ -7979,40 +7302,6 @@
                 <w:szCs w:val="17"/>
               </w:rPr>
               <w:t xml:space="preserve">C</w:t>
-            </w:r>
-          </w:p>
-        </w:tc>
-        <w:tc>
-          <w:tcPr>
-            <w:tcW w:type="pct" w:w="1667"/>
-            <w:shd w:fill="FBFAF6" w:val="clear"/>
-            <w:tcMar>
-              <w:top w:type="dxa" w:w="40"/>
-              <w:left w:type="dxa" w:w="100"/>
-              <w:bottom w:type="dxa" w:w="40"/>
-              <w:right w:type="dxa" w:w="100"/>
-            </w:tcMar>
-          </w:tcPr>
-          <w:p>
-            <w:pPr>
-              <w:spacing w:before="22" w:after="22"/>
-            </w:pPr>
-            <w:r>
-              <w:rPr>
-                <w:b/>
-                <w:bCs/>
-                <w:color w:val="8186EF"/>
-                <w:sz w:val="16"/>
-                <w:szCs w:val="16"/>
-              </w:rPr>
-              <w:t xml:space="preserve">24  </w:t>
-            </w:r>
-            <w:r>
-              <w:rPr>
-                <w:sz w:val="17"/>
-                <w:szCs w:val="17"/>
-              </w:rPr>
-              <w:t xml:space="preserve">A</w:t>
             </w:r>
           </w:p>
         </w:tc>
@@ -8047,73 +7336,73 @@
                 <w:sz w:val="17"/>
                 <w:szCs w:val="17"/>
               </w:rPr>
+              <w:t xml:space="preserve">B</w:t>
+            </w:r>
+          </w:p>
+        </w:tc>
+        <w:tc>
+          <w:tcPr>
+            <w:tcW w:type="pct" w:w="1667"/>
+            <w:tcMar>
+              <w:top w:type="dxa" w:w="40"/>
+              <w:left w:type="dxa" w:w="100"/>
+              <w:bottom w:type="dxa" w:w="40"/>
+              <w:right w:type="dxa" w:w="100"/>
+            </w:tcMar>
+          </w:tcPr>
+          <w:p>
+            <w:pPr>
+              <w:spacing w:before="22" w:after="22"/>
+            </w:pPr>
+            <w:r>
+              <w:rPr>
+                <w:b/>
+                <w:bCs/>
+                <w:color w:val="8186EF"/>
+                <w:sz w:val="16"/>
+                <w:szCs w:val="16"/>
+              </w:rPr>
+              <w:t xml:space="preserve">14  </w:t>
+            </w:r>
+            <w:r>
+              <w:rPr>
+                <w:sz w:val="17"/>
+                <w:szCs w:val="17"/>
+              </w:rPr>
+              <w:t xml:space="preserve">C</w:t>
+            </w:r>
+          </w:p>
+        </w:tc>
+        <w:tc>
+          <w:tcPr>
+            <w:tcW w:type="pct" w:w="1667"/>
+            <w:tcMar>
+              <w:top w:type="dxa" w:w="40"/>
+              <w:left w:type="dxa" w:w="100"/>
+              <w:bottom w:type="dxa" w:w="40"/>
+              <w:right w:type="dxa" w:w="100"/>
+            </w:tcMar>
+          </w:tcPr>
+          <w:p>
+            <w:pPr>
+              <w:spacing w:before="22" w:after="22"/>
+            </w:pPr>
+            <w:r>
+              <w:rPr>
+                <w:b/>
+                <w:bCs/>
+                <w:color w:val="8186EF"/>
+                <w:sz w:val="16"/>
+                <w:szCs w:val="16"/>
+              </w:rPr>
+              <w:t xml:space="preserve">23  </w:t>
+            </w:r>
+            <w:r>
+              <w:rPr>
+                <w:sz w:val="17"/>
+                <w:szCs w:val="17"/>
+              </w:rPr>
               <w:t xml:space="preserve">D</w:t>
-            </w:r>
-          </w:p>
-        </w:tc>
-        <w:tc>
-          <w:tcPr>
-            <w:tcW w:type="pct" w:w="1667"/>
-            <w:tcMar>
-              <w:top w:type="dxa" w:w="40"/>
-              <w:left w:type="dxa" w:w="100"/>
-              <w:bottom w:type="dxa" w:w="40"/>
-              <w:right w:type="dxa" w:w="100"/>
-            </w:tcMar>
-          </w:tcPr>
-          <w:p>
-            <w:pPr>
-              <w:spacing w:before="22" w:after="22"/>
-            </w:pPr>
-            <w:r>
-              <w:rPr>
-                <w:b/>
-                <w:bCs/>
-                <w:color w:val="8186EF"/>
-                <w:sz w:val="16"/>
-                <w:szCs w:val="16"/>
-              </w:rPr>
-              <w:t xml:space="preserve">15  </w:t>
-            </w:r>
-            <w:r>
-              <w:rPr>
-                <w:sz w:val="17"/>
-                <w:szCs w:val="17"/>
-              </w:rPr>
-              <w:t xml:space="preserve">D</w:t>
-            </w:r>
-          </w:p>
-        </w:tc>
-        <w:tc>
-          <w:tcPr>
-            <w:tcW w:type="pct" w:w="1667"/>
-            <w:tcMar>
-              <w:top w:type="dxa" w:w="40"/>
-              <w:left w:type="dxa" w:w="100"/>
-              <w:bottom w:type="dxa" w:w="40"/>
-              <w:right w:type="dxa" w:w="100"/>
-            </w:tcMar>
-          </w:tcPr>
-          <w:p>
-            <w:pPr>
-              <w:spacing w:before="22" w:after="22"/>
-            </w:pPr>
-            <w:r>
-              <w:rPr>
-                <w:b/>
-                <w:bCs/>
-                <w:color w:val="8186EF"/>
-                <w:sz w:val="16"/>
-                <w:szCs w:val="16"/>
-              </w:rPr>
-              <w:t xml:space="preserve">25  </w:t>
-            </w:r>
-            <w:r>
-              <w:rPr>
-                <w:sz w:val="17"/>
-                <w:szCs w:val="17"/>
-              </w:rPr>
-              <w:t xml:space="preserve">B</w:t>
             </w:r>
           </w:p>
         </w:tc>
@@ -8149,7 +7438,7 @@
                 <w:sz w:val="17"/>
                 <w:szCs w:val="17"/>
               </w:rPr>
-              <w:t xml:space="preserve">D</w:t>
+              <w:t xml:space="preserve">A</w:t>
             </w:r>
           </w:p>
         </w:tc>
@@ -8176,14 +7465,14 @@
                 <w:sz w:val="16"/>
                 <w:szCs w:val="16"/>
               </w:rPr>
-              <w:t xml:space="preserve">16  </w:t>
-            </w:r>
-            <w:r>
-              <w:rPr>
-                <w:sz w:val="17"/>
-                <w:szCs w:val="17"/>
-              </w:rPr>
-              <w:t xml:space="preserve">E</w:t>
+              <w:t xml:space="preserve">15  </w:t>
+            </w:r>
+            <w:r>
+              <w:rPr>
+                <w:sz w:val="17"/>
+                <w:szCs w:val="17"/>
+              </w:rPr>
+              <w:t xml:space="preserve">T</w:t>
             </w:r>
           </w:p>
         </w:tc>
@@ -8210,14 +7499,14 @@
                 <w:sz w:val="16"/>
                 <w:szCs w:val="16"/>
               </w:rPr>
-              <w:t xml:space="preserve">26  </w:t>
-            </w:r>
-            <w:r>
-              <w:rPr>
-                <w:sz w:val="17"/>
-                <w:szCs w:val="17"/>
-              </w:rPr>
-              <w:t xml:space="preserve">C</w:t>
+              <w:t xml:space="preserve">24  </w:t>
+            </w:r>
+            <w:r>
+              <w:rPr>
+                <w:sz w:val="17"/>
+                <w:szCs w:val="17"/>
+              </w:rPr>
+              <w:t xml:space="preserve">A</w:t>
             </w:r>
           </w:p>
         </w:tc>
@@ -8252,73 +7541,73 @@
                 <w:sz w:val="17"/>
                 <w:szCs w:val="17"/>
               </w:rPr>
-              <w:t xml:space="preserve">D</w:t>
-            </w:r>
-          </w:p>
-        </w:tc>
-        <w:tc>
-          <w:tcPr>
-            <w:tcW w:type="pct" w:w="1667"/>
-            <w:tcMar>
-              <w:top w:type="dxa" w:w="40"/>
-              <w:left w:type="dxa" w:w="100"/>
-              <w:bottom w:type="dxa" w:w="40"/>
-              <w:right w:type="dxa" w:w="100"/>
-            </w:tcMar>
-          </w:tcPr>
-          <w:p>
-            <w:pPr>
-              <w:spacing w:before="22" w:after="22"/>
-            </w:pPr>
-            <w:r>
-              <w:rPr>
-                <w:b/>
-                <w:bCs/>
-                <w:color w:val="8186EF"/>
-                <w:sz w:val="16"/>
-                <w:szCs w:val="16"/>
-              </w:rPr>
-              <w:t xml:space="preserve">17  </w:t>
-            </w:r>
-            <w:r>
-              <w:rPr>
-                <w:sz w:val="17"/>
-                <w:szCs w:val="17"/>
-              </w:rPr>
-              <w:t xml:space="preserve">D</w:t>
-            </w:r>
-          </w:p>
-        </w:tc>
-        <w:tc>
-          <w:tcPr>
-            <w:tcW w:type="pct" w:w="1667"/>
-            <w:tcMar>
-              <w:top w:type="dxa" w:w="40"/>
-              <w:left w:type="dxa" w:w="100"/>
-              <w:bottom w:type="dxa" w:w="40"/>
-              <w:right w:type="dxa" w:w="100"/>
-            </w:tcMar>
-          </w:tcPr>
-          <w:p>
-            <w:pPr>
-              <w:spacing w:before="22" w:after="22"/>
-            </w:pPr>
-            <w:r>
-              <w:rPr>
-                <w:b/>
-                <w:bCs/>
-                <w:color w:val="8186EF"/>
-                <w:sz w:val="16"/>
-                <w:szCs w:val="16"/>
-              </w:rPr>
-              <w:t xml:space="preserve">27  </w:t>
-            </w:r>
-            <w:r>
-              <w:rPr>
-                <w:sz w:val="17"/>
-                <w:szCs w:val="17"/>
-              </w:rPr>
-              <w:t xml:space="preserve">D</w:t>
+              <w:t xml:space="preserve">B</w:t>
+            </w:r>
+          </w:p>
+        </w:tc>
+        <w:tc>
+          <w:tcPr>
+            <w:tcW w:type="pct" w:w="1667"/>
+            <w:tcMar>
+              <w:top w:type="dxa" w:w="40"/>
+              <w:left w:type="dxa" w:w="100"/>
+              <w:bottom w:type="dxa" w:w="40"/>
+              <w:right w:type="dxa" w:w="100"/>
+            </w:tcMar>
+          </w:tcPr>
+          <w:p>
+            <w:pPr>
+              <w:spacing w:before="22" w:after="22"/>
+            </w:pPr>
+            <w:r>
+              <w:rPr>
+                <w:b/>
+                <w:bCs/>
+                <w:color w:val="8186EF"/>
+                <w:sz w:val="16"/>
+                <w:szCs w:val="16"/>
+              </w:rPr>
+              <w:t xml:space="preserve">16  </w:t>
+            </w:r>
+            <w:r>
+              <w:rPr>
+                <w:sz w:val="17"/>
+                <w:szCs w:val="17"/>
+              </w:rPr>
+              <w:t xml:space="preserve">B</w:t>
+            </w:r>
+          </w:p>
+        </w:tc>
+        <w:tc>
+          <w:tcPr>
+            <w:tcW w:type="pct" w:w="1667"/>
+            <w:tcMar>
+              <w:top w:type="dxa" w:w="40"/>
+              <w:left w:type="dxa" w:w="100"/>
+              <w:bottom w:type="dxa" w:w="40"/>
+              <w:right w:type="dxa" w:w="100"/>
+            </w:tcMar>
+          </w:tcPr>
+          <w:p>
+            <w:pPr>
+              <w:spacing w:before="22" w:after="22"/>
+            </w:pPr>
+            <w:r>
+              <w:rPr>
+                <w:b/>
+                <w:bCs/>
+                <w:color w:val="8186EF"/>
+                <w:sz w:val="16"/>
+                <w:szCs w:val="16"/>
+              </w:rPr>
+              <w:t xml:space="preserve">25  </w:t>
+            </w:r>
+            <w:r>
+              <w:rPr>
+                <w:sz w:val="17"/>
+                <w:szCs w:val="17"/>
+              </w:rPr>
+              <w:t xml:space="preserve">Compare with the model earlier in this handout.</w:t>
             </w:r>
           </w:p>
         </w:tc>
@@ -8354,7 +7643,7 @@
                 <w:sz w:val="17"/>
                 <w:szCs w:val="17"/>
               </w:rPr>
-              <w:t xml:space="preserve">T</w:t>
+              <w:t xml:space="preserve">A</w:t>
             </w:r>
           </w:p>
         </w:tc>
@@ -8381,7 +7670,7 @@
                 <w:sz w:val="16"/>
                 <w:szCs w:val="16"/>
               </w:rPr>
-              <w:t xml:space="preserve">18  </w:t>
+              <w:t xml:space="preserve">17  </w:t>
             </w:r>
             <w:r>
               <w:rPr>
@@ -8415,14 +7704,14 @@
                 <w:sz w:val="16"/>
                 <w:szCs w:val="16"/>
               </w:rPr>
-              <w:t xml:space="preserve">28  </w:t>
-            </w:r>
-            <w:r>
-              <w:rPr>
-                <w:sz w:val="17"/>
-                <w:szCs w:val="17"/>
-              </w:rPr>
-              <w:t xml:space="preserve">A</w:t>
+              <w:t xml:space="preserve">26  </w:t>
+            </w:r>
+            <w:r>
+              <w:rPr>
+                <w:sz w:val="17"/>
+                <w:szCs w:val="17"/>
+              </w:rPr>
+              <w:t xml:space="preserve">4.1: Components of equity and the statement of changes in equity. 4.2: Issuing and buying back shares. 4.3: Dividends, stock dividends and stock splits. 4.4: Retained earnings. 4.5: Limitations and links to the other statements.</w:t>
             </w:r>
           </w:p>
         </w:tc>
@@ -8483,110 +7772,7 @@
                 <w:sz w:val="16"/>
                 <w:szCs w:val="16"/>
               </w:rPr>
-              <w:t xml:space="preserve">19  </w:t>
-            </w:r>
-            <w:r>
-              <w:rPr>
-                <w:sz w:val="17"/>
-                <w:szCs w:val="17"/>
-              </w:rPr>
-              <w:t xml:space="preserve">T</w:t>
-            </w:r>
-          </w:p>
-        </w:tc>
-        <w:tc>
-          <w:tcPr>
-            <w:tcW w:type="pct" w:w="1667"/>
-            <w:tcMar>
-              <w:top w:type="dxa" w:w="40"/>
-              <w:left w:type="dxa" w:w="100"/>
-              <w:bottom w:type="dxa" w:w="40"/>
-              <w:right w:type="dxa" w:w="100"/>
-            </w:tcMar>
-          </w:tcPr>
-          <w:p>
-            <w:pPr>
-              <w:spacing w:before="22" w:after="22"/>
-            </w:pPr>
-            <w:r>
-              <w:rPr>
-                <w:b/>
-                <w:bCs/>
-                <w:color w:val="8186EF"/>
-                <w:sz w:val="16"/>
-                <w:szCs w:val="16"/>
-              </w:rPr>
-              <w:t xml:space="preserve">29  </w:t>
-            </w:r>
-            <w:r>
-              <w:rPr>
-                <w:sz w:val="17"/>
-                <w:szCs w:val="17"/>
-              </w:rPr>
-              <w:t xml:space="preserve">Compare with the model earlier in this handout.</w:t>
-            </w:r>
-          </w:p>
-        </w:tc>
-      </w:tr>
-      <w:tr>
-        <w:tc>
-          <w:tcPr>
-            <w:tcW w:type="pct" w:w="1667"/>
-            <w:shd w:fill="FBFAF6" w:val="clear"/>
-            <w:tcMar>
-              <w:top w:type="dxa" w:w="40"/>
-              <w:left w:type="dxa" w:w="100"/>
-              <w:bottom w:type="dxa" w:w="40"/>
-              <w:right w:type="dxa" w:w="100"/>
-            </w:tcMar>
-          </w:tcPr>
-          <w:p>
-            <w:pPr>
-              <w:spacing w:before="22" w:after="22"/>
-            </w:pPr>
-            <w:r>
-              <w:rPr>
-                <w:b/>
-                <w:bCs/>
-                <w:color w:val="8186EF"/>
-                <w:sz w:val="16"/>
-                <w:szCs w:val="16"/>
-              </w:rPr>
-              <w:t xml:space="preserve">10  </w:t>
-            </w:r>
-            <w:r>
-              <w:rPr>
-                <w:sz w:val="17"/>
-                <w:szCs w:val="17"/>
-              </w:rPr>
-              <w:t xml:space="preserve">A</w:t>
-            </w:r>
-          </w:p>
-        </w:tc>
-        <w:tc>
-          <w:tcPr>
-            <w:tcW w:type="pct" w:w="1667"/>
-            <w:shd w:fill="FBFAF6" w:val="clear"/>
-            <w:tcMar>
-              <w:top w:type="dxa" w:w="40"/>
-              <w:left w:type="dxa" w:w="100"/>
-              <w:bottom w:type="dxa" w:w="40"/>
-              <w:right w:type="dxa" w:w="100"/>
-            </w:tcMar>
-          </w:tcPr>
-          <w:p>
-            <w:pPr>
-              <w:spacing w:before="22" w:after="22"/>
-            </w:pPr>
-            <w:r>
-              <w:rPr>
-                <w:b/>
-                <w:bCs/>
-                <w:color w:val="8186EF"/>
-                <w:sz w:val="16"/>
-                <w:szCs w:val="16"/>
-              </w:rPr>
-              <w:t xml:space="preserve">20  </w:t>
+              <w:t xml:space="preserve">18  </w:t>
             </w:r>
             <w:r>
               <w:rPr>
@@ -8600,34 +7786,23 @@
         <w:tc>
           <w:tcPr>
             <w:tcW w:type="pct" w:w="1667"/>
-            <w:shd w:fill="FBFAF6" w:val="clear"/>
-            <w:tcMar>
-              <w:top w:type="dxa" w:w="40"/>
-              <w:left w:type="dxa" w:w="100"/>
-              <w:bottom w:type="dxa" w:w="40"/>
-              <w:right w:type="dxa" w:w="100"/>
-            </w:tcMar>
-          </w:tcPr>
-          <w:p>
-            <w:pPr>
-              <w:spacing w:before="22" w:after="22"/>
-            </w:pPr>
-            <w:r>
-              <w:rPr>
-                <w:b/>
-                <w:bCs/>
-                <w:color w:val="8186EF"/>
-                <w:sz w:val="16"/>
-                <w:szCs w:val="16"/>
-              </w:rPr>
-              <w:t xml:space="preserve">30  </w:t>
-            </w:r>
-            <w:r>
-              <w:rPr>
-                <w:sz w:val="17"/>
-                <w:szCs w:val="17"/>
-              </w:rPr>
-              <w:t xml:space="preserve">4.1: Components of equity and the statement of changes in equity. 4.2: Issuing and buying back shares. 4.3: Dividends, stock dividends and stock splits. 4.4: Retained earnings. 4.5: Limitations and links to the other statements.</w:t>
+            <w:tcMar>
+              <w:top w:type="dxa" w:w="40"/>
+              <w:left w:type="dxa" w:w="100"/>
+              <w:bottom w:type="dxa" w:w="40"/>
+              <w:right w:type="dxa" w:w="100"/>
+            </w:tcMar>
+          </w:tcPr>
+          <w:p>
+            <w:pPr>
+              <w:spacing w:before="24" w:after="24"/>
+            </w:pPr>
+            <w:r>
+              <w:rPr>
+                <w:sz w:val="16"/>
+                <w:szCs w:val="16"/>
+              </w:rPr>
+              <w:t xml:space="preserve"/>
             </w:r>
           </w:p>
         </w:tc>
@@ -8669,6 +7844,190 @@
           <w:sz w:val="16"/>
           <w:szCs w:val="16"/>
         </w:rPr>
+        <w:t xml:space="preserve">The book writes: “Preferred stock is recorded in the same way, in its own account. A company may buy back its own shares and hold them as treasury stock. Under the cost method, treasury stock is recorded at the price paid and deducted from equity. Shares held as treasury stock are issued shares but not outstanding shares: they receive no dividends and have no votes.”</w:t>
+      </w:r>
+    </w:p>
+    <w:p>
+      <w:pPr>
+        <w:spacing w:after="18"/>
+        <w:ind w:left="300" w:hanging="300"/>
+      </w:pPr>
+      <w:r>
+        <w:rPr>
+          <w:b/>
+          <w:bCs/>
+          <w:color w:val="8186EF"/>
+          <w:sz w:val="16"/>
+          <w:szCs w:val="16"/>
+        </w:rPr>
+        <w:t xml:space="preserve">2  </w:t>
+      </w:r>
+      <w:r>
+        <w:rPr>
+          <w:sz w:val="16"/>
+          <w:szCs w:val="16"/>
+        </w:rPr>
+        <w:t xml:space="preserve">The book writes: “A liquidating dividend returns contributed capital, so it reduces APIC rather than retained earnings. A stock dividend gives shareholders more shares instead of cash. For a small stock dividend, below about 20% to 25% of the outstanding shares, the company moves the fair value of the new shares from retained earnings to common stock and APIC.”</w:t>
+      </w:r>
+    </w:p>
+    <w:p>
+      <w:pPr>
+        <w:spacing w:after="18"/>
+        <w:ind w:left="300" w:hanging="300"/>
+      </w:pPr>
+      <w:r>
+        <w:rPr>
+          <w:b/>
+          <w:bCs/>
+          <w:color w:val="8186EF"/>
+          <w:sz w:val="16"/>
+          <w:szCs w:val="16"/>
+        </w:rPr>
+        <w:t xml:space="preserve">3  </w:t>
+      </w:r>
+      <w:r>
+        <w:rPr>
+          <w:sz w:val="16"/>
+          <w:szCs w:val="16"/>
+        </w:rPr>
+        <w:t xml:space="preserve">The book writes: “SC4-5 A company declares a 5% stock dividend. Retained earnings are the profits a company has kept since it began, less the dividends it has declared. A board may set part of retained earnings aside, for example for a new plant. These appropriated retained earnings stay within equity; no costs are ever charged to them.”</w:t>
+      </w:r>
+    </w:p>
+    <w:p>
+      <w:pPr>
+        <w:spacing w:after="18"/>
+        <w:ind w:left="300" w:hanging="300"/>
+      </w:pPr>
+      <w:r>
+        <w:rPr>
+          <w:b/>
+          <w:bCs/>
+          <w:color w:val="8186EF"/>
+          <w:sz w:val="16"/>
+          <w:szCs w:val="16"/>
+        </w:rPr>
+        <w:t xml:space="preserve">4  </w:t>
+      </w:r>
+      <w:r>
+        <w:rPr>
+          <w:sz w:val="16"/>
+          <w:szCs w:val="16"/>
+        </w:rPr>
+        <w:t xml:space="preserve">The map shows the order the decisions have to be taken in.</w:t>
+      </w:r>
+    </w:p>
+    <w:p>
+      <w:pPr>
+        <w:spacing w:after="18"/>
+        <w:ind w:left="300" w:hanging="300"/>
+      </w:pPr>
+      <w:r>
+        <w:rPr>
+          <w:b/>
+          <w:bCs/>
+          <w:color w:val="8186EF"/>
+          <w:sz w:val="16"/>
+          <w:szCs w:val="16"/>
+        </w:rPr>
+        <w:t xml:space="preserve">5  </w:t>
+      </w:r>
+      <w:r>
+        <w:rPr>
+          <w:sz w:val="16"/>
+          <w:szCs w:val="16"/>
+        </w:rPr>
+        <w:t xml:space="preserve">The book numbers it 4.1.</w:t>
+      </w:r>
+    </w:p>
+    <w:p>
+      <w:pPr>
+        <w:spacing w:after="18"/>
+        <w:ind w:left="300" w:hanging="300"/>
+      </w:pPr>
+      <w:r>
+        <w:rPr>
+          <w:b/>
+          <w:bCs/>
+          <w:color w:val="8186EF"/>
+          <w:sz w:val="16"/>
+          <w:szCs w:val="16"/>
+        </w:rPr>
+        <w:t xml:space="preserve">6  </w:t>
+      </w:r>
+      <w:r>
+        <w:rPr>
+          <w:sz w:val="16"/>
+          <w:szCs w:val="16"/>
+        </w:rPr>
+        <w:t xml:space="preserve">The book numbers it 4.2.</w:t>
+      </w:r>
+    </w:p>
+    <w:p>
+      <w:pPr>
+        <w:spacing w:after="18"/>
+        <w:ind w:left="300" w:hanging="300"/>
+      </w:pPr>
+      <w:r>
+        <w:rPr>
+          <w:b/>
+          <w:bCs/>
+          <w:color w:val="8186EF"/>
+          <w:sz w:val="16"/>
+          <w:szCs w:val="16"/>
+        </w:rPr>
+        <w:t xml:space="preserve">7  </w:t>
+      </w:r>
+      <w:r>
+        <w:rPr>
+          <w:sz w:val="16"/>
+          <w:szCs w:val="16"/>
+        </w:rPr>
+        <w:t xml:space="preserve">The book numbers it 4.3.</w:t>
+      </w:r>
+    </w:p>
+    <w:p>
+      <w:pPr>
+        <w:spacing w:after="18"/>
+        <w:ind w:left="300" w:hanging="300"/>
+      </w:pPr>
+      <w:r>
+        <w:rPr>
+          <w:b/>
+          <w:bCs/>
+          <w:color w:val="8186EF"/>
+          <w:sz w:val="16"/>
+          <w:szCs w:val="16"/>
+        </w:rPr>
+        <w:t xml:space="preserve">13  </w:t>
+      </w:r>
+      <w:r>
+        <w:rPr>
+          <w:sz w:val="16"/>
+          <w:szCs w:val="16"/>
+        </w:rPr>
+        <w:t xml:space="preserve">Book value is not a valuation. A is wrong: Equity is not remeasured to fair value. B is wrong: Treasury stock is shown at cost.</w:t>
+      </w:r>
+    </w:p>
+    <w:p>
+      <w:pPr>
+        <w:spacing w:after="18"/>
+        <w:ind w:left="300" w:hanging="300"/>
+      </w:pPr>
+      <w:r>
+        <w:rPr>
+          <w:b/>
+          <w:bCs/>
+          <w:color w:val="8186EF"/>
+          <w:sz w:val="16"/>
+          <w:szCs w:val="16"/>
+        </w:rPr>
+        <w:t xml:space="preserve">14  </w:t>
+      </w:r>
+      <w:r>
+        <w:rPr>
+          <w:sz w:val="16"/>
+          <w:szCs w:val="16"/>
+        </w:rPr>
         <w:t xml:space="preserve">A small stock dividend is measured at fair value. A is wrong: Par value is used for large stock dividends. B is wrong: No entry is made only for a stock split.</w:t>
       </w:r>
     </w:p>
@@ -8685,221 +8044,37 @@
           <w:sz w:val="16"/>
           <w:szCs w:val="16"/>
         </w:rPr>
-        <w:t xml:space="preserve">2  </w:t>
-      </w:r>
-      <w:r>
-        <w:rPr>
-          <w:sz w:val="16"/>
-          <w:szCs w:val="16"/>
-        </w:rPr>
-        <w:t xml:space="preserve">Error corrections are prior-period adjustments to opening retained earnings. A is wrong: Errors are not corrected through current net income. B is wrong: This would misstate 2026 as well.</w:t>
-      </w:r>
-    </w:p>
-    <w:p>
-      <w:pPr>
-        <w:spacing w:after="18"/>
-        <w:ind w:left="300" w:hanging="300"/>
-      </w:pPr>
-      <w:r>
-        <w:rPr>
-          <w:b/>
-          <w:bCs/>
-          <w:color w:val="8186EF"/>
-          <w:sz w:val="16"/>
-          <w:szCs w:val="16"/>
-        </w:rPr>
-        <w:t xml:space="preserve">3  </w:t>
-      </w:r>
-      <w:r>
-        <w:rPr>
-          <w:sz w:val="16"/>
-          <w:szCs w:val="16"/>
-        </w:rPr>
-        <w:t xml:space="preserve">Foreign-currency translation adjustments are OCI items. A is wrong: Not every reserve is retained earnings. C is wrong: APIC comes from owners, not from translation.</w:t>
-      </w:r>
-    </w:p>
-    <w:p>
-      <w:pPr>
-        <w:spacing w:after="18"/>
-        <w:ind w:left="300" w:hanging="300"/>
-      </w:pPr>
-      <w:r>
-        <w:rPr>
-          <w:b/>
-          <w:bCs/>
-          <w:color w:val="8186EF"/>
-          <w:sz w:val="16"/>
-          <w:szCs w:val="16"/>
-        </w:rPr>
-        <w:t xml:space="preserve">4  </w:t>
-      </w:r>
-      <w:r>
-        <w:rPr>
-          <w:sz w:val="16"/>
-          <w:szCs w:val="16"/>
-        </w:rPr>
-        <w:t xml:space="preserve">Book value is not a valuation. A is wrong: Equity is not remeasured to fair value. B is wrong: Treasury stock is shown at cost.</w:t>
-      </w:r>
-    </w:p>
-    <w:p>
-      <w:pPr>
-        <w:spacing w:after="18"/>
-        <w:ind w:left="300" w:hanging="300"/>
-      </w:pPr>
-      <w:r>
-        <w:rPr>
-          <w:b/>
-          <w:bCs/>
-          <w:color w:val="8186EF"/>
-          <w:sz w:val="16"/>
-          <w:szCs w:val="16"/>
-        </w:rPr>
-        <w:t xml:space="preserve">5  </w:t>
-      </w:r>
-      <w:r>
-        <w:rPr>
-          <w:sz w:val="16"/>
-          <w:szCs w:val="16"/>
-        </w:rPr>
-        <w:t xml:space="preserve">The book numbers “Components of equity and the statement of changes in equity” as section 4.1.</w:t>
-      </w:r>
-    </w:p>
-    <w:p>
-      <w:pPr>
-        <w:spacing w:after="18"/>
-        <w:ind w:left="300" w:hanging="300"/>
-      </w:pPr>
-      <w:r>
-        <w:rPr>
-          <w:b/>
-          <w:bCs/>
-          <w:color w:val="8186EF"/>
-          <w:sz w:val="16"/>
-          <w:szCs w:val="16"/>
-        </w:rPr>
-        <w:t xml:space="preserve">6  </w:t>
-      </w:r>
-      <w:r>
-        <w:rPr>
-          <w:sz w:val="16"/>
-          <w:szCs w:val="16"/>
-        </w:rPr>
-        <w:t xml:space="preserve">The book numbers “Issuing and buying back shares” as section 4.2.</w:t>
-      </w:r>
-    </w:p>
-    <w:p>
-      <w:pPr>
-        <w:spacing w:after="18"/>
-        <w:ind w:left="300" w:hanging="300"/>
-      </w:pPr>
-      <w:r>
-        <w:rPr>
-          <w:b/>
-          <w:bCs/>
-          <w:color w:val="8186EF"/>
-          <w:sz w:val="16"/>
-          <w:szCs w:val="16"/>
-        </w:rPr>
-        <w:t xml:space="preserve">7  </w:t>
-      </w:r>
-      <w:r>
-        <w:rPr>
-          <w:sz w:val="16"/>
-          <w:szCs w:val="16"/>
-        </w:rPr>
-        <w:t xml:space="preserve">The book numbers “Dividends, stock dividends and stock splits” as section 4.3.</w:t>
-      </w:r>
-    </w:p>
-    <w:p>
-      <w:pPr>
-        <w:spacing w:after="18"/>
-        <w:ind w:left="300" w:hanging="300"/>
-      </w:pPr>
-      <w:r>
-        <w:rPr>
-          <w:b/>
-          <w:bCs/>
-          <w:color w:val="8186EF"/>
-          <w:sz w:val="16"/>
-          <w:szCs w:val="16"/>
-        </w:rPr>
-        <w:t xml:space="preserve">8  </w:t>
-      </w:r>
-      <w:r>
-        <w:rPr>
-          <w:sz w:val="16"/>
-          <w:szCs w:val="16"/>
-        </w:rPr>
-        <w:t xml:space="preserve">The map shows the order the decisions have to be taken in.</w:t>
-      </w:r>
-    </w:p>
-    <w:p>
-      <w:pPr>
-        <w:spacing w:after="18"/>
-        <w:ind w:left="300" w:hanging="300"/>
-      </w:pPr>
-      <w:r>
-        <w:rPr>
-          <w:b/>
-          <w:bCs/>
-          <w:color w:val="8186EF"/>
-          <w:sz w:val="16"/>
-          <w:szCs w:val="16"/>
-        </w:rPr>
-        <w:t xml:space="preserve">9  </w:t>
-      </w:r>
-      <w:r>
-        <w:rPr>
-          <w:sz w:val="16"/>
-          <w:szCs w:val="16"/>
-        </w:rPr>
-        <w:t xml:space="preserve">The book numbers it 4.1.</w:t>
-      </w:r>
-    </w:p>
-    <w:p>
-      <w:pPr>
-        <w:spacing w:after="18"/>
-        <w:ind w:left="300" w:hanging="300"/>
-      </w:pPr>
-      <w:r>
-        <w:rPr>
-          <w:b/>
-          <w:bCs/>
-          <w:color w:val="8186EF"/>
-          <w:sz w:val="16"/>
-          <w:szCs w:val="16"/>
-        </w:rPr>
-        <w:t xml:space="preserve">10  </w:t>
-      </w:r>
-      <w:r>
-        <w:rPr>
-          <w:sz w:val="16"/>
-          <w:szCs w:val="16"/>
-        </w:rPr>
-        <w:t xml:space="preserve">The book numbers it 4.2.</w:t>
-      </w:r>
-    </w:p>
-    <w:p>
-      <w:pPr>
-        <w:spacing w:after="18"/>
-        <w:ind w:left="300" w:hanging="300"/>
-      </w:pPr>
-      <w:r>
-        <w:rPr>
-          <w:b/>
-          <w:bCs/>
-          <w:color w:val="8186EF"/>
-          <w:sz w:val="16"/>
-          <w:szCs w:val="16"/>
-        </w:rPr>
-        <w:t xml:space="preserve">11  </w:t>
-      </w:r>
-      <w:r>
-        <w:rPr>
-          <w:sz w:val="16"/>
-          <w:szCs w:val="16"/>
-        </w:rPr>
-        <w:t xml:space="preserve">The book numbers it 4.3.</w:t>
+        <w:t xml:space="preserve">15  </w:t>
+      </w:r>
+      <w:r>
+        <w:rPr>
+          <w:sz w:val="16"/>
+          <w:szCs w:val="16"/>
+        </w:rPr>
+        <w:t xml:space="preserve">Every later answer depends on the adjusted exhibit.</w:t>
+      </w:r>
+    </w:p>
+    <w:p>
+      <w:pPr>
+        <w:spacing w:after="18"/>
+        <w:ind w:left="300" w:hanging="300"/>
+      </w:pPr>
+      <w:r>
+        <w:rPr>
+          <w:b/>
+          <w:bCs/>
+          <w:color w:val="8186EF"/>
+          <w:sz w:val="16"/>
+          <w:szCs w:val="16"/>
+        </w:rPr>
+        <w:t xml:space="preserve">16  </w:t>
+      </w:r>
+      <w:r>
+        <w:rPr>
+          <w:sz w:val="16"/>
+          <w:szCs w:val="16"/>
+        </w:rPr>
+        <w:t xml:space="preserve">The book states item C4-1 in those words.</w:t>
       </w:r>
     </w:p>
     <w:p>
@@ -8922,7 +8097,7 @@
           <w:sz w:val="16"/>
           <w:szCs w:val="16"/>
         </w:rPr>
-        <w:t xml:space="preserve">Book value is not a valuation. A is wrong: Equity is not remeasured to fair value. B is wrong: Treasury stock is shown at cost.</w:t>
+        <w:t xml:space="preserve">The book states item C4-2 in those words.</w:t>
       </w:r>
     </w:p>
     <w:p>
@@ -8945,6 +8120,98 @@
           <w:sz w:val="16"/>
           <w:szCs w:val="16"/>
         </w:rPr>
+        <w:t xml:space="preserve">The book states item C4-3 in those words.</w:t>
+      </w:r>
+    </w:p>
+    <w:p>
+      <w:pPr>
+        <w:spacing w:after="18"/>
+        <w:ind w:left="300" w:hanging="300"/>
+      </w:pPr>
+      <w:r>
+        <w:rPr>
+          <w:b/>
+          <w:bCs/>
+          <w:color w:val="8186EF"/>
+          <w:sz w:val="16"/>
+          <w:szCs w:val="16"/>
+        </w:rPr>
+        <w:t xml:space="preserve">19  </w:t>
+      </w:r>
+      <w:r>
+        <w:rPr>
+          <w:sz w:val="16"/>
+          <w:szCs w:val="16"/>
+        </w:rPr>
+        <w:t xml:space="preserve">The book states item C4-4 in those words.</w:t>
+      </w:r>
+    </w:p>
+    <w:p>
+      <w:pPr>
+        <w:spacing w:after="18"/>
+        <w:ind w:left="300" w:hanging="300"/>
+      </w:pPr>
+      <w:r>
+        <w:rPr>
+          <w:b/>
+          <w:bCs/>
+          <w:color w:val="8186EF"/>
+          <w:sz w:val="16"/>
+          <w:szCs w:val="16"/>
+        </w:rPr>
+        <w:t xml:space="preserve">20  </w:t>
+      </w:r>
+      <w:r>
+        <w:rPr>
+          <w:sz w:val="16"/>
+          <w:szCs w:val="16"/>
+        </w:rPr>
+        <w:t xml:space="preserve">The book states item C4-5 in those words.</w:t>
+      </w:r>
+    </w:p>
+    <w:p>
+      <w:pPr>
+        <w:spacing w:after="18"/>
+        <w:ind w:left="300" w:hanging="300"/>
+      </w:pPr>
+      <w:r>
+        <w:rPr>
+          <w:b/>
+          <w:bCs/>
+          <w:color w:val="8186EF"/>
+          <w:sz w:val="16"/>
+          <w:szCs w:val="16"/>
+        </w:rPr>
+        <w:t xml:space="preserve">21  </w:t>
+      </w:r>
+      <w:r>
+        <w:rPr>
+          <w:sz w:val="16"/>
+          <w:szCs w:val="16"/>
+        </w:rPr>
+        <w:t xml:space="preserve">The book states item C4-6 in those words.</w:t>
+      </w:r>
+    </w:p>
+    <w:p>
+      <w:pPr>
+        <w:spacing w:after="18"/>
+        <w:ind w:left="300" w:hanging="300"/>
+      </w:pPr>
+      <w:r>
+        <w:rPr>
+          <w:b/>
+          <w:bCs/>
+          <w:color w:val="8186EF"/>
+          <w:sz w:val="16"/>
+          <w:szCs w:val="16"/>
+        </w:rPr>
+        <w:t xml:space="preserve">22  </w:t>
+      </w:r>
+      <w:r>
+        <w:rPr>
+          <w:sz w:val="16"/>
+          <w:szCs w:val="16"/>
+        </w:rPr>
         <w:t xml:space="preserve">A small stock dividend is measured at fair value. A is wrong: Par value is used for large stock dividends. B is wrong: No entry is made only for a stock split.</w:t>
       </w:r>
     </w:p>
@@ -8961,7 +8228,30 @@
           <w:sz w:val="16"/>
           <w:szCs w:val="16"/>
         </w:rPr>
-        <w:t xml:space="preserve">19  </w:t>
+        <w:t xml:space="preserve">23  </w:t>
+      </w:r>
+      <w:r>
+        <w:rPr>
+          <w:sz w:val="16"/>
+          <w:szCs w:val="16"/>
+        </w:rPr>
+        <w:t xml:space="preserve">324,000 new shares × fair value of $15. A is wrong: A stock dividend is recorded; only a split needs no entry. B is wrong: This uses par, the rule for large stock dividends.</w:t>
+      </w:r>
+    </w:p>
+    <w:p>
+      <w:pPr>
+        <w:spacing w:after="18"/>
+        <w:ind w:left="300" w:hanging="300"/>
+      </w:pPr>
+      <w:r>
+        <w:rPr>
+          <w:b/>
+          <w:bCs/>
+          <w:color w:val="8186EF"/>
+          <w:sz w:val="16"/>
+          <w:szCs w:val="16"/>
+        </w:rPr>
+        <w:t xml:space="preserve">24  </w:t>
       </w:r>
       <w:r>
         <w:rPr>
@@ -8969,144 +8259,6 @@
           <w:szCs w:val="16"/>
         </w:rPr>
         <w:t xml:space="preserve">Every later answer depends on the adjusted exhibit.</w:t>
-      </w:r>
-    </w:p>
-    <w:p>
-      <w:pPr>
-        <w:spacing w:after="18"/>
-        <w:ind w:left="300" w:hanging="300"/>
-      </w:pPr>
-      <w:r>
-        <w:rPr>
-          <w:b/>
-          <w:bCs/>
-          <w:color w:val="8186EF"/>
-          <w:sz w:val="16"/>
-          <w:szCs w:val="16"/>
-        </w:rPr>
-        <w:t xml:space="preserve">20  </w:t>
-      </w:r>
-      <w:r>
-        <w:rPr>
-          <w:sz w:val="16"/>
-          <w:szCs w:val="16"/>
-        </w:rPr>
-        <w:t xml:space="preserve">The book states item C4-1 in those words.</w:t>
-      </w:r>
-    </w:p>
-    <w:p>
-      <w:pPr>
-        <w:spacing w:after="18"/>
-        <w:ind w:left="300" w:hanging="300"/>
-      </w:pPr>
-      <w:r>
-        <w:rPr>
-          <w:b/>
-          <w:bCs/>
-          <w:color w:val="8186EF"/>
-          <w:sz w:val="16"/>
-          <w:szCs w:val="16"/>
-        </w:rPr>
-        <w:t xml:space="preserve">21  </w:t>
-      </w:r>
-      <w:r>
-        <w:rPr>
-          <w:sz w:val="16"/>
-          <w:szCs w:val="16"/>
-        </w:rPr>
-        <w:t xml:space="preserve">The book states item C4-2 in those words.</w:t>
-      </w:r>
-    </w:p>
-    <w:p>
-      <w:pPr>
-        <w:spacing w:after="18"/>
-        <w:ind w:left="300" w:hanging="300"/>
-      </w:pPr>
-      <w:r>
-        <w:rPr>
-          <w:b/>
-          <w:bCs/>
-          <w:color w:val="8186EF"/>
-          <w:sz w:val="16"/>
-          <w:szCs w:val="16"/>
-        </w:rPr>
-        <w:t xml:space="preserve">22  </w:t>
-      </w:r>
-      <w:r>
-        <w:rPr>
-          <w:sz w:val="16"/>
-          <w:szCs w:val="16"/>
-        </w:rPr>
-        <w:t xml:space="preserve">The book states item C4-3 in those words.</w:t>
-      </w:r>
-    </w:p>
-    <w:p>
-      <w:pPr>
-        <w:spacing w:after="18"/>
-        <w:ind w:left="300" w:hanging="300"/>
-      </w:pPr>
-      <w:r>
-        <w:rPr>
-          <w:b/>
-          <w:bCs/>
-          <w:color w:val="8186EF"/>
-          <w:sz w:val="16"/>
-          <w:szCs w:val="16"/>
-        </w:rPr>
-        <w:t xml:space="preserve">23  </w:t>
-      </w:r>
-      <w:r>
-        <w:rPr>
-          <w:sz w:val="16"/>
-          <w:szCs w:val="16"/>
-        </w:rPr>
-        <w:t xml:space="preserve">The book states item C4-4 in those words.</w:t>
-      </w:r>
-    </w:p>
-    <w:p>
-      <w:pPr>
-        <w:spacing w:after="18"/>
-        <w:ind w:left="300" w:hanging="300"/>
-      </w:pPr>
-      <w:r>
-        <w:rPr>
-          <w:b/>
-          <w:bCs/>
-          <w:color w:val="8186EF"/>
-          <w:sz w:val="16"/>
-          <w:szCs w:val="16"/>
-        </w:rPr>
-        <w:t xml:space="preserve">24  </w:t>
-      </w:r>
-      <w:r>
-        <w:rPr>
-          <w:sz w:val="16"/>
-          <w:szCs w:val="16"/>
-        </w:rPr>
-        <w:t xml:space="preserve">The book states item C4-5 in those words.</w:t>
-      </w:r>
-    </w:p>
-    <w:p>
-      <w:pPr>
-        <w:spacing w:after="18"/>
-        <w:ind w:left="300" w:hanging="300"/>
-      </w:pPr>
-      <w:r>
-        <w:rPr>
-          <w:b/>
-          <w:bCs/>
-          <w:color w:val="8186EF"/>
-          <w:sz w:val="16"/>
-          <w:szCs w:val="16"/>
-        </w:rPr>
-        <w:t xml:space="preserve">25  </w:t>
-      </w:r>
-      <w:r>
-        <w:rPr>
-          <w:sz w:val="16"/>
-          <w:szCs w:val="16"/>
-        </w:rPr>
-        <w:t xml:space="preserve">The book states item C4-6 in those words.</w:t>
       </w:r>
     </w:p>
     <w:p/>

--- a/CMA_W_B1_Ch04_AnswerKeys.docx
+++ b/CMA_W_B1_Ch04_AnswerKeys.docx
@@ -7936,7 +7936,7 @@
           <w:sz w:val="16"/>
           <w:szCs w:val="16"/>
         </w:rPr>
-        <w:t xml:space="preserve">The book numbers it 4.1.</w:t>
+        <w:t xml:space="preserve">The book numbers “Components of equity and the statement of changes in equity” as section 4.1.</w:t>
       </w:r>
     </w:p>
     <w:p>
@@ -7959,7 +7959,7 @@
           <w:sz w:val="16"/>
           <w:szCs w:val="16"/>
         </w:rPr>
-        <w:t xml:space="preserve">The book numbers it 4.2.</w:t>
+        <w:t xml:space="preserve">The book numbers “Issuing and buying back shares” as section 4.2.</w:t>
       </w:r>
     </w:p>
     <w:p>
@@ -7982,7 +7982,7 @@
           <w:sz w:val="16"/>
           <w:szCs w:val="16"/>
         </w:rPr>
-        <w:t xml:space="preserve">The book numbers it 4.3.</w:t>
+        <w:t xml:space="preserve">The book numbers “Dividends, stock dividends and stock splits” as section 4.3.</w:t>
       </w:r>
     </w:p>
     <w:p>

--- a/CMA_W_B1_Ch04_AnswerKeys.docx
+++ b/CMA_W_B1_Ch04_AnswerKeys.docx
@@ -97,66 +97,66 @@
                 <w:sz w:val="17"/>
                 <w:szCs w:val="17"/>
               </w:rPr>
-              <w:t xml:space="preserve">Contributed capital · preferred stock · Treasury stock</w:t>
-            </w:r>
-          </w:p>
-        </w:tc>
-        <w:tc>
-          <w:tcPr>
-            <w:tcW w:type="pct" w:w="1667"/>
-            <w:tcMar>
-              <w:top w:type="dxa" w:w="40"/>
-              <w:left w:type="dxa" w:w="100"/>
-              <w:bottom w:type="dxa" w:w="40"/>
-              <w:right w:type="dxa" w:w="100"/>
-            </w:tcMar>
-          </w:tcPr>
-          <w:p>
-            <w:pPr>
-              <w:spacing w:before="22" w:after="22"/>
-            </w:pPr>
-            <w:r>
-              <w:rPr>
-                <w:b/>
-                <w:bCs/>
-                <w:color w:val="8186EF"/>
-                <w:sz w:val="16"/>
-                <w:szCs w:val="16"/>
-              </w:rPr>
-              <w:t xml:space="preserve">10  </w:t>
-            </w:r>
-            <w:r>
-              <w:rPr>
-                <w:sz w:val="17"/>
-                <w:szCs w:val="17"/>
-              </w:rPr>
-              <w:t xml:space="preserve">F</w:t>
-            </w:r>
-          </w:p>
-        </w:tc>
-        <w:tc>
-          <w:tcPr>
-            <w:tcW w:type="pct" w:w="1667"/>
-            <w:tcMar>
-              <w:top w:type="dxa" w:w="40"/>
-              <w:left w:type="dxa" w:w="100"/>
-              <w:bottom w:type="dxa" w:w="40"/>
-              <w:right w:type="dxa" w:w="100"/>
-            </w:tcMar>
-          </w:tcPr>
-          <w:p>
-            <w:pPr>
-              <w:spacing w:before="22" w:after="22"/>
-            </w:pPr>
-            <w:r>
-              <w:rPr>
-                <w:b/>
-                <w:bCs/>
-                <w:color w:val="8186EF"/>
-                <w:sz w:val="16"/>
-                <w:szCs w:val="16"/>
-              </w:rPr>
-              <w:t xml:space="preserve">19  </w:t>
+              <w:t xml:space="preserve">statement of changes in equity · Transactions</w:t>
+            </w:r>
+          </w:p>
+        </w:tc>
+        <w:tc>
+          <w:tcPr>
+            <w:tcW w:type="pct" w:w="1667"/>
+            <w:tcMar>
+              <w:top w:type="dxa" w:w="40"/>
+              <w:left w:type="dxa" w:w="100"/>
+              <w:bottom w:type="dxa" w:w="40"/>
+              <w:right w:type="dxa" w:w="100"/>
+            </w:tcMar>
+          </w:tcPr>
+          <w:p>
+            <w:pPr>
+              <w:spacing w:before="22" w:after="22"/>
+            </w:pPr>
+            <w:r>
+              <w:rPr>
+                <w:b/>
+                <w:bCs/>
+                <w:color w:val="8186EF"/>
+                <w:sz w:val="16"/>
+                <w:szCs w:val="16"/>
+              </w:rPr>
+              <w:t xml:space="preserve">9  </w:t>
+            </w:r>
+            <w:r>
+              <w:rPr>
+                <w:sz w:val="17"/>
+                <w:szCs w:val="17"/>
+              </w:rPr>
+              <w:t xml:space="preserve">B</w:t>
+            </w:r>
+          </w:p>
+        </w:tc>
+        <w:tc>
+          <w:tcPr>
+            <w:tcW w:type="pct" w:w="1667"/>
+            <w:tcMar>
+              <w:top w:type="dxa" w:w="40"/>
+              <w:left w:type="dxa" w:w="100"/>
+              <w:bottom w:type="dxa" w:w="40"/>
+              <w:right w:type="dxa" w:w="100"/>
+            </w:tcMar>
+          </w:tcPr>
+          <w:p>
+            <w:pPr>
+              <w:spacing w:before="22" w:after="22"/>
+            </w:pPr>
+            <w:r>
+              <w:rPr>
+                <w:b/>
+                <w:bCs/>
+                <w:color w:val="8186EF"/>
+                <w:sz w:val="16"/>
+                <w:szCs w:val="16"/>
+              </w:rPr>
+              <w:t xml:space="preserve">17  </w:t>
             </w:r>
             <w:r>
               <w:rPr>
@@ -226,14 +226,14 @@
                 <w:sz w:val="16"/>
                 <w:szCs w:val="16"/>
               </w:rPr>
-              <w:t xml:space="preserve">11  </w:t>
-            </w:r>
-            <w:r>
-              <w:rPr>
-                <w:sz w:val="17"/>
-                <w:szCs w:val="17"/>
-              </w:rPr>
-              <w:t xml:space="preserve">Decreases: Declare a cash dividend, Declare and issue a small stock dividend</w:t>
+              <w:t xml:space="preserve">10  </w:t>
+            </w:r>
+            <w:r>
+              <w:rPr>
+                <w:sz w:val="17"/>
+                <w:szCs w:val="17"/>
+              </w:rPr>
+              <w:t xml:space="preserve">C</w:t>
             </w:r>
           </w:p>
         </w:tc>
@@ -260,14 +260,14 @@
                 <w:sz w:val="16"/>
                 <w:szCs w:val="16"/>
               </w:rPr>
-              <w:t xml:space="preserve">20  </w:t>
-            </w:r>
-            <w:r>
-              <w:rPr>
-                <w:sz w:val="17"/>
-                <w:szCs w:val="17"/>
-              </w:rPr>
-              <w:t xml:space="preserve">T</w:t>
+              <w:t xml:space="preserve">18  </w:t>
+            </w:r>
+            <w:r>
+              <w:rPr>
+                <w:sz w:val="17"/>
+                <w:szCs w:val="17"/>
+              </w:rPr>
+              <w:t xml:space="preserve">D</w:t>
             </w:r>
           </w:p>
         </w:tc>
@@ -302,73 +302,73 @@
                 <w:sz w:val="17"/>
                 <w:szCs w:val="17"/>
               </w:rPr>
-              <w:t xml:space="preserve">Contributed capital · preferred stock · Treasury stock</w:t>
-            </w:r>
-          </w:p>
-        </w:tc>
-        <w:tc>
-          <w:tcPr>
-            <w:tcW w:type="pct" w:w="1667"/>
-            <w:tcMar>
-              <w:top w:type="dxa" w:w="40"/>
-              <w:left w:type="dxa" w:w="100"/>
-              <w:bottom w:type="dxa" w:w="40"/>
-              <w:right w:type="dxa" w:w="100"/>
-            </w:tcMar>
-          </w:tcPr>
-          <w:p>
-            <w:pPr>
-              <w:spacing w:before="22" w:after="22"/>
-            </w:pPr>
-            <w:r>
-              <w:rPr>
-                <w:b/>
-                <w:bCs/>
-                <w:color w:val="8186EF"/>
-                <w:sz w:val="16"/>
-                <w:szCs w:val="16"/>
-              </w:rPr>
-              <w:t xml:space="preserve">12  </w:t>
-            </w:r>
-            <w:r>
-              <w:rPr>
-                <w:sz w:val="17"/>
-                <w:szCs w:val="17"/>
-              </w:rPr>
-              <w:t xml:space="preserve">________: Carry out a 2-for-1 stock split, Buy treasury stock, Reissue treasury stock above cost, Correct a prior-year error that overstated expenses</w:t>
-            </w:r>
-          </w:p>
-        </w:tc>
-        <w:tc>
-          <w:tcPr>
-            <w:tcW w:type="pct" w:w="1667"/>
-            <w:tcMar>
-              <w:top w:type="dxa" w:w="40"/>
-              <w:left w:type="dxa" w:w="100"/>
-              <w:bottom w:type="dxa" w:w="40"/>
-              <w:right w:type="dxa" w:w="100"/>
-            </w:tcMar>
-          </w:tcPr>
-          <w:p>
-            <w:pPr>
-              <w:spacing w:before="22" w:after="22"/>
-            </w:pPr>
-            <w:r>
-              <w:rPr>
-                <w:b/>
-                <w:bCs/>
-                <w:color w:val="8186EF"/>
-                <w:sz w:val="16"/>
-                <w:szCs w:val="16"/>
-              </w:rPr>
-              <w:t xml:space="preserve">21  </w:t>
-            </w:r>
-            <w:r>
-              <w:rPr>
-                <w:sz w:val="17"/>
-                <w:szCs w:val="17"/>
-              </w:rPr>
-              <w:t xml:space="preserve">T</w:t>
+              <w:t xml:space="preserve">noncontrolling · interest · separately</w:t>
+            </w:r>
+          </w:p>
+        </w:tc>
+        <w:tc>
+          <w:tcPr>
+            <w:tcW w:type="pct" w:w="1667"/>
+            <w:tcMar>
+              <w:top w:type="dxa" w:w="40"/>
+              <w:left w:type="dxa" w:w="100"/>
+              <w:bottom w:type="dxa" w:w="40"/>
+              <w:right w:type="dxa" w:w="100"/>
+            </w:tcMar>
+          </w:tcPr>
+          <w:p>
+            <w:pPr>
+              <w:spacing w:before="22" w:after="22"/>
+            </w:pPr>
+            <w:r>
+              <w:rPr>
+                <w:b/>
+                <w:bCs/>
+                <w:color w:val="8186EF"/>
+                <w:sz w:val="16"/>
+                <w:szCs w:val="16"/>
+              </w:rPr>
+              <w:t xml:space="preserve">11  </w:t>
+            </w:r>
+            <w:r>
+              <w:rPr>
+                <w:sz w:val="17"/>
+                <w:szCs w:val="17"/>
+              </w:rPr>
+              <w:t xml:space="preserve">B</w:t>
+            </w:r>
+          </w:p>
+        </w:tc>
+        <w:tc>
+          <w:tcPr>
+            <w:tcW w:type="pct" w:w="1667"/>
+            <w:tcMar>
+              <w:top w:type="dxa" w:w="40"/>
+              <w:left w:type="dxa" w:w="100"/>
+              <w:bottom w:type="dxa" w:w="40"/>
+              <w:right w:type="dxa" w:w="100"/>
+            </w:tcMar>
+          </w:tcPr>
+          <w:p>
+            <w:pPr>
+              <w:spacing w:before="22" w:after="22"/>
+            </w:pPr>
+            <w:r>
+              <w:rPr>
+                <w:b/>
+                <w:bCs/>
+                <w:color w:val="8186EF"/>
+                <w:sz w:val="16"/>
+                <w:szCs w:val="16"/>
+              </w:rPr>
+              <w:t xml:space="preserve">19  </w:t>
+            </w:r>
+            <w:r>
+              <w:rPr>
+                <w:sz w:val="17"/>
+                <w:szCs w:val="17"/>
+              </w:rPr>
+              <w:t xml:space="preserve">A</w:t>
             </w:r>
           </w:p>
         </w:tc>
@@ -431,14 +431,14 @@
                 <w:sz w:val="16"/>
                 <w:szCs w:val="16"/>
               </w:rPr>
-              <w:t xml:space="preserve">13  </w:t>
-            </w:r>
-            <w:r>
-              <w:rPr>
-                <w:sz w:val="17"/>
-                <w:szCs w:val="17"/>
-              </w:rPr>
-              <w:t xml:space="preserve">Contributed capital · preferred stock</w:t>
+              <w:t xml:space="preserve">12  </w:t>
+            </w:r>
+            <w:r>
+              <w:rPr>
+                <w:sz w:val="17"/>
+                <w:szCs w:val="17"/>
+              </w:rPr>
+              <w:t xml:space="preserve">C</w:t>
             </w:r>
           </w:p>
         </w:tc>
@@ -465,14 +465,14 @@
                 <w:sz w:val="16"/>
                 <w:szCs w:val="16"/>
               </w:rPr>
-              <w:t xml:space="preserve">22  </w:t>
-            </w:r>
-            <w:r>
-              <w:rPr>
-                <w:sz w:val="17"/>
-                <w:szCs w:val="17"/>
-              </w:rPr>
-              <w:t xml:space="preserve">C</w:t>
+              <w:t xml:space="preserve">20  </w:t>
+            </w:r>
+            <w:r>
+              <w:rPr>
+                <w:sz w:val="17"/>
+                <w:szCs w:val="17"/>
+              </w:rPr>
+              <w:t xml:space="preserve">A</w:t>
             </w:r>
           </w:p>
         </w:tc>
@@ -533,47 +533,47 @@
                 <w:sz w:val="16"/>
                 <w:szCs w:val="16"/>
               </w:rPr>
-              <w:t xml:space="preserve">14  </w:t>
-            </w:r>
-            <w:r>
-              <w:rPr>
-                <w:sz w:val="17"/>
-                <w:szCs w:val="17"/>
-              </w:rPr>
-              <w:t xml:space="preserve">C</w:t>
-            </w:r>
-          </w:p>
-        </w:tc>
-        <w:tc>
-          <w:tcPr>
-            <w:tcW w:type="pct" w:w="1667"/>
-            <w:tcMar>
-              <w:top w:type="dxa" w:w="40"/>
-              <w:left w:type="dxa" w:w="100"/>
-              <w:bottom w:type="dxa" w:w="40"/>
-              <w:right w:type="dxa" w:w="100"/>
-            </w:tcMar>
-          </w:tcPr>
-          <w:p>
-            <w:pPr>
-              <w:spacing w:before="22" w:after="22"/>
-            </w:pPr>
-            <w:r>
-              <w:rPr>
-                <w:b/>
-                <w:bCs/>
-                <w:color w:val="8186EF"/>
-                <w:sz w:val="16"/>
-                <w:szCs w:val="16"/>
-              </w:rPr>
-              <w:t xml:space="preserve">23  </w:t>
-            </w:r>
-            <w:r>
-              <w:rPr>
-                <w:sz w:val="17"/>
-                <w:szCs w:val="17"/>
-              </w:rPr>
-              <w:t xml:space="preserve">B</w:t>
+              <w:t xml:space="preserve">13  </w:t>
+            </w:r>
+            <w:r>
+              <w:rPr>
+                <w:sz w:val="17"/>
+                <w:szCs w:val="17"/>
+              </w:rPr>
+              <w:t xml:space="preserve">A</w:t>
+            </w:r>
+          </w:p>
+        </w:tc>
+        <w:tc>
+          <w:tcPr>
+            <w:tcW w:type="pct" w:w="1667"/>
+            <w:tcMar>
+              <w:top w:type="dxa" w:w="40"/>
+              <w:left w:type="dxa" w:w="100"/>
+              <w:bottom w:type="dxa" w:w="40"/>
+              <w:right w:type="dxa" w:w="100"/>
+            </w:tcMar>
+          </w:tcPr>
+          <w:p>
+            <w:pPr>
+              <w:spacing w:before="22" w:after="22"/>
+            </w:pPr>
+            <w:r>
+              <w:rPr>
+                <w:b/>
+                <w:bCs/>
+                <w:color w:val="8186EF"/>
+                <w:sz w:val="16"/>
+                <w:szCs w:val="16"/>
+              </w:rPr>
+              <w:t xml:space="preserve">21  </w:t>
+            </w:r>
+            <w:r>
+              <w:rPr>
+                <w:sz w:val="17"/>
+                <w:szCs w:val="17"/>
+              </w:rPr>
+              <w:t xml:space="preserve">Compare with the model earlier in this handout.</w:t>
             </w:r>
           </w:p>
         </w:tc>
@@ -609,7 +609,7 @@
                 <w:sz w:val="17"/>
                 <w:szCs w:val="17"/>
               </w:rPr>
-              <w:t xml:space="preserve">A</w:t>
+              <w:t xml:space="preserve">T</w:t>
             </w:r>
           </w:p>
         </w:tc>
@@ -636,14 +636,14 @@
                 <w:sz w:val="16"/>
                 <w:szCs w:val="16"/>
               </w:rPr>
-              <w:t xml:space="preserve">15  </w:t>
-            </w:r>
-            <w:r>
-              <w:rPr>
-                <w:sz w:val="17"/>
-                <w:szCs w:val="17"/>
-              </w:rPr>
-              <w:t xml:space="preserve">C</w:t>
+              <w:t xml:space="preserve">14  </w:t>
+            </w:r>
+            <w:r>
+              <w:rPr>
+                <w:sz w:val="17"/>
+                <w:szCs w:val="17"/>
+              </w:rPr>
+              <w:t xml:space="preserve">T</w:t>
             </w:r>
           </w:p>
         </w:tc>
@@ -670,14 +670,14 @@
                 <w:sz w:val="16"/>
                 <w:szCs w:val="16"/>
               </w:rPr>
-              <w:t xml:space="preserve">24  </w:t>
-            </w:r>
-            <w:r>
-              <w:rPr>
-                <w:sz w:val="17"/>
-                <w:szCs w:val="17"/>
-              </w:rPr>
-              <w:t xml:space="preserve">A</w:t>
+              <w:t xml:space="preserve">22  </w:t>
+            </w:r>
+            <w:r>
+              <w:rPr>
+                <w:sz w:val="17"/>
+                <w:szCs w:val="17"/>
+              </w:rPr>
+              <w:t xml:space="preserve">The statement of changes in equity explains why each part of equity changed during the period. It separates two kinds of change. Transactions with owners, such as issuing shares and paying dividends, are one kind. Comprehensive income, which the company earns, is the other.</w:t>
             </w:r>
           </w:p>
         </w:tc>
@@ -712,73 +712,63 @@
                 <w:sz w:val="17"/>
                 <w:szCs w:val="17"/>
               </w:rPr>
-              <w:t xml:space="preserve">C</w:t>
-            </w:r>
-          </w:p>
-        </w:tc>
-        <w:tc>
-          <w:tcPr>
-            <w:tcW w:type="pct" w:w="1667"/>
-            <w:tcMar>
-              <w:top w:type="dxa" w:w="40"/>
-              <w:left w:type="dxa" w:w="100"/>
-              <w:bottom w:type="dxa" w:w="40"/>
-              <w:right w:type="dxa" w:w="100"/>
-            </w:tcMar>
-          </w:tcPr>
-          <w:p>
-            <w:pPr>
-              <w:spacing w:before="22" w:after="22"/>
-            </w:pPr>
-            <w:r>
-              <w:rPr>
-                <w:b/>
-                <w:bCs/>
-                <w:color w:val="8186EF"/>
-                <w:sz w:val="16"/>
-                <w:szCs w:val="16"/>
-              </w:rPr>
-              <w:t xml:space="preserve">16  </w:t>
-            </w:r>
-            <w:r>
-              <w:rPr>
-                <w:sz w:val="17"/>
-                <w:szCs w:val="17"/>
-              </w:rPr>
-              <w:t xml:space="preserve">B</w:t>
-            </w:r>
-          </w:p>
-        </w:tc>
-        <w:tc>
-          <w:tcPr>
-            <w:tcW w:type="pct" w:w="1667"/>
-            <w:tcMar>
-              <w:top w:type="dxa" w:w="40"/>
-              <w:left w:type="dxa" w:w="100"/>
-              <w:bottom w:type="dxa" w:w="40"/>
-              <w:right w:type="dxa" w:w="100"/>
-            </w:tcMar>
-          </w:tcPr>
-          <w:p>
-            <w:pPr>
-              <w:spacing w:before="22" w:after="22"/>
-            </w:pPr>
-            <w:r>
-              <w:rPr>
-                <w:b/>
-                <w:bCs/>
-                <w:color w:val="8186EF"/>
-                <w:sz w:val="16"/>
-                <w:szCs w:val="16"/>
-              </w:rPr>
-              <w:t xml:space="preserve">25  </w:t>
-            </w:r>
-            <w:r>
-              <w:rPr>
-                <w:sz w:val="17"/>
-                <w:szCs w:val="17"/>
-              </w:rPr>
-              <w:t xml:space="preserve">Compare with the model earlier in this handout.</w:t>
+              <w:t xml:space="preserve">Decreases: Declare a cash dividend, Declare and issue a small stock dividend</w:t>
+            </w:r>
+          </w:p>
+        </w:tc>
+        <w:tc>
+          <w:tcPr>
+            <w:tcW w:type="pct" w:w="1667"/>
+            <w:tcMar>
+              <w:top w:type="dxa" w:w="40"/>
+              <w:left w:type="dxa" w:w="100"/>
+              <w:bottom w:type="dxa" w:w="40"/>
+              <w:right w:type="dxa" w:w="100"/>
+            </w:tcMar>
+          </w:tcPr>
+          <w:p>
+            <w:pPr>
+              <w:spacing w:before="22" w:after="22"/>
+            </w:pPr>
+            <w:r>
+              <w:rPr>
+                <w:b/>
+                <w:bCs/>
+                <w:color w:val="8186EF"/>
+                <w:sz w:val="16"/>
+                <w:szCs w:val="16"/>
+              </w:rPr>
+              <w:t xml:space="preserve">15  </w:t>
+            </w:r>
+            <w:r>
+              <w:rPr>
+                <w:sz w:val="17"/>
+                <w:szCs w:val="17"/>
+              </w:rPr>
+              <w:t xml:space="preserve">T</w:t>
+            </w:r>
+          </w:p>
+        </w:tc>
+        <w:tc>
+          <w:tcPr>
+            <w:tcW w:type="pct" w:w="1667"/>
+            <w:tcMar>
+              <w:top w:type="dxa" w:w="40"/>
+              <w:left w:type="dxa" w:w="100"/>
+              <w:bottom w:type="dxa" w:w="40"/>
+              <w:right w:type="dxa" w:w="100"/>
+            </w:tcMar>
+          </w:tcPr>
+          <w:p>
+            <w:pPr>
+              <w:spacing w:before="24" w:after="24"/>
+            </w:pPr>
+            <w:r>
+              <w:rPr>
+                <w:sz w:val="16"/>
+                <w:szCs w:val="16"/>
+              </w:rPr>
+              <w:t xml:space="preserve"/>
             </w:r>
           </w:p>
         </w:tc>
@@ -814,7 +804,7 @@
                 <w:sz w:val="17"/>
                 <w:szCs w:val="17"/>
               </w:rPr>
-              <w:t xml:space="preserve">C</w:t>
+              <w:t xml:space="preserve">________: Carry out a 2-for-1 stock split, Buy treasury stock, Reissue treasury stock above cost, Correct a prior-year error that overstated expenses</w:t>
             </w:r>
           </w:p>
         </w:tc>
@@ -841,7 +831,7 @@
                 <w:sz w:val="16"/>
                 <w:szCs w:val="16"/>
               </w:rPr>
-              <w:t xml:space="preserve">17  </w:t>
+              <w:t xml:space="preserve">16  </w:t>
             </w:r>
             <w:r>
               <w:rPr>
@@ -856,107 +846,6 @@
           <w:tcPr>
             <w:tcW w:type="pct" w:w="1667"/>
             <w:shd w:fill="FBFAF6" w:val="clear"/>
-            <w:tcMar>
-              <w:top w:type="dxa" w:w="40"/>
-              <w:left w:type="dxa" w:w="100"/>
-              <w:bottom w:type="dxa" w:w="40"/>
-              <w:right w:type="dxa" w:w="100"/>
-            </w:tcMar>
-          </w:tcPr>
-          <w:p>
-            <w:pPr>
-              <w:spacing w:before="22" w:after="22"/>
-            </w:pPr>
-            <w:r>
-              <w:rPr>
-                <w:b/>
-                <w:bCs/>
-                <w:color w:val="8186EF"/>
-                <w:sz w:val="16"/>
-                <w:szCs w:val="16"/>
-              </w:rPr>
-              <w:t xml:space="preserve">26  </w:t>
-            </w:r>
-            <w:r>
-              <w:rPr>
-                <w:sz w:val="17"/>
-                <w:szCs w:val="17"/>
-              </w:rPr>
-              <w:t xml:space="preserve">The statement of changes in equity explains why each part of equity changed during the period. It separates two kinds of change. Transactions with owners, such as issuing shares and paying dividends, are one kind. Comprehensive income, which the company earns, is the other.</w:t>
-            </w:r>
-          </w:p>
-        </w:tc>
-      </w:tr>
-      <w:tr>
-        <w:tc>
-          <w:tcPr>
-            <w:tcW w:type="pct" w:w="1667"/>
-            <w:tcMar>
-              <w:top w:type="dxa" w:w="40"/>
-              <w:left w:type="dxa" w:w="100"/>
-              <w:bottom w:type="dxa" w:w="40"/>
-              <w:right w:type="dxa" w:w="100"/>
-            </w:tcMar>
-          </w:tcPr>
-          <w:p>
-            <w:pPr>
-              <w:spacing w:before="22" w:after="22"/>
-            </w:pPr>
-            <w:r>
-              <w:rPr>
-                <w:b/>
-                <w:bCs/>
-                <w:color w:val="8186EF"/>
-                <w:sz w:val="16"/>
-                <w:szCs w:val="16"/>
-              </w:rPr>
-              <w:t xml:space="preserve">9  </w:t>
-            </w:r>
-            <w:r>
-              <w:rPr>
-                <w:sz w:val="17"/>
-                <w:szCs w:val="17"/>
-              </w:rPr>
-              <w:t xml:space="preserve">T</w:t>
-            </w:r>
-          </w:p>
-        </w:tc>
-        <w:tc>
-          <w:tcPr>
-            <w:tcW w:type="pct" w:w="1667"/>
-            <w:tcMar>
-              <w:top w:type="dxa" w:w="40"/>
-              <w:left w:type="dxa" w:w="100"/>
-              <w:bottom w:type="dxa" w:w="40"/>
-              <w:right w:type="dxa" w:w="100"/>
-            </w:tcMar>
-          </w:tcPr>
-          <w:p>
-            <w:pPr>
-              <w:spacing w:before="22" w:after="22"/>
-            </w:pPr>
-            <w:r>
-              <w:rPr>
-                <w:b/>
-                <w:bCs/>
-                <w:color w:val="8186EF"/>
-                <w:sz w:val="16"/>
-                <w:szCs w:val="16"/>
-              </w:rPr>
-              <w:t xml:space="preserve">18  </w:t>
-            </w:r>
-            <w:r>
-              <w:rPr>
-                <w:sz w:val="17"/>
-                <w:szCs w:val="17"/>
-              </w:rPr>
-              <w:t xml:space="preserve">D</w:t>
-            </w:r>
-          </w:p>
-        </w:tc>
-        <w:tc>
-          <w:tcPr>
-            <w:tcW w:type="pct" w:w="1667"/>
             <w:tcMar>
               <w:top w:type="dxa" w:w="40"/>
               <w:left w:type="dxa" w:w="100"/>
@@ -980,76 +869,6 @@
       </w:tr>
     </w:tbl>
     <w:p/>
-    <w:tbl>
-      <w:tblPr>
-        <w:tblW w:type="pct" w:w="100%"/>
-        <w:tblLayout w:type="fixed"/>
-        <w:tblBorders>
-          <w:top w:val="single" w:color="1F7A6A" w:sz="8"/>
-          <w:left w:val="single" w:color="1F7A6A" w:sz="8"/>
-          <w:bottom w:val="single" w:color="1F7A6A" w:sz="8"/>
-          <w:right w:val="single" w:color="1F7A6A" w:sz="8"/>
-          <w:insideH w:val="single" w:color="1F7A6A" w:sz="8"/>
-          <w:insideV w:val="single" w:color="1F7A6A" w:sz="8"/>
-        </w:tblBorders>
-      </w:tblPr>
-      <w:tblGrid>
-        <w:gridCol w:w="9600"/>
-      </w:tblGrid>
-      <w:tr>
-        <w:tc>
-          <w:tcPr>
-            <w:tcW w:type="pct" w:w="5000"/>
-            <w:shd w:fill="EEF6F4" w:val="clear"/>
-            <w:tcMar>
-              <w:top w:type="dxa" w:w="70"/>
-              <w:left w:type="dxa" w:w="130"/>
-              <w:bottom w:type="dxa" w:w="70"/>
-              <w:right w:type="dxa" w:w="130"/>
-            </w:tcMar>
-          </w:tcPr>
-          <w:p>
-            <w:pPr>
-              <w:spacing w:before="34" w:after="18"/>
-            </w:pPr>
-            <w:r>
-              <w:rPr>
-                <w:b/>
-                <w:bCs/>
-                <w:color w:val="1F7A6A"/>
-                <w:sz w:val="17"/>
-                <w:szCs w:val="17"/>
-              </w:rPr>
-              <w:t xml:space="preserve">13  </w:t>
-            </w:r>
-            <w:r>
-              <w:rPr>
-                <w:b/>
-                <w:bCs/>
-                <w:color w:val="1F7A6A"/>
-                <w:sz w:val="16"/>
-                <w:szCs w:val="16"/>
-              </w:rPr>
-              <w:t xml:space="preserve">what the book says</w:t>
-            </w:r>
-          </w:p>
-          <w:p>
-            <w:pPr>
-              <w:spacing w:after="34"/>
-              <w:ind w:left="300"/>
-            </w:pPr>
-            <w:r>
-              <w:rPr>
-                <w:sz w:val="17"/>
-                <w:szCs w:val="17"/>
-              </w:rPr>
-              <w:t xml:space="preserve">Contributed capital is what owners have paid in: common stock and preferred stock at par or stated value, plus additional paid-in capital.</w:t>
-            </w:r>
-          </w:p>
-        </w:tc>
-      </w:tr>
-    </w:tbl>
-    <w:p/>
     <w:p>
       <w:pPr>
         <w:spacing w:before="60" w:after="20"/>
@@ -1085,7 +904,7 @@
           <w:sz w:val="16"/>
           <w:szCs w:val="16"/>
         </w:rPr>
-        <w:t xml:space="preserve">The book writes: “Contributed capital is what owners have paid in: common stock and preferred stock at par or stated value, plus additional paid-in capital. Earned capital is retained earnings and AOCI. Treasury stock is deducted from the total.”</w:t>
+        <w:t xml:space="preserve">The book writes: “The statement of changes in equity explains why each part of equity changed during the period. It separates two kinds of change. Transactions with owners, such as issuing shares and paying dividends, are one kind.”</w:t>
       </w:r>
     </w:p>
     <w:p>
@@ -1108,7 +927,7 @@
           <w:sz w:val="16"/>
           <w:szCs w:val="16"/>
         </w:rPr>
-        <w:t xml:space="preserve">The book writes: “Contributed capital is what owners have paid in: common stock and preferred stock at par or stated value, plus additional paid-in capital. Earned capital is retained earnings and AOCI.”</w:t>
+        <w:t xml:space="preserve">The book writes: “Comprehensive income, which the company earns, is the other. Contributed capital is what owners have paid in: common stock and preferred stock at par or stated value, plus additional paid-in capital. Earned capital is retained earnings and AOCI.”</w:t>
       </w:r>
     </w:p>
     <w:p>
@@ -1131,7 +950,7 @@
           <w:sz w:val="16"/>
           <w:szCs w:val="16"/>
         </w:rPr>
-        <w:t xml:space="preserve">The book writes: “Comprehensive income, which the company earns, is the other. Contributed capital is what owners have paid in: common stock and preferred stock at par or stated value, plus additional paid-in capital. Earned capital is retained earnings and AOCI. Treasury stock is deducted from the total.”</w:t>
+        <w:t xml:space="preserve">The book writes: “A noncontrolling interest, if any, is shown separately within equity (Chapter 16). Each column is one equity account, and each row is one type of change. The last row equals the equity section of the balance sheet in Chapter 2. Total equity rose by $4,017,975.”</w:t>
       </w:r>
     </w:p>
     <w:p>
@@ -1154,7 +973,7 @@
           <w:sz w:val="16"/>
           <w:szCs w:val="16"/>
         </w:rPr>
-        <w:t xml:space="preserve">The book pairs Declare a cash dividend with “Decreases”.</w:t>
+        <w:t xml:space="preserve">The book pairs Correct a prior-year error that overstated expenses with “________”.</w:t>
       </w:r>
     </w:p>
     <w:p>
@@ -1200,53 +1019,7 @@
           <w:sz w:val="16"/>
           <w:szCs w:val="16"/>
         </w:rPr>
-        <w:t xml:space="preserve">The book’s own table pairs Declare and issue a small stock dividend with “Decreases”.</w:t>
-      </w:r>
-    </w:p>
-    <w:p>
-      <w:pPr>
-        <w:spacing w:after="18"/>
-        <w:ind w:left="300" w:hanging="300"/>
-      </w:pPr>
-      <w:r>
-        <w:rPr>
-          <w:b/>
-          <w:bCs/>
-          <w:color w:val="8186EF"/>
-          <w:sz w:val="16"/>
-          <w:szCs w:val="16"/>
-        </w:rPr>
-        <w:t xml:space="preserve">7  </w:t>
-      </w:r>
-      <w:r>
-        <w:rPr>
-          <w:sz w:val="16"/>
-          <w:szCs w:val="16"/>
-        </w:rPr>
-        <w:t xml:space="preserve">The book’s own table pairs Carry out a 2-for-1 stock split with “________”.</w:t>
-      </w:r>
-    </w:p>
-    <w:p>
-      <w:pPr>
-        <w:spacing w:after="18"/>
-        <w:ind w:left="300" w:hanging="300"/>
-      </w:pPr>
-      <w:r>
-        <w:rPr>
-          <w:b/>
-          <w:bCs/>
-          <w:color w:val="8186EF"/>
-          <w:sz w:val="16"/>
-          <w:szCs w:val="16"/>
-        </w:rPr>
-        <w:t xml:space="preserve">8  </w:t>
-      </w:r>
-      <w:r>
-        <w:rPr>
-          <w:sz w:val="16"/>
-          <w:szCs w:val="16"/>
-        </w:rPr>
-        <w:t xml:space="preserve">The book’s own table pairs Buy treasury stock with “________”.</w:t>
+        <w:t xml:space="preserve">The book pairs Declare and issue a small stock dividend with “No change”.</w:t>
       </w:r>
     </w:p>
     <w:p>
@@ -1269,7 +1042,7 @@
           <w:sz w:val="16"/>
           <w:szCs w:val="16"/>
         </w:rPr>
-        <w:t xml:space="preserve">The book pairs Declare a cash dividend with “Decreases”.</w:t>
+        <w:t xml:space="preserve">The retained earnings column shows net income and dividends side by side. A is wrong: The balance sheet shows only the closing balance. C is wrong: Dividends are not on the income statement.</w:t>
       </w:r>
     </w:p>
     <w:p>
@@ -1292,7 +1065,76 @@
           <w:sz w:val="16"/>
           <w:szCs w:val="16"/>
         </w:rPr>
-        <w:t xml:space="preserve">The book pairs Declare and issue a small stock dividend with “No change”, not with “________”.</w:t>
+        <w:t xml:space="preserve">Dividends are distributions to owners. A is wrong: Net income is earned, not a transaction with owners. B is wrong: OCI is part of comprehensive income.</w:t>
+      </w:r>
+    </w:p>
+    <w:p>
+      <w:pPr>
+        <w:spacing w:after="18"/>
+        <w:ind w:left="300" w:hanging="300"/>
+      </w:pPr>
+      <w:r>
+        <w:rPr>
+          <w:b/>
+          <w:bCs/>
+          <w:color w:val="8186EF"/>
+          <w:sz w:val="16"/>
+          <w:szCs w:val="16"/>
+        </w:rPr>
+        <w:t xml:space="preserve">11  </w:t>
+      </w:r>
+      <w:r>
+        <w:rPr>
+          <w:sz w:val="16"/>
+          <w:szCs w:val="16"/>
+        </w:rPr>
+        <w:t xml:space="preserve">S-X 3-04 requires a reconciliation for each period with an income statement. A is wrong: Comparative periods are also reconciled. C is wrong: There is no size threshold.</w:t>
+      </w:r>
+    </w:p>
+    <w:p>
+      <w:pPr>
+        <w:spacing w:after="18"/>
+        <w:ind w:left="300" w:hanging="300"/>
+      </w:pPr>
+      <w:r>
+        <w:rPr>
+          <w:b/>
+          <w:bCs/>
+          <w:color w:val="8186EF"/>
+          <w:sz w:val="16"/>
+          <w:szCs w:val="16"/>
+        </w:rPr>
+        <w:t xml:space="preserve">12  </w:t>
+      </w:r>
+      <w:r>
+        <w:rPr>
+          <w:sz w:val="16"/>
+          <w:szCs w:val="16"/>
+        </w:rPr>
+        <w:t xml:space="preserve">Treasury stock is contra-equity. A is wrong: A company cannot own itself as an asset. B is wrong: Treasury stock is not an investment.</w:t>
+      </w:r>
+    </w:p>
+    <w:p>
+      <w:pPr>
+        <w:spacing w:after="18"/>
+        <w:ind w:left="300" w:hanging="300"/>
+      </w:pPr>
+      <w:r>
+        <w:rPr>
+          <w:b/>
+          <w:bCs/>
+          <w:color w:val="8186EF"/>
+          <w:sz w:val="16"/>
+          <w:szCs w:val="16"/>
+        </w:rPr>
+        <w:t xml:space="preserve">13  </w:t>
+      </w:r>
+      <w:r>
+        <w:rPr>
+          <w:sz w:val="16"/>
+          <w:szCs w:val="16"/>
+        </w:rPr>
+        <w:t xml:space="preserve">Every cycle settles one rule and shows where it comes from.</w:t>
       </w:r>
     </w:p>
     <w:p>
@@ -1315,7 +1157,7 @@
           <w:sz w:val="16"/>
           <w:szCs w:val="16"/>
         </w:rPr>
-        <w:t xml:space="preserve">The book gives Decreases as the total equity of Declare a cash dividend.</w:t>
+        <w:t xml:space="preserve">CMA questions use exact terms, and one word can change the answer.</w:t>
       </w:r>
     </w:p>
     <w:p>
@@ -1338,7 +1180,7 @@
           <w:sz w:val="16"/>
           <w:szCs w:val="16"/>
         </w:rPr>
-        <w:t xml:space="preserve">Dividends are distributions to owners. A is wrong: Net income is earned, not a transaction with owners. B is wrong: OCI is part of comprehensive income.</w:t>
+        <w:t xml:space="preserve">The term tables in each section are the book’s own.</w:t>
       </w:r>
     </w:p>
     <w:p>
@@ -1361,7 +1203,7 @@
           <w:sz w:val="16"/>
           <w:szCs w:val="16"/>
         </w:rPr>
-        <w:t xml:space="preserve">The retained earnings column shows net income and dividends side by side. A is wrong: The balance sheet shows only the closing balance. C is wrong: Dividends are not on the income statement.</w:t>
+        <w:t xml:space="preserve">APIC comes from owners' payments. A is wrong: Retained earnings are earned capital. B is wrong: AOCI is earned capital.</w:t>
       </w:r>
     </w:p>
     <w:p>
@@ -1384,7 +1226,7 @@
           <w:sz w:val="16"/>
           <w:szCs w:val="16"/>
         </w:rPr>
-        <w:t xml:space="preserve">S-X 3-04 requires a reconciliation for each period with an income statement. A is wrong: Comparative periods are also reconciled. C is wrong: There is no size threshold.</w:t>
+        <w:t xml:space="preserve">OCI goes to AOCI, not retained earnings. A is wrong: Only net income goes to retained earnings. B is wrong: APIC is for owner contributions.</w:t>
       </w:r>
     </w:p>
     <w:p>
@@ -1407,7 +1249,7 @@
           <w:sz w:val="16"/>
           <w:szCs w:val="16"/>
         </w:rPr>
-        <w:t xml:space="preserve">It explains changes over a period. A is wrong: 'As of' is used for the balance sheet. B is wrong: A single date describes a balance sheet.</w:t>
+        <w:t xml:space="preserve">Cash falls and equity falls by the same amount through treasury stock. A is wrong: Treasury stock reduces equity. B is wrong: The purchase is recorded in treasury stock, not retained earnings.</w:t>
       </w:r>
     </w:p>
     <w:p>
@@ -1430,7 +1272,7 @@
           <w:sz w:val="16"/>
           <w:szCs w:val="16"/>
         </w:rPr>
-        <w:t xml:space="preserve">Dividends are distributions to owners. A is wrong: Net income is earned, not a transaction with owners. B is wrong: OCI is part of comprehensive income.</w:t>
+        <w:t xml:space="preserve">The date of record only decides who will be paid. B is wrong: This is the declaration-date entry. C is wrong: This is the payment-date entry.</w:t>
       </w:r>
     </w:p>
     <w:p>
@@ -1453,76 +1295,7 @@
           <w:sz w:val="16"/>
           <w:szCs w:val="16"/>
         </w:rPr>
-        <w:t xml:space="preserve">CMA questions use exact terms, and one word can change the answer.</w:t>
-      </w:r>
-    </w:p>
-    <w:p>
-      <w:pPr>
-        <w:spacing w:after="18"/>
-        <w:ind w:left="300" w:hanging="300"/>
-      </w:pPr>
-      <w:r>
-        <w:rPr>
-          <w:b/>
-          <w:bCs/>
-          <w:color w:val="8186EF"/>
-          <w:sz w:val="16"/>
-          <w:szCs w:val="16"/>
-        </w:rPr>
-        <w:t xml:space="preserve">21  </w:t>
-      </w:r>
-      <w:r>
-        <w:rPr>
-          <w:sz w:val="16"/>
-          <w:szCs w:val="16"/>
-        </w:rPr>
-        <w:t xml:space="preserve">The term tables in each section are the book’s own.</w:t>
-      </w:r>
-    </w:p>
-    <w:p>
-      <w:pPr>
-        <w:spacing w:after="18"/>
-        <w:ind w:left="300" w:hanging="300"/>
-      </w:pPr>
-      <w:r>
-        <w:rPr>
-          <w:b/>
-          <w:bCs/>
-          <w:color w:val="8186EF"/>
-          <w:sz w:val="16"/>
-          <w:szCs w:val="16"/>
-        </w:rPr>
-        <w:t xml:space="preserve">22  </w:t>
-      </w:r>
-      <w:r>
-        <w:rPr>
-          <w:sz w:val="16"/>
-          <w:szCs w:val="16"/>
-        </w:rPr>
-        <w:t xml:space="preserve">Treasury stock is contra-equity. A is wrong: A company cannot own itself as an asset. B is wrong: Treasury stock is not an investment.</w:t>
-      </w:r>
-    </w:p>
-    <w:p>
-      <w:pPr>
-        <w:spacing w:after="18"/>
-        <w:ind w:left="300" w:hanging="300"/>
-      </w:pPr>
-      <w:r>
-        <w:rPr>
-          <w:b/>
-          <w:bCs/>
-          <w:color w:val="8186EF"/>
-          <w:sz w:val="16"/>
-          <w:szCs w:val="16"/>
-        </w:rPr>
-        <w:t xml:space="preserve">23  </w:t>
-      </w:r>
-      <w:r>
-        <w:rPr>
-          <w:sz w:val="16"/>
-          <w:szCs w:val="16"/>
-        </w:rPr>
-        <w:t xml:space="preserve">Outstanding shares = issued shares − treasury shares. A is wrong: This is the number of treasury shares. C is wrong: This includes treasury shares.</w:t>
+        <w:t xml:space="preserve">Every item on a Workshop sheet is settled by something printed on the same sheet.</w:t>
       </w:r>
     </w:p>
     <w:p/>
@@ -1632,73 +1405,73 @@
                 <w:sz w:val="17"/>
                 <w:szCs w:val="17"/>
               </w:rPr>
-              <w:t xml:space="preserve">Preferred stock · treasury stock · cost method · issued shares · outstanding shares</w:t>
-            </w:r>
-          </w:p>
-        </w:tc>
-        <w:tc>
-          <w:tcPr>
-            <w:tcW w:type="pct" w:w="1667"/>
-            <w:tcMar>
-              <w:top w:type="dxa" w:w="40"/>
-              <w:left w:type="dxa" w:w="100"/>
-              <w:bottom w:type="dxa" w:w="40"/>
-              <w:right w:type="dxa" w:w="100"/>
-            </w:tcMar>
-          </w:tcPr>
-          <w:p>
-            <w:pPr>
-              <w:spacing w:before="22" w:after="22"/>
-            </w:pPr>
-            <w:r>
-              <w:rPr>
-                <w:b/>
-                <w:bCs/>
-                <w:color w:val="8186EF"/>
-                <w:sz w:val="16"/>
-                <w:szCs w:val="16"/>
-              </w:rPr>
-              <w:t xml:space="preserve">10  </w:t>
-            </w:r>
-            <w:r>
-              <w:rPr>
-                <w:sz w:val="17"/>
-                <w:szCs w:val="17"/>
-              </w:rPr>
-              <w:t xml:space="preserve">F</w:t>
-            </w:r>
-          </w:p>
-        </w:tc>
-        <w:tc>
-          <w:tcPr>
-            <w:tcW w:type="pct" w:w="1667"/>
-            <w:tcMar>
-              <w:top w:type="dxa" w:w="40"/>
-              <w:left w:type="dxa" w:w="100"/>
-              <w:bottom w:type="dxa" w:w="40"/>
-              <w:right w:type="dxa" w:w="100"/>
-            </w:tcMar>
-          </w:tcPr>
-          <w:p>
-            <w:pPr>
-              <w:spacing w:before="22" w:after="22"/>
-            </w:pPr>
-            <w:r>
-              <w:rPr>
-                <w:b/>
-                <w:bCs/>
-                <w:color w:val="8186EF"/>
-                <w:sz w:val="16"/>
-                <w:szCs w:val="16"/>
-              </w:rPr>
-              <w:t xml:space="preserve">19  </w:t>
-            </w:r>
-            <w:r>
-              <w:rPr>
-                <w:sz w:val="17"/>
-                <w:szCs w:val="17"/>
-              </w:rPr>
-              <w:t xml:space="preserve">B</w:t>
+              <w:t xml:space="preserve">underwriting · expenses · whichever</w:t>
+            </w:r>
+          </w:p>
+        </w:tc>
+        <w:tc>
+          <w:tcPr>
+            <w:tcW w:type="pct" w:w="1667"/>
+            <w:tcMar>
+              <w:top w:type="dxa" w:w="40"/>
+              <w:left w:type="dxa" w:w="100"/>
+              <w:bottom w:type="dxa" w:w="40"/>
+              <w:right w:type="dxa" w:w="100"/>
+            </w:tcMar>
+          </w:tcPr>
+          <w:p>
+            <w:pPr>
+              <w:spacing w:before="22" w:after="22"/>
+            </w:pPr>
+            <w:r>
+              <w:rPr>
+                <w:b/>
+                <w:bCs/>
+                <w:color w:val="8186EF"/>
+                <w:sz w:val="16"/>
+                <w:szCs w:val="16"/>
+              </w:rPr>
+              <w:t xml:space="preserve">8  </w:t>
+            </w:r>
+            <w:r>
+              <w:rPr>
+                <w:sz w:val="17"/>
+                <w:szCs w:val="17"/>
+              </w:rPr>
+              <w:t xml:space="preserve">Deduction from equity: Treasury stock</w:t>
+            </w:r>
+          </w:p>
+        </w:tc>
+        <w:tc>
+          <w:tcPr>
+            <w:tcW w:type="pct" w:w="1667"/>
+            <w:tcMar>
+              <w:top w:type="dxa" w:w="40"/>
+              <w:left w:type="dxa" w:w="100"/>
+              <w:bottom w:type="dxa" w:w="40"/>
+              <w:right w:type="dxa" w:w="100"/>
+            </w:tcMar>
+          </w:tcPr>
+          <w:p>
+            <w:pPr>
+              <w:spacing w:before="22" w:after="22"/>
+            </w:pPr>
+            <w:r>
+              <w:rPr>
+                <w:b/>
+                <w:bCs/>
+                <w:color w:val="8186EF"/>
+                <w:sz w:val="16"/>
+                <w:szCs w:val="16"/>
+              </w:rPr>
+              <w:t xml:space="preserve">15  </w:t>
+            </w:r>
+            <w:r>
+              <w:rPr>
+                <w:sz w:val="17"/>
+                <w:szCs w:val="17"/>
+              </w:rPr>
+              <w:t xml:space="preserve">T</w:t>
             </w:r>
           </w:p>
         </w:tc>
@@ -1734,7 +1507,7 @@
                 <w:sz w:val="17"/>
                 <w:szCs w:val="17"/>
               </w:rPr>
-              <w:t xml:space="preserve">treasury stock · issued shares · outstanding shares · cost method</w:t>
+              <w:t xml:space="preserve">treasury stock · issued shares · outstanding shares</w:t>
             </w:r>
           </w:p>
         </w:tc>
@@ -1761,14 +1534,14 @@
                 <w:sz w:val="16"/>
                 <w:szCs w:val="16"/>
               </w:rPr>
-              <w:t xml:space="preserve">11  </w:t>
-            </w:r>
-            <w:r>
-              <w:rPr>
-                <w:sz w:val="17"/>
-                <w:szCs w:val="17"/>
-              </w:rPr>
-              <w:t xml:space="preserve">Contributed capital: APIC–treasury stock, Common stock</w:t>
+              <w:t xml:space="preserve">9  </w:t>
+            </w:r>
+            <w:r>
+              <w:rPr>
+                <w:sz w:val="17"/>
+                <w:szCs w:val="17"/>
+              </w:rPr>
+              <w:t xml:space="preserve">Earned capital: Retained earnings</w:t>
             </w:r>
           </w:p>
         </w:tc>
@@ -1795,7 +1568,7 @@
                 <w:sz w:val="16"/>
                 <w:szCs w:val="16"/>
               </w:rPr>
-              <w:t xml:space="preserve">20  </w:t>
+              <w:t xml:space="preserve">16  </w:t>
             </w:r>
             <w:r>
               <w:rPr>
@@ -1837,73 +1610,73 @@
                 <w:sz w:val="17"/>
                 <w:szCs w:val="17"/>
               </w:rPr>
-              <w:t xml:space="preserve">treasury stock · cost method · issued shares · outstanding shares</w:t>
-            </w:r>
-          </w:p>
-        </w:tc>
-        <w:tc>
-          <w:tcPr>
-            <w:tcW w:type="pct" w:w="1667"/>
-            <w:tcMar>
-              <w:top w:type="dxa" w:w="40"/>
-              <w:left w:type="dxa" w:w="100"/>
-              <w:bottom w:type="dxa" w:w="40"/>
-              <w:right w:type="dxa" w:w="100"/>
-            </w:tcMar>
-          </w:tcPr>
-          <w:p>
-            <w:pPr>
-              <w:spacing w:before="22" w:after="22"/>
-            </w:pPr>
-            <w:r>
-              <w:rPr>
-                <w:b/>
-                <w:bCs/>
-                <w:color w:val="8186EF"/>
-                <w:sz w:val="16"/>
-                <w:szCs w:val="16"/>
-              </w:rPr>
-              <w:t xml:space="preserve">12  </w:t>
-            </w:r>
-            <w:r>
-              <w:rPr>
-                <w:sz w:val="17"/>
-                <w:szCs w:val="17"/>
-              </w:rPr>
-              <w:t xml:space="preserve">Current liability: Dividends payable</w:t>
-            </w:r>
-          </w:p>
-        </w:tc>
-        <w:tc>
-          <w:tcPr>
-            <w:tcW w:type="pct" w:w="1667"/>
-            <w:tcMar>
-              <w:top w:type="dxa" w:w="40"/>
-              <w:left w:type="dxa" w:w="100"/>
-              <w:bottom w:type="dxa" w:w="40"/>
-              <w:right w:type="dxa" w:w="100"/>
-            </w:tcMar>
-          </w:tcPr>
-          <w:p>
-            <w:pPr>
-              <w:spacing w:before="22" w:after="22"/>
-            </w:pPr>
-            <w:r>
-              <w:rPr>
-                <w:b/>
-                <w:bCs/>
-                <w:color w:val="8186EF"/>
-                <w:sz w:val="16"/>
-                <w:szCs w:val="16"/>
-              </w:rPr>
-              <w:t xml:space="preserve">21  </w:t>
-            </w:r>
-            <w:r>
-              <w:rPr>
-                <w:sz w:val="17"/>
-                <w:szCs w:val="17"/>
-              </w:rPr>
-              <w:t xml:space="preserve">T</w:t>
+              <w:t xml:space="preserve">retained · earnings · retirement</w:t>
+            </w:r>
+          </w:p>
+        </w:tc>
+        <w:tc>
+          <w:tcPr>
+            <w:tcW w:type="pct" w:w="1667"/>
+            <w:tcMar>
+              <w:top w:type="dxa" w:w="40"/>
+              <w:left w:type="dxa" w:w="100"/>
+              <w:bottom w:type="dxa" w:w="40"/>
+              <w:right w:type="dxa" w:w="100"/>
+            </w:tcMar>
+          </w:tcPr>
+          <w:p>
+            <w:pPr>
+              <w:spacing w:before="22" w:after="22"/>
+            </w:pPr>
+            <w:r>
+              <w:rPr>
+                <w:b/>
+                <w:bCs/>
+                <w:color w:val="8186EF"/>
+                <w:sz w:val="16"/>
+                <w:szCs w:val="16"/>
+              </w:rPr>
+              <w:t xml:space="preserve">10  </w:t>
+            </w:r>
+            <w:r>
+              <w:rPr>
+                <w:sz w:val="17"/>
+                <w:szCs w:val="17"/>
+              </w:rPr>
+              <w:t xml:space="preserve">D</w:t>
+            </w:r>
+          </w:p>
+        </w:tc>
+        <w:tc>
+          <w:tcPr>
+            <w:tcW w:type="pct" w:w="1667"/>
+            <w:tcMar>
+              <w:top w:type="dxa" w:w="40"/>
+              <w:left w:type="dxa" w:w="100"/>
+              <w:bottom w:type="dxa" w:w="40"/>
+              <w:right w:type="dxa" w:w="100"/>
+            </w:tcMar>
+          </w:tcPr>
+          <w:p>
+            <w:pPr>
+              <w:spacing w:before="22" w:after="22"/>
+            </w:pPr>
+            <w:r>
+              <w:rPr>
+                <w:b/>
+                <w:bCs/>
+                <w:color w:val="8186EF"/>
+                <w:sz w:val="16"/>
+                <w:szCs w:val="16"/>
+              </w:rPr>
+              <w:t xml:space="preserve">17  </w:t>
+            </w:r>
+            <w:r>
+              <w:rPr>
+                <w:sz w:val="17"/>
+                <w:szCs w:val="17"/>
+              </w:rPr>
+              <w:t xml:space="preserve">C</w:t>
             </w:r>
           </w:p>
         </w:tc>
@@ -1966,14 +1739,14 @@
                 <w:sz w:val="16"/>
                 <w:szCs w:val="16"/>
               </w:rPr>
-              <w:t xml:space="preserve">13  </w:t>
-            </w:r>
-            <w:r>
-              <w:rPr>
-                <w:sz w:val="17"/>
-                <w:szCs w:val="17"/>
-              </w:rPr>
-              <w:t xml:space="preserve">Deduction from equity: Treasury stock</w:t>
+              <w:t xml:space="preserve">11  </w:t>
+            </w:r>
+            <w:r>
+              <w:rPr>
+                <w:sz w:val="17"/>
+                <w:szCs w:val="17"/>
+              </w:rPr>
+              <w:t xml:space="preserve">D</w:t>
             </w:r>
           </w:p>
         </w:tc>
@@ -2000,14 +1773,14 @@
                 <w:sz w:val="16"/>
                 <w:szCs w:val="16"/>
               </w:rPr>
-              <w:t xml:space="preserve">22  </w:t>
-            </w:r>
-            <w:r>
-              <w:rPr>
-                <w:sz w:val="17"/>
-                <w:szCs w:val="17"/>
-              </w:rPr>
-              <w:t xml:space="preserve">B</w:t>
+              <w:t xml:space="preserve">18  </w:t>
+            </w:r>
+            <w:r>
+              <w:rPr>
+                <w:sz w:val="17"/>
+                <w:szCs w:val="17"/>
+              </w:rPr>
+              <w:t xml:space="preserve">A</w:t>
             </w:r>
           </w:p>
         </w:tc>
@@ -2068,47 +1841,47 @@
                 <w:sz w:val="16"/>
                 <w:szCs w:val="16"/>
               </w:rPr>
-              <w:t xml:space="preserve">14  </w:t>
-            </w:r>
-            <w:r>
-              <w:rPr>
-                <w:sz w:val="17"/>
-                <w:szCs w:val="17"/>
-              </w:rPr>
-              <w:t xml:space="preserve">Earned capital: Retained earnings</w:t>
-            </w:r>
-          </w:p>
-        </w:tc>
-        <w:tc>
-          <w:tcPr>
-            <w:tcW w:type="pct" w:w="1667"/>
-            <w:tcMar>
-              <w:top w:type="dxa" w:w="40"/>
-              <w:left w:type="dxa" w:w="100"/>
-              <w:bottom w:type="dxa" w:w="40"/>
-              <w:right w:type="dxa" w:w="100"/>
-            </w:tcMar>
-          </w:tcPr>
-          <w:p>
-            <w:pPr>
-              <w:spacing w:before="22" w:after="22"/>
-            </w:pPr>
-            <w:r>
-              <w:rPr>
-                <w:b/>
-                <w:bCs/>
-                <w:color w:val="8186EF"/>
-                <w:sz w:val="16"/>
-                <w:szCs w:val="16"/>
-              </w:rPr>
-              <w:t xml:space="preserve">23  </w:t>
-            </w:r>
-            <w:r>
-              <w:rPr>
-                <w:sz w:val="17"/>
-                <w:szCs w:val="17"/>
-              </w:rPr>
-              <w:t xml:space="preserve">C</w:t>
+              <w:t xml:space="preserve">12  </w:t>
+            </w:r>
+            <w:r>
+              <w:rPr>
+                <w:sz w:val="17"/>
+                <w:szCs w:val="17"/>
+              </w:rPr>
+              <w:t xml:space="preserve">A</w:t>
+            </w:r>
+          </w:p>
+        </w:tc>
+        <w:tc>
+          <w:tcPr>
+            <w:tcW w:type="pct" w:w="1667"/>
+            <w:tcMar>
+              <w:top w:type="dxa" w:w="40"/>
+              <w:left w:type="dxa" w:w="100"/>
+              <w:bottom w:type="dxa" w:w="40"/>
+              <w:right w:type="dxa" w:w="100"/>
+            </w:tcMar>
+          </w:tcPr>
+          <w:p>
+            <w:pPr>
+              <w:spacing w:before="22" w:after="22"/>
+            </w:pPr>
+            <w:r>
+              <w:rPr>
+                <w:b/>
+                <w:bCs/>
+                <w:color w:val="8186EF"/>
+                <w:sz w:val="16"/>
+                <w:szCs w:val="16"/>
+              </w:rPr>
+              <w:t xml:space="preserve">19  </w:t>
+            </w:r>
+            <w:r>
+              <w:rPr>
+                <w:sz w:val="17"/>
+                <w:szCs w:val="17"/>
+              </w:rPr>
+              <w:t xml:space="preserve">Compare with the model earlier in this handout.</w:t>
             </w:r>
           </w:p>
         </w:tc>
@@ -2144,7 +1917,7 @@
                 <w:sz w:val="17"/>
                 <w:szCs w:val="17"/>
               </w:rPr>
-              <w:t xml:space="preserve">A</w:t>
+              <w:t xml:space="preserve">Contributed capital: APIC–treasury stock, Common stock</w:t>
             </w:r>
           </w:p>
         </w:tc>
@@ -2171,7 +1944,7 @@
                 <w:sz w:val="16"/>
                 <w:szCs w:val="16"/>
               </w:rPr>
-              <w:t xml:space="preserve">15  </w:t>
+              <w:t xml:space="preserve">13  </w:t>
             </w:r>
             <w:r>
               <w:rPr>
@@ -2205,14 +1978,14 @@
                 <w:sz w:val="16"/>
                 <w:szCs w:val="16"/>
               </w:rPr>
-              <w:t xml:space="preserve">24  </w:t>
-            </w:r>
-            <w:r>
-              <w:rPr>
-                <w:sz w:val="17"/>
-                <w:szCs w:val="17"/>
-              </w:rPr>
-              <w:t xml:space="preserve">A</w:t>
+              <w:t xml:space="preserve">20  </w:t>
+            </w:r>
+            <w:r>
+              <w:rPr>
+                <w:sz w:val="17"/>
+                <w:szCs w:val="17"/>
+              </w:rPr>
+              <w:t xml:space="preserve">When a company issues shares for cash, it credits common stock with the par value and APIC with the rest. If the shares have no par and no stated value, the whole amount goes to common stock. Direct costs of issuing shares, such as underwriting fees, reduce APIC; they are not expenses.</w:t>
             </w:r>
           </w:p>
         </w:tc>
@@ -2247,238 +2020,33 @@
                 <w:sz w:val="17"/>
                 <w:szCs w:val="17"/>
               </w:rPr>
-              <w:t xml:space="preserve">D</w:t>
-            </w:r>
-          </w:p>
-        </w:tc>
-        <w:tc>
-          <w:tcPr>
-            <w:tcW w:type="pct" w:w="1667"/>
-            <w:tcMar>
-              <w:top w:type="dxa" w:w="40"/>
-              <w:left w:type="dxa" w:w="100"/>
-              <w:bottom w:type="dxa" w:w="40"/>
-              <w:right w:type="dxa" w:w="100"/>
-            </w:tcMar>
-          </w:tcPr>
-          <w:p>
-            <w:pPr>
-              <w:spacing w:before="22" w:after="22"/>
-            </w:pPr>
-            <w:r>
-              <w:rPr>
-                <w:b/>
-                <w:bCs/>
-                <w:color w:val="8186EF"/>
-                <w:sz w:val="16"/>
-                <w:szCs w:val="16"/>
-              </w:rPr>
-              <w:t xml:space="preserve">16  </w:t>
-            </w:r>
-            <w:r>
-              <w:rPr>
-                <w:sz w:val="17"/>
-                <w:szCs w:val="17"/>
-              </w:rPr>
-              <w:t xml:space="preserve">D</w:t>
-            </w:r>
-          </w:p>
-        </w:tc>
-        <w:tc>
-          <w:tcPr>
-            <w:tcW w:type="pct" w:w="1667"/>
-            <w:tcMar>
-              <w:top w:type="dxa" w:w="40"/>
-              <w:left w:type="dxa" w:w="100"/>
-              <w:bottom w:type="dxa" w:w="40"/>
-              <w:right w:type="dxa" w:w="100"/>
-            </w:tcMar>
-          </w:tcPr>
-          <w:p>
-            <w:pPr>
-              <w:spacing w:before="22" w:after="22"/>
-            </w:pPr>
-            <w:r>
-              <w:rPr>
-                <w:b/>
-                <w:bCs/>
-                <w:color w:val="8186EF"/>
-                <w:sz w:val="16"/>
-                <w:szCs w:val="16"/>
-              </w:rPr>
-              <w:t xml:space="preserve">25  </w:t>
-            </w:r>
-            <w:r>
-              <w:rPr>
-                <w:sz w:val="17"/>
-                <w:szCs w:val="17"/>
-              </w:rPr>
-              <w:t xml:space="preserve">Compare with the model earlier in this handout.</w:t>
-            </w:r>
-          </w:p>
-        </w:tc>
-      </w:tr>
-      <w:tr>
-        <w:tc>
-          <w:tcPr>
-            <w:tcW w:type="pct" w:w="1667"/>
-            <w:shd w:fill="FBFAF6" w:val="clear"/>
-            <w:tcMar>
-              <w:top w:type="dxa" w:w="40"/>
-              <w:left w:type="dxa" w:w="100"/>
-              <w:bottom w:type="dxa" w:w="40"/>
-              <w:right w:type="dxa" w:w="100"/>
-            </w:tcMar>
-          </w:tcPr>
-          <w:p>
-            <w:pPr>
-              <w:spacing w:before="22" w:after="22"/>
-            </w:pPr>
-            <w:r>
-              <w:rPr>
-                <w:b/>
-                <w:bCs/>
-                <w:color w:val="8186EF"/>
-                <w:sz w:val="16"/>
-                <w:szCs w:val="16"/>
-              </w:rPr>
-              <w:t xml:space="preserve">8  </w:t>
-            </w:r>
-            <w:r>
-              <w:rPr>
-                <w:sz w:val="17"/>
-                <w:szCs w:val="17"/>
-              </w:rPr>
-              <w:t xml:space="preserve">A</w:t>
-            </w:r>
-          </w:p>
-        </w:tc>
-        <w:tc>
-          <w:tcPr>
-            <w:tcW w:type="pct" w:w="1667"/>
-            <w:shd w:fill="FBFAF6" w:val="clear"/>
-            <w:tcMar>
-              <w:top w:type="dxa" w:w="40"/>
-              <w:left w:type="dxa" w:w="100"/>
-              <w:bottom w:type="dxa" w:w="40"/>
-              <w:right w:type="dxa" w:w="100"/>
-            </w:tcMar>
-          </w:tcPr>
-          <w:p>
-            <w:pPr>
-              <w:spacing w:before="22" w:after="22"/>
-            </w:pPr>
-            <w:r>
-              <w:rPr>
-                <w:b/>
-                <w:bCs/>
-                <w:color w:val="8186EF"/>
-                <w:sz w:val="16"/>
-                <w:szCs w:val="16"/>
-              </w:rPr>
-              <w:t xml:space="preserve">17  </w:t>
-            </w:r>
-            <w:r>
-              <w:rPr>
-                <w:sz w:val="17"/>
-                <w:szCs w:val="17"/>
-              </w:rPr>
-              <w:t xml:space="preserve">C</w:t>
-            </w:r>
-          </w:p>
-        </w:tc>
-        <w:tc>
-          <w:tcPr>
-            <w:tcW w:type="pct" w:w="1667"/>
-            <w:shd w:fill="FBFAF6" w:val="clear"/>
-            <w:tcMar>
-              <w:top w:type="dxa" w:w="40"/>
-              <w:left w:type="dxa" w:w="100"/>
-              <w:bottom w:type="dxa" w:w="40"/>
-              <w:right w:type="dxa" w:w="100"/>
-            </w:tcMar>
-          </w:tcPr>
-          <w:p>
-            <w:pPr>
-              <w:spacing w:before="22" w:after="22"/>
-            </w:pPr>
-            <w:r>
-              <w:rPr>
-                <w:b/>
-                <w:bCs/>
-                <w:color w:val="8186EF"/>
-                <w:sz w:val="16"/>
-                <w:szCs w:val="16"/>
-              </w:rPr>
-              <w:t xml:space="preserve">26  </w:t>
-            </w:r>
-            <w:r>
-              <w:rPr>
-                <w:sz w:val="17"/>
-                <w:szCs w:val="17"/>
-              </w:rPr>
-              <w:t xml:space="preserve">When a company issues shares for cash, it credits common stock with the par value and APIC with the rest. If the shares have no par and no stated value, the whole amount goes to common stock. Direct costs of issuing shares, such as underwriting fees, reduce APIC; they are not expenses.</w:t>
-            </w:r>
-          </w:p>
-        </w:tc>
-      </w:tr>
-      <w:tr>
-        <w:tc>
-          <w:tcPr>
-            <w:tcW w:type="pct" w:w="1667"/>
-            <w:tcMar>
-              <w:top w:type="dxa" w:w="40"/>
-              <w:left w:type="dxa" w:w="100"/>
-              <w:bottom w:type="dxa" w:w="40"/>
-              <w:right w:type="dxa" w:w="100"/>
-            </w:tcMar>
-          </w:tcPr>
-          <w:p>
-            <w:pPr>
-              <w:spacing w:before="22" w:after="22"/>
-            </w:pPr>
-            <w:r>
-              <w:rPr>
-                <w:b/>
-                <w:bCs/>
-                <w:color w:val="8186EF"/>
-                <w:sz w:val="16"/>
-                <w:szCs w:val="16"/>
-              </w:rPr>
-              <w:t xml:space="preserve">9  </w:t>
-            </w:r>
-            <w:r>
-              <w:rPr>
-                <w:sz w:val="17"/>
-                <w:szCs w:val="17"/>
-              </w:rPr>
-              <w:t xml:space="preserve">T</w:t>
-            </w:r>
-          </w:p>
-        </w:tc>
-        <w:tc>
-          <w:tcPr>
-            <w:tcW w:type="pct" w:w="1667"/>
-            <w:tcMar>
-              <w:top w:type="dxa" w:w="40"/>
-              <w:left w:type="dxa" w:w="100"/>
-              <w:bottom w:type="dxa" w:w="40"/>
-              <w:right w:type="dxa" w:w="100"/>
-            </w:tcMar>
-          </w:tcPr>
-          <w:p>
-            <w:pPr>
-              <w:spacing w:before="22" w:after="22"/>
-            </w:pPr>
-            <w:r>
-              <w:rPr>
-                <w:b/>
-                <w:bCs/>
-                <w:color w:val="8186EF"/>
-                <w:sz w:val="16"/>
-                <w:szCs w:val="16"/>
-              </w:rPr>
-              <w:t xml:space="preserve">18  </w:t>
+              <w:t xml:space="preserve">Current liability: Dividends payable</w:t>
+            </w:r>
+          </w:p>
+        </w:tc>
+        <w:tc>
+          <w:tcPr>
+            <w:tcW w:type="pct" w:w="1667"/>
+            <w:tcMar>
+              <w:top w:type="dxa" w:w="40"/>
+              <w:left w:type="dxa" w:w="100"/>
+              <w:bottom w:type="dxa" w:w="40"/>
+              <w:right w:type="dxa" w:w="100"/>
+            </w:tcMar>
+          </w:tcPr>
+          <w:p>
+            <w:pPr>
+              <w:spacing w:before="22" w:after="22"/>
+            </w:pPr>
+            <w:r>
+              <w:rPr>
+                <w:b/>
+                <w:bCs/>
+                <w:color w:val="8186EF"/>
+                <w:sz w:val="16"/>
+                <w:szCs w:val="16"/>
+              </w:rPr>
+              <w:t xml:space="preserve">14  </w:t>
             </w:r>
             <w:r>
               <w:rPr>
@@ -2550,7 +2118,7 @@
           <w:sz w:val="16"/>
           <w:szCs w:val="16"/>
         </w:rPr>
-        <w:t xml:space="preserve">The book writes: “Preferred stock is recorded in the same way, in its own account. A company may buy back its own shares and hold them as treasury stock. Under the cost method, treasury stock is recorded at the price paid and deducted from equity. Shares held as treasury stock are issued shares but not outstanding shares: they receive no dividends and have no votes.”</w:t>
+        <w:t xml:space="preserve">The book writes: “Direct costs of issuing shares, such as underwriting fees, reduce APIC; they are not expenses. Shares issued for a noncash asset, such as land, are recorded at the fair value of the shares or of the asset, whichever is more reliable.”</w:t>
       </w:r>
     </w:p>
     <w:p>
@@ -2573,7 +2141,7 @@
           <w:sz w:val="16"/>
           <w:szCs w:val="16"/>
         </w:rPr>
-        <w:t xml:space="preserve">The book writes: “Shares held as treasury stock are issued shares but not outstanding shares: they receive no dividends and have no votes. A company never records a gain or loss on its own shares in net income. Treasury stock under the cost method: buy back, reissue or retire.”</w:t>
+        <w:t xml:space="preserve">The book writes: “Shares held as treasury stock are issued shares but not outstanding shares: they receive no dividends and have no votes. A company never records a gain or loss on its own shares in net income. Suppose Orontes buys back 50,000 shares at $16 in 2026.”</w:t>
       </w:r>
     </w:p>
     <w:p>
@@ -2596,7 +2164,7 @@
           <w:sz w:val="16"/>
           <w:szCs w:val="16"/>
         </w:rPr>
-        <w:t xml:space="preserve">The book writes: “A company may buy back its own shares and hold them as treasury stock. Under the cost method, treasury stock is recorded at the price paid and deducted from equity. Shares held as treasury stock are issued shares but not outstanding shares: they receive no dividends and have no votes.”</w:t>
+        <w:t xml:space="preserve">The book writes: “Any excess of cost over these amounts reduces retained earnings, or is split between APIC and retained earnings. ASU 2025-12 allows companies to charge the whole excess on a retirement to APIC, as long as APIC does not become negative.”</w:t>
       </w:r>
     </w:p>
     <w:p>
@@ -2619,7 +2187,7 @@
           <w:sz w:val="16"/>
           <w:szCs w:val="16"/>
         </w:rPr>
-        <w:t xml:space="preserve">The book pairs APIC–treasury stock with “Contributed capital”.</w:t>
+        <w:t xml:space="preserve">The book pairs Common stock with “Contributed capital”.</w:t>
       </w:r>
     </w:p>
     <w:p>
@@ -2658,98 +2226,6 @@
           <w:sz w:val="16"/>
           <w:szCs w:val="16"/>
         </w:rPr>
-        <w:t xml:space="preserve">6  </w:t>
-      </w:r>
-      <w:r>
-        <w:rPr>
-          <w:sz w:val="16"/>
-          <w:szCs w:val="16"/>
-        </w:rPr>
-        <w:t xml:space="preserve">The book’s own table gives Earned capital as the category of Retained earnings.</w:t>
-      </w:r>
-    </w:p>
-    <w:p>
-      <w:pPr>
-        <w:spacing w:after="18"/>
-        <w:ind w:left="300" w:hanging="300"/>
-      </w:pPr>
-      <w:r>
-        <w:rPr>
-          <w:b/>
-          <w:bCs/>
-          <w:color w:val="8186EF"/>
-          <w:sz w:val="16"/>
-          <w:szCs w:val="16"/>
-        </w:rPr>
-        <w:t xml:space="preserve">7  </w:t>
-      </w:r>
-      <w:r>
-        <w:rPr>
-          <w:sz w:val="16"/>
-          <w:szCs w:val="16"/>
-        </w:rPr>
-        <w:t xml:space="preserve">The book’s own table gives Deduction from equity as the category of Treasury stock.</w:t>
-      </w:r>
-    </w:p>
-    <w:p>
-      <w:pPr>
-        <w:spacing w:after="18"/>
-        <w:ind w:left="300" w:hanging="300"/>
-      </w:pPr>
-      <w:r>
-        <w:rPr>
-          <w:b/>
-          <w:bCs/>
-          <w:color w:val="8186EF"/>
-          <w:sz w:val="16"/>
-          <w:szCs w:val="16"/>
-        </w:rPr>
-        <w:t xml:space="preserve">8  </w:t>
-      </w:r>
-      <w:r>
-        <w:rPr>
-          <w:sz w:val="16"/>
-          <w:szCs w:val="16"/>
-        </w:rPr>
-        <w:t xml:space="preserve">The book’s own table gives Current liability as the category of Dividends payable.</w:t>
-      </w:r>
-    </w:p>
-    <w:p>
-      <w:pPr>
-        <w:spacing w:after="18"/>
-        <w:ind w:left="300" w:hanging="300"/>
-      </w:pPr>
-      <w:r>
-        <w:rPr>
-          <w:b/>
-          <w:bCs/>
-          <w:color w:val="8186EF"/>
-          <w:sz w:val="16"/>
-          <w:szCs w:val="16"/>
-        </w:rPr>
-        <w:t xml:space="preserve">9  </w:t>
-      </w:r>
-      <w:r>
-        <w:rPr>
-          <w:sz w:val="16"/>
-          <w:szCs w:val="16"/>
-        </w:rPr>
-        <w:t xml:space="preserve">The book pairs APIC–treasury stock with “Contributed capital”.</w:t>
-      </w:r>
-    </w:p>
-    <w:p>
-      <w:pPr>
-        <w:spacing w:after="18"/>
-        <w:ind w:left="300" w:hanging="300"/>
-      </w:pPr>
-      <w:r>
-        <w:rPr>
-          <w:b/>
-          <w:bCs/>
-          <w:color w:val="8186EF"/>
-          <w:sz w:val="16"/>
-          <w:szCs w:val="16"/>
-        </w:rPr>
         <w:t xml:space="preserve">10  </w:t>
       </w:r>
       <w:r>
@@ -2757,7 +2233,99 @@
           <w:sz w:val="16"/>
           <w:szCs w:val="16"/>
         </w:rPr>
-        <w:t xml:space="preserve">The book pairs Retained earnings with “Earned capital”, not with “Contributed capital”.</w:t>
+        <w:t xml:space="preserve">It explains changes over a period. A is wrong: 'As of' is used for the balance sheet. B is wrong: A single date describes a balance sheet.</w:t>
+      </w:r>
+    </w:p>
+    <w:p>
+      <w:pPr>
+        <w:spacing w:after="18"/>
+        <w:ind w:left="300" w:hanging="300"/>
+      </w:pPr>
+      <w:r>
+        <w:rPr>
+          <w:b/>
+          <w:bCs/>
+          <w:color w:val="8186EF"/>
+          <w:sz w:val="16"/>
+          <w:szCs w:val="16"/>
+        </w:rPr>
+        <w:t xml:space="preserve">11  </w:t>
+      </w:r>
+      <w:r>
+        <w:rPr>
+          <w:sz w:val="16"/>
+          <w:szCs w:val="16"/>
+        </w:rPr>
+        <w:t xml:space="preserve">Cash falls and equity falls by the same amount through treasury stock. A is wrong: Treasury stock reduces equity. B is wrong: The purchase is recorded in treasury stock, not retained earnings.</w:t>
+      </w:r>
+    </w:p>
+    <w:p>
+      <w:pPr>
+        <w:spacing w:after="18"/>
+        <w:ind w:left="300" w:hanging="300"/>
+      </w:pPr>
+      <w:r>
+        <w:rPr>
+          <w:b/>
+          <w:bCs/>
+          <w:color w:val="8186EF"/>
+          <w:sz w:val="16"/>
+          <w:szCs w:val="16"/>
+        </w:rPr>
+        <w:t xml:space="preserve">12  </w:t>
+      </w:r>
+      <w:r>
+        <w:rPr>
+          <w:sz w:val="16"/>
+          <w:szCs w:val="16"/>
+        </w:rPr>
+        <w:t xml:space="preserve">The date of record only decides who will be paid. B is wrong: This is the declaration-date entry. C is wrong: This is the payment-date entry.</w:t>
+      </w:r>
+    </w:p>
+    <w:p>
+      <w:pPr>
+        <w:spacing w:after="18"/>
+        <w:ind w:left="300" w:hanging="300"/>
+      </w:pPr>
+      <w:r>
+        <w:rPr>
+          <w:b/>
+          <w:bCs/>
+          <w:color w:val="8186EF"/>
+          <w:sz w:val="16"/>
+          <w:szCs w:val="16"/>
+        </w:rPr>
+        <w:t xml:space="preserve">13  </w:t>
+      </w:r>
+      <w:r>
+        <w:rPr>
+          <w:sz w:val="16"/>
+          <w:szCs w:val="16"/>
+        </w:rPr>
+        <w:t xml:space="preserve">A cash dividend creates a liability, so equity falls. A is wrong: A stock dividend moves amounts within equity. C is wrong: A split changes only the number of shares.</w:t>
+      </w:r>
+    </w:p>
+    <w:p>
+      <w:pPr>
+        <w:spacing w:after="18"/>
+        <w:ind w:left="300" w:hanging="300"/>
+      </w:pPr>
+      <w:r>
+        <w:rPr>
+          <w:b/>
+          <w:bCs/>
+          <w:color w:val="8186EF"/>
+          <w:sz w:val="16"/>
+          <w:szCs w:val="16"/>
+        </w:rPr>
+        <w:t xml:space="preserve">14  </w:t>
+      </w:r>
+      <w:r>
+        <w:rPr>
+          <w:sz w:val="16"/>
+          <w:szCs w:val="16"/>
+        </w:rPr>
+        <w:t xml:space="preserve">Every cycle settles one rule and shows where it comes from.</w:t>
       </w:r>
     </w:p>
     <w:p>
@@ -2780,7 +2348,7 @@
           <w:sz w:val="16"/>
           <w:szCs w:val="16"/>
         </w:rPr>
-        <w:t xml:space="preserve">No assets will be paid, so it is equity. A is wrong: Only a cash dividend creates a liability. C is wrong: Nothing is owed to anyone.</w:t>
+        <w:t xml:space="preserve">CMA questions use exact terms, and one word can change the answer.</w:t>
       </w:r>
     </w:p>
     <w:p>
@@ -2803,7 +2371,7 @@
           <w:sz w:val="16"/>
           <w:szCs w:val="16"/>
         </w:rPr>
-        <w:t xml:space="preserve">APIC comes from owners' payments. A is wrong: Retained earnings are earned capital. B is wrong: AOCI is earned capital.</w:t>
+        <w:t xml:space="preserve">The term tables in each section are the book’s own.</w:t>
       </w:r>
     </w:p>
     <w:p>
@@ -2826,7 +2394,7 @@
           <w:sz w:val="16"/>
           <w:szCs w:val="16"/>
         </w:rPr>
-        <w:t xml:space="preserve">OCI goes to AOCI, not retained earnings. A is wrong: Only net income goes to retained earnings. B is wrong: APIC is for owner contributions.</w:t>
+        <w:t xml:space="preserve">The small/large distinction is U.S. GAAP only. A is wrong: IFRS does not require fair value for bonus issues. B is wrong: IFRS has no rule that fixes par.</w:t>
       </w:r>
     </w:p>
     <w:p>
@@ -2843,144 +2411,6 @@
           <w:szCs w:val="16"/>
         </w:rPr>
         <w:t xml:space="preserve">18  </w:t>
-      </w:r>
-      <w:r>
-        <w:rPr>
-          <w:sz w:val="16"/>
-          <w:szCs w:val="16"/>
-        </w:rPr>
-        <w:t xml:space="preserve">Opening + net income − cash dividends − stock dividend. B is wrong: This leaves out the cash dividend. C is wrong: This leaves out the stock dividend.</w:t>
-      </w:r>
-    </w:p>
-    <w:p>
-      <w:pPr>
-        <w:spacing w:after="18"/>
-        <w:ind w:left="300" w:hanging="300"/>
-      </w:pPr>
-      <w:r>
-        <w:rPr>
-          <w:b/>
-          <w:bCs/>
-          <w:color w:val="8186EF"/>
-          <w:sz w:val="16"/>
-          <w:szCs w:val="16"/>
-        </w:rPr>
-        <w:t xml:space="preserve">19  </w:t>
-      </w:r>
-      <w:r>
-        <w:rPr>
-          <w:sz w:val="16"/>
-          <w:szCs w:val="16"/>
-        </w:rPr>
-        <w:t xml:space="preserve">No assets will be paid, so it is equity. A is wrong: Only a cash dividend creates a liability. C is wrong: Nothing is owed to anyone.</w:t>
-      </w:r>
-    </w:p>
-    <w:p>
-      <w:pPr>
-        <w:spacing w:after="18"/>
-        <w:ind w:left="300" w:hanging="300"/>
-      </w:pPr>
-      <w:r>
-        <w:rPr>
-          <w:b/>
-          <w:bCs/>
-          <w:color w:val="8186EF"/>
-          <w:sz w:val="16"/>
-          <w:szCs w:val="16"/>
-        </w:rPr>
-        <w:t xml:space="preserve">20  </w:t>
-      </w:r>
-      <w:r>
-        <w:rPr>
-          <w:sz w:val="16"/>
-          <w:szCs w:val="16"/>
-        </w:rPr>
-        <w:t xml:space="preserve">CMA questions use exact terms, and one word can change the answer.</w:t>
-      </w:r>
-    </w:p>
-    <w:p>
-      <w:pPr>
-        <w:spacing w:after="18"/>
-        <w:ind w:left="300" w:hanging="300"/>
-      </w:pPr>
-      <w:r>
-        <w:rPr>
-          <w:b/>
-          <w:bCs/>
-          <w:color w:val="8186EF"/>
-          <w:sz w:val="16"/>
-          <w:szCs w:val="16"/>
-        </w:rPr>
-        <w:t xml:space="preserve">21  </w:t>
-      </w:r>
-      <w:r>
-        <w:rPr>
-          <w:sz w:val="16"/>
-          <w:szCs w:val="16"/>
-        </w:rPr>
-        <w:t xml:space="preserve">The term tables in each section are the book’s own.</w:t>
-      </w:r>
-    </w:p>
-    <w:p>
-      <w:pPr>
-        <w:spacing w:after="18"/>
-        <w:ind w:left="300" w:hanging="300"/>
-      </w:pPr>
-      <w:r>
-        <w:rPr>
-          <w:b/>
-          <w:bCs/>
-          <w:color w:val="8186EF"/>
-          <w:sz w:val="16"/>
-          <w:szCs w:val="16"/>
-        </w:rPr>
-        <w:t xml:space="preserve">22  </w:t>
-      </w:r>
-      <w:r>
-        <w:rPr>
-          <w:sz w:val="16"/>
-          <w:szCs w:val="16"/>
-        </w:rPr>
-        <w:t xml:space="preserve">Direct equity issuance costs reduce the proceeds, so they reduce APIC. A is wrong: Equity issuance costs are not expensed. C is wrong: They are not an asset.</w:t>
-      </w:r>
-    </w:p>
-    <w:p>
-      <w:pPr>
-        <w:spacing w:after="18"/>
-        <w:ind w:left="300" w:hanging="300"/>
-      </w:pPr>
-      <w:r>
-        <w:rPr>
-          <w:b/>
-          <w:bCs/>
-          <w:color w:val="8186EF"/>
-          <w:sz w:val="16"/>
-          <w:szCs w:val="16"/>
-        </w:rPr>
-        <w:t xml:space="preserve">23  </w:t>
-      </w:r>
-      <w:r>
-        <w:rPr>
-          <w:sz w:val="16"/>
-          <w:szCs w:val="16"/>
-        </w:rPr>
-        <w:t xml:space="preserve">Use the more reliable fair value; a traded share price is reliable. A is wrong: Par value is only a legal amount. B is wrong: The seller's book value is not the exchange value.</w:t>
-      </w:r>
-    </w:p>
-    <w:p>
-      <w:pPr>
-        <w:spacing w:after="18"/>
-        <w:ind w:left="300" w:hanging="300"/>
-      </w:pPr>
-      <w:r>
-        <w:rPr>
-          <w:b/>
-          <w:bCs/>
-          <w:color w:val="8186EF"/>
-          <w:sz w:val="16"/>
-          <w:szCs w:val="16"/>
-        </w:rPr>
-        <w:t xml:space="preserve">24  </w:t>
       </w:r>
       <w:r>
         <w:rPr>
@@ -3097,66 +2527,33 @@
                 <w:sz w:val="17"/>
                 <w:szCs w:val="17"/>
               </w:rPr>
-              <w:t xml:space="preserve">declaration date · date of record · property dividend</w:t>
-            </w:r>
-          </w:p>
-        </w:tc>
-        <w:tc>
-          <w:tcPr>
-            <w:tcW w:type="pct" w:w="1667"/>
-            <w:tcMar>
-              <w:top w:type="dxa" w:w="40"/>
-              <w:left w:type="dxa" w:w="100"/>
-              <w:bottom w:type="dxa" w:w="40"/>
-              <w:right w:type="dxa" w:w="100"/>
-            </w:tcMar>
-          </w:tcPr>
-          <w:p>
-            <w:pPr>
-              <w:spacing w:before="22" w:after="22"/>
-            </w:pPr>
-            <w:r>
-              <w:rPr>
-                <w:b/>
-                <w:bCs/>
-                <w:color w:val="8186EF"/>
-                <w:sz w:val="16"/>
-                <w:szCs w:val="16"/>
-              </w:rPr>
-              <w:t xml:space="preserve">9  </w:t>
-            </w:r>
-            <w:r>
-              <w:rPr>
-                <w:sz w:val="17"/>
-                <w:szCs w:val="17"/>
-              </w:rPr>
-              <w:t xml:space="preserve">T</w:t>
-            </w:r>
-          </w:p>
-        </w:tc>
-        <w:tc>
-          <w:tcPr>
-            <w:tcW w:type="pct" w:w="1667"/>
-            <w:tcMar>
-              <w:top w:type="dxa" w:w="40"/>
-              <w:left w:type="dxa" w:w="100"/>
-              <w:bottom w:type="dxa" w:w="40"/>
-              <w:right w:type="dxa" w:w="100"/>
-            </w:tcMar>
-          </w:tcPr>
-          <w:p>
-            <w:pPr>
-              <w:spacing w:before="22" w:after="22"/>
-            </w:pPr>
-            <w:r>
-              <w:rPr>
-                <w:b/>
-                <w:bCs/>
-                <w:color w:val="8186EF"/>
-                <w:sz w:val="16"/>
-                <w:szCs w:val="16"/>
-              </w:rPr>
-              <w:t xml:space="preserve">17  </w:t>
+              <w:t xml:space="preserve">declaration date · date of record</w:t>
+            </w:r>
+          </w:p>
+        </w:tc>
+        <w:tc>
+          <w:tcPr>
+            <w:tcW w:type="pct" w:w="1667"/>
+            <w:tcMar>
+              <w:top w:type="dxa" w:w="40"/>
+              <w:left w:type="dxa" w:w="100"/>
+              <w:bottom w:type="dxa" w:w="40"/>
+              <w:right w:type="dxa" w:w="100"/>
+            </w:tcMar>
+          </w:tcPr>
+          <w:p>
+            <w:pPr>
+              <w:spacing w:before="22" w:after="22"/>
+            </w:pPr>
+            <w:r>
+              <w:rPr>
+                <w:b/>
+                <w:bCs/>
+                <w:color w:val="8186EF"/>
+                <w:sz w:val="16"/>
+                <w:szCs w:val="16"/>
+              </w:rPr>
+              <w:t xml:space="preserve">10  </w:t>
             </w:r>
             <w:r>
               <w:rPr>
@@ -3164,6 +2561,39 @@
                 <w:szCs w:val="17"/>
               </w:rPr>
               <w:t xml:space="preserve">A</w:t>
+            </w:r>
+          </w:p>
+        </w:tc>
+        <w:tc>
+          <w:tcPr>
+            <w:tcW w:type="pct" w:w="1667"/>
+            <w:tcMar>
+              <w:top w:type="dxa" w:w="40"/>
+              <w:left w:type="dxa" w:w="100"/>
+              <w:bottom w:type="dxa" w:w="40"/>
+              <w:right w:type="dxa" w:w="100"/>
+            </w:tcMar>
+          </w:tcPr>
+          <w:p>
+            <w:pPr>
+              <w:spacing w:before="22" w:after="22"/>
+            </w:pPr>
+            <w:r>
+              <w:rPr>
+                <w:b/>
+                <w:bCs/>
+                <w:color w:val="8186EF"/>
+                <w:sz w:val="16"/>
+                <w:szCs w:val="16"/>
+              </w:rPr>
+              <w:t xml:space="preserve">19  </w:t>
+            </w:r>
+            <w:r>
+              <w:rPr>
+                <w:sz w:val="17"/>
+                <w:szCs w:val="17"/>
+              </w:rPr>
+              <w:t xml:space="preserve">$0.50: Par value per share afterward</w:t>
             </w:r>
           </w:p>
         </w:tc>
@@ -3199,7 +2629,7 @@
                 <w:sz w:val="17"/>
                 <w:szCs w:val="17"/>
               </w:rPr>
-              <w:t xml:space="preserve">liquidating dividend · contributed capital · stock dividend · outstanding shares</w:t>
+              <w:t xml:space="preserve">property dividend · liquidating dividend · contributed capital · stock dividend</w:t>
             </w:r>
           </w:p>
         </w:tc>
@@ -3226,14 +2656,14 @@
                 <w:sz w:val="16"/>
                 <w:szCs w:val="16"/>
               </w:rPr>
-              <w:t xml:space="preserve">10  </w:t>
-            </w:r>
-            <w:r>
-              <w:rPr>
-                <w:sz w:val="17"/>
-                <w:szCs w:val="17"/>
-              </w:rPr>
-              <w:t xml:space="preserve">F</w:t>
+              <w:t xml:space="preserve">11  </w:t>
+            </w:r>
+            <w:r>
+              <w:rPr>
+                <w:sz w:val="17"/>
+                <w:szCs w:val="17"/>
+              </w:rPr>
+              <w:t xml:space="preserve">T</w:t>
             </w:r>
           </w:p>
         </w:tc>
@@ -3260,14 +2690,14 @@
                 <w:sz w:val="16"/>
                 <w:szCs w:val="16"/>
               </w:rPr>
-              <w:t xml:space="preserve">18  </w:t>
-            </w:r>
-            <w:r>
-              <w:rPr>
-                <w:sz w:val="17"/>
-                <w:szCs w:val="17"/>
-              </w:rPr>
-              <w:t xml:space="preserve">T</w:t>
+              <w:t xml:space="preserve">20  </w:t>
+            </w:r>
+            <w:r>
+              <w:rPr>
+                <w:sz w:val="17"/>
+                <w:szCs w:val="17"/>
+              </w:rPr>
+              <w:t xml:space="preserve">8,100,000: New shares issued</w:t>
             </w:r>
           </w:p>
         </w:tc>
@@ -3302,66 +2732,33 @@
                 <w:sz w:val="17"/>
                 <w:szCs w:val="17"/>
               </w:rPr>
-              <w:t xml:space="preserve">stock split · stock dividend</w:t>
-            </w:r>
-          </w:p>
-        </w:tc>
-        <w:tc>
-          <w:tcPr>
-            <w:tcW w:type="pct" w:w="1667"/>
-            <w:tcMar>
-              <w:top w:type="dxa" w:w="40"/>
-              <w:left w:type="dxa" w:w="100"/>
-              <w:bottom w:type="dxa" w:w="40"/>
-              <w:right w:type="dxa" w:w="100"/>
-            </w:tcMar>
-          </w:tcPr>
-          <w:p>
-            <w:pPr>
-              <w:spacing w:before="22" w:after="22"/>
-            </w:pPr>
-            <w:r>
-              <w:rPr>
-                <w:b/>
-                <w:bCs/>
-                <w:color w:val="8186EF"/>
-                <w:sz w:val="16"/>
-                <w:szCs w:val="16"/>
-              </w:rPr>
-              <w:t xml:space="preserve">11  </w:t>
-            </w:r>
-            <w:r>
-              <w:rPr>
-                <w:sz w:val="17"/>
-                <w:szCs w:val="17"/>
-              </w:rPr>
-              <w:t xml:space="preserve">liquidating dividend · contributed capital</w:t>
-            </w:r>
-          </w:p>
-        </w:tc>
-        <w:tc>
-          <w:tcPr>
-            <w:tcW w:type="pct" w:w="1667"/>
-            <w:tcMar>
-              <w:top w:type="dxa" w:w="40"/>
-              <w:left w:type="dxa" w:w="100"/>
-              <w:bottom w:type="dxa" w:w="40"/>
-              <w:right w:type="dxa" w:w="100"/>
-            </w:tcMar>
-          </w:tcPr>
-          <w:p>
-            <w:pPr>
-              <w:spacing w:before="22" w:after="22"/>
-            </w:pPr>
-            <w:r>
-              <w:rPr>
-                <w:b/>
-                <w:bCs/>
-                <w:color w:val="8186EF"/>
-                <w:sz w:val="16"/>
-                <w:szCs w:val="16"/>
-              </w:rPr>
-              <w:t xml:space="preserve">19  </w:t>
+              <w:t xml:space="preserve">stock dividend · outstanding shares · stock split</w:t>
+            </w:r>
+          </w:p>
+        </w:tc>
+        <w:tc>
+          <w:tcPr>
+            <w:tcW w:type="pct" w:w="1667"/>
+            <w:tcMar>
+              <w:top w:type="dxa" w:w="40"/>
+              <w:left w:type="dxa" w:w="100"/>
+              <w:bottom w:type="dxa" w:w="40"/>
+              <w:right w:type="dxa" w:w="100"/>
+            </w:tcMar>
+          </w:tcPr>
+          <w:p>
+            <w:pPr>
+              <w:spacing w:before="22" w:after="22"/>
+            </w:pPr>
+            <w:r>
+              <w:rPr>
+                <w:b/>
+                <w:bCs/>
+                <w:color w:val="8186EF"/>
+                <w:sz w:val="16"/>
+                <w:szCs w:val="16"/>
+              </w:rPr>
+              <w:t xml:space="preserve">12  </w:t>
             </w:r>
             <w:r>
               <w:rPr>
@@ -3369,6 +2766,39 @@
                 <w:szCs w:val="17"/>
               </w:rPr>
               <w:t xml:space="preserve">T</w:t>
+            </w:r>
+          </w:p>
+        </w:tc>
+        <w:tc>
+          <w:tcPr>
+            <w:tcW w:type="pct" w:w="1667"/>
+            <w:tcMar>
+              <w:top w:type="dxa" w:w="40"/>
+              <w:left w:type="dxa" w:w="100"/>
+              <w:bottom w:type="dxa" w:w="40"/>
+              <w:right w:type="dxa" w:w="100"/>
+            </w:tcMar>
+          </w:tcPr>
+          <w:p>
+            <w:pPr>
+              <w:spacing w:before="22" w:after="22"/>
+            </w:pPr>
+            <w:r>
+              <w:rPr>
+                <w:b/>
+                <w:bCs/>
+                <w:color w:val="8186EF"/>
+                <w:sz w:val="16"/>
+                <w:szCs w:val="16"/>
+              </w:rPr>
+              <w:t xml:space="preserve">21  </w:t>
+            </w:r>
+            <w:r>
+              <w:rPr>
+                <w:sz w:val="17"/>
+                <w:szCs w:val="17"/>
+              </w:rPr>
+              <w:t xml:space="preserve">no change: Retained earnings, Common stock, Additional paid-in capital, Total stockholders' equity</w:t>
             </w:r>
           </w:p>
         </w:tc>
@@ -3431,14 +2861,14 @@
                 <w:sz w:val="16"/>
                 <w:szCs w:val="16"/>
               </w:rPr>
-              <w:t xml:space="preserve">12  </w:t>
-            </w:r>
-            <w:r>
-              <w:rPr>
-                <w:sz w:val="17"/>
-                <w:szCs w:val="17"/>
-              </w:rPr>
-              <w:t xml:space="preserve">C</w:t>
+              <w:t xml:space="preserve">13  </w:t>
+            </w:r>
+            <w:r>
+              <w:rPr>
+                <w:sz w:val="17"/>
+                <w:szCs w:val="17"/>
+              </w:rPr>
+              <w:t xml:space="preserve">Measured at: fair value $15 · par $1 · no entry</w:t>
             </w:r>
           </w:p>
         </w:tc>
@@ -3465,14 +2895,14 @@
                 <w:sz w:val="16"/>
                 <w:szCs w:val="16"/>
               </w:rPr>
-              <w:t xml:space="preserve">20  </w:t>
-            </w:r>
-            <w:r>
-              <w:rPr>
-                <w:sz w:val="17"/>
-                <w:szCs w:val="17"/>
-              </w:rPr>
-              <w:t xml:space="preserve">D</w:t>
+              <w:t xml:space="preserve">22  </w:t>
+            </w:r>
+            <w:r>
+              <w:rPr>
+                <w:sz w:val="17"/>
+                <w:szCs w:val="17"/>
+              </w:rPr>
+              <w:t xml:space="preserve">no entry: Measured at</w:t>
             </w:r>
           </w:p>
         </w:tc>
@@ -3533,7 +2963,40 @@
                 <w:sz w:val="16"/>
                 <w:szCs w:val="16"/>
               </w:rPr>
-              <w:t xml:space="preserve">13  </w:t>
+              <w:t xml:space="preserve">14  </w:t>
+            </w:r>
+            <w:r>
+              <w:rPr>
+                <w:sz w:val="17"/>
+                <w:szCs w:val="17"/>
+              </w:rPr>
+              <w:t xml:space="preserve">Retained earnings: (4,860,000) · (4,050,000) · no change</w:t>
+            </w:r>
+          </w:p>
+        </w:tc>
+        <w:tc>
+          <w:tcPr>
+            <w:tcW w:type="pct" w:w="1667"/>
+            <w:tcMar>
+              <w:top w:type="dxa" w:w="40"/>
+              <w:left w:type="dxa" w:w="100"/>
+              <w:bottom w:type="dxa" w:w="40"/>
+              <w:right w:type="dxa" w:w="100"/>
+            </w:tcMar>
+          </w:tcPr>
+          <w:p>
+            <w:pPr>
+              <w:spacing w:before="22" w:after="22"/>
+            </w:pPr>
+            <w:r>
+              <w:rPr>
+                <w:b/>
+                <w:bCs/>
+                <w:color w:val="8186EF"/>
+                <w:sz w:val="16"/>
+                <w:szCs w:val="16"/>
+              </w:rPr>
+              <w:t xml:space="preserve">23  </w:t>
             </w:r>
             <w:r>
               <w:rPr>
@@ -3541,39 +3004,6 @@
                 <w:szCs w:val="17"/>
               </w:rPr>
               <w:t xml:space="preserve">A</w:t>
-            </w:r>
-          </w:p>
-        </w:tc>
-        <w:tc>
-          <w:tcPr>
-            <w:tcW w:type="pct" w:w="1667"/>
-            <w:tcMar>
-              <w:top w:type="dxa" w:w="40"/>
-              <w:left w:type="dxa" w:w="100"/>
-              <w:bottom w:type="dxa" w:w="40"/>
-              <w:right w:type="dxa" w:w="100"/>
-            </w:tcMar>
-          </w:tcPr>
-          <w:p>
-            <w:pPr>
-              <w:spacing w:before="22" w:after="22"/>
-            </w:pPr>
-            <w:r>
-              <w:rPr>
-                <w:b/>
-                <w:bCs/>
-                <w:color w:val="8186EF"/>
-                <w:sz w:val="16"/>
-                <w:szCs w:val="16"/>
-              </w:rPr>
-              <w:t xml:space="preserve">21  </w:t>
-            </w:r>
-            <w:r>
-              <w:rPr>
-                <w:sz w:val="17"/>
-                <w:szCs w:val="17"/>
-              </w:rPr>
-              <w:t xml:space="preserve">B</w:t>
             </w:r>
           </w:p>
         </w:tc>
@@ -3609,7 +3039,7 @@
                 <w:sz w:val="17"/>
                 <w:szCs w:val="17"/>
               </w:rPr>
-              <w:t xml:space="preserve">B</w:t>
+              <w:t xml:space="preserve">T</w:t>
             </w:r>
           </w:p>
         </w:tc>
@@ -3636,14 +3066,14 @@
                 <w:sz w:val="16"/>
                 <w:szCs w:val="16"/>
               </w:rPr>
-              <w:t xml:space="preserve">14  </w:t>
-            </w:r>
-            <w:r>
-              <w:rPr>
-                <w:sz w:val="17"/>
-                <w:szCs w:val="17"/>
-              </w:rPr>
-              <w:t xml:space="preserve">D</w:t>
+              <w:t xml:space="preserve">15  </w:t>
+            </w:r>
+            <w:r>
+              <w:rPr>
+                <w:sz w:val="17"/>
+                <w:szCs w:val="17"/>
+              </w:rPr>
+              <w:t xml:space="preserve">Common stock: 324,000 · 4,050,000 · no change</w:t>
             </w:r>
           </w:p>
         </w:tc>
@@ -3670,14 +3100,14 @@
                 <w:sz w:val="16"/>
                 <w:szCs w:val="16"/>
               </w:rPr>
-              <w:t xml:space="preserve">22  </w:t>
-            </w:r>
-            <w:r>
-              <w:rPr>
-                <w:sz w:val="17"/>
-                <w:szCs w:val="17"/>
-              </w:rPr>
-              <w:t xml:space="preserve">A</w:t>
+              <w:t xml:space="preserve">24  </w:t>
+            </w:r>
+            <w:r>
+              <w:rPr>
+                <w:sz w:val="17"/>
+                <w:szCs w:val="17"/>
+              </w:rPr>
+              <w:t xml:space="preserve">Compare with the model earlier in this handout.</w:t>
             </w:r>
           </w:p>
         </w:tc>
@@ -3712,73 +3142,73 @@
                 <w:sz w:val="17"/>
                 <w:szCs w:val="17"/>
               </w:rPr>
-              <w:t xml:space="preserve">A</w:t>
-            </w:r>
-          </w:p>
-        </w:tc>
-        <w:tc>
-          <w:tcPr>
-            <w:tcW w:type="pct" w:w="1667"/>
-            <w:tcMar>
-              <w:top w:type="dxa" w:w="40"/>
-              <w:left w:type="dxa" w:w="100"/>
-              <w:bottom w:type="dxa" w:w="40"/>
-              <w:right w:type="dxa" w:w="100"/>
-            </w:tcMar>
-          </w:tcPr>
-          <w:p>
-            <w:pPr>
-              <w:spacing w:before="22" w:after="22"/>
-            </w:pPr>
-            <w:r>
-              <w:rPr>
-                <w:b/>
-                <w:bCs/>
-                <w:color w:val="8186EF"/>
-                <w:sz w:val="16"/>
-                <w:szCs w:val="16"/>
-              </w:rPr>
-              <w:t xml:space="preserve">15  </w:t>
-            </w:r>
-            <w:r>
-              <w:rPr>
-                <w:sz w:val="17"/>
-                <w:szCs w:val="17"/>
-              </w:rPr>
-              <w:t xml:space="preserve">B</w:t>
-            </w:r>
-          </w:p>
-        </w:tc>
-        <w:tc>
-          <w:tcPr>
-            <w:tcW w:type="pct" w:w="1667"/>
-            <w:tcMar>
-              <w:top w:type="dxa" w:w="40"/>
-              <w:left w:type="dxa" w:w="100"/>
-              <w:bottom w:type="dxa" w:w="40"/>
-              <w:right w:type="dxa" w:w="100"/>
-            </w:tcMar>
-          </w:tcPr>
-          <w:p>
-            <w:pPr>
-              <w:spacing w:before="22" w:after="22"/>
-            </w:pPr>
-            <w:r>
-              <w:rPr>
-                <w:b/>
-                <w:bCs/>
-                <w:color w:val="8186EF"/>
-                <w:sz w:val="16"/>
-                <w:szCs w:val="16"/>
-              </w:rPr>
-              <w:t xml:space="preserve">23  </w:t>
-            </w:r>
-            <w:r>
-              <w:rPr>
-                <w:sz w:val="17"/>
-                <w:szCs w:val="17"/>
-              </w:rPr>
-              <w:t xml:space="preserve">Compare with the model earlier in this handout.</w:t>
+              <w:t xml:space="preserve">liquidating dividend · contributed capital</w:t>
+            </w:r>
+          </w:p>
+        </w:tc>
+        <w:tc>
+          <w:tcPr>
+            <w:tcW w:type="pct" w:w="1667"/>
+            <w:tcMar>
+              <w:top w:type="dxa" w:w="40"/>
+              <w:left w:type="dxa" w:w="100"/>
+              <w:bottom w:type="dxa" w:w="40"/>
+              <w:right w:type="dxa" w:w="100"/>
+            </w:tcMar>
+          </w:tcPr>
+          <w:p>
+            <w:pPr>
+              <w:spacing w:before="22" w:after="22"/>
+            </w:pPr>
+            <w:r>
+              <w:rPr>
+                <w:b/>
+                <w:bCs/>
+                <w:color w:val="8186EF"/>
+                <w:sz w:val="16"/>
+                <w:szCs w:val="16"/>
+              </w:rPr>
+              <w:t xml:space="preserve">16  </w:t>
+            </w:r>
+            <w:r>
+              <w:rPr>
+                <w:sz w:val="17"/>
+                <w:szCs w:val="17"/>
+              </w:rPr>
+              <w:t xml:space="preserve">Additional paid-in capital: 4,536,000 · no change · no change</w:t>
+            </w:r>
+          </w:p>
+        </w:tc>
+        <w:tc>
+          <w:tcPr>
+            <w:tcW w:type="pct" w:w="1667"/>
+            <w:tcMar>
+              <w:top w:type="dxa" w:w="40"/>
+              <w:left w:type="dxa" w:w="100"/>
+              <w:bottom w:type="dxa" w:w="40"/>
+              <w:right w:type="dxa" w:w="100"/>
+            </w:tcMar>
+          </w:tcPr>
+          <w:p>
+            <w:pPr>
+              <w:spacing w:before="22" w:after="22"/>
+            </w:pPr>
+            <w:r>
+              <w:rPr>
+                <w:b/>
+                <w:bCs/>
+                <w:color w:val="8186EF"/>
+                <w:sz w:val="16"/>
+                <w:szCs w:val="16"/>
+              </w:rPr>
+              <w:t xml:space="preserve">25  </w:t>
+            </w:r>
+            <w:r>
+              <w:rPr>
+                <w:sz w:val="17"/>
+                <w:szCs w:val="17"/>
+              </w:rPr>
+              <w:t xml:space="preserve">A cash dividend has three dates. On the declaration date the company debits retained earnings and credits dividends payable, a current liability. On the date of record no entry is made; it only decides who is paid. On the payment date the liability is paid. Orontes declared $400,000 in December 2025, so that amount is still payable at year-end.</w:t>
             </w:r>
           </w:p>
         </w:tc>
@@ -3814,7 +3244,7 @@
                 <w:sz w:val="17"/>
                 <w:szCs w:val="17"/>
               </w:rPr>
-              <w:t xml:space="preserve">D</w:t>
+              <w:t xml:space="preserve">C</w:t>
             </w:r>
           </w:p>
         </w:tc>
@@ -3841,14 +3271,14 @@
                 <w:sz w:val="16"/>
                 <w:szCs w:val="16"/>
               </w:rPr>
-              <w:t xml:space="preserve">16  </w:t>
-            </w:r>
-            <w:r>
-              <w:rPr>
-                <w:sz w:val="17"/>
-                <w:szCs w:val="17"/>
-              </w:rPr>
-              <w:t xml:space="preserve">A</w:t>
+              <w:t xml:space="preserve">17  </w:t>
+            </w:r>
+            <w:r>
+              <w:rPr>
+                <w:sz w:val="17"/>
+                <w:szCs w:val="17"/>
+              </w:rPr>
+              <w:t xml:space="preserve">Total stockholders' equity: no change · no change · no change</w:t>
             </w:r>
           </w:p>
         </w:tc>
@@ -3865,24 +3295,105 @@
           </w:tcPr>
           <w:p>
             <w:pPr>
-              <w:spacing w:before="22" w:after="22"/>
-            </w:pPr>
-            <w:r>
-              <w:rPr>
-                <w:b/>
-                <w:bCs/>
-                <w:color w:val="8186EF"/>
-                <w:sz w:val="16"/>
-                <w:szCs w:val="16"/>
-              </w:rPr>
-              <w:t xml:space="preserve">24  </w:t>
-            </w:r>
-            <w:r>
-              <w:rPr>
-                <w:sz w:val="17"/>
-                <w:szCs w:val="17"/>
-              </w:rPr>
-              <w:t xml:space="preserve">A cash dividend has three dates. On the declaration date the company debits retained earnings and credits dividends payable, a current liability. On the date of record no entry is made; it only decides who is paid. On the payment date the liability is paid. Orontes declared $400,000 in December 2025, so that amount is still payable at year-end.</w:t>
+              <w:spacing w:before="24" w:after="24"/>
+            </w:pPr>
+            <w:r>
+              <w:rPr>
+                <w:sz w:val="16"/>
+                <w:szCs w:val="16"/>
+              </w:rPr>
+              <w:t xml:space="preserve"/>
+            </w:r>
+          </w:p>
+        </w:tc>
+      </w:tr>
+      <w:tr>
+        <w:tc>
+          <w:tcPr>
+            <w:tcW w:type="pct" w:w="1667"/>
+            <w:tcMar>
+              <w:top w:type="dxa" w:w="40"/>
+              <w:left w:type="dxa" w:w="100"/>
+              <w:bottom w:type="dxa" w:w="40"/>
+              <w:right w:type="dxa" w:w="100"/>
+            </w:tcMar>
+          </w:tcPr>
+          <w:p>
+            <w:pPr>
+              <w:spacing w:before="22" w:after="22"/>
+            </w:pPr>
+            <w:r>
+              <w:rPr>
+                <w:b/>
+                <w:bCs/>
+                <w:color w:val="8186EF"/>
+                <w:sz w:val="16"/>
+                <w:szCs w:val="16"/>
+              </w:rPr>
+              <w:t xml:space="preserve">9  </w:t>
+            </w:r>
+            <w:r>
+              <w:rPr>
+                <w:sz w:val="17"/>
+                <w:szCs w:val="17"/>
+              </w:rPr>
+              <w:t xml:space="preserve">B</w:t>
+            </w:r>
+          </w:p>
+        </w:tc>
+        <w:tc>
+          <w:tcPr>
+            <w:tcW w:type="pct" w:w="1667"/>
+            <w:tcMar>
+              <w:top w:type="dxa" w:w="40"/>
+              <w:left w:type="dxa" w:w="100"/>
+              <w:bottom w:type="dxa" w:w="40"/>
+              <w:right w:type="dxa" w:w="100"/>
+            </w:tcMar>
+          </w:tcPr>
+          <w:p>
+            <w:pPr>
+              <w:spacing w:before="22" w:after="22"/>
+            </w:pPr>
+            <w:r>
+              <w:rPr>
+                <w:b/>
+                <w:bCs/>
+                <w:color w:val="8186EF"/>
+                <w:sz w:val="16"/>
+                <w:szCs w:val="16"/>
+              </w:rPr>
+              <w:t xml:space="preserve">18  </w:t>
+            </w:r>
+            <w:r>
+              <w:rPr>
+                <w:sz w:val="17"/>
+                <w:szCs w:val="17"/>
+              </w:rPr>
+              <w:t xml:space="preserve">Par value per share afterward: $1 · $1 · $0.50</w:t>
+            </w:r>
+          </w:p>
+        </w:tc>
+        <w:tc>
+          <w:tcPr>
+            <w:tcW w:type="pct" w:w="1667"/>
+            <w:tcMar>
+              <w:top w:type="dxa" w:w="40"/>
+              <w:left w:type="dxa" w:w="100"/>
+              <w:bottom w:type="dxa" w:w="40"/>
+              <w:right w:type="dxa" w:w="100"/>
+            </w:tcMar>
+          </w:tcPr>
+          <w:p>
+            <w:pPr>
+              <w:spacing w:before="24" w:after="24"/>
+            </w:pPr>
+            <w:r>
+              <w:rPr>
+                <w:sz w:val="16"/>
+                <w:szCs w:val="16"/>
+              </w:rPr>
+              <w:t xml:space="preserve"/>
             </w:r>
           </w:p>
         </w:tc>
@@ -3929,7 +3440,7 @@
                 <w:sz w:val="17"/>
                 <w:szCs w:val="17"/>
               </w:rPr>
-              <w:t xml:space="preserve">11  </w:t>
+              <w:t xml:space="preserve">7  </w:t>
             </w:r>
             <w:r>
               <w:rPr>
@@ -3994,7 +3505,7 @@
           <w:sz w:val="16"/>
           <w:szCs w:val="16"/>
         </w:rPr>
-        <w:t xml:space="preserve">The book writes: “On the declaration date the company debits retained earnings and credits dividends payable, a current liability. On the date of record no entry is made; it only decides who is paid. On the payment date the liability is paid. A property dividend is paid with a noncash asset.”</w:t>
+        <w:t xml:space="preserve">The book writes: “A cash dividend has three dates. On the declaration date the company debits retained earnings and credits dividends payable, a current liability. On the date of record no entry is made; it only decides who is paid. On the payment date the liability is paid.”</w:t>
       </w:r>
     </w:p>
     <w:p>
@@ -4017,7 +3528,7 @@
           <w:sz w:val="16"/>
           <w:szCs w:val="16"/>
         </w:rPr>
-        <w:t xml:space="preserve">The book writes: “A liquidating dividend returns contributed capital, so it reduces APIC rather than retained earnings. A stock dividend gives shareholders more shares instead of cash. For a small stock dividend, below about 20% to 25% of the outstanding shares, the company moves the fair value of the new shares from retained earnings to common stock and APIC.”</w:t>
+        <w:t xml:space="preserve">The book writes: “A property dividend is paid with a noncash asset. The company first remeasures the asset to fair value and records any gain or loss, then debits retained earnings at fair value. A scrip dividend creates a note payable. A liquidating dividend returns contributed capital, so it reduces APIC rather than retained earnings. A stock dividend gives shareholders more shares instead of cash.”</w:t>
       </w:r>
     </w:p>
     <w:p>
@@ -4040,7 +3551,7 @@
           <w:sz w:val="16"/>
           <w:szCs w:val="16"/>
         </w:rPr>
-        <w:t xml:space="preserve">The book writes: “A stock split increases the number of shares and reduces the par value per share in proportion. Total equity never changes: only the labels inside equity move. Small stock dividend at fair value; large stock dividend at par.”</w:t>
+        <w:t xml:space="preserve">The book writes: “For a small stock dividend, below about 20% to 25% of the outstanding shares, the company moves the fair value of the new shares from retained earnings to common stock and APIC. For a large stock dividend, it moves only the par value. A stock split increases the number of shares and reduces the par value per share in proportion.”</w:t>
       </w:r>
     </w:p>
     <w:p>
@@ -4063,7 +3574,7 @@
           <w:sz w:val="16"/>
           <w:szCs w:val="16"/>
         </w:rPr>
-        <w:t xml:space="preserve">The book pairs Cash dividend with “Amount declared”.</w:t>
+        <w:t xml:space="preserve">The framework defines the elements, and every amount belongs to one of them.</w:t>
       </w:r>
     </w:p>
     <w:p>
@@ -4109,30 +3620,7 @@
           <w:sz w:val="16"/>
           <w:szCs w:val="16"/>
         </w:rPr>
-        <w:t xml:space="preserve">The book’s own table pairs Property dividend with “Fair value of the asset (gain or loss on remeasurement first)”.</w:t>
-      </w:r>
-    </w:p>
-    <w:p>
-      <w:pPr>
-        <w:spacing w:after="18"/>
-        <w:ind w:left="300" w:hanging="300"/>
-      </w:pPr>
-      <w:r>
-        <w:rPr>
-          <w:b/>
-          <w:bCs/>
-          <w:color w:val="8186EF"/>
-          <w:sz w:val="16"/>
-          <w:szCs w:val="16"/>
-        </w:rPr>
-        <w:t xml:space="preserve">7  </w:t>
-      </w:r>
-      <w:r>
-        <w:rPr>
-          <w:sz w:val="16"/>
-          <w:szCs w:val="16"/>
-        </w:rPr>
-        <w:t xml:space="preserve">The book’s own table pairs Scrip dividend with “Face value of the note”.</w:t>
+        <w:t xml:space="preserve">The book pairs Scrip dividend with “Decreases (a note payable arises)”.</w:t>
       </w:r>
     </w:p>
     <w:p>
@@ -4155,7 +3643,7 @@
           <w:sz w:val="16"/>
           <w:szCs w:val="16"/>
         </w:rPr>
-        <w:t xml:space="preserve">The book’s own table pairs Liquidating dividend with “Amount beyond retained earnings”.</w:t>
+        <w:t xml:space="preserve">The book gives Decreases (a liability arises) as the total equity of Cash dividend.</w:t>
       </w:r>
     </w:p>
     <w:p>
@@ -4178,7 +3666,7 @@
           <w:sz w:val="16"/>
           <w:szCs w:val="16"/>
         </w:rPr>
-        <w:t xml:space="preserve">The book pairs Cash dividend with “Decreases (a liability arises)”.</w:t>
+        <w:t xml:space="preserve">Outstanding shares = issued shares − treasury shares. A is wrong: This is the number of treasury shares. C is wrong: This includes treasury shares.</w:t>
       </w:r>
     </w:p>
     <w:p>
@@ -4201,7 +3689,30 @@
           <w:sz w:val="16"/>
           <w:szCs w:val="16"/>
         </w:rPr>
-        <w:t xml:space="preserve">The book pairs Property dividend with “Decreases”, not with “No change”.</w:t>
+        <w:t xml:space="preserve">Every cycle settles one rule and shows where it comes from.</w:t>
+      </w:r>
+    </w:p>
+    <w:p>
+      <w:pPr>
+        <w:spacing w:after="18"/>
+        <w:ind w:left="300" w:hanging="300"/>
+      </w:pPr>
+      <w:r>
+        <w:rPr>
+          <w:b/>
+          <w:bCs/>
+          <w:color w:val="8186EF"/>
+          <w:sz w:val="16"/>
+          <w:szCs w:val="16"/>
+        </w:rPr>
+        <w:t xml:space="preserve">11  </w:t>
+      </w:r>
+      <w:r>
+        <w:rPr>
+          <w:sz w:val="16"/>
+          <w:szCs w:val="16"/>
+        </w:rPr>
+        <w:t xml:space="preserve">CMA questions use exact terms, and one word can change the answer.</w:t>
       </w:r>
     </w:p>
     <w:p>
@@ -4224,167 +3735,6 @@
           <w:sz w:val="16"/>
           <w:szCs w:val="16"/>
         </w:rPr>
-        <w:t xml:space="preserve">The book gives Decreases (a liability arises) as the total equity of Cash dividend.</w:t>
-      </w:r>
-    </w:p>
-    <w:p>
-      <w:pPr>
-        <w:spacing w:after="18"/>
-        <w:ind w:left="300" w:hanging="300"/>
-      </w:pPr>
-      <w:r>
-        <w:rPr>
-          <w:b/>
-          <w:bCs/>
-          <w:color w:val="8186EF"/>
-          <w:sz w:val="16"/>
-          <w:szCs w:val="16"/>
-        </w:rPr>
-        <w:t xml:space="preserve">13  </w:t>
-      </w:r>
-      <w:r>
-        <w:rPr>
-          <w:sz w:val="16"/>
-          <w:szCs w:val="16"/>
-        </w:rPr>
-        <w:t xml:space="preserve">Transactions in a company's own shares never create income. B is wrong: No gains are recorded on a company's own shares. C is wrong: Retained earnings are not credited for treasury transactions.</w:t>
-      </w:r>
-    </w:p>
-    <w:p>
-      <w:pPr>
-        <w:spacing w:after="18"/>
-        <w:ind w:left="300" w:hanging="300"/>
-      </w:pPr>
-      <w:r>
-        <w:rPr>
-          <w:b/>
-          <w:bCs/>
-          <w:color w:val="8186EF"/>
-          <w:sz w:val="16"/>
-          <w:szCs w:val="16"/>
-        </w:rPr>
-        <w:t xml:space="preserve">14  </w:t>
-      </w:r>
-      <w:r>
-        <w:rPr>
-          <w:sz w:val="16"/>
-          <w:szCs w:val="16"/>
-        </w:rPr>
-        <w:t xml:space="preserve">Cash falls and equity falls by the same amount through treasury stock. A is wrong: Treasury stock reduces equity. B is wrong: The purchase is recorded in treasury stock, not retained earnings.</w:t>
-      </w:r>
-    </w:p>
-    <w:p>
-      <w:pPr>
-        <w:spacing w:after="18"/>
-        <w:ind w:left="300" w:hanging="300"/>
-      </w:pPr>
-      <w:r>
-        <w:rPr>
-          <w:b/>
-          <w:bCs/>
-          <w:color w:val="8186EF"/>
-          <w:sz w:val="16"/>
-          <w:szCs w:val="16"/>
-        </w:rPr>
-        <w:t xml:space="preserve">15  </w:t>
-      </w:r>
-      <w:r>
-        <w:rPr>
-          <w:sz w:val="16"/>
-          <w:szCs w:val="16"/>
-        </w:rPr>
-        <w:t xml:space="preserve">Remeasure the land to fair value first, then distribute it at fair value. A is wrong: The asset must be remeasured to fair value. C is wrong: The gain is only the increase over carrying amount.</w:t>
-      </w:r>
-    </w:p>
-    <w:p>
-      <w:pPr>
-        <w:spacing w:after="18"/>
-        <w:ind w:left="300" w:hanging="300"/>
-      </w:pPr>
-      <w:r>
-        <w:rPr>
-          <w:b/>
-          <w:bCs/>
-          <w:color w:val="8186EF"/>
-          <w:sz w:val="16"/>
-          <w:szCs w:val="16"/>
-        </w:rPr>
-        <w:t xml:space="preserve">16  </w:t>
-      </w:r>
-      <w:r>
-        <w:rPr>
-          <w:sz w:val="16"/>
-          <w:szCs w:val="16"/>
-        </w:rPr>
-        <w:t xml:space="preserve">The date of record only decides who will be paid. B is wrong: This is the declaration-date entry. C is wrong: This is the payment-date entry.</w:t>
-      </w:r>
-    </w:p>
-    <w:p>
-      <w:pPr>
-        <w:spacing w:after="18"/>
-        <w:ind w:left="300" w:hanging="300"/>
-      </w:pPr>
-      <w:r>
-        <w:rPr>
-          <w:b/>
-          <w:bCs/>
-          <w:color w:val="8186EF"/>
-          <w:sz w:val="16"/>
-          <w:szCs w:val="16"/>
-        </w:rPr>
-        <w:t xml:space="preserve">17  </w:t>
-      </w:r>
-      <w:r>
-        <w:rPr>
-          <w:sz w:val="16"/>
-          <w:szCs w:val="16"/>
-        </w:rPr>
-        <w:t xml:space="preserve">Transactions in a company's own shares never create income. B is wrong: No gains are recorded on a company's own shares. C is wrong: Retained earnings are not credited for treasury transactions.</w:t>
-      </w:r>
-    </w:p>
-    <w:p>
-      <w:pPr>
-        <w:spacing w:after="18"/>
-        <w:ind w:left="300" w:hanging="300"/>
-      </w:pPr>
-      <w:r>
-        <w:rPr>
-          <w:b/>
-          <w:bCs/>
-          <w:color w:val="8186EF"/>
-          <w:sz w:val="16"/>
-          <w:szCs w:val="16"/>
-        </w:rPr>
-        <w:t xml:space="preserve">18  </w:t>
-      </w:r>
-      <w:r>
-        <w:rPr>
-          <w:sz w:val="16"/>
-          <w:szCs w:val="16"/>
-        </w:rPr>
-        <w:t xml:space="preserve">CMA questions use exact terms, and one word can change the answer.</w:t>
-      </w:r>
-    </w:p>
-    <w:p>
-      <w:pPr>
-        <w:spacing w:after="18"/>
-        <w:ind w:left="300" w:hanging="300"/>
-      </w:pPr>
-      <w:r>
-        <w:rPr>
-          <w:b/>
-          <w:bCs/>
-          <w:color w:val="8186EF"/>
-          <w:sz w:val="16"/>
-          <w:szCs w:val="16"/>
-        </w:rPr>
-        <w:t xml:space="preserve">19  </w:t>
-      </w:r>
-      <w:r>
-        <w:rPr>
-          <w:sz w:val="16"/>
-          <w:szCs w:val="16"/>
-        </w:rPr>
         <w:t xml:space="preserve">The term tables in each section are the book’s own.</w:t>
       </w:r>
     </w:p>
@@ -4401,37 +3751,14 @@
           <w:sz w:val="16"/>
           <w:szCs w:val="16"/>
         </w:rPr>
-        <w:t xml:space="preserve">20  </w:t>
-      </w:r>
-      <w:r>
-        <w:rPr>
-          <w:sz w:val="16"/>
-          <w:szCs w:val="16"/>
-        </w:rPr>
-        <w:t xml:space="preserve">A split changes the number of shares and the par per share only. A is wrong: A split does not move retained earnings. B is wrong: Common stock stays the same in total.</w:t>
-      </w:r>
-    </w:p>
-    <w:p>
-      <w:pPr>
-        <w:spacing w:after="18"/>
-        <w:ind w:left="300" w:hanging="300"/>
-      </w:pPr>
-      <w:r>
-        <w:rPr>
-          <w:b/>
-          <w:bCs/>
-          <w:color w:val="8186EF"/>
-          <w:sz w:val="16"/>
-          <w:szCs w:val="16"/>
-        </w:rPr>
-        <w:t xml:space="preserve">21  </w:t>
-      </w:r>
-      <w:r>
-        <w:rPr>
-          <w:sz w:val="16"/>
-          <w:szCs w:val="16"/>
-        </w:rPr>
-        <w:t xml:space="preserve">A large stock dividend moves only par: 4,050,000 shares × $1. A is wrong: A large stock dividend is still recorded; only a split has no entry. C is wrong: This is the small stock dividend.</w:t>
+        <w:t xml:space="preserve">23  </w:t>
+      </w:r>
+      <w:r>
+        <w:rPr>
+          <w:sz w:val="16"/>
+          <w:szCs w:val="16"/>
+        </w:rPr>
+        <w:t xml:space="preserve">Every item on a Workshop sheet is settled by something printed on the same sheet.</w:t>
       </w:r>
     </w:p>
     <w:p/>
@@ -4541,73 +3868,73 @@
                 <w:sz w:val="17"/>
                 <w:szCs w:val="17"/>
               </w:rPr>
-              <w:t xml:space="preserve">appropriated retained earnings · prior-period adjustment</w:t>
-            </w:r>
-          </w:p>
-        </w:tc>
-        <w:tc>
-          <w:tcPr>
-            <w:tcW w:type="pct" w:w="1667"/>
-            <w:tcMar>
-              <w:top w:type="dxa" w:w="40"/>
-              <w:left w:type="dxa" w:w="100"/>
-              <w:bottom w:type="dxa" w:w="40"/>
-              <w:right w:type="dxa" w:w="100"/>
-            </w:tcMar>
-          </w:tcPr>
-          <w:p>
-            <w:pPr>
-              <w:spacing w:before="22" w:after="22"/>
-            </w:pPr>
-            <w:r>
-              <w:rPr>
-                <w:b/>
-                <w:bCs/>
-                <w:color w:val="8186EF"/>
-                <w:sz w:val="16"/>
-                <w:szCs w:val="16"/>
-              </w:rPr>
-              <w:t xml:space="preserve">9  </w:t>
-            </w:r>
-            <w:r>
-              <w:rPr>
-                <w:sz w:val="17"/>
-                <w:szCs w:val="17"/>
-              </w:rPr>
-              <w:t xml:space="preserve">F</w:t>
-            </w:r>
-          </w:p>
-        </w:tc>
-        <w:tc>
-          <w:tcPr>
-            <w:tcW w:type="pct" w:w="1667"/>
-            <w:tcMar>
-              <w:top w:type="dxa" w:w="40"/>
-              <w:left w:type="dxa" w:w="100"/>
-              <w:bottom w:type="dxa" w:w="40"/>
-              <w:right w:type="dxa" w:w="100"/>
-            </w:tcMar>
-          </w:tcPr>
-          <w:p>
-            <w:pPr>
-              <w:spacing w:before="22" w:after="22"/>
-            </w:pPr>
-            <w:r>
-              <w:rPr>
-                <w:b/>
-                <w:bCs/>
-                <w:color w:val="8186EF"/>
-                <w:sz w:val="16"/>
-                <w:szCs w:val="16"/>
-              </w:rPr>
-              <w:t xml:space="preserve">17  </w:t>
-            </w:r>
-            <w:r>
-              <w:rPr>
-                <w:sz w:val="17"/>
-                <w:szCs w:val="17"/>
-              </w:rPr>
-              <w:t xml:space="preserve">T</w:t>
+              <w:t xml:space="preserve">dividends · appropriated retained earnings</w:t>
+            </w:r>
+          </w:p>
+        </w:tc>
+        <w:tc>
+          <w:tcPr>
+            <w:tcW w:type="pct" w:w="1667"/>
+            <w:tcMar>
+              <w:top w:type="dxa" w:w="40"/>
+              <w:left w:type="dxa" w:w="100"/>
+              <w:bottom w:type="dxa" w:w="40"/>
+              <w:right w:type="dxa" w:w="100"/>
+            </w:tcMar>
+          </w:tcPr>
+          <w:p>
+            <w:pPr>
+              <w:spacing w:before="22" w:after="22"/>
+            </w:pPr>
+            <w:r>
+              <w:rPr>
+                <w:b/>
+                <w:bCs/>
+                <w:color w:val="8186EF"/>
+                <w:sz w:val="16"/>
+                <w:szCs w:val="16"/>
+              </w:rPr>
+              <w:t xml:space="preserve">8  </w:t>
+            </w:r>
+            <w:r>
+              <w:rPr>
+                <w:sz w:val="17"/>
+                <w:szCs w:val="17"/>
+              </w:rPr>
+              <w:t xml:space="preserve">B</w:t>
+            </w:r>
+          </w:p>
+        </w:tc>
+        <w:tc>
+          <w:tcPr>
+            <w:tcW w:type="pct" w:w="1667"/>
+            <w:tcMar>
+              <w:top w:type="dxa" w:w="40"/>
+              <w:left w:type="dxa" w:w="100"/>
+              <w:bottom w:type="dxa" w:w="40"/>
+              <w:right w:type="dxa" w:w="100"/>
+            </w:tcMar>
+          </w:tcPr>
+          <w:p>
+            <w:pPr>
+              <w:spacing w:before="22" w:after="22"/>
+            </w:pPr>
+            <w:r>
+              <w:rPr>
+                <w:b/>
+                <w:bCs/>
+                <w:color w:val="8186EF"/>
+                <w:sz w:val="16"/>
+                <w:szCs w:val="16"/>
+              </w:rPr>
+              <w:t xml:space="preserve">15  </w:t>
+            </w:r>
+            <w:r>
+              <w:rPr>
+                <w:sz w:val="17"/>
+                <w:szCs w:val="17"/>
+              </w:rPr>
+              <w:t xml:space="preserve">D</w:t>
             </w:r>
           </w:p>
         </w:tc>
@@ -4643,7 +3970,7 @@
                 <w:sz w:val="17"/>
                 <w:szCs w:val="17"/>
               </w:rPr>
-              <w:t xml:space="preserve">appropriated retained earnings · prior-period adjustment</w:t>
+              <w:t xml:space="preserve">restricted · covenants · Restrictions</w:t>
             </w:r>
           </w:p>
         </w:tc>
@@ -4670,14 +3997,14 @@
                 <w:sz w:val="16"/>
                 <w:szCs w:val="16"/>
               </w:rPr>
-              <w:t xml:space="preserve">10  </w:t>
-            </w:r>
-            <w:r>
-              <w:rPr>
-                <w:sz w:val="17"/>
-                <w:szCs w:val="17"/>
-              </w:rPr>
-              <w:t xml:space="preserve">B</w:t>
+              <w:t xml:space="preserve">9  </w:t>
+            </w:r>
+            <w:r>
+              <w:rPr>
+                <w:sz w:val="17"/>
+                <w:szCs w:val="17"/>
+              </w:rPr>
+              <w:t xml:space="preserve">C</w:t>
             </w:r>
           </w:p>
         </w:tc>
@@ -4704,14 +4031,14 @@
                 <w:sz w:val="16"/>
                 <w:szCs w:val="16"/>
               </w:rPr>
-              <w:t xml:space="preserve">18  </w:t>
-            </w:r>
-            <w:r>
-              <w:rPr>
-                <w:sz w:val="17"/>
-                <w:szCs w:val="17"/>
-              </w:rPr>
-              <w:t xml:space="preserve">T</w:t>
+              <w:t xml:space="preserve">16  </w:t>
+            </w:r>
+            <w:r>
+              <w:rPr>
+                <w:sz w:val="17"/>
+                <w:szCs w:val="17"/>
+              </w:rPr>
+              <w:t xml:space="preserve">A</w:t>
             </w:r>
           </w:p>
         </w:tc>
@@ -4746,73 +4073,73 @@
                 <w:sz w:val="17"/>
                 <w:szCs w:val="17"/>
               </w:rPr>
-              <w:t xml:space="preserve">appropriated retained earnings · prior-period adjustment</w:t>
-            </w:r>
-          </w:p>
-        </w:tc>
-        <w:tc>
-          <w:tcPr>
-            <w:tcW w:type="pct" w:w="1667"/>
-            <w:tcMar>
-              <w:top w:type="dxa" w:w="40"/>
-              <w:left w:type="dxa" w:w="100"/>
-              <w:bottom w:type="dxa" w:w="40"/>
-              <w:right w:type="dxa" w:w="100"/>
-            </w:tcMar>
-          </w:tcPr>
-          <w:p>
-            <w:pPr>
-              <w:spacing w:before="22" w:after="22"/>
-            </w:pPr>
-            <w:r>
-              <w:rPr>
-                <w:b/>
-                <w:bCs/>
-                <w:color w:val="8186EF"/>
-                <w:sz w:val="16"/>
-                <w:szCs w:val="16"/>
-              </w:rPr>
-              <w:t xml:space="preserve">11  </w:t>
-            </w:r>
-            <w:r>
-              <w:rPr>
-                <w:sz w:val="17"/>
-                <w:szCs w:val="17"/>
-              </w:rPr>
-              <w:t xml:space="preserve">C</w:t>
-            </w:r>
-          </w:p>
-        </w:tc>
-        <w:tc>
-          <w:tcPr>
-            <w:tcW w:type="pct" w:w="1667"/>
-            <w:tcMar>
-              <w:top w:type="dxa" w:w="40"/>
-              <w:left w:type="dxa" w:w="100"/>
-              <w:bottom w:type="dxa" w:w="40"/>
-              <w:right w:type="dxa" w:w="100"/>
-            </w:tcMar>
-          </w:tcPr>
-          <w:p>
-            <w:pPr>
-              <w:spacing w:before="22" w:after="22"/>
-            </w:pPr>
-            <w:r>
-              <w:rPr>
-                <w:b/>
-                <w:bCs/>
-                <w:color w:val="8186EF"/>
-                <w:sz w:val="16"/>
-                <w:szCs w:val="16"/>
-              </w:rPr>
-              <w:t xml:space="preserve">19  </w:t>
-            </w:r>
-            <w:r>
-              <w:rPr>
-                <w:sz w:val="17"/>
-                <w:szCs w:val="17"/>
-              </w:rPr>
-              <w:t xml:space="preserve">C</w:t>
+              <w:t xml:space="preserve">revaluation · translation · appropriated</w:t>
+            </w:r>
+          </w:p>
+        </w:tc>
+        <w:tc>
+          <w:tcPr>
+            <w:tcW w:type="pct" w:w="1667"/>
+            <w:tcMar>
+              <w:top w:type="dxa" w:w="40"/>
+              <w:left w:type="dxa" w:w="100"/>
+              <w:bottom w:type="dxa" w:w="40"/>
+              <w:right w:type="dxa" w:w="100"/>
+            </w:tcMar>
+          </w:tcPr>
+          <w:p>
+            <w:pPr>
+              <w:spacing w:before="22" w:after="22"/>
+            </w:pPr>
+            <w:r>
+              <w:rPr>
+                <w:b/>
+                <w:bCs/>
+                <w:color w:val="8186EF"/>
+                <w:sz w:val="16"/>
+                <w:szCs w:val="16"/>
+              </w:rPr>
+              <w:t xml:space="preserve">10  </w:t>
+            </w:r>
+            <w:r>
+              <w:rPr>
+                <w:sz w:val="17"/>
+                <w:szCs w:val="17"/>
+              </w:rPr>
+              <w:t xml:space="preserve">T</w:t>
+            </w:r>
+          </w:p>
+        </w:tc>
+        <w:tc>
+          <w:tcPr>
+            <w:tcW w:type="pct" w:w="1667"/>
+            <w:tcMar>
+              <w:top w:type="dxa" w:w="40"/>
+              <w:left w:type="dxa" w:w="100"/>
+              <w:bottom w:type="dxa" w:w="40"/>
+              <w:right w:type="dxa" w:w="100"/>
+            </w:tcMar>
+          </w:tcPr>
+          <w:p>
+            <w:pPr>
+              <w:spacing w:before="22" w:after="22"/>
+            </w:pPr>
+            <w:r>
+              <w:rPr>
+                <w:b/>
+                <w:bCs/>
+                <w:color w:val="8186EF"/>
+                <w:sz w:val="16"/>
+                <w:szCs w:val="16"/>
+              </w:rPr>
+              <w:t xml:space="preserve">17  </w:t>
+            </w:r>
+            <w:r>
+              <w:rPr>
+                <w:sz w:val="17"/>
+                <w:szCs w:val="17"/>
+              </w:rPr>
+              <w:t xml:space="preserve">D</w:t>
             </w:r>
           </w:p>
         </w:tc>
@@ -4875,14 +4202,14 @@
                 <w:sz w:val="16"/>
                 <w:szCs w:val="16"/>
               </w:rPr>
-              <w:t xml:space="preserve">12  </w:t>
-            </w:r>
-            <w:r>
-              <w:rPr>
-                <w:sz w:val="17"/>
-                <w:szCs w:val="17"/>
-              </w:rPr>
-              <w:t xml:space="preserve">B</w:t>
+              <w:t xml:space="preserve">11  </w:t>
+            </w:r>
+            <w:r>
+              <w:rPr>
+                <w:sz w:val="17"/>
+                <w:szCs w:val="17"/>
+              </w:rPr>
+              <w:t xml:space="preserve">T</w:t>
             </w:r>
           </w:p>
         </w:tc>
@@ -4909,14 +4236,14 @@
                 <w:sz w:val="16"/>
                 <w:szCs w:val="16"/>
               </w:rPr>
-              <w:t xml:space="preserve">20  </w:t>
-            </w:r>
-            <w:r>
-              <w:rPr>
-                <w:sz w:val="17"/>
-                <w:szCs w:val="17"/>
-              </w:rPr>
-              <w:t xml:space="preserve">B</w:t>
+              <w:t xml:space="preserve">18  </w:t>
+            </w:r>
+            <w:r>
+              <w:rPr>
+                <w:sz w:val="17"/>
+                <w:szCs w:val="17"/>
+              </w:rPr>
+              <w:t xml:space="preserve">A</w:t>
             </w:r>
           </w:p>
         </w:tc>
@@ -4951,73 +4278,73 @@
                 <w:sz w:val="17"/>
                 <w:szCs w:val="17"/>
               </w:rPr>
-              <w:t xml:space="preserve">B</w:t>
-            </w:r>
-          </w:p>
-        </w:tc>
-        <w:tc>
-          <w:tcPr>
-            <w:tcW w:type="pct" w:w="1667"/>
-            <w:tcMar>
-              <w:top w:type="dxa" w:w="40"/>
-              <w:left w:type="dxa" w:w="100"/>
-              <w:bottom w:type="dxa" w:w="40"/>
-              <w:right w:type="dxa" w:w="100"/>
-            </w:tcMar>
-          </w:tcPr>
-          <w:p>
-            <w:pPr>
-              <w:spacing w:before="22" w:after="22"/>
-            </w:pPr>
-            <w:r>
-              <w:rPr>
-                <w:b/>
-                <w:bCs/>
-                <w:color w:val="8186EF"/>
-                <w:sz w:val="16"/>
-                <w:szCs w:val="16"/>
-              </w:rPr>
-              <w:t xml:space="preserve">13  </w:t>
-            </w:r>
-            <w:r>
-              <w:rPr>
-                <w:sz w:val="17"/>
-                <w:szCs w:val="17"/>
-              </w:rPr>
-              <w:t xml:space="preserve">B</w:t>
-            </w:r>
-          </w:p>
-        </w:tc>
-        <w:tc>
-          <w:tcPr>
-            <w:tcW w:type="pct" w:w="1667"/>
-            <w:tcMar>
-              <w:top w:type="dxa" w:w="40"/>
-              <w:left w:type="dxa" w:w="100"/>
-              <w:bottom w:type="dxa" w:w="40"/>
-              <w:right w:type="dxa" w:w="100"/>
-            </w:tcMar>
-          </w:tcPr>
-          <w:p>
-            <w:pPr>
-              <w:spacing w:before="22" w:after="22"/>
-            </w:pPr>
-            <w:r>
-              <w:rPr>
-                <w:b/>
-                <w:bCs/>
-                <w:color w:val="8186EF"/>
-                <w:sz w:val="16"/>
-                <w:szCs w:val="16"/>
-              </w:rPr>
-              <w:t xml:space="preserve">21  </w:t>
-            </w:r>
-            <w:r>
-              <w:rPr>
-                <w:sz w:val="17"/>
-                <w:szCs w:val="17"/>
-              </w:rPr>
-              <w:t xml:space="preserve">A</w:t>
+              <w:t xml:space="preserve">D</w:t>
+            </w:r>
+          </w:p>
+        </w:tc>
+        <w:tc>
+          <w:tcPr>
+            <w:tcW w:type="pct" w:w="1667"/>
+            <w:tcMar>
+              <w:top w:type="dxa" w:w="40"/>
+              <w:left w:type="dxa" w:w="100"/>
+              <w:bottom w:type="dxa" w:w="40"/>
+              <w:right w:type="dxa" w:w="100"/>
+            </w:tcMar>
+          </w:tcPr>
+          <w:p>
+            <w:pPr>
+              <w:spacing w:before="22" w:after="22"/>
+            </w:pPr>
+            <w:r>
+              <w:rPr>
+                <w:b/>
+                <w:bCs/>
+                <w:color w:val="8186EF"/>
+                <w:sz w:val="16"/>
+                <w:szCs w:val="16"/>
+              </w:rPr>
+              <w:t xml:space="preserve">12  </w:t>
+            </w:r>
+            <w:r>
+              <w:rPr>
+                <w:sz w:val="17"/>
+                <w:szCs w:val="17"/>
+              </w:rPr>
+              <w:t xml:space="preserve">C</w:t>
+            </w:r>
+          </w:p>
+        </w:tc>
+        <w:tc>
+          <w:tcPr>
+            <w:tcW w:type="pct" w:w="1667"/>
+            <w:tcMar>
+              <w:top w:type="dxa" w:w="40"/>
+              <w:left w:type="dxa" w:w="100"/>
+              <w:bottom w:type="dxa" w:w="40"/>
+              <w:right w:type="dxa" w:w="100"/>
+            </w:tcMar>
+          </w:tcPr>
+          <w:p>
+            <w:pPr>
+              <w:spacing w:before="22" w:after="22"/>
+            </w:pPr>
+            <w:r>
+              <w:rPr>
+                <w:b/>
+                <w:bCs/>
+                <w:color w:val="8186EF"/>
+                <w:sz w:val="16"/>
+                <w:szCs w:val="16"/>
+              </w:rPr>
+              <w:t xml:space="preserve">19  </w:t>
+            </w:r>
+            <w:r>
+              <w:rPr>
+                <w:sz w:val="17"/>
+                <w:szCs w:val="17"/>
+              </w:rPr>
+              <w:t xml:space="preserve">Compare with the model earlier in this handout.</w:t>
             </w:r>
           </w:p>
         </w:tc>
@@ -5053,7 +4380,7 @@
                 <w:sz w:val="17"/>
                 <w:szCs w:val="17"/>
               </w:rPr>
-              <w:t xml:space="preserve">A</w:t>
+              <w:t xml:space="preserve">C</w:t>
             </w:r>
           </w:p>
         </w:tc>
@@ -5080,14 +4407,14 @@
                 <w:sz w:val="16"/>
                 <w:szCs w:val="16"/>
               </w:rPr>
-              <w:t xml:space="preserve">14  </w:t>
-            </w:r>
-            <w:r>
-              <w:rPr>
-                <w:sz w:val="17"/>
-                <w:szCs w:val="17"/>
-              </w:rPr>
-              <w:t xml:space="preserve">D</w:t>
+              <w:t xml:space="preserve">13  </w:t>
+            </w:r>
+            <w:r>
+              <w:rPr>
+                <w:sz w:val="17"/>
+                <w:szCs w:val="17"/>
+              </w:rPr>
+              <w:t xml:space="preserve">C</w:t>
             </w:r>
           </w:p>
         </w:tc>
@@ -5114,14 +4441,14 @@
                 <w:sz w:val="16"/>
                 <w:szCs w:val="16"/>
               </w:rPr>
-              <w:t xml:space="preserve">22  </w:t>
-            </w:r>
-            <w:r>
-              <w:rPr>
-                <w:sz w:val="17"/>
-                <w:szCs w:val="17"/>
-              </w:rPr>
-              <w:t xml:space="preserve">A</w:t>
+              <w:t xml:space="preserve">20  </w:t>
+            </w:r>
+            <w:r>
+              <w:rPr>
+                <w:sz w:val="17"/>
+                <w:szCs w:val="17"/>
+              </w:rPr>
+              <w:t xml:space="preserve">Retained earnings are the profits a company has kept since it began, less the dividends it has declared. A board may set part of retained earnings aside, for example for a new plant. These appropriated retained earnings stay within equity; no costs are ever charged to them.</w:t>
             </w:r>
           </w:p>
         </w:tc>
@@ -5182,151 +4509,37 @@
                 <w:sz w:val="16"/>
                 <w:szCs w:val="16"/>
               </w:rPr>
-              <w:t xml:space="preserve">15  </w:t>
-            </w:r>
-            <w:r>
-              <w:rPr>
-                <w:sz w:val="17"/>
-                <w:szCs w:val="17"/>
-              </w:rPr>
-              <w:t xml:space="preserve">A</w:t>
-            </w:r>
-          </w:p>
-        </w:tc>
-        <w:tc>
-          <w:tcPr>
-            <w:tcW w:type="pct" w:w="1667"/>
-            <w:tcMar>
-              <w:top w:type="dxa" w:w="40"/>
-              <w:left w:type="dxa" w:w="100"/>
-              <w:bottom w:type="dxa" w:w="40"/>
-              <w:right w:type="dxa" w:w="100"/>
-            </w:tcMar>
-          </w:tcPr>
-          <w:p>
-            <w:pPr>
-              <w:spacing w:before="22" w:after="22"/>
-            </w:pPr>
-            <w:r>
-              <w:rPr>
-                <w:b/>
-                <w:bCs/>
-                <w:color w:val="8186EF"/>
-                <w:sz w:val="16"/>
-                <w:szCs w:val="16"/>
-              </w:rPr>
-              <w:t xml:space="preserve">23  </w:t>
-            </w:r>
-            <w:r>
-              <w:rPr>
-                <w:sz w:val="17"/>
-                <w:szCs w:val="17"/>
-              </w:rPr>
-              <w:t xml:space="preserve">Compare with the model earlier in this handout.</w:t>
-            </w:r>
-          </w:p>
-        </w:tc>
-      </w:tr>
-      <w:tr>
-        <w:tc>
-          <w:tcPr>
-            <w:tcW w:type="pct" w:w="1667"/>
-            <w:shd w:fill="FBFAF6" w:val="clear"/>
-            <w:tcMar>
-              <w:top w:type="dxa" w:w="40"/>
-              <w:left w:type="dxa" w:w="100"/>
-              <w:bottom w:type="dxa" w:w="40"/>
-              <w:right w:type="dxa" w:w="100"/>
-            </w:tcMar>
-          </w:tcPr>
-          <w:p>
-            <w:pPr>
-              <w:spacing w:before="22" w:after="22"/>
-            </w:pPr>
-            <w:r>
-              <w:rPr>
-                <w:b/>
-                <w:bCs/>
-                <w:color w:val="8186EF"/>
-                <w:sz w:val="16"/>
-                <w:szCs w:val="16"/>
-              </w:rPr>
-              <w:t xml:space="preserve">8  </w:t>
-            </w:r>
-            <w:r>
-              <w:rPr>
-                <w:sz w:val="17"/>
-                <w:szCs w:val="17"/>
-              </w:rPr>
-              <w:t xml:space="preserve">T</w:t>
-            </w:r>
-          </w:p>
-        </w:tc>
-        <w:tc>
-          <w:tcPr>
-            <w:tcW w:type="pct" w:w="1667"/>
-            <w:shd w:fill="FBFAF6" w:val="clear"/>
-            <w:tcMar>
-              <w:top w:type="dxa" w:w="40"/>
-              <w:left w:type="dxa" w:w="100"/>
-              <w:bottom w:type="dxa" w:w="40"/>
-              <w:right w:type="dxa" w:w="100"/>
-            </w:tcMar>
-          </w:tcPr>
-          <w:p>
-            <w:pPr>
-              <w:spacing w:before="22" w:after="22"/>
-            </w:pPr>
-            <w:r>
-              <w:rPr>
-                <w:b/>
-                <w:bCs/>
-                <w:color w:val="8186EF"/>
-                <w:sz w:val="16"/>
-                <w:szCs w:val="16"/>
-              </w:rPr>
-              <w:t xml:space="preserve">16  </w:t>
-            </w:r>
-            <w:r>
-              <w:rPr>
-                <w:sz w:val="17"/>
-                <w:szCs w:val="17"/>
-              </w:rPr>
-              <w:t xml:space="preserve">C</w:t>
-            </w:r>
-          </w:p>
-        </w:tc>
-        <w:tc>
-          <w:tcPr>
-            <w:tcW w:type="pct" w:w="1667"/>
-            <w:shd w:fill="FBFAF6" w:val="clear"/>
-            <w:tcMar>
-              <w:top w:type="dxa" w:w="40"/>
-              <w:left w:type="dxa" w:w="100"/>
-              <w:bottom w:type="dxa" w:w="40"/>
-              <w:right w:type="dxa" w:w="100"/>
-            </w:tcMar>
-          </w:tcPr>
-          <w:p>
-            <w:pPr>
-              <w:spacing w:before="22" w:after="22"/>
-            </w:pPr>
-            <w:r>
-              <w:rPr>
-                <w:b/>
-                <w:bCs/>
-                <w:color w:val="8186EF"/>
-                <w:sz w:val="16"/>
-                <w:szCs w:val="16"/>
-              </w:rPr>
-              <w:t xml:space="preserve">24  </w:t>
-            </w:r>
-            <w:r>
-              <w:rPr>
-                <w:sz w:val="17"/>
-                <w:szCs w:val="17"/>
-              </w:rPr>
-              <w:t xml:space="preserve">Retained earnings are the profits a company has kept since it began, less the dividends it has declared. A board may set part of retained earnings aside, for example for a new plant. These appropriated retained earnings stay within equity; no costs are ever charged to them.</w:t>
+              <w:t xml:space="preserve">14  </w:t>
+            </w:r>
+            <w:r>
+              <w:rPr>
+                <w:sz w:val="17"/>
+                <w:szCs w:val="17"/>
+              </w:rPr>
+              <w:t xml:space="preserve">D</w:t>
+            </w:r>
+          </w:p>
+        </w:tc>
+        <w:tc>
+          <w:tcPr>
+            <w:tcW w:type="pct" w:w="1667"/>
+            <w:tcMar>
+              <w:top w:type="dxa" w:w="40"/>
+              <w:left w:type="dxa" w:w="100"/>
+              <w:bottom w:type="dxa" w:w="40"/>
+              <w:right w:type="dxa" w:w="100"/>
+            </w:tcMar>
+          </w:tcPr>
+          <w:p>
+            <w:pPr>
+              <w:spacing w:before="24" w:after="24"/>
+            </w:pPr>
+            <w:r>
+              <w:rPr>
+                <w:sz w:val="16"/>
+                <w:szCs w:val="16"/>
+              </w:rPr>
+              <w:t xml:space="preserve"/>
             </w:r>
           </w:p>
         </w:tc>
@@ -5368,7 +4581,7 @@
           <w:sz w:val="16"/>
           <w:szCs w:val="16"/>
         </w:rPr>
-        <w:t xml:space="preserve">The book writes: “These appropriated retained earnings stay within equity; no costs are ever charged to them. If a company finds an error in earlier financial statements, it does not correct it through this year's net income. It makes a prior-period adjustment: it restates the earlier years and adjusts the opening balance of retained earnings, net of tax.”</w:t>
+        <w:t xml:space="preserve">The book writes: “Retained earnings are the profits a company has kept since it began, less the dividends it has declared. A board may set part of retained earnings aside, for example for a new plant. These appropriated retained earnings stay within equity; no costs are ever charged to them.”</w:t>
       </w:r>
     </w:p>
     <w:p>
@@ -5391,7 +4604,7 @@
           <w:sz w:val="16"/>
           <w:szCs w:val="16"/>
         </w:rPr>
-        <w:t xml:space="preserve">The book writes: “These appropriated retained earnings stay within equity; no costs are ever charged to them. If a company finds an error in earlier financial statements, it does not correct it through this year's net income. It makes a prior-period adjustment: it restates the earlier years and adjusts the opening balance of retained earnings, net of tax. Retained earnings may also be restricted by law or by loan covenants.”</w:t>
+        <w:t xml:space="preserve">The book writes: “Retained earnings may also be restricted by law or by loan covenants. Restrictions are disclosed in the notes. They do not change the balance.”</w:t>
       </w:r>
     </w:p>
     <w:p>
@@ -5414,7 +4627,7 @@
           <w:sz w:val="16"/>
           <w:szCs w:val="16"/>
         </w:rPr>
-        <w:t xml:space="preserve">The book writes: “A board may set part of retained earnings aside, for example for a new plant. These appropriated retained earnings stay within equity; no costs are ever charged to them. If a company finds an error in earlier financial statements, it does not correct it through this year's net income. It makes a prior-period adjustment: it restates the earlier years and adjusts the opening balance of retained earnings, net of tax.”</w:t>
+        <w:t xml:space="preserve">The book writes: “In IFRS and in MENA company law, reserves (احتياطيات, réserves) can mean a legal reserve, a revaluation surplus, a translation reserve or share premium. None of these is simply retained earnings. On a U.S. exam, separate APIC, retained earnings (appropriated or not) and AOCI.”</w:t>
       </w:r>
     </w:p>
     <w:p>
@@ -5437,7 +4650,7 @@
           <w:sz w:val="16"/>
           <w:szCs w:val="16"/>
         </w:rPr>
-        <w:t xml:space="preserve">The book pairs 2-for-1 stock split with “Retained earnings: no change. Total equity: no change (no entry is made).”.</w:t>
+        <w:t xml:space="preserve">The framework defines the elements, and every amount belongs to one of them.</w:t>
       </w:r>
     </w:p>
     <w:p>
@@ -5460,7 +4673,7 @@
           <w:sz w:val="16"/>
           <w:szCs w:val="16"/>
         </w:rPr>
-        <w:t xml:space="preserve">The book’s own table gives Retained earnings: no change. Total equity: no change (no entry is made). as the answer of 2-for-1 stock split.</w:t>
+        <w:t xml:space="preserve">The book numbers “Components of equity and the statement of changes in equity” as section 4.1.</w:t>
       </w:r>
     </w:p>
     <w:p>
@@ -5483,7 +4696,7 @@
           <w:sz w:val="16"/>
           <w:szCs w:val="16"/>
         </w:rPr>
-        <w:t xml:space="preserve">The book’s own table gives Retained earnings: no change. Total equity: decreases by the cost. as the answer of Buy treasury stock.</w:t>
+        <w:t xml:space="preserve">A small stock dividend is measured at fair value. A is wrong: Par value is used for large stock dividends. B is wrong: No entry is made only for a stock split.</w:t>
       </w:r>
     </w:p>
     <w:p>
@@ -5506,7 +4719,7 @@
           <w:sz w:val="16"/>
           <w:szCs w:val="16"/>
         </w:rPr>
-        <w:t xml:space="preserve">The book’s own table gives Retained earnings: opening balance increases, net of tax. Total equity: increases. as the answer of Correct an error that overstated expenses.</w:t>
+        <w:t xml:space="preserve">No assets will be paid, so it is equity. A is wrong: Only a cash dividend creates a liability. C is wrong: Nothing is owed to anyone.</w:t>
       </w:r>
     </w:p>
     <w:p>
@@ -5529,7 +4742,7 @@
           <w:sz w:val="16"/>
           <w:szCs w:val="16"/>
         </w:rPr>
-        <w:t xml:space="preserve">The book pairs 2-for-1 stock split with “Retained earnings: no change. Total equity: no change (no entry is made).”.</w:t>
+        <w:t xml:space="preserve">The shortfall of $60,000 first uses APIC–treasury stock of $40,000. A is wrong: APIC–treasury stock is not large enough to absorb the whole shortfall. C is wrong: This is the APIC–treasury stock balance used, not the charge to retained earnings.</w:t>
       </w:r>
     </w:p>
     <w:p>
@@ -5552,7 +4765,7 @@
           <w:sz w:val="16"/>
           <w:szCs w:val="16"/>
         </w:rPr>
-        <w:t xml:space="preserve">The book pairs Buy treasury stock with “Retained earnings: no change. Total equity: decreases by the cost.”, not with “Retained earnings: opening balance increases, net of tax. Total equity: increases.”.</w:t>
+        <w:t xml:space="preserve">It reconciles the opening and closing balance of each equity account. A is wrong: Equity is a book amount, not a market value. B is wrong: It includes noncash changes such as net income and stock dividends.</w:t>
       </w:r>
     </w:p>
     <w:p>
@@ -5575,7 +4788,7 @@
           <w:sz w:val="16"/>
           <w:szCs w:val="16"/>
         </w:rPr>
-        <w:t xml:space="preserve">The shortfall of $60,000 first uses APIC–treasury stock of $40,000. A is wrong: APIC–treasury stock is not large enough to absorb the whole shortfall. C is wrong: This is the APIC–treasury stock balance used, not the charge to retained earnings.</w:t>
+        <w:t xml:space="preserve">CMA questions use exact terms, and one word can change the answer.</w:t>
       </w:r>
     </w:p>
     <w:p>
@@ -5598,7 +4811,7 @@
           <w:sz w:val="16"/>
           <w:szCs w:val="16"/>
         </w:rPr>
-        <w:t xml:space="preserve">A small stock dividend is measured at fair value. A is wrong: Par value is used for large stock dividends. B is wrong: No entry is made only for a stock split.</w:t>
+        <w:t xml:space="preserve">The term tables in each section are the book’s own.</w:t>
       </w:r>
     </w:p>
     <w:p>
@@ -5621,7 +4834,7 @@
           <w:sz w:val="16"/>
           <w:szCs w:val="16"/>
         </w:rPr>
-        <w:t xml:space="preserve">Stock dividends are based on outstanding shares. A is wrong: This applies the rate to the treasury shares only. C is wrong: This includes the treasury shares.</w:t>
+        <w:t xml:space="preserve">Cash minus par value: $1,500,000 − $100,000. A is wrong: Shares sold above par create APIC. B is wrong: This is the par value, which goes to common stock.</w:t>
       </w:r>
     </w:p>
     <w:p>
@@ -5644,7 +4857,7 @@
           <w:sz w:val="16"/>
           <w:szCs w:val="16"/>
         </w:rPr>
-        <w:t xml:space="preserve">A cash dividend creates a liability, so equity falls. A is wrong: A stock dividend moves amounts within equity. C is wrong: A split changes only the number of shares.</w:t>
+        <w:t xml:space="preserve">It reconciles the opening and closing balance of each equity account. A is wrong: Equity is a book amount, not a market value. B is wrong: It includes noncash changes such as net income and stock dividends.</w:t>
       </w:r>
     </w:p>
     <w:p>
@@ -5667,7 +4880,7 @@
           <w:sz w:val="16"/>
           <w:szCs w:val="16"/>
         </w:rPr>
-        <w:t xml:space="preserve">Historical cost measures limit what equity tells users. A is wrong: Internally built intangibles are not recorded. B is wrong: Equity is a book amount.</w:t>
+        <w:t xml:space="preserve">Error corrections are prior-period adjustments to opening retained earnings. A is wrong: Errors are not corrected through current net income. B is wrong: This would misstate 2026 as well.</w:t>
       </w:r>
     </w:p>
     <w:p>
@@ -5690,7 +4903,7 @@
           <w:sz w:val="16"/>
           <w:szCs w:val="16"/>
         </w:rPr>
-        <w:t xml:space="preserve">Restrictions are disclosed, not deducted from the balance. B is wrong: Share premium is APIC, not retained earnings. C is wrong: Retained earnings are not a fair value.</w:t>
+        <w:t xml:space="preserve">Book value is not a valuation. A is wrong: Equity is not remeasured to fair value. B is wrong: Treasury stock is shown at cost.</w:t>
       </w:r>
     </w:p>
     <w:p>
@@ -5713,7 +4926,7 @@
           <w:sz w:val="16"/>
           <w:szCs w:val="16"/>
         </w:rPr>
-        <w:t xml:space="preserve">It reconciles the opening and closing balance of each equity account. A is wrong: Equity is a book amount, not a market value. B is wrong: It includes noncash changes such as net income and stock dividends.</w:t>
+        <w:t xml:space="preserve">Foreign-currency translation adjustments are OCI items. A is wrong: Not every reserve is retained earnings. C is wrong: APIC comes from owners, not from translation.</w:t>
       </w:r>
     </w:p>
     <w:p>
@@ -5736,7 +4949,7 @@
           <w:sz w:val="16"/>
           <w:szCs w:val="16"/>
         </w:rPr>
-        <w:t xml:space="preserve">CMA questions use exact terms, and one word can change the answer.</w:t>
+        <w:t xml:space="preserve">324,000 new shares × fair value of $15. A is wrong: A stock dividend is recorded; only a split needs no entry. B is wrong: This uses par, the rule for large stock dividends.</w:t>
       </w:r>
     </w:p>
     <w:p>
@@ -5759,53 +4972,7 @@
           <w:sz w:val="16"/>
           <w:szCs w:val="16"/>
         </w:rPr>
-        <w:t xml:space="preserve">The term tables in each section are the book’s own.</w:t>
-      </w:r>
-    </w:p>
-    <w:p>
-      <w:pPr>
-        <w:spacing w:after="18"/>
-        <w:ind w:left="300" w:hanging="300"/>
-      </w:pPr>
-      <w:r>
-        <w:rPr>
-          <w:b/>
-          <w:bCs/>
-          <w:color w:val="8186EF"/>
-          <w:sz w:val="16"/>
-          <w:szCs w:val="16"/>
-        </w:rPr>
-        <w:t xml:space="preserve">19  </w:t>
-      </w:r>
-      <w:r>
-        <w:rPr>
-          <w:sz w:val="16"/>
-          <w:szCs w:val="16"/>
-        </w:rPr>
-        <w:t xml:space="preserve">Cash minus par value: $1,500,000 − $100,000. A is wrong: Shares sold above par create APIC. B is wrong: This is the par value, which goes to common stock.</w:t>
-      </w:r>
-    </w:p>
-    <w:p>
-      <w:pPr>
-        <w:spacing w:after="18"/>
-        <w:ind w:left="300" w:hanging="300"/>
-      </w:pPr>
-      <w:r>
-        <w:rPr>
-          <w:b/>
-          <w:bCs/>
-          <w:color w:val="8186EF"/>
-          <w:sz w:val="16"/>
-          <w:szCs w:val="16"/>
-        </w:rPr>
-        <w:t xml:space="preserve">20  </w:t>
-      </w:r>
-      <w:r>
-        <w:rPr>
-          <w:sz w:val="16"/>
-          <w:szCs w:val="16"/>
-        </w:rPr>
-        <w:t xml:space="preserve">Amounts beyond retained earnings return contributed capital. A is wrong: Dividends are never expenses. C is wrong: Treasury stock is not involved.</w:t>
+        <w:t xml:space="preserve">Every item on a Workshop sheet is settled by something printed on the same sheet.</w:t>
       </w:r>
     </w:p>
     <w:p/>
@@ -5915,73 +5082,73 @@
                 <w:sz w:val="17"/>
                 <w:szCs w:val="17"/>
               </w:rPr>
-              <w:t xml:space="preserve">Treasury stock · statement of changes in equity</w:t>
-            </w:r>
-          </w:p>
-        </w:tc>
-        <w:tc>
-          <w:tcPr>
-            <w:tcW w:type="pct" w:w="1667"/>
-            <w:tcMar>
-              <w:top w:type="dxa" w:w="40"/>
-              <w:left w:type="dxa" w:w="100"/>
-              <w:bottom w:type="dxa" w:w="40"/>
-              <w:right w:type="dxa" w:w="100"/>
-            </w:tcMar>
-          </w:tcPr>
-          <w:p>
-            <w:pPr>
-              <w:spacing w:before="22" w:after="22"/>
-            </w:pPr>
-            <w:r>
-              <w:rPr>
-                <w:b/>
-                <w:bCs/>
-                <w:color w:val="8186EF"/>
-                <w:sz w:val="16"/>
-                <w:szCs w:val="16"/>
-              </w:rPr>
-              <w:t xml:space="preserve">7  </w:t>
-            </w:r>
-            <w:r>
-              <w:rPr>
-                <w:sz w:val="17"/>
-                <w:szCs w:val="17"/>
-              </w:rPr>
-              <w:t xml:space="preserve">D</w:t>
-            </w:r>
-          </w:p>
-        </w:tc>
-        <w:tc>
-          <w:tcPr>
-            <w:tcW w:type="pct" w:w="1667"/>
-            <w:tcMar>
-              <w:top w:type="dxa" w:w="40"/>
-              <w:left w:type="dxa" w:w="100"/>
-              <w:bottom w:type="dxa" w:w="40"/>
-              <w:right w:type="dxa" w:w="100"/>
-            </w:tcMar>
-          </w:tcPr>
-          <w:p>
-            <w:pPr>
-              <w:spacing w:before="22" w:after="22"/>
-            </w:pPr>
-            <w:r>
-              <w:rPr>
-                <w:b/>
-                <w:bCs/>
-                <w:color w:val="8186EF"/>
-                <w:sz w:val="16"/>
-                <w:szCs w:val="16"/>
-              </w:rPr>
-              <w:t xml:space="preserve">13  </w:t>
-            </w:r>
-            <w:r>
-              <w:rPr>
-                <w:sz w:val="17"/>
-                <w:szCs w:val="17"/>
-              </w:rPr>
-              <w:t xml:space="preserve">T</w:t>
+              <w:t xml:space="preserve">liabilities · measured · accounting</w:t>
+            </w:r>
+          </w:p>
+        </w:tc>
+        <w:tc>
+          <w:tcPr>
+            <w:tcW w:type="pct" w:w="1667"/>
+            <w:tcMar>
+              <w:top w:type="dxa" w:w="40"/>
+              <w:left w:type="dxa" w:w="100"/>
+              <w:bottom w:type="dxa" w:w="40"/>
+              <w:right w:type="dxa" w:w="100"/>
+            </w:tcMar>
+          </w:tcPr>
+          <w:p>
+            <w:pPr>
+              <w:spacing w:before="22" w:after="22"/>
+            </w:pPr>
+            <w:r>
+              <w:rPr>
+                <w:b/>
+                <w:bCs/>
+                <w:color w:val="8186EF"/>
+                <w:sz w:val="16"/>
+                <w:szCs w:val="16"/>
+              </w:rPr>
+              <w:t xml:space="preserve">6  </w:t>
+            </w:r>
+            <w:r>
+              <w:rPr>
+                <w:sz w:val="17"/>
+                <w:szCs w:val="17"/>
+              </w:rPr>
+              <w:t xml:space="preserve">A</w:t>
+            </w:r>
+          </w:p>
+        </w:tc>
+        <w:tc>
+          <w:tcPr>
+            <w:tcW w:type="pct" w:w="1667"/>
+            <w:tcMar>
+              <w:top w:type="dxa" w:w="40"/>
+              <w:left w:type="dxa" w:w="100"/>
+              <w:bottom w:type="dxa" w:w="40"/>
+              <w:right w:type="dxa" w:w="100"/>
+            </w:tcMar>
+          </w:tcPr>
+          <w:p>
+            <w:pPr>
+              <w:spacing w:before="22" w:after="22"/>
+            </w:pPr>
+            <w:r>
+              <w:rPr>
+                <w:b/>
+                <w:bCs/>
+                <w:color w:val="8186EF"/>
+                <w:sz w:val="16"/>
+                <w:szCs w:val="16"/>
+              </w:rPr>
+              <w:t xml:space="preserve">11  </w:t>
+            </w:r>
+            <w:r>
+              <w:rPr>
+                <w:sz w:val="17"/>
+                <w:szCs w:val="17"/>
+              </w:rPr>
+              <w:t xml:space="preserve">A</w:t>
             </w:r>
           </w:p>
         </w:tc>
@@ -6017,7 +5184,7 @@
                 <w:sz w:val="17"/>
                 <w:szCs w:val="17"/>
               </w:rPr>
-              <w:t xml:space="preserve">Treasury · today's · distribute</w:t>
+              <w:t xml:space="preserve">historical · internally · Treasury stock</w:t>
             </w:r>
           </w:p>
         </w:tc>
@@ -6044,7 +5211,7 @@
                 <w:sz w:val="16"/>
                 <w:szCs w:val="16"/>
               </w:rPr>
-              <w:t xml:space="preserve">8  </w:t>
+              <w:t xml:space="preserve">7  </w:t>
             </w:r>
             <w:r>
               <w:rPr>
@@ -6078,14 +5245,14 @@
                 <w:sz w:val="16"/>
                 <w:szCs w:val="16"/>
               </w:rPr>
-              <w:t xml:space="preserve">14  </w:t>
-            </w:r>
-            <w:r>
-              <w:rPr>
-                <w:sz w:val="17"/>
-                <w:szCs w:val="17"/>
-              </w:rPr>
-              <w:t xml:space="preserve">A</w:t>
+              <w:t xml:space="preserve">12  </w:t>
+            </w:r>
+            <w:r>
+              <w:rPr>
+                <w:sz w:val="17"/>
+                <w:szCs w:val="17"/>
+              </w:rPr>
+              <w:t xml:space="preserve">Compare with the model earlier in this handout.</w:t>
             </w:r>
           </w:p>
         </w:tc>
@@ -6120,73 +5287,73 @@
                 <w:sz w:val="17"/>
                 <w:szCs w:val="17"/>
               </w:rPr>
-              <w:t xml:space="preserve">statement · comprehensive · transactions</w:t>
-            </w:r>
-          </w:p>
-        </w:tc>
-        <w:tc>
-          <w:tcPr>
-            <w:tcW w:type="pct" w:w="1667"/>
-            <w:tcMar>
-              <w:top w:type="dxa" w:w="40"/>
-              <w:left w:type="dxa" w:w="100"/>
-              <w:bottom w:type="dxa" w:w="40"/>
-              <w:right w:type="dxa" w:w="100"/>
-            </w:tcMar>
-          </w:tcPr>
-          <w:p>
-            <w:pPr>
-              <w:spacing w:before="22" w:after="22"/>
-            </w:pPr>
-            <w:r>
-              <w:rPr>
-                <w:b/>
-                <w:bCs/>
-                <w:color w:val="8186EF"/>
-                <w:sz w:val="16"/>
-                <w:szCs w:val="16"/>
-              </w:rPr>
-              <w:t xml:space="preserve">9  </w:t>
-            </w:r>
-            <w:r>
-              <w:rPr>
-                <w:sz w:val="17"/>
-                <w:szCs w:val="17"/>
-              </w:rPr>
-              <w:t xml:space="preserve">C</w:t>
-            </w:r>
-          </w:p>
-        </w:tc>
-        <w:tc>
-          <w:tcPr>
-            <w:tcW w:type="pct" w:w="1667"/>
-            <w:tcMar>
-              <w:top w:type="dxa" w:w="40"/>
-              <w:left w:type="dxa" w:w="100"/>
-              <w:bottom w:type="dxa" w:w="40"/>
-              <w:right w:type="dxa" w:w="100"/>
-            </w:tcMar>
-          </w:tcPr>
-          <w:p>
-            <w:pPr>
-              <w:spacing w:before="22" w:after="22"/>
-            </w:pPr>
-            <w:r>
-              <w:rPr>
-                <w:b/>
-                <w:bCs/>
-                <w:color w:val="8186EF"/>
-                <w:sz w:val="16"/>
-                <w:szCs w:val="16"/>
-              </w:rPr>
-              <w:t xml:space="preserve">15  </w:t>
-            </w:r>
-            <w:r>
-              <w:rPr>
-                <w:sz w:val="17"/>
-                <w:szCs w:val="17"/>
-              </w:rPr>
-              <w:t xml:space="preserve">Compare with the model earlier in this handout.</w:t>
+              <w:t xml:space="preserve">statement of changes in equity · comprehensive · transactions</w:t>
+            </w:r>
+          </w:p>
+        </w:tc>
+        <w:tc>
+          <w:tcPr>
+            <w:tcW w:type="pct" w:w="1667"/>
+            <w:tcMar>
+              <w:top w:type="dxa" w:w="40"/>
+              <w:left w:type="dxa" w:w="100"/>
+              <w:bottom w:type="dxa" w:w="40"/>
+              <w:right w:type="dxa" w:w="100"/>
+            </w:tcMar>
+          </w:tcPr>
+          <w:p>
+            <w:pPr>
+              <w:spacing w:before="22" w:after="22"/>
+            </w:pPr>
+            <w:r>
+              <w:rPr>
+                <w:b/>
+                <w:bCs/>
+                <w:color w:val="8186EF"/>
+                <w:sz w:val="16"/>
+                <w:szCs w:val="16"/>
+              </w:rPr>
+              <w:t xml:space="preserve">8  </w:t>
+            </w:r>
+            <w:r>
+              <w:rPr>
+                <w:sz w:val="17"/>
+                <w:szCs w:val="17"/>
+              </w:rPr>
+              <w:t xml:space="preserve">T</w:t>
+            </w:r>
+          </w:p>
+        </w:tc>
+        <w:tc>
+          <w:tcPr>
+            <w:tcW w:type="pct" w:w="1667"/>
+            <w:tcMar>
+              <w:top w:type="dxa" w:w="40"/>
+              <w:left w:type="dxa" w:w="100"/>
+              <w:bottom w:type="dxa" w:w="40"/>
+              <w:right w:type="dxa" w:w="100"/>
+            </w:tcMar>
+          </w:tcPr>
+          <w:p>
+            <w:pPr>
+              <w:spacing w:before="22" w:after="22"/>
+            </w:pPr>
+            <w:r>
+              <w:rPr>
+                <w:b/>
+                <w:bCs/>
+                <w:color w:val="8186EF"/>
+                <w:sz w:val="16"/>
+                <w:szCs w:val="16"/>
+              </w:rPr>
+              <w:t xml:space="preserve">13  </w:t>
+            </w:r>
+            <w:r>
+              <w:rPr>
+                <w:sz w:val="17"/>
+                <w:szCs w:val="17"/>
+              </w:rPr>
+              <w:t xml:space="preserve">Total equity is a book value: assets minus liabilities, as measured by the accounting rules. It is not what the company is worth. Most assets are at historical cost, and internally built brands and know-how are not recorded.</w:t>
             </w:r>
           </w:p>
         </w:tc>
@@ -6249,14 +5416,14 @@
                 <w:sz w:val="16"/>
                 <w:szCs w:val="16"/>
               </w:rPr>
-              <w:t xml:space="preserve">10  </w:t>
-            </w:r>
-            <w:r>
-              <w:rPr>
-                <w:sz w:val="17"/>
-                <w:szCs w:val="17"/>
-              </w:rPr>
-              <w:t xml:space="preserve">C</w:t>
+              <w:t xml:space="preserve">9  </w:t>
+            </w:r>
+            <w:r>
+              <w:rPr>
+                <w:sz w:val="17"/>
+                <w:szCs w:val="17"/>
+              </w:rPr>
+              <w:t xml:space="preserve">T</w:t>
             </w:r>
           </w:p>
         </w:tc>
@@ -6273,24 +5440,14 @@
           </w:tcPr>
           <w:p>
             <w:pPr>
-              <w:spacing w:before="22" w:after="22"/>
-            </w:pPr>
-            <w:r>
-              <w:rPr>
-                <w:b/>
-                <w:bCs/>
-                <w:color w:val="8186EF"/>
-                <w:sz w:val="16"/>
-                <w:szCs w:val="16"/>
-              </w:rPr>
-              <w:t xml:space="preserve">16  </w:t>
-            </w:r>
-            <w:r>
-              <w:rPr>
-                <w:sz w:val="17"/>
-                <w:szCs w:val="17"/>
-              </w:rPr>
-              <w:t xml:space="preserve">Total equity is a book value: assets minus liabilities, as measured by the accounting rules. It is not what the company is worth. Most assets are at historical cost, and internally built brands and know-how are not recorded.</w:t>
+              <w:spacing w:before="24" w:after="24"/>
+            </w:pPr>
+            <w:r>
+              <w:rPr>
+                <w:sz w:val="16"/>
+                <w:szCs w:val="16"/>
+              </w:rPr>
+              <w:t xml:space="preserve"/>
             </w:r>
           </w:p>
         </w:tc>
@@ -6351,114 +5508,20 @@
                 <w:sz w:val="16"/>
                 <w:szCs w:val="16"/>
               </w:rPr>
-              <w:t xml:space="preserve">11  </w:t>
-            </w:r>
-            <w:r>
-              <w:rPr>
-                <w:sz w:val="17"/>
-                <w:szCs w:val="17"/>
-              </w:rPr>
-              <w:t xml:space="preserve">T</w:t>
-            </w:r>
-          </w:p>
-        </w:tc>
-        <w:tc>
-          <w:tcPr>
-            <w:tcW w:type="pct" w:w="1667"/>
-            <w:tcMar>
-              <w:top w:type="dxa" w:w="40"/>
-              <w:left w:type="dxa" w:w="100"/>
-              <w:bottom w:type="dxa" w:w="40"/>
-              <w:right w:type="dxa" w:w="100"/>
-            </w:tcMar>
-          </w:tcPr>
-          <w:p>
-            <w:pPr>
-              <w:spacing w:before="24" w:after="24"/>
-            </w:pPr>
-            <w:r>
-              <w:rPr>
-                <w:sz w:val="16"/>
-                <w:szCs w:val="16"/>
-              </w:rPr>
-              <w:t xml:space="preserve"/>
-            </w:r>
-          </w:p>
-        </w:tc>
-      </w:tr>
-      <w:tr>
-        <w:tc>
-          <w:tcPr>
-            <w:tcW w:type="pct" w:w="1667"/>
-            <w:shd w:fill="FBFAF6" w:val="clear"/>
-            <w:tcMar>
-              <w:top w:type="dxa" w:w="40"/>
-              <w:left w:type="dxa" w:w="100"/>
-              <w:bottom w:type="dxa" w:w="40"/>
-              <w:right w:type="dxa" w:w="100"/>
-            </w:tcMar>
-          </w:tcPr>
-          <w:p>
-            <w:pPr>
-              <w:spacing w:before="22" w:after="22"/>
-            </w:pPr>
-            <w:r>
-              <w:rPr>
-                <w:b/>
-                <w:bCs/>
-                <w:color w:val="8186EF"/>
-                <w:sz w:val="16"/>
-                <w:szCs w:val="16"/>
-              </w:rPr>
-              <w:t xml:space="preserve">6  </w:t>
-            </w:r>
-            <w:r>
-              <w:rPr>
-                <w:sz w:val="17"/>
-                <w:szCs w:val="17"/>
-              </w:rPr>
-              <w:t xml:space="preserve">D</w:t>
-            </w:r>
-          </w:p>
-        </w:tc>
-        <w:tc>
-          <w:tcPr>
-            <w:tcW w:type="pct" w:w="1667"/>
-            <w:shd w:fill="FBFAF6" w:val="clear"/>
-            <w:tcMar>
-              <w:top w:type="dxa" w:w="40"/>
-              <w:left w:type="dxa" w:w="100"/>
-              <w:bottom w:type="dxa" w:w="40"/>
-              <w:right w:type="dxa" w:w="100"/>
-            </w:tcMar>
-          </w:tcPr>
-          <w:p>
-            <w:pPr>
-              <w:spacing w:before="22" w:after="22"/>
-            </w:pPr>
-            <w:r>
-              <w:rPr>
-                <w:b/>
-                <w:bCs/>
-                <w:color w:val="8186EF"/>
-                <w:sz w:val="16"/>
-                <w:szCs w:val="16"/>
-              </w:rPr>
-              <w:t xml:space="preserve">12  </w:t>
-            </w:r>
-            <w:r>
-              <w:rPr>
-                <w:sz w:val="17"/>
-                <w:szCs w:val="17"/>
-              </w:rPr>
-              <w:t xml:space="preserve">T</w:t>
-            </w:r>
-          </w:p>
-        </w:tc>
-        <w:tc>
-          <w:tcPr>
-            <w:tcW w:type="pct" w:w="1667"/>
-            <w:shd w:fill="FBFAF6" w:val="clear"/>
+              <w:t xml:space="preserve">10  </w:t>
+            </w:r>
+            <w:r>
+              <w:rPr>
+                <w:sz w:val="17"/>
+                <w:szCs w:val="17"/>
+              </w:rPr>
+              <w:t xml:space="preserve">A</w:t>
+            </w:r>
+          </w:p>
+        </w:tc>
+        <w:tc>
+          <w:tcPr>
+            <w:tcW w:type="pct" w:w="1667"/>
             <w:tcMar>
               <w:top w:type="dxa" w:w="40"/>
               <w:left w:type="dxa" w:w="100"/>
@@ -6517,7 +5580,7 @@
           <w:sz w:val="16"/>
           <w:szCs w:val="16"/>
         </w:rPr>
-        <w:t xml:space="preserve">The book writes: “Treasury stock is shown at the price paid, not at today's share price. Legal capital rules also differ from state to state, so equity does not show exactly how much a company may legally distribute. The statement of changes in equity takes net income and OCI from the statement of comprehensive income, and dividends and share issues from the company's owner transactions.”</w:t>
+        <w:t xml:space="preserve">The book writes: “Total equity is a book value: assets minus liabilities, as measured by the accounting rules. It is not what the company is worth.”</w:t>
       </w:r>
     </w:p>
     <w:p>
@@ -6540,7 +5603,7 @@
           <w:sz w:val="16"/>
           <w:szCs w:val="16"/>
         </w:rPr>
-        <w:t xml:space="preserve">The book writes: “Treasury stock is shown at the price paid, not at today's share price. Legal capital rules also differ from state to state, so equity does not show exactly how much a company may legally distribute.”</w:t>
+        <w:t xml:space="preserve">The book writes: “Most assets are at historical cost, and internally built brands and know-how are not recorded. Treasury stock is shown at the price paid, not at today's share price.”</w:t>
       </w:r>
     </w:p>
     <w:p>
@@ -6563,7 +5626,7 @@
           <w:sz w:val="16"/>
           <w:szCs w:val="16"/>
         </w:rPr>
-        <w:t xml:space="preserve">The book writes: “The statement of changes in equity takes net income and OCI from the statement of comprehensive income, and dividends and share issues from the company's owner transactions. Its closing balances are the equity section of the balance sheet. Chapter 5 shows how the cash parts of these transactions appear in the financing section.”</w:t>
+        <w:t xml:space="preserve">The book writes: “The statement of changes in equity takes net income and OCI from the statement of comprehensive income, and dividends and share issues from the company's owner transactions. Its closing balances are the equity section of the balance sheet.”</w:t>
       </w:r>
     </w:p>
     <w:p>
@@ -6632,7 +5695,7 @@
           <w:sz w:val="16"/>
           <w:szCs w:val="16"/>
         </w:rPr>
-        <w:t xml:space="preserve">The book numbers “Issuing and buying back shares” as section 4.2.</w:t>
+        <w:t xml:space="preserve">Opening + net income − cash dividends − stock dividend. B is wrong: This leaves out the cash dividend. C is wrong: This leaves out the stock dividend.</w:t>
       </w:r>
     </w:p>
     <w:p>
@@ -6655,7 +5718,7 @@
           <w:sz w:val="16"/>
           <w:szCs w:val="16"/>
         </w:rPr>
-        <w:t xml:space="preserve">The book numbers “Dividends, stock dividends and stock splits” as section 4.3.</w:t>
+        <w:t xml:space="preserve">Every cycle settles one rule and shows where it comes from.</w:t>
       </w:r>
     </w:p>
     <w:p>
@@ -6678,7 +5741,7 @@
           <w:sz w:val="16"/>
           <w:szCs w:val="16"/>
         </w:rPr>
-        <w:t xml:space="preserve">The book numbers “Retained earnings” as section 4.4.</w:t>
+        <w:t xml:space="preserve">CMA questions use exact terms, and one word can change the answer.</w:t>
       </w:r>
     </w:p>
     <w:p>
@@ -6701,7 +5764,7 @@
           <w:sz w:val="16"/>
           <w:szCs w:val="16"/>
         </w:rPr>
-        <w:t xml:space="preserve">The small/large distinction is U.S. GAAP only. A is wrong: IFRS does not require fair value for bonus issues. B is wrong: IFRS has no rule that fixes par.</w:t>
+        <w:t xml:space="preserve">The term tables in each section are the book’s own.</w:t>
       </w:r>
     </w:p>
     <w:p>
@@ -6724,7 +5787,7 @@
           <w:sz w:val="16"/>
           <w:szCs w:val="16"/>
         </w:rPr>
-        <w:t xml:space="preserve">The small/large distinction is U.S. GAAP only. A is wrong: IFRS does not require fair value for bonus issues. B is wrong: IFRS has no rule that fixes par.</w:t>
+        <w:t xml:space="preserve">CMA questions use exact terms, and the glossary on the page is what defines them here.</w:t>
       </w:r>
     </w:p>
     <w:p>
@@ -6741,75 +5804,6 @@
           <w:szCs w:val="16"/>
         </w:rPr>
         <w:t xml:space="preserve">11  </w:t>
-      </w:r>
-      <w:r>
-        <w:rPr>
-          <w:sz w:val="16"/>
-          <w:szCs w:val="16"/>
-        </w:rPr>
-        <w:t xml:space="preserve">CMA questions use exact terms, and one word can change the answer.</w:t>
-      </w:r>
-    </w:p>
-    <w:p>
-      <w:pPr>
-        <w:spacing w:after="18"/>
-        <w:ind w:left="300" w:hanging="300"/>
-      </w:pPr>
-      <w:r>
-        <w:rPr>
-          <w:b/>
-          <w:bCs/>
-          <w:color w:val="8186EF"/>
-          <w:sz w:val="16"/>
-          <w:szCs w:val="16"/>
-        </w:rPr>
-        <w:t xml:space="preserve">12  </w:t>
-      </w:r>
-      <w:r>
-        <w:rPr>
-          <w:sz w:val="16"/>
-          <w:szCs w:val="16"/>
-        </w:rPr>
-        <w:t xml:space="preserve">The term tables in each section are the book’s own.</w:t>
-      </w:r>
-    </w:p>
-    <w:p>
-      <w:pPr>
-        <w:spacing w:after="18"/>
-        <w:ind w:left="300" w:hanging="300"/>
-      </w:pPr>
-      <w:r>
-        <w:rPr>
-          <w:b/>
-          <w:bCs/>
-          <w:color w:val="8186EF"/>
-          <w:sz w:val="16"/>
-          <w:szCs w:val="16"/>
-        </w:rPr>
-        <w:t xml:space="preserve">13  </w:t>
-      </w:r>
-      <w:r>
-        <w:rPr>
-          <w:sz w:val="16"/>
-          <w:szCs w:val="16"/>
-        </w:rPr>
-        <w:t xml:space="preserve">The exam marks the term, so the English word is the answer.</w:t>
-      </w:r>
-    </w:p>
-    <w:p>
-      <w:pPr>
-        <w:spacing w:after="18"/>
-        <w:ind w:left="300" w:hanging="300"/>
-      </w:pPr>
-      <w:r>
-        <w:rPr>
-          <w:b/>
-          <w:bCs/>
-          <w:color w:val="8186EF"/>
-          <w:sz w:val="16"/>
-          <w:szCs w:val="16"/>
-        </w:rPr>
-        <w:t xml:space="preserve">14  </w:t>
       </w:r>
       <w:r>
         <w:rPr>
@@ -6926,66 +5920,33 @@
                 <w:sz w:val="17"/>
                 <w:szCs w:val="17"/>
               </w:rPr>
-              <w:t xml:space="preserve">Preferred stock · treasury stock · cost method · issued shares · outstanding shares</w:t>
-            </w:r>
-          </w:p>
-        </w:tc>
-        <w:tc>
-          <w:tcPr>
-            <w:tcW w:type="pct" w:w="1667"/>
-            <w:tcMar>
-              <w:top w:type="dxa" w:w="40"/>
-              <w:left w:type="dxa" w:w="100"/>
-              <w:bottom w:type="dxa" w:w="40"/>
-              <w:right w:type="dxa" w:w="100"/>
-            </w:tcMar>
-          </w:tcPr>
-          <w:p>
-            <w:pPr>
-              <w:spacing w:before="22" w:after="22"/>
-            </w:pPr>
-            <w:r>
-              <w:rPr>
-                <w:b/>
-                <w:bCs/>
-                <w:color w:val="8186EF"/>
-                <w:sz w:val="16"/>
-                <w:szCs w:val="16"/>
-              </w:rPr>
-              <w:t xml:space="preserve">10  </w:t>
-            </w:r>
-            <w:r>
-              <w:rPr>
-                <w:sz w:val="17"/>
-                <w:szCs w:val="17"/>
-              </w:rPr>
-              <w:t xml:space="preserve">C</w:t>
-            </w:r>
-          </w:p>
-        </w:tc>
-        <w:tc>
-          <w:tcPr>
-            <w:tcW w:type="pct" w:w="1667"/>
-            <w:tcMar>
-              <w:top w:type="dxa" w:w="40"/>
-              <w:left w:type="dxa" w:w="100"/>
-              <w:bottom w:type="dxa" w:w="40"/>
-              <w:right w:type="dxa" w:w="100"/>
-            </w:tcMar>
-          </w:tcPr>
-          <w:p>
-            <w:pPr>
-              <w:spacing w:before="22" w:after="22"/>
-            </w:pPr>
-            <w:r>
-              <w:rPr>
-                <w:b/>
-                <w:bCs/>
-                <w:color w:val="8186EF"/>
-                <w:sz w:val="16"/>
-                <w:szCs w:val="16"/>
-              </w:rPr>
-              <w:t xml:space="preserve">19  </w:t>
+              <w:t xml:space="preserve">treasury stock · cost method · issued shares · outstanding shares</w:t>
+            </w:r>
+          </w:p>
+        </w:tc>
+        <w:tc>
+          <w:tcPr>
+            <w:tcW w:type="pct" w:w="1667"/>
+            <w:tcMar>
+              <w:top w:type="dxa" w:w="40"/>
+              <w:left w:type="dxa" w:w="100"/>
+              <w:bottom w:type="dxa" w:w="40"/>
+              <w:right w:type="dxa" w:w="100"/>
+            </w:tcMar>
+          </w:tcPr>
+          <w:p>
+            <w:pPr>
+              <w:spacing w:before="22" w:after="22"/>
+            </w:pPr>
+            <w:r>
+              <w:rPr>
+                <w:b/>
+                <w:bCs/>
+                <w:color w:val="8186EF"/>
+                <w:sz w:val="16"/>
+                <w:szCs w:val="16"/>
+              </w:rPr>
+              <w:t xml:space="preserve">12  </w:t>
             </w:r>
             <w:r>
               <w:rPr>
@@ -6993,6 +5954,39 @@
                 <w:szCs w:val="17"/>
               </w:rPr>
               <w:t xml:space="preserve">D</w:t>
+            </w:r>
+          </w:p>
+        </w:tc>
+        <w:tc>
+          <w:tcPr>
+            <w:tcW w:type="pct" w:w="1667"/>
+            <w:tcMar>
+              <w:top w:type="dxa" w:w="40"/>
+              <w:left w:type="dxa" w:w="100"/>
+              <w:bottom w:type="dxa" w:w="40"/>
+              <w:right w:type="dxa" w:w="100"/>
+            </w:tcMar>
+          </w:tcPr>
+          <w:p>
+            <w:pPr>
+              <w:spacing w:before="22" w:after="22"/>
+            </w:pPr>
+            <w:r>
+              <w:rPr>
+                <w:b/>
+                <w:bCs/>
+                <w:color w:val="8186EF"/>
+                <w:sz w:val="16"/>
+                <w:szCs w:val="16"/>
+              </w:rPr>
+              <w:t xml:space="preserve">23  </w:t>
+            </w:r>
+            <w:r>
+              <w:rPr>
+                <w:sz w:val="17"/>
+                <w:szCs w:val="17"/>
+              </w:rPr>
+              <w:t xml:space="preserve">E</w:t>
             </w:r>
           </w:p>
         </w:tc>
@@ -7055,7 +6049,41 @@
                 <w:sz w:val="16"/>
                 <w:szCs w:val="16"/>
               </w:rPr>
-              <w:t xml:space="preserve">11  </w:t>
+              <w:t xml:space="preserve">13  </w:t>
+            </w:r>
+            <w:r>
+              <w:rPr>
+                <w:sz w:val="17"/>
+                <w:szCs w:val="17"/>
+              </w:rPr>
+              <w:t xml:space="preserve">B</w:t>
+            </w:r>
+          </w:p>
+        </w:tc>
+        <w:tc>
+          <w:tcPr>
+            <w:tcW w:type="pct" w:w="1667"/>
+            <w:shd w:fill="FBFAF6" w:val="clear"/>
+            <w:tcMar>
+              <w:top w:type="dxa" w:w="40"/>
+              <w:left w:type="dxa" w:w="100"/>
+              <w:bottom w:type="dxa" w:w="40"/>
+              <w:right w:type="dxa" w:w="100"/>
+            </w:tcMar>
+          </w:tcPr>
+          <w:p>
+            <w:pPr>
+              <w:spacing w:before="22" w:after="22"/>
+            </w:pPr>
+            <w:r>
+              <w:rPr>
+                <w:b/>
+                <w:bCs/>
+                <w:color w:val="8186EF"/>
+                <w:sz w:val="16"/>
+                <w:szCs w:val="16"/>
+              </w:rPr>
+              <w:t xml:space="preserve">24  </w:t>
             </w:r>
             <w:r>
               <w:rPr>
@@ -7063,40 +6091,6 @@
                 <w:szCs w:val="17"/>
               </w:rPr>
               <w:t xml:space="preserve">D</w:t>
-            </w:r>
-          </w:p>
-        </w:tc>
-        <w:tc>
-          <w:tcPr>
-            <w:tcW w:type="pct" w:w="1667"/>
-            <w:shd w:fill="FBFAF6" w:val="clear"/>
-            <w:tcMar>
-              <w:top w:type="dxa" w:w="40"/>
-              <w:left w:type="dxa" w:w="100"/>
-              <w:bottom w:type="dxa" w:w="40"/>
-              <w:right w:type="dxa" w:w="100"/>
-            </w:tcMar>
-          </w:tcPr>
-          <w:p>
-            <w:pPr>
-              <w:spacing w:before="22" w:after="22"/>
-            </w:pPr>
-            <w:r>
-              <w:rPr>
-                <w:b/>
-                <w:bCs/>
-                <w:color w:val="8186EF"/>
-                <w:sz w:val="16"/>
-                <w:szCs w:val="16"/>
-              </w:rPr>
-              <w:t xml:space="preserve">20  </w:t>
-            </w:r>
-            <w:r>
-              <w:rPr>
-                <w:sz w:val="17"/>
-                <w:szCs w:val="17"/>
-              </w:rPr>
-              <w:t xml:space="preserve">A</w:t>
             </w:r>
           </w:p>
         </w:tc>
@@ -7131,73 +6125,73 @@
                 <w:sz w:val="17"/>
                 <w:szCs w:val="17"/>
               </w:rPr>
-              <w:t xml:space="preserve">stock dividend · appropriated retained earnings</w:t>
-            </w:r>
-          </w:p>
-        </w:tc>
-        <w:tc>
-          <w:tcPr>
-            <w:tcW w:type="pct" w:w="1667"/>
-            <w:tcMar>
-              <w:top w:type="dxa" w:w="40"/>
-              <w:left w:type="dxa" w:w="100"/>
-              <w:bottom w:type="dxa" w:w="40"/>
-              <w:right w:type="dxa" w:w="100"/>
-            </w:tcMar>
-          </w:tcPr>
-          <w:p>
-            <w:pPr>
-              <w:spacing w:before="22" w:after="22"/>
-            </w:pPr>
-            <w:r>
-              <w:rPr>
-                <w:b/>
-                <w:bCs/>
-                <w:color w:val="8186EF"/>
-                <w:sz w:val="16"/>
-                <w:szCs w:val="16"/>
-              </w:rPr>
-              <w:t xml:space="preserve">12  </w:t>
-            </w:r>
-            <w:r>
-              <w:rPr>
-                <w:sz w:val="17"/>
-                <w:szCs w:val="17"/>
-              </w:rPr>
-              <w:t xml:space="preserve">E</w:t>
-            </w:r>
-          </w:p>
-        </w:tc>
-        <w:tc>
-          <w:tcPr>
-            <w:tcW w:type="pct" w:w="1667"/>
-            <w:tcMar>
-              <w:top w:type="dxa" w:w="40"/>
-              <w:left w:type="dxa" w:w="100"/>
-              <w:bottom w:type="dxa" w:w="40"/>
-              <w:right w:type="dxa" w:w="100"/>
-            </w:tcMar>
-          </w:tcPr>
-          <w:p>
-            <w:pPr>
-              <w:spacing w:before="22" w:after="22"/>
-            </w:pPr>
-            <w:r>
-              <w:rPr>
-                <w:b/>
-                <w:bCs/>
-                <w:color w:val="8186EF"/>
-                <w:sz w:val="16"/>
-                <w:szCs w:val="16"/>
-              </w:rPr>
-              <w:t xml:space="preserve">21  </w:t>
-            </w:r>
-            <w:r>
-              <w:rPr>
-                <w:sz w:val="17"/>
-                <w:szCs w:val="17"/>
-              </w:rPr>
-              <w:t xml:space="preserve">B</w:t>
+              <w:t xml:space="preserve">appropriated · carried-forward · liabilities</w:t>
+            </w:r>
+          </w:p>
+        </w:tc>
+        <w:tc>
+          <w:tcPr>
+            <w:tcW w:type="pct" w:w="1667"/>
+            <w:tcMar>
+              <w:top w:type="dxa" w:w="40"/>
+              <w:left w:type="dxa" w:w="100"/>
+              <w:bottom w:type="dxa" w:w="40"/>
+              <w:right w:type="dxa" w:w="100"/>
+            </w:tcMar>
+          </w:tcPr>
+          <w:p>
+            <w:pPr>
+              <w:spacing w:before="22" w:after="22"/>
+            </w:pPr>
+            <w:r>
+              <w:rPr>
+                <w:b/>
+                <w:bCs/>
+                <w:color w:val="8186EF"/>
+                <w:sz w:val="16"/>
+                <w:szCs w:val="16"/>
+              </w:rPr>
+              <w:t xml:space="preserve">14  </w:t>
+            </w:r>
+            <w:r>
+              <w:rPr>
+                <w:sz w:val="17"/>
+                <w:szCs w:val="17"/>
+              </w:rPr>
+              <w:t xml:space="preserve">D</w:t>
+            </w:r>
+          </w:p>
+        </w:tc>
+        <w:tc>
+          <w:tcPr>
+            <w:tcW w:type="pct" w:w="1667"/>
+            <w:tcMar>
+              <w:top w:type="dxa" w:w="40"/>
+              <w:left w:type="dxa" w:w="100"/>
+              <w:bottom w:type="dxa" w:w="40"/>
+              <w:right w:type="dxa" w:w="100"/>
+            </w:tcMar>
+          </w:tcPr>
+          <w:p>
+            <w:pPr>
+              <w:spacing w:before="22" w:after="22"/>
+            </w:pPr>
+            <w:r>
+              <w:rPr>
+                <w:b/>
+                <w:bCs/>
+                <w:color w:val="8186EF"/>
+                <w:sz w:val="16"/>
+                <w:szCs w:val="16"/>
+              </w:rPr>
+              <w:t xml:space="preserve">25  </w:t>
+            </w:r>
+            <w:r>
+              <w:rPr>
+                <w:sz w:val="17"/>
+                <w:szCs w:val="17"/>
+              </w:rPr>
+              <w:t xml:space="preserve">A</w:t>
             </w:r>
           </w:p>
         </w:tc>
@@ -7260,14 +6254,14 @@
                 <w:sz w:val="16"/>
                 <w:szCs w:val="16"/>
               </w:rPr>
-              <w:t xml:space="preserve">13  </w:t>
-            </w:r>
-            <w:r>
-              <w:rPr>
-                <w:sz w:val="17"/>
-                <w:szCs w:val="17"/>
-              </w:rPr>
-              <w:t xml:space="preserve">D</w:t>
+              <w:t xml:space="preserve">15  </w:t>
+            </w:r>
+            <w:r>
+              <w:rPr>
+                <w:sz w:val="17"/>
+                <w:szCs w:val="17"/>
+              </w:rPr>
+              <w:t xml:space="preserve">A</w:t>
             </w:r>
           </w:p>
         </w:tc>
@@ -7294,7 +6288,7 @@
                 <w:sz w:val="16"/>
                 <w:szCs w:val="16"/>
               </w:rPr>
-              <w:t xml:space="preserve">22  </w:t>
+              <w:t xml:space="preserve">26  </w:t>
             </w:r>
             <w:r>
               <w:rPr>
@@ -7362,40 +6356,40 @@
                 <w:sz w:val="16"/>
                 <w:szCs w:val="16"/>
               </w:rPr>
-              <w:t xml:space="preserve">14  </w:t>
-            </w:r>
-            <w:r>
-              <w:rPr>
-                <w:sz w:val="17"/>
-                <w:szCs w:val="17"/>
-              </w:rPr>
-              <w:t xml:space="preserve">C</w:t>
-            </w:r>
-          </w:p>
-        </w:tc>
-        <w:tc>
-          <w:tcPr>
-            <w:tcW w:type="pct" w:w="1667"/>
-            <w:tcMar>
-              <w:top w:type="dxa" w:w="40"/>
-              <w:left w:type="dxa" w:w="100"/>
-              <w:bottom w:type="dxa" w:w="40"/>
-              <w:right w:type="dxa" w:w="100"/>
-            </w:tcMar>
-          </w:tcPr>
-          <w:p>
-            <w:pPr>
-              <w:spacing w:before="22" w:after="22"/>
-            </w:pPr>
-            <w:r>
-              <w:rPr>
-                <w:b/>
-                <w:bCs/>
-                <w:color w:val="8186EF"/>
-                <w:sz w:val="16"/>
-                <w:szCs w:val="16"/>
-              </w:rPr>
-              <w:t xml:space="preserve">23  </w:t>
+              <w:t xml:space="preserve">16  </w:t>
+            </w:r>
+            <w:r>
+              <w:rPr>
+                <w:sz w:val="17"/>
+                <w:szCs w:val="17"/>
+              </w:rPr>
+              <w:t xml:space="preserve">B</w:t>
+            </w:r>
+          </w:p>
+        </w:tc>
+        <w:tc>
+          <w:tcPr>
+            <w:tcW w:type="pct" w:w="1667"/>
+            <w:tcMar>
+              <w:top w:type="dxa" w:w="40"/>
+              <w:left w:type="dxa" w:w="100"/>
+              <w:bottom w:type="dxa" w:w="40"/>
+              <w:right w:type="dxa" w:w="100"/>
+            </w:tcMar>
+          </w:tcPr>
+          <w:p>
+            <w:pPr>
+              <w:spacing w:before="22" w:after="22"/>
+            </w:pPr>
+            <w:r>
+              <w:rPr>
+                <w:b/>
+                <w:bCs/>
+                <w:color w:val="8186EF"/>
+                <w:sz w:val="16"/>
+                <w:szCs w:val="16"/>
+              </w:rPr>
+              <w:t xml:space="preserve">27  </w:t>
             </w:r>
             <w:r>
               <w:rPr>
@@ -7465,14 +6459,14 @@
                 <w:sz w:val="16"/>
                 <w:szCs w:val="16"/>
               </w:rPr>
-              <w:t xml:space="preserve">15  </w:t>
-            </w:r>
-            <w:r>
-              <w:rPr>
-                <w:sz w:val="17"/>
-                <w:szCs w:val="17"/>
-              </w:rPr>
-              <w:t xml:space="preserve">T</w:t>
+              <w:t xml:space="preserve">17  </w:t>
+            </w:r>
+            <w:r>
+              <w:rPr>
+                <w:sz w:val="17"/>
+                <w:szCs w:val="17"/>
+              </w:rPr>
+              <w:t xml:space="preserve">B</w:t>
             </w:r>
           </w:p>
         </w:tc>
@@ -7499,14 +6493,14 @@
                 <w:sz w:val="16"/>
                 <w:szCs w:val="16"/>
               </w:rPr>
-              <w:t xml:space="preserve">24  </w:t>
-            </w:r>
-            <w:r>
-              <w:rPr>
-                <w:sz w:val="17"/>
-                <w:szCs w:val="17"/>
-              </w:rPr>
-              <w:t xml:space="preserve">A</w:t>
+              <w:t xml:space="preserve">28  </w:t>
+            </w:r>
+            <w:r>
+              <w:rPr>
+                <w:sz w:val="17"/>
+                <w:szCs w:val="17"/>
+              </w:rPr>
+              <w:t xml:space="preserve">D</w:t>
             </w:r>
           </w:p>
         </w:tc>
@@ -7567,47 +6561,47 @@
                 <w:sz w:val="16"/>
                 <w:szCs w:val="16"/>
               </w:rPr>
-              <w:t xml:space="preserve">16  </w:t>
-            </w:r>
-            <w:r>
-              <w:rPr>
-                <w:sz w:val="17"/>
-                <w:szCs w:val="17"/>
-              </w:rPr>
-              <w:t xml:space="preserve">B</w:t>
-            </w:r>
-          </w:p>
-        </w:tc>
-        <w:tc>
-          <w:tcPr>
-            <w:tcW w:type="pct" w:w="1667"/>
-            <w:tcMar>
-              <w:top w:type="dxa" w:w="40"/>
-              <w:left w:type="dxa" w:w="100"/>
-              <w:bottom w:type="dxa" w:w="40"/>
-              <w:right w:type="dxa" w:w="100"/>
-            </w:tcMar>
-          </w:tcPr>
-          <w:p>
-            <w:pPr>
-              <w:spacing w:before="22" w:after="22"/>
-            </w:pPr>
-            <w:r>
-              <w:rPr>
-                <w:b/>
-                <w:bCs/>
-                <w:color w:val="8186EF"/>
-                <w:sz w:val="16"/>
-                <w:szCs w:val="16"/>
-              </w:rPr>
-              <w:t xml:space="preserve">25  </w:t>
-            </w:r>
-            <w:r>
-              <w:rPr>
-                <w:sz w:val="17"/>
-                <w:szCs w:val="17"/>
-              </w:rPr>
-              <w:t xml:space="preserve">Compare with the model earlier in this handout.</w:t>
+              <w:t xml:space="preserve">18  </w:t>
+            </w:r>
+            <w:r>
+              <w:rPr>
+                <w:sz w:val="17"/>
+                <w:szCs w:val="17"/>
+              </w:rPr>
+              <w:t xml:space="preserve">T</w:t>
+            </w:r>
+          </w:p>
+        </w:tc>
+        <w:tc>
+          <w:tcPr>
+            <w:tcW w:type="pct" w:w="1667"/>
+            <w:tcMar>
+              <w:top w:type="dxa" w:w="40"/>
+              <w:left w:type="dxa" w:w="100"/>
+              <w:bottom w:type="dxa" w:w="40"/>
+              <w:right w:type="dxa" w:w="100"/>
+            </w:tcMar>
+          </w:tcPr>
+          <w:p>
+            <w:pPr>
+              <w:spacing w:before="22" w:after="22"/>
+            </w:pPr>
+            <w:r>
+              <w:rPr>
+                <w:b/>
+                <w:bCs/>
+                <w:color w:val="8186EF"/>
+                <w:sz w:val="16"/>
+                <w:szCs w:val="16"/>
+              </w:rPr>
+              <w:t xml:space="preserve">29  </w:t>
+            </w:r>
+            <w:r>
+              <w:rPr>
+                <w:sz w:val="17"/>
+                <w:szCs w:val="17"/>
+              </w:rPr>
+              <w:t xml:space="preserve">A</w:t>
             </w:r>
           </w:p>
         </w:tc>
@@ -7643,7 +6637,7 @@
                 <w:sz w:val="17"/>
                 <w:szCs w:val="17"/>
               </w:rPr>
-              <w:t xml:space="preserve">A</w:t>
+              <w:t xml:space="preserve">C</w:t>
             </w:r>
           </w:p>
         </w:tc>
@@ -7670,14 +6664,14 @@
                 <w:sz w:val="16"/>
                 <w:szCs w:val="16"/>
               </w:rPr>
-              <w:t xml:space="preserve">17  </w:t>
-            </w:r>
-            <w:r>
-              <w:rPr>
-                <w:sz w:val="17"/>
-                <w:szCs w:val="17"/>
-              </w:rPr>
-              <w:t xml:space="preserve">C</w:t>
+              <w:t xml:space="preserve">19  </w:t>
+            </w:r>
+            <w:r>
+              <w:rPr>
+                <w:sz w:val="17"/>
+                <w:szCs w:val="17"/>
+              </w:rPr>
+              <w:t xml:space="preserve">B</w:t>
             </w:r>
           </w:p>
         </w:tc>
@@ -7704,14 +6698,14 @@
                 <w:sz w:val="16"/>
                 <w:szCs w:val="16"/>
               </w:rPr>
-              <w:t xml:space="preserve">26  </w:t>
-            </w:r>
-            <w:r>
-              <w:rPr>
-                <w:sz w:val="17"/>
-                <w:szCs w:val="17"/>
-              </w:rPr>
-              <w:t xml:space="preserve">4.1: Components of equity and the statement of changes in equity. 4.2: Issuing and buying back shares. 4.3: Dividends, stock dividends and stock splits. 4.4: Retained earnings. 4.5: Limitations and links to the other statements.</w:t>
+              <w:t xml:space="preserve">30  </w:t>
+            </w:r>
+            <w:r>
+              <w:rPr>
+                <w:sz w:val="17"/>
+                <w:szCs w:val="17"/>
+              </w:rPr>
+              <w:t xml:space="preserve">Compare with the model earlier in this handout.</w:t>
             </w:r>
           </w:p>
         </w:tc>
@@ -7746,6 +6740,201 @@
                 <w:sz w:val="17"/>
                 <w:szCs w:val="17"/>
               </w:rPr>
+              <w:t xml:space="preserve">D</w:t>
+            </w:r>
+          </w:p>
+        </w:tc>
+        <w:tc>
+          <w:tcPr>
+            <w:tcW w:type="pct" w:w="1667"/>
+            <w:tcMar>
+              <w:top w:type="dxa" w:w="40"/>
+              <w:left w:type="dxa" w:w="100"/>
+              <w:bottom w:type="dxa" w:w="40"/>
+              <w:right w:type="dxa" w:w="100"/>
+            </w:tcMar>
+          </w:tcPr>
+          <w:p>
+            <w:pPr>
+              <w:spacing w:before="22" w:after="22"/>
+            </w:pPr>
+            <w:r>
+              <w:rPr>
+                <w:b/>
+                <w:bCs/>
+                <w:color w:val="8186EF"/>
+                <w:sz w:val="16"/>
+                <w:szCs w:val="16"/>
+              </w:rPr>
+              <w:t xml:space="preserve">20  </w:t>
+            </w:r>
+            <w:r>
+              <w:rPr>
+                <w:sz w:val="17"/>
+                <w:szCs w:val="17"/>
+              </w:rPr>
+              <w:t xml:space="preserve">F</w:t>
+            </w:r>
+          </w:p>
+        </w:tc>
+        <w:tc>
+          <w:tcPr>
+            <w:tcW w:type="pct" w:w="1667"/>
+            <w:tcMar>
+              <w:top w:type="dxa" w:w="40"/>
+              <w:left w:type="dxa" w:w="100"/>
+              <w:bottom w:type="dxa" w:w="40"/>
+              <w:right w:type="dxa" w:w="100"/>
+            </w:tcMar>
+          </w:tcPr>
+          <w:p>
+            <w:pPr>
+              <w:spacing w:before="22" w:after="22"/>
+            </w:pPr>
+            <w:r>
+              <w:rPr>
+                <w:b/>
+                <w:bCs/>
+                <w:color w:val="8186EF"/>
+                <w:sz w:val="16"/>
+                <w:szCs w:val="16"/>
+              </w:rPr>
+              <w:t xml:space="preserve">31  </w:t>
+            </w:r>
+            <w:r>
+              <w:rPr>
+                <w:sz w:val="17"/>
+                <w:szCs w:val="17"/>
+              </w:rPr>
+              <w:t xml:space="preserve">4.1: Components of equity and the statement of changes in equity. 4.2: Issuing and buying back shares. 4.3: Dividends, stock dividends and stock splits. 4.4: Retained earnings. 4.5: Limitations and links to the other statements.</w:t>
+            </w:r>
+          </w:p>
+        </w:tc>
+      </w:tr>
+      <w:tr>
+        <w:tc>
+          <w:tcPr>
+            <w:tcW w:type="pct" w:w="1667"/>
+            <w:shd w:fill="FBFAF6" w:val="clear"/>
+            <w:tcMar>
+              <w:top w:type="dxa" w:w="40"/>
+              <w:left w:type="dxa" w:w="100"/>
+              <w:bottom w:type="dxa" w:w="40"/>
+              <w:right w:type="dxa" w:w="100"/>
+            </w:tcMar>
+          </w:tcPr>
+          <w:p>
+            <w:pPr>
+              <w:spacing w:before="22" w:after="22"/>
+            </w:pPr>
+            <w:r>
+              <w:rPr>
+                <w:b/>
+                <w:bCs/>
+                <w:color w:val="8186EF"/>
+                <w:sz w:val="16"/>
+                <w:szCs w:val="16"/>
+              </w:rPr>
+              <w:t xml:space="preserve">10  </w:t>
+            </w:r>
+            <w:r>
+              <w:rPr>
+                <w:sz w:val="17"/>
+                <w:szCs w:val="17"/>
+              </w:rPr>
+              <w:t xml:space="preserve">E</w:t>
+            </w:r>
+          </w:p>
+        </w:tc>
+        <w:tc>
+          <w:tcPr>
+            <w:tcW w:type="pct" w:w="1667"/>
+            <w:shd w:fill="FBFAF6" w:val="clear"/>
+            <w:tcMar>
+              <w:top w:type="dxa" w:w="40"/>
+              <w:left w:type="dxa" w:w="100"/>
+              <w:bottom w:type="dxa" w:w="40"/>
+              <w:right w:type="dxa" w:w="100"/>
+            </w:tcMar>
+          </w:tcPr>
+          <w:p>
+            <w:pPr>
+              <w:spacing w:before="22" w:after="22"/>
+            </w:pPr>
+            <w:r>
+              <w:rPr>
+                <w:b/>
+                <w:bCs/>
+                <w:color w:val="8186EF"/>
+                <w:sz w:val="16"/>
+                <w:szCs w:val="16"/>
+              </w:rPr>
+              <w:t xml:space="preserve">21  </w:t>
+            </w:r>
+            <w:r>
+              <w:rPr>
+                <w:sz w:val="17"/>
+                <w:szCs w:val="17"/>
+              </w:rPr>
+              <w:t xml:space="preserve">C</w:t>
+            </w:r>
+          </w:p>
+        </w:tc>
+        <w:tc>
+          <w:tcPr>
+            <w:tcW w:type="pct" w:w="1667"/>
+            <w:shd w:fill="FBFAF6" w:val="clear"/>
+            <w:tcMar>
+              <w:top w:type="dxa" w:w="40"/>
+              <w:left w:type="dxa" w:w="100"/>
+              <w:bottom w:type="dxa" w:w="40"/>
+              <w:right w:type="dxa" w:w="100"/>
+            </w:tcMar>
+          </w:tcPr>
+          <w:p>
+            <w:pPr>
+              <w:spacing w:before="24" w:after="24"/>
+            </w:pPr>
+            <w:r>
+              <w:rPr>
+                <w:sz w:val="16"/>
+                <w:szCs w:val="16"/>
+              </w:rPr>
+              <w:t xml:space="preserve"/>
+            </w:r>
+          </w:p>
+        </w:tc>
+      </w:tr>
+      <w:tr>
+        <w:tc>
+          <w:tcPr>
+            <w:tcW w:type="pct" w:w="1667"/>
+            <w:tcMar>
+              <w:top w:type="dxa" w:w="40"/>
+              <w:left w:type="dxa" w:w="100"/>
+              <w:bottom w:type="dxa" w:w="40"/>
+              <w:right w:type="dxa" w:w="100"/>
+            </w:tcMar>
+          </w:tcPr>
+          <w:p>
+            <w:pPr>
+              <w:spacing w:before="22" w:after="22"/>
+            </w:pPr>
+            <w:r>
+              <w:rPr>
+                <w:b/>
+                <w:bCs/>
+                <w:color w:val="8186EF"/>
+                <w:sz w:val="16"/>
+                <w:szCs w:val="16"/>
+              </w:rPr>
+              <w:t xml:space="preserve">11  </w:t>
+            </w:r>
+            <w:r>
+              <w:rPr>
+                <w:sz w:val="17"/>
+                <w:szCs w:val="17"/>
+              </w:rPr>
               <w:t xml:space="preserve">B</w:t>
             </w:r>
           </w:p>
@@ -7772,14 +6961,14 @@
                 <w:sz w:val="16"/>
                 <w:szCs w:val="16"/>
               </w:rPr>
-              <w:t xml:space="preserve">18  </w:t>
-            </w:r>
-            <w:r>
-              <w:rPr>
-                <w:sz w:val="17"/>
-                <w:szCs w:val="17"/>
-              </w:rPr>
-              <w:t xml:space="preserve">B</w:t>
+              <w:t xml:space="preserve">22  </w:t>
+            </w:r>
+            <w:r>
+              <w:rPr>
+                <w:sz w:val="17"/>
+                <w:szCs w:val="17"/>
+              </w:rPr>
+              <w:t xml:space="preserve">A</w:t>
             </w:r>
           </w:p>
         </w:tc>
@@ -7844,7 +7033,7 @@
           <w:sz w:val="16"/>
           <w:szCs w:val="16"/>
         </w:rPr>
-        <w:t xml:space="preserve">The book writes: “Preferred stock is recorded in the same way, in its own account. A company may buy back its own shares and hold them as treasury stock. Under the cost method, treasury stock is recorded at the price paid and deducted from equity. Shares held as treasury stock are issued shares but not outstanding shares: they receive no dividends and have no votes.”</w:t>
+        <w:t xml:space="preserve">The book writes: “A company may buy back its own shares and hold them as treasury stock. Under the cost method, treasury stock is recorded at the price paid and deducted from equity. Shares held as treasury stock are issued shares but not outstanding shares: they receive no dividends and have no votes.”</w:t>
       </w:r>
     </w:p>
     <w:p>
@@ -7890,7 +7079,7 @@
           <w:sz w:val="16"/>
           <w:szCs w:val="16"/>
         </w:rPr>
-        <w:t xml:space="preserve">The book writes: “SC4-5 A company declares a 5% stock dividend. Retained earnings are the profits a company has kept since it began, less the dividends it has declared. A board may set part of retained earnings aside, for example for a new plant. These appropriated retained earnings stay within equity; no costs are ever charged to them.”</w:t>
+        <w:t xml:space="preserve">The book writes: “On a U.S. exam, separate APIC, retained earnings (appropriated or not) and AOCI. French report à nouveau is only the carried-forward part of retained earnings. Total equity is a book value: assets minus liabilities, as measured by the accounting rules.”</w:t>
       </w:r>
     </w:p>
     <w:p>
@@ -7952,37 +7141,37 @@
           <w:sz w:val="16"/>
           <w:szCs w:val="16"/>
         </w:rPr>
-        <w:t xml:space="preserve">6  </w:t>
-      </w:r>
-      <w:r>
-        <w:rPr>
-          <w:sz w:val="16"/>
-          <w:szCs w:val="16"/>
-        </w:rPr>
-        <w:t xml:space="preserve">The book numbers “Issuing and buying back shares” as section 4.2.</w:t>
-      </w:r>
-    </w:p>
-    <w:p>
-      <w:pPr>
-        <w:spacing w:after="18"/>
-        <w:ind w:left="300" w:hanging="300"/>
-      </w:pPr>
-      <w:r>
-        <w:rPr>
-          <w:b/>
-          <w:bCs/>
-          <w:color w:val="8186EF"/>
-          <w:sz w:val="16"/>
-          <w:szCs w:val="16"/>
-        </w:rPr>
-        <w:t xml:space="preserve">7  </w:t>
-      </w:r>
-      <w:r>
-        <w:rPr>
-          <w:sz w:val="16"/>
-          <w:szCs w:val="16"/>
-        </w:rPr>
-        <w:t xml:space="preserve">The book numbers “Dividends, stock dividends and stock splits” as section 4.3.</w:t>
+        <w:t xml:space="preserve">11  </w:t>
+      </w:r>
+      <w:r>
+        <w:rPr>
+          <w:sz w:val="16"/>
+          <w:szCs w:val="16"/>
+        </w:rPr>
+        <w:t xml:space="preserve">A large stock dividend moves only par: 4,050,000 shares × $1. A is wrong: A large stock dividend is still recorded; only a split has no entry. C is wrong: This is the small stock dividend.</w:t>
+      </w:r>
+    </w:p>
+    <w:p>
+      <w:pPr>
+        <w:spacing w:after="18"/>
+        <w:ind w:left="300" w:hanging="300"/>
+      </w:pPr>
+      <w:r>
+        <w:rPr>
+          <w:b/>
+          <w:bCs/>
+          <w:color w:val="8186EF"/>
+          <w:sz w:val="16"/>
+          <w:szCs w:val="16"/>
+        </w:rPr>
+        <w:t xml:space="preserve">12  </w:t>
+      </w:r>
+      <w:r>
+        <w:rPr>
+          <w:sz w:val="16"/>
+          <w:szCs w:val="16"/>
+        </w:rPr>
+        <w:t xml:space="preserve">A split changes the number of shares and the par per share only. A is wrong: A split does not move retained earnings. B is wrong: Common stock stays the same in total.</w:t>
       </w:r>
     </w:p>
     <w:p>
@@ -8005,7 +7194,7 @@
           <w:sz w:val="16"/>
           <w:szCs w:val="16"/>
         </w:rPr>
-        <w:t xml:space="preserve">Book value is not a valuation. A is wrong: Equity is not remeasured to fair value. B is wrong: Treasury stock is shown at cost.</w:t>
+        <w:t xml:space="preserve">Stock dividends are based on outstanding shares. A is wrong: This applies the rate to the treasury shares only. C is wrong: This includes the treasury shares.</w:t>
       </w:r>
     </w:p>
     <w:p>
@@ -8028,6 +7217,144 @@
           <w:sz w:val="16"/>
           <w:szCs w:val="16"/>
         </w:rPr>
+        <w:t xml:space="preserve">Historical cost measures limit what equity tells users. A is wrong: Internally built intangibles are not recorded. B is wrong: Equity is a book amount.</w:t>
+      </w:r>
+    </w:p>
+    <w:p>
+      <w:pPr>
+        <w:spacing w:after="18"/>
+        <w:ind w:left="300" w:hanging="300"/>
+      </w:pPr>
+      <w:r>
+        <w:rPr>
+          <w:b/>
+          <w:bCs/>
+          <w:color w:val="8186EF"/>
+          <w:sz w:val="16"/>
+          <w:szCs w:val="16"/>
+        </w:rPr>
+        <w:t xml:space="preserve">15  </w:t>
+      </w:r>
+      <w:r>
+        <w:rPr>
+          <w:sz w:val="16"/>
+          <w:szCs w:val="16"/>
+        </w:rPr>
+        <w:t xml:space="preserve">Restrictions are disclosed, not deducted from the balance. B is wrong: Share premium is APIC, not retained earnings. C is wrong: Retained earnings are not a fair value.</w:t>
+      </w:r>
+    </w:p>
+    <w:p>
+      <w:pPr>
+        <w:spacing w:after="18"/>
+        <w:ind w:left="300" w:hanging="300"/>
+      </w:pPr>
+      <w:r>
+        <w:rPr>
+          <w:b/>
+          <w:bCs/>
+          <w:color w:val="8186EF"/>
+          <w:sz w:val="16"/>
+          <w:szCs w:val="16"/>
+        </w:rPr>
+        <w:t xml:space="preserve">16  </w:t>
+      </w:r>
+      <w:r>
+        <w:rPr>
+          <w:sz w:val="16"/>
+          <w:szCs w:val="16"/>
+        </w:rPr>
+        <w:t xml:space="preserve">Amounts beyond retained earnings return contributed capital. A is wrong: Dividends are never expenses. C is wrong: Treasury stock is not involved.</w:t>
+      </w:r>
+    </w:p>
+    <w:p>
+      <w:pPr>
+        <w:spacing w:after="18"/>
+        <w:ind w:left="300" w:hanging="300"/>
+      </w:pPr>
+      <w:r>
+        <w:rPr>
+          <w:b/>
+          <w:bCs/>
+          <w:color w:val="8186EF"/>
+          <w:sz w:val="16"/>
+          <w:szCs w:val="16"/>
+        </w:rPr>
+        <w:t xml:space="preserve">17  </w:t>
+      </w:r>
+      <w:r>
+        <w:rPr>
+          <w:sz w:val="16"/>
+          <w:szCs w:val="16"/>
+        </w:rPr>
+        <w:t xml:space="preserve">Direct equity issuance costs reduce the proceeds, so they reduce APIC. A is wrong: Equity issuance costs are not expensed. C is wrong: They are not an asset.</w:t>
+      </w:r>
+    </w:p>
+    <w:p>
+      <w:pPr>
+        <w:spacing w:after="18"/>
+        <w:ind w:left="300" w:hanging="300"/>
+      </w:pPr>
+      <w:r>
+        <w:rPr>
+          <w:b/>
+          <w:bCs/>
+          <w:color w:val="8186EF"/>
+          <w:sz w:val="16"/>
+          <w:szCs w:val="16"/>
+        </w:rPr>
+        <w:t xml:space="preserve">18  </w:t>
+      </w:r>
+      <w:r>
+        <w:rPr>
+          <w:sz w:val="16"/>
+          <w:szCs w:val="16"/>
+        </w:rPr>
+        <w:t xml:space="preserve">Every later answer depends on the adjusted exhibit.</w:t>
+      </w:r>
+    </w:p>
+    <w:p>
+      <w:pPr>
+        <w:spacing w:after="18"/>
+        <w:ind w:left="300" w:hanging="300"/>
+      </w:pPr>
+      <w:r>
+        <w:rPr>
+          <w:b/>
+          <w:bCs/>
+          <w:color w:val="8186EF"/>
+          <w:sz w:val="16"/>
+          <w:szCs w:val="16"/>
+        </w:rPr>
+        <w:t xml:space="preserve">25  </w:t>
+      </w:r>
+      <w:r>
+        <w:rPr>
+          <w:sz w:val="16"/>
+          <w:szCs w:val="16"/>
+        </w:rPr>
+        <w:t xml:space="preserve">These are the current rules; ASU 2025-12 adds an optional APIC-only method from 2027. B is wrong: The APIC-only method is optional and not yet testable. C is wrong: Transactions in own shares do not affect net income.</w:t>
+      </w:r>
+    </w:p>
+    <w:p>
+      <w:pPr>
+        <w:spacing w:after="18"/>
+        <w:ind w:left="300" w:hanging="300"/>
+      </w:pPr>
+      <w:r>
+        <w:rPr>
+          <w:b/>
+          <w:bCs/>
+          <w:color w:val="8186EF"/>
+          <w:sz w:val="16"/>
+          <w:szCs w:val="16"/>
+        </w:rPr>
+        <w:t xml:space="preserve">26  </w:t>
+      </w:r>
+      <w:r>
+        <w:rPr>
+          <w:sz w:val="16"/>
+          <w:szCs w:val="16"/>
+        </w:rPr>
         <w:t xml:space="preserve">A small stock dividend is measured at fair value. A is wrong: Par value is used for large stock dividends. B is wrong: No entry is made only for a stock split.</w:t>
       </w:r>
     </w:p>
@@ -8044,191 +7371,7 @@
           <w:sz w:val="16"/>
           <w:szCs w:val="16"/>
         </w:rPr>
-        <w:t xml:space="preserve">15  </w:t>
-      </w:r>
-      <w:r>
-        <w:rPr>
-          <w:sz w:val="16"/>
-          <w:szCs w:val="16"/>
-        </w:rPr>
-        <w:t xml:space="preserve">Every later answer depends on the adjusted exhibit.</w:t>
-      </w:r>
-    </w:p>
-    <w:p>
-      <w:pPr>
-        <w:spacing w:after="18"/>
-        <w:ind w:left="300" w:hanging="300"/>
-      </w:pPr>
-      <w:r>
-        <w:rPr>
-          <w:b/>
-          <w:bCs/>
-          <w:color w:val="8186EF"/>
-          <w:sz w:val="16"/>
-          <w:szCs w:val="16"/>
-        </w:rPr>
-        <w:t xml:space="preserve">16  </w:t>
-      </w:r>
-      <w:r>
-        <w:rPr>
-          <w:sz w:val="16"/>
-          <w:szCs w:val="16"/>
-        </w:rPr>
-        <w:t xml:space="preserve">The book states item C4-1 in those words.</w:t>
-      </w:r>
-    </w:p>
-    <w:p>
-      <w:pPr>
-        <w:spacing w:after="18"/>
-        <w:ind w:left="300" w:hanging="300"/>
-      </w:pPr>
-      <w:r>
-        <w:rPr>
-          <w:b/>
-          <w:bCs/>
-          <w:color w:val="8186EF"/>
-          <w:sz w:val="16"/>
-          <w:szCs w:val="16"/>
-        </w:rPr>
-        <w:t xml:space="preserve">17  </w:t>
-      </w:r>
-      <w:r>
-        <w:rPr>
-          <w:sz w:val="16"/>
-          <w:szCs w:val="16"/>
-        </w:rPr>
-        <w:t xml:space="preserve">The book states item C4-2 in those words.</w:t>
-      </w:r>
-    </w:p>
-    <w:p>
-      <w:pPr>
-        <w:spacing w:after="18"/>
-        <w:ind w:left="300" w:hanging="300"/>
-      </w:pPr>
-      <w:r>
-        <w:rPr>
-          <w:b/>
-          <w:bCs/>
-          <w:color w:val="8186EF"/>
-          <w:sz w:val="16"/>
-          <w:szCs w:val="16"/>
-        </w:rPr>
-        <w:t xml:space="preserve">18  </w:t>
-      </w:r>
-      <w:r>
-        <w:rPr>
-          <w:sz w:val="16"/>
-          <w:szCs w:val="16"/>
-        </w:rPr>
-        <w:t xml:space="preserve">The book states item C4-3 in those words.</w:t>
-      </w:r>
-    </w:p>
-    <w:p>
-      <w:pPr>
-        <w:spacing w:after="18"/>
-        <w:ind w:left="300" w:hanging="300"/>
-      </w:pPr>
-      <w:r>
-        <w:rPr>
-          <w:b/>
-          <w:bCs/>
-          <w:color w:val="8186EF"/>
-          <w:sz w:val="16"/>
-          <w:szCs w:val="16"/>
-        </w:rPr>
-        <w:t xml:space="preserve">19  </w:t>
-      </w:r>
-      <w:r>
-        <w:rPr>
-          <w:sz w:val="16"/>
-          <w:szCs w:val="16"/>
-        </w:rPr>
-        <w:t xml:space="preserve">The book states item C4-4 in those words.</w:t>
-      </w:r>
-    </w:p>
-    <w:p>
-      <w:pPr>
-        <w:spacing w:after="18"/>
-        <w:ind w:left="300" w:hanging="300"/>
-      </w:pPr>
-      <w:r>
-        <w:rPr>
-          <w:b/>
-          <w:bCs/>
-          <w:color w:val="8186EF"/>
-          <w:sz w:val="16"/>
-          <w:szCs w:val="16"/>
-        </w:rPr>
-        <w:t xml:space="preserve">20  </w:t>
-      </w:r>
-      <w:r>
-        <w:rPr>
-          <w:sz w:val="16"/>
-          <w:szCs w:val="16"/>
-        </w:rPr>
-        <w:t xml:space="preserve">The book states item C4-5 in those words.</w:t>
-      </w:r>
-    </w:p>
-    <w:p>
-      <w:pPr>
-        <w:spacing w:after="18"/>
-        <w:ind w:left="300" w:hanging="300"/>
-      </w:pPr>
-      <w:r>
-        <w:rPr>
-          <w:b/>
-          <w:bCs/>
-          <w:color w:val="8186EF"/>
-          <w:sz w:val="16"/>
-          <w:szCs w:val="16"/>
-        </w:rPr>
-        <w:t xml:space="preserve">21  </w:t>
-      </w:r>
-      <w:r>
-        <w:rPr>
-          <w:sz w:val="16"/>
-          <w:szCs w:val="16"/>
-        </w:rPr>
-        <w:t xml:space="preserve">The book states item C4-6 in those words.</w:t>
-      </w:r>
-    </w:p>
-    <w:p>
-      <w:pPr>
-        <w:spacing w:after="18"/>
-        <w:ind w:left="300" w:hanging="300"/>
-      </w:pPr>
-      <w:r>
-        <w:rPr>
-          <w:b/>
-          <w:bCs/>
-          <w:color w:val="8186EF"/>
-          <w:sz w:val="16"/>
-          <w:szCs w:val="16"/>
-        </w:rPr>
-        <w:t xml:space="preserve">22  </w:t>
-      </w:r>
-      <w:r>
-        <w:rPr>
-          <w:sz w:val="16"/>
-          <w:szCs w:val="16"/>
-        </w:rPr>
-        <w:t xml:space="preserve">A small stock dividend is measured at fair value. A is wrong: Par value is used for large stock dividends. B is wrong: No entry is made only for a stock split.</w:t>
-      </w:r>
-    </w:p>
-    <w:p>
-      <w:pPr>
-        <w:spacing w:after="18"/>
-        <w:ind w:left="300" w:hanging="300"/>
-      </w:pPr>
-      <w:r>
-        <w:rPr>
-          <w:b/>
-          <w:bCs/>
-          <w:color w:val="8186EF"/>
-          <w:sz w:val="16"/>
-          <w:szCs w:val="16"/>
-        </w:rPr>
-        <w:t xml:space="preserve">23  </w:t>
+        <w:t xml:space="preserve">27  </w:t>
       </w:r>
       <w:r>
         <w:rPr>
@@ -8251,7 +7394,30 @@
           <w:sz w:val="16"/>
           <w:szCs w:val="16"/>
         </w:rPr>
-        <w:t xml:space="preserve">24  </w:t>
+        <w:t xml:space="preserve">28  </w:t>
+      </w:r>
+      <w:r>
+        <w:rPr>
+          <w:sz w:val="16"/>
+          <w:szCs w:val="16"/>
+        </w:rPr>
+        <w:t xml:space="preserve">Error corrections are prior-period adjustments to opening retained earnings. A is wrong: Errors are not corrected through current net income. B is wrong: This would misstate 2026 as well.</w:t>
+      </w:r>
+    </w:p>
+    <w:p>
+      <w:pPr>
+        <w:spacing w:after="18"/>
+        <w:ind w:left="300" w:hanging="300"/>
+      </w:pPr>
+      <w:r>
+        <w:rPr>
+          <w:b/>
+          <w:bCs/>
+          <w:color w:val="8186EF"/>
+          <w:sz w:val="16"/>
+          <w:szCs w:val="16"/>
+        </w:rPr>
+        <w:t xml:space="preserve">29  </w:t>
       </w:r>
       <w:r>
         <w:rPr>
